--- a/outputs/submitted/manuscrit_DM.docx
+++ b/outputs/submitted/manuscrit_DM.docx
@@ -232,6 +232,14 @@
         <w:pStyle w:val="BodyText"/>
       </w:pPr>
       <w:r>
+        <w:t xml:space="preserve">L’enjeu n’est pas mince pour les acteurs. Le développement des circuits courts figure aujourd’hui parmi les objectifs affichés des politiques alimentaires territoriales, des chambres d’agriculture et d’une partie de la grande distribution, qui multiplie les rayons de producteurs. Tous partagent une même interrogation pratique : comment faire grandir une pratique qui suscite une adhésion de principe très large mais peine à se traduire dans les paniers ? Répondre suppose de savoir où, précisément, se situe le point de blocage — dans le recrutement de nouveaux acheteurs, ou dans la fidélisation de ceux qui essaient déjà.</w:t>
+      </w:r>
+    </w:p>
+    <w:p>
+      <w:pPr>
+        <w:pStyle w:val="BodyText"/>
+      </w:pPr>
+      <w:r>
         <w:t xml:space="preserve">La recherche a abondamment documenté deux faces du phénomène : les</w:t>
       </w:r>
       <w:r>
@@ -430,7 +438,23 @@
         <w:pStyle w:val="FirstParagraph"/>
       </w:pPr>
       <w:r>
-        <w:t xml:space="preserve">En France, la définition administrative des circuits courts retient la présence d’au plus un intermédiaire entre le producteur et le consommateur (Ministère de l’Agriculture et de l’Alimentation, 2009). La vente directe en est le sous-ensemble le plus strict — l’achat sans intermédiaire — et recouvre une pluralité de dispositifs partageant une même caractéristique : la relation directe au producteur, porteuse d’un supplément de sens et d’information (Dubuisson-Quellier et al., 2011).</w:t>
+        <w:t xml:space="preserve">En France, la définition administrative des circuits courts retient la présence d’au plus un intermédiaire entre le producteur et le consommateur (Ministère de l’Agriculture et de l’Alimentation, 2009). La vente directe en est le sous-ensemble le plus strict — l’achat sans intermédiaire — et recouvre une pluralité de dispositifs : vente à la ferme, marchés où le producteur vend lui-même, magasins de producteurs, associations pour le maintien d’une agriculture paysanne (AMAP), paniers en précommande (Chiffoleau, 2019 ; Maréchal, 2008). Tous partagent une même caractéristique : la relation directe au producteur, porteuse d’un supplément de sens et d’information sur le produit (Dubuisson-Quellier et al., 2011 ; Lamine et Perrot, 2008). À l’échelle européenne, l’état des lieux socio-économique de Kneafsey et al. (2013) souligne l’hétérogénéité de ces dispositifs et, surtout, la faiblesse persistante des données représentatives sur leur diffusion réelle auprès des ménages — un déficit que la présente enquête vise à combler. La littérature sur les réseaux alimentaires alternatifs insiste par ailleurs sur la</w:t>
+      </w:r>
+      <w:r>
+        <w:t xml:space="preserve"> </w:t>
+      </w:r>
+      <w:r>
+        <w:rPr>
+          <w:b/>
+          <w:bCs/>
+        </w:rPr>
+        <w:t xml:space="preserve">coexistence</w:t>
+      </w:r>
+      <w:r>
+        <w:t xml:space="preserve"> </w:t>
+      </w:r>
+      <w:r>
+        <w:t xml:space="preserve">plutôt que la rupture entre circuits : loin de se substituer à la grande distribution, la vente directe s’y articule (Goodman et DuPuis, 2002 ; Sage, 2003).</w:t>
       </w:r>
     </w:p>
     <w:p>
@@ -454,20 +478,52 @@
         <w:t xml:space="preserve"> </w:t>
       </w:r>
       <w:r>
-        <w:t xml:space="preserve">pour des fonctions distinctes (Neslin et al., 2006). Le passage du multicanal à l’</w:t>
+        <w:t xml:space="preserve">pour des fonctions distinctes, ce qui pose des enjeux spécifiques de coordination et d’allocation entre points de vente (Neslin et al., 2006). Le passage du</w:t>
+      </w:r>
+      <w:r>
+        <w:t xml:space="preserve"> </w:t>
+      </w:r>
+      <w:r>
+        <w:rPr>
+          <w:i/>
+          <w:iCs/>
+        </w:rPr>
+        <w:t xml:space="preserve">multicanal</w:t>
+      </w:r>
+      <w:r>
+        <w:t xml:space="preserve"> </w:t>
+      </w:r>
+      <w:r>
+        <w:t xml:space="preserve">à l’</w:t>
+      </w:r>
+      <w:r>
+        <w:rPr>
+          <w:i/>
+          <w:iCs/>
+        </w:rPr>
+        <w:t xml:space="preserve">omnicanal</w:t>
+      </w:r>
+      <w:r>
+        <w:t xml:space="preserve"> </w:t>
+      </w:r>
+      <w:r>
+        <w:t xml:space="preserve">(Verhoef et al., 2015) a ensuite déplacé l’attention de la simple juxtaposition des canaux vers leur</w:t>
+      </w:r>
+      <w:r>
+        <w:t xml:space="preserve"> </w:t>
       </w:r>
       <w:r>
         <w:rPr>
           <w:b/>
           <w:bCs/>
         </w:rPr>
-        <w:t xml:space="preserve">omnicanal</w:t>
+        <w:t xml:space="preserve">intégration</w:t>
       </w:r>
       <w:r>
         <w:t xml:space="preserve"> </w:t>
       </w:r>
       <w:r>
-        <w:t xml:space="preserve">(Verhoef et al., 2015) a déplacé l’attention de la juxtaposition des canaux vers leur intégration dans un parcours d’achat unifié, où le consommateur arbitre en continu selon le produit, le moment et le contexte. En France, les travaux sur le</w:t>
+        <w:t xml:space="preserve">dans un parcours d’achat unifié, où le consommateur arbitre en continu entre points de vente selon le produit, le moment et le contexte. En France, les travaux sur le</w:t>
       </w:r>
       <w:r>
         <w:t xml:space="preserve"> </w:t>
@@ -483,7 +539,28 @@
         <w:t xml:space="preserve"> </w:t>
       </w:r>
       <w:r>
-        <w:t xml:space="preserve">et la valeur du magasinage (Filser et Plichon, 2004 ; Volle, 2012) avaient déjà documenté cette pluralité des fréquentations. Transposé aux circuits courts, ce cadre suggère que la vente directe n’entre pas en concurrence frontale avec la grande distribution : elle</w:t>
+        <w:t xml:space="preserve">et la valeur du magasinage (Filser et Plichon, 2004 ; Volle, 2012) avaient déjà documenté cette pluralité des fréquentations : le ménage gère de fait un</w:t>
+      </w:r>
+      <w:r>
+        <w:t xml:space="preserve"> </w:t>
+      </w:r>
+      <w:r>
+        <w:rPr>
+          <w:b/>
+          <w:bCs/>
+        </w:rPr>
+        <w:t xml:space="preserve">portefeuille de canaux</w:t>
+      </w:r>
+      <w:r>
+        <w:t xml:space="preserve">, mobilisés pour des fonctions différentes — l’hypermarché pour le gros des courses et les prix, l’artisan pour la qualité de certains produits, le marché pour le frais et le plaisir.</w:t>
+      </w:r>
+    </w:p>
+    <w:p>
+      <w:pPr>
+        <w:pStyle w:val="BodyText"/>
+      </w:pPr>
+      <w:r>
+        <w:t xml:space="preserve">Transposé aux circuits courts, ce cadre suggère que la vente directe n’entre pas en concurrence frontale avec la grande distribution : elle</w:t>
       </w:r>
       <w:r>
         <w:t xml:space="preserve"> </w:t>
@@ -499,7 +576,7 @@
         <w:t xml:space="preserve"> </w:t>
       </w:r>
       <w:r>
-        <w:t xml:space="preserve">dans le portefeuille. La question pertinente n’est alors plus « pourquoi acheter en vente directe ? » mais « quelle part et quelle fonction la vente directe occupe-t-elle dans le portefeuille du ménage ? ».</w:t>
+        <w:t xml:space="preserve">dans le portefeuille — typiquement l’approvisionnement de certaines catégories (légumes, œufs, fromages, viande) valorisées pour leur fraîcheur ou leur origine. La question pertinente n’est alors plus « pourquoi acheter en vente directe ? » mais « quelle part et quelle fonction la vente directe occupe-t-elle dans le portefeuille du ménage ? ». À notre connaissance, l’application explicite du cadre omnicanal à l’alimentation directe et locale reste inédite : c’est le premier déplacement de l’article.</w:t>
       </w:r>
     </w:p>
     <w:bookmarkEnd w:id="14"/>
@@ -517,7 +594,18 @@
         <w:pStyle w:val="FirstParagraph"/>
       </w:pPr>
       <w:r>
-        <w:t xml:space="preserve">La littérature sur la consommation durable a massivement documenté les motivations d’achat en circuit court, en mobilisant notamment la théorie du comportement planifié et le rôle de la confiance (Giampietri et al., 2016 ; Giampietri et al., 2018). Elle a aussi identifié une limite récurrente : l’</w:t>
+        <w:t xml:space="preserve">La littérature sur la consommation alimentaire durable a massivement documenté les motivations d’achat en circuit court — qualité et fraîcheur perçues, confiance dans le producteur, soutien à l’économie locale, préoccupation environnementale et éthique (Dubuisson-Quellier et al., 2011 ; Birch et al., 2018). Plusieurs travaux mobilisent la théorie du comportement planifié pour relier attitudes, normes et intentions à l’achat, en insistant sur le rôle central de la confiance envers le producteur (Giampietri et al., 2016 ; Giampietri et al., 2018). Birch et al. (2018) montrent en outre que, chez le « consommateur attentif », les motivations égoïstes (goût, santé, sécurité) pèsent souvent davantage que les motivations altruistes (soutien, environnement).</w:t>
+      </w:r>
+    </w:p>
+    <w:p>
+      <w:pPr>
+        <w:pStyle w:val="BodyText"/>
+      </w:pPr>
+      <w:r>
+        <w:t xml:space="preserve">Ces recherches partagent toutefois une limite bien identifiée : le fameux</w:t>
+      </w:r>
+      <w:r>
+        <w:t xml:space="preserve"> </w:t>
       </w:r>
       <w:r>
         <w:rPr>
@@ -527,15 +615,62 @@
         <w:t xml:space="preserve">écart entre attitude et comportement</w:t>
       </w:r>
       <w:r>
-        <w:t xml:space="preserve">, des attitudes très favorables ne se traduisant pas mécaniquement en achats (Vermeir et Verbeke, 2006). La revue de Feldmann et Hamm (2015) précise que, contrairement au bio, l’alimentation locale n’est pas d’abord perçue comme chère : les principaux freins sont l’inconvénience et le manque de disponibilité — des obstacles pratiques plus que financiers.</w:t>
-      </w:r>
-    </w:p>
-    <w:p>
-      <w:pPr>
-        <w:pStyle w:val="BodyText"/>
-      </w:pPr>
-      <w:r>
-        <w:t xml:space="preserve">Or la plupart de ces travaux mesurent des intentions ou un consentement à payer hypothétique. La méta-analyse de Mustapa et Kallas (2025) estime ainsi à +34,5 % la prime que les consommateurs se déclarent prêts à payer pour un produit de circuit court — un chiffre à confronter à la part de budget réellement consacrée. Nous choisissons de mesurer cette allocation effective : combien, concrètement, le ménage consacre-t-il à la vente directe, et non combien il dit vouloir y consacrer.</w:t>
+        <w:t xml:space="preserve"> </w:t>
+      </w:r>
+      <w:r>
+        <w:t xml:space="preserve">(</w:t>
+      </w:r>
+      <w:r>
+        <w:rPr>
+          <w:i/>
+          <w:iCs/>
+        </w:rPr>
+        <w:t xml:space="preserve">attitude-behaviour gap</w:t>
+      </w:r>
+      <w:r>
+        <w:t xml:space="preserve">), selon lequel des attitudes très favorables ne se traduisent pas mécaniquement en achats effectifs (Vermeir et Verbeke, 2006). La revue de Feldmann et Hamm (2015), portant sur soixante-treize études, précise d’ailleurs que, contrairement au bio, l’alimentation locale n’est pas d’abord perçue comme chère : les principaux freins sont l’</w:t>
+      </w:r>
+      <w:r>
+        <w:rPr>
+          <w:b/>
+          <w:bCs/>
+        </w:rPr>
+        <w:t xml:space="preserve">inconvénience</w:t>
+      </w:r>
+      <w:r>
+        <w:t xml:space="preserve"> </w:t>
+      </w:r>
+      <w:r>
+        <w:t xml:space="preserve">et le</w:t>
+      </w:r>
+      <w:r>
+        <w:t xml:space="preserve"> </w:t>
+      </w:r>
+      <w:r>
+        <w:rPr>
+          <w:b/>
+          <w:bCs/>
+        </w:rPr>
+        <w:t xml:space="preserve">manque de disponibilité</w:t>
+      </w:r>
+      <w:r>
+        <w:t xml:space="preserve"> </w:t>
+      </w:r>
+      <w:r>
+        <w:t xml:space="preserve">— soit des obstacles pratiques plus que financiers. Or la plupart de ces travaux mesurent des intentions, des attitudes ou un consentement à payer hypothétique, rarement des comportements d’achat effectifs. La méta-analyse de Mustapa et Kallas (2025) estime ainsi à +34,5 % la prime moyenne que les consommateurs se déclarent prêts à payer pour un produit de circuit court — un chiffre à confronter à la part de budget réellement consacrée. Le deuxième déplacement de l’article consiste précisément à quitter le registre déclaratif pour mesurer l’</w:t>
+      </w:r>
+      <w:r>
+        <w:rPr>
+          <w:b/>
+          <w:bCs/>
+        </w:rPr>
+        <w:t xml:space="preserve">allocation budgétaire réelle</w:t>
+      </w:r>
+      <w:r>
+        <w:t xml:space="preserve"> </w:t>
+      </w:r>
+      <w:r>
+        <w:t xml:space="preserve">entre canaux : combien, concrètement, le ménage consacre-t-il à la vente directe, et non combien il dit vouloir y consacrer.</w:t>
       </w:r>
     </w:p>
     <w:bookmarkEnd w:id="15"/>
@@ -553,7 +688,39 @@
         <w:pStyle w:val="FirstParagraph"/>
       </w:pPr>
       <w:r>
-        <w:t xml:space="preserve">Segmenter les consommateurs de circuits courts se fait le plus souvent sur des attitudes ou des variables sociodémographiques (Feldmann et Hamm, 2015). La revue systématique de Herzig et Zander (2025) conclut cependant que ces variables expliquent finalement peu le comportement, au profit de facteurs contextuels et relationnels. Nous proposons une segmentation d’une autre nature, fondée sur le</w:t>
+        <w:t xml:space="preserve">Un troisième courant cherche à</w:t>
+      </w:r>
+      <w:r>
+        <w:t xml:space="preserve"> </w:t>
+      </w:r>
+      <w:r>
+        <w:rPr>
+          <w:b/>
+          <w:bCs/>
+        </w:rPr>
+        <w:t xml:space="preserve">segmenter</w:t>
+      </w:r>
+      <w:r>
+        <w:t xml:space="preserve"> </w:t>
+      </w:r>
+      <w:r>
+        <w:t xml:space="preserve">les consommateurs de produits locaux ou de circuits courts. Les revues récentes montrent que cette segmentation s’appuie le plus souvent sur des attitudes, des motivations ou des variables sociodémographiques (Feldmann et Hamm, 2015). La revue systématique de Herzig et Zander (2025) conclut cependant que ces variables sociodémographiques, bien que fréquemment étudiées, expliquent finalement peu le comportement, au profit de facteurs contextuels, informationnels et relationnels ; la méta-analyse de Mustapa et Kallas (2025) relève de son côté des effets hétérogènes du genre, de l’âge, de l’éducation et de la région sur le consentement à payer. Ces approches segmentent donc les individus par leurs</w:t>
+      </w:r>
+      <w:r>
+        <w:t xml:space="preserve"> </w:t>
+      </w:r>
+      <w:r>
+        <w:rPr>
+          <w:b/>
+          <w:bCs/>
+        </w:rPr>
+        <w:t xml:space="preserve">dispositions</w:t>
+      </w:r>
+      <w:r>
+        <w:t xml:space="preserve"> </w:t>
+      </w:r>
+      <w:r>
+        <w:t xml:space="preserve">déclarées. Nous proposons une segmentation d’une autre nature, fondée non sur des attitudes mais sur le</w:t>
       </w:r>
       <w:r>
         <w:t xml:space="preserve"> </w:t>
@@ -569,7 +736,7 @@
         <w:t xml:space="preserve"> </w:t>
       </w:r>
       <w:r>
-        <w:t xml:space="preserve">: elle classe les ménages selon</w:t>
+        <w:t xml:space="preserve">et l’allocation réelle de budget qui en résulte : elle classe les ménages selon</w:t>
       </w:r>
       <w:r>
         <w:t xml:space="preserve"> </w:t>
@@ -598,9 +765,220 @@
         <w:t xml:space="preserve">ce qu’ils déclarent penser</w:t>
       </w:r>
       <w:r>
-        <w:t xml:space="preserve">.</w:t>
+        <w:t xml:space="preserve">. C’est le troisième déplacement de l’article.</w:t>
       </w:r>
     </w:p>
+    <w:p>
+      <w:pPr>
+        <w:pStyle w:val="BodyText"/>
+      </w:pPr>
+      <w:r>
+        <w:t xml:space="preserve">Ce positionnement (Tableau 1) conduit à trois attentes, que l’analyse met à l’épreuve. D’abord, la vente directe occuperait rarement la place de canal principal : diffusion potentiellement large, mais part de budget faible (complémentarité, non substitution). Ensuite, sa pratique serait faiblement déterminée par le profil sociodémographique : elle traverserait les catégories. Enfin, conformément à l’écart attitude-comportement, l’adhésion déclarée serait nettement plus forte que le poids budgétaire effectif — beaucoup l’essaieraient, peu l’installeraient.</w:t>
+      </w:r>
+    </w:p>
+    <w:p>
+      <w:pPr>
+        <w:pStyle w:val="BodyText"/>
+      </w:pPr>
+      <w:r>
+        <w:rPr>
+          <w:b/>
+          <w:bCs/>
+        </w:rPr>
+        <w:t xml:space="preserve">Tableau 1 : Positionnement de l’article</w:t>
+      </w:r>
+    </w:p>
+    <w:tbl>
+      <w:tblPr>
+        <w:tblStyle w:val="Table"/>
+        <w:tblW w:type="pct" w:w="5000"/>
+        <w:tblLayout w:type="fixed"/>
+        <w:tblLook w:firstRow="1" w:lastRow="0" w:firstColumn="0" w:lastColumn="0" w:noHBand="0" w:noVBand="0" w:val="0020"/>
+      </w:tblPr>
+      <w:tblGrid>
+        <w:gridCol w:w="2227"/>
+        <w:gridCol w:w="2970"/>
+        <w:gridCol w:w="2722"/>
+      </w:tblGrid>
+      <w:tr>
+        <w:trPr>
+          <w:tblHeader w:val="on"/>
+        </w:trPr>
+        <w:tc>
+          <w:tcPr/>
+          <w:p>
+            <w:pPr>
+              <w:pStyle w:val="Compact"/>
+            </w:pPr>
+            <w:r>
+              <w:t xml:space="preserve">Courant mobilisé</w:t>
+            </w:r>
+          </w:p>
+        </w:tc>
+        <w:tc>
+          <w:tcPr/>
+          <w:p>
+            <w:pPr>
+              <w:pStyle w:val="Compact"/>
+            </w:pPr>
+            <w:r>
+              <w:t xml:space="preserve">Références principales</w:t>
+            </w:r>
+          </w:p>
+        </w:tc>
+        <w:tc>
+          <w:tcPr/>
+          <w:p>
+            <w:pPr>
+              <w:pStyle w:val="Compact"/>
+            </w:pPr>
+            <w:r>
+              <w:t xml:space="preserve">Déplacement proposé</w:t>
+            </w:r>
+          </w:p>
+        </w:tc>
+      </w:tr>
+      <w:tr>
+        <w:tc>
+          <w:tcPr/>
+          <w:p>
+            <w:pPr>
+              <w:pStyle w:val="Compact"/>
+            </w:pPr>
+            <w:r>
+              <w:t xml:space="preserve">Comportement omnicanal</w:t>
+            </w:r>
+          </w:p>
+        </w:tc>
+        <w:tc>
+          <w:tcPr/>
+          <w:p>
+            <w:pPr>
+              <w:pStyle w:val="Compact"/>
+            </w:pPr>
+            <w:r>
+              <w:t xml:space="preserve">Neslin et al. (2006) ; Verhoef et al. (2015)</w:t>
+            </w:r>
+          </w:p>
+        </w:tc>
+        <w:tc>
+          <w:tcPr/>
+          <w:p>
+            <w:pPr>
+              <w:pStyle w:val="Compact"/>
+            </w:pPr>
+            <w:r>
+              <w:t xml:space="preserve">Application inédite à l’alimentation locale et directe</w:t>
+            </w:r>
+          </w:p>
+        </w:tc>
+      </w:tr>
+      <w:tr>
+        <w:tc>
+          <w:tcPr/>
+          <w:p>
+            <w:pPr>
+              <w:pStyle w:val="Compact"/>
+            </w:pPr>
+            <w:r>
+              <w:t xml:space="preserve">Consommation durable</w:t>
+            </w:r>
+          </w:p>
+        </w:tc>
+        <w:tc>
+          <w:tcPr/>
+          <w:p>
+            <w:pPr>
+              <w:pStyle w:val="Compact"/>
+            </w:pPr>
+            <w:r>
+              <w:t xml:space="preserve">Vermeir et Verbeke (2006) ; Giampietri et al. (2016, 2018) ; Birch et al. (2018)</w:t>
+            </w:r>
+          </w:p>
+        </w:tc>
+        <w:tc>
+          <w:tcPr/>
+          <w:p>
+            <w:pPr>
+              <w:pStyle w:val="Compact"/>
+            </w:pPr>
+            <w:r>
+              <w:t xml:space="preserve">Du déclaratif à l’allocation budgétaire réelle</w:t>
+            </w:r>
+          </w:p>
+        </w:tc>
+      </w:tr>
+      <w:tr>
+        <w:tc>
+          <w:tcPr/>
+          <w:p>
+            <w:pPr>
+              <w:pStyle w:val="Compact"/>
+            </w:pPr>
+            <w:r>
+              <w:t xml:space="preserve">Segmentation</w:t>
+            </w:r>
+          </w:p>
+        </w:tc>
+        <w:tc>
+          <w:tcPr/>
+          <w:p>
+            <w:pPr>
+              <w:pStyle w:val="Compact"/>
+            </w:pPr>
+            <w:r>
+              <w:t xml:space="preserve">Feldmann et Hamm (2015) ; Herzig et Zander (2025) ; Mustapa et Kallas (2025)</w:t>
+            </w:r>
+          </w:p>
+        </w:tc>
+        <w:tc>
+          <w:tcPr/>
+          <w:p>
+            <w:pPr>
+              <w:pStyle w:val="Compact"/>
+            </w:pPr>
+            <w:r>
+              <w:t xml:space="preserve">Segmentation par le portefeuille de canaux et le budget réel</w:t>
+            </w:r>
+          </w:p>
+        </w:tc>
+      </w:tr>
+      <w:tr>
+        <w:tc>
+          <w:tcPr/>
+          <w:p>
+            <w:pPr>
+              <w:pStyle w:val="Compact"/>
+            </w:pPr>
+            <w:r>
+              <w:t xml:space="preserve">Circuits courts (UE/France)</w:t>
+            </w:r>
+          </w:p>
+        </w:tc>
+        <w:tc>
+          <w:tcPr/>
+          <w:p>
+            <w:pPr>
+              <w:pStyle w:val="Compact"/>
+            </w:pPr>
+            <w:r>
+              <w:t xml:space="preserve">Kneafsey et al. (2013) ; Chiffoleau (2019) ; Praly et al. (2014)</w:t>
+            </w:r>
+          </w:p>
+        </w:tc>
+        <w:tc>
+          <w:tcPr/>
+          <w:p>
+            <w:pPr>
+              <w:pStyle w:val="Compact"/>
+            </w:pPr>
+            <w:r>
+              <w:t xml:space="preserve">Mesure représentative nationale, côté ménage</w:t>
+            </w:r>
+          </w:p>
+        </w:tc>
+      </w:tr>
+    </w:tbl>
     <w:bookmarkEnd w:id="16"/>
     <w:bookmarkEnd w:id="17"/>
     <w:bookmarkStart w:id="18" w:name="X7145b3f0329b27779053ada1e4c2ef6847806d6"/>
@@ -862,7 +1240,23 @@
         <w:t xml:space="preserve"> </w:t>
       </w:r>
       <w:r>
-        <w:t xml:space="preserve">d’approvisionnement différents. La hiérarchie est nette (Figure 1, Tableau 1) : l’hypermarché-supermarché domine sans partage (99,1 % de pénétration, 58,5 % du budget), suivi du hard discount (15,6 % du budget), des artisans et commerçants spécialisés (7,6 %) et du marché (4,8 %). Les canaux de circuits courts proprement dits ne pèsent qu’à la marge dans le budget.</w:t>
+        <w:t xml:space="preserve">d’approvisionnement différents : la pluralité des fréquentations, postulée par le cadre omnicanal, est ici pleinement confirmée. La hiérarchie est nette (Figure 1, Tableau 2) : l’hypermarché-supermarché domine sans partage (99,1 % de pénétration, 58,5 % du budget), suivi du hard discount (15,6 % du budget), des artisans et commerçants spécialisés (7,6 %) et du marché (4,8 %). Les canaux de circuits courts proprement dits ne pèsent qu’à la marge dans le budget. L’ensemble dessine une structure en</w:t>
+      </w:r>
+      <w:r>
+        <w:t xml:space="preserve"> </w:t>
+      </w:r>
+      <w:r>
+        <w:rPr>
+          <w:b/>
+          <w:bCs/>
+        </w:rPr>
+        <w:t xml:space="preserve">noyau et périphérie</w:t>
+      </w:r>
+      <w:r>
+        <w:t xml:space="preserve"> </w:t>
+      </w:r>
+      <w:r>
+        <w:t xml:space="preserve">: un noyau — grande distribution et discount — qui concentre près des trois quarts du budget, et une périphérie de canaux spécialisés, dont la vente directe, fréquentés par beaucoup mais pour de faibles montants. C’est dans cette périphérie, et non en rivalité avec le noyau, que se joue la vente directe.</w:t>
       </w:r>
     </w:p>
     <w:p>
@@ -953,7 +1347,7 @@
         <w:t xml:space="preserve"> </w:t>
       </w:r>
       <w:r>
-        <w:t xml:space="preserve">pratiquent une forme de vente directe. L’achat direct aux agriculteurs (hors marchés) concerne 49,7 % des ménages, mais seulement 17,3 % de façon régulière (Figure 2) ; l’achat direct au producteur sur les marchés ajoute 157 ménages qui n’auraient pas été comptés autrement.</w:t>
+        <w:t xml:space="preserve">pratiquent une forme de vente directe. L’achat direct aux agriculteurs (hors marchés) concerne 49,7 % des ménages, mais seulement 17,3 % de façon régulière (Figure 2) ; l’achat direct au producteur sur les marchés ajoute 157 ménages — un quart de la population concernée — qui n’auraient pas été comptés autrement. Reconnaître cette seconde porte importe : réduire la vente directe à ses formes les plus institutionnalisées (AMAP, magasins de producteurs) en sous-estimerait nettement la diffusion, en ignorant le marché, premier lieu de contact direct avec les agriculteurs.</w:t>
       </w:r>
     </w:p>
     <w:p>
@@ -965,7 +1359,7 @@
           <w:b/>
           <w:bCs/>
         </w:rPr>
-        <w:t xml:space="preserve">Tableau 1 : Pénétration et part de budget des principaux canaux (n = 1 025)</w:t>
+        <w:t xml:space="preserve">Tableau 2 : Pénétration et part de budget des principaux canaux (n = 1 025)</w:t>
       </w:r>
     </w:p>
     <w:tbl>
@@ -1495,7 +1889,7 @@
         <w:pStyle w:val="FirstParagraph"/>
       </w:pPr>
       <w:r>
-        <w:t xml:space="preserve">La typologie fait émerger cinq stratégies distinctes (Figure 3, Tableau 2), que l’examen conjoint de la pénétration et de l’usage régulier permet de caractériser. La lecture des deux mesures de vente directe — inclusive (au moins un achat) et régulière (au moins mensuel) — est essentielle, car un taux inclusif élevé peut recouvrir un simple essai.</w:t>
+        <w:t xml:space="preserve">La typologie fait émerger cinq stratégies distinctes (Figure 3, Tableau 3), que l’examen conjoint de la pénétration et de l’usage régulier permet de caractériser. La lecture des deux mesures de vente directe — inclusive (au moins un achat) et régulière (au moins mensuel) — est essentielle, car un taux inclusif élevé peut recouvrir un simple essai.</w:t>
       </w:r>
     </w:p>
     <w:p>
@@ -1574,7 +1968,7 @@
           <w:b/>
           <w:bCs/>
         </w:rPr>
-        <w:t xml:space="preserve">Tableau 2 : Les cinq stratégies d’approvisionnement</w:t>
+        <w:t xml:space="preserve">Tableau 3 : Les cinq stratégies d’approvisionnement</w:t>
       </w:r>
     </w:p>
     <w:tbl>
@@ -2092,6 +2486,62 @@
         <w:t xml:space="preserve">(2,5 %), les seuls à ne pas recourir régulièrement à la grande distribution, s’appuient sur le marché et la proximité, avec le budget le plus modeste : ce profil, marginal en effectif, montre qu’un approvisionnement structurellement périphérique à la grande distribution existe, et qu’il n’est pas le fait des ménages les plus aisés.</w:t>
       </w:r>
     </w:p>
+    <w:p>
+      <w:pPr>
+        <w:pStyle w:val="BodyText"/>
+      </w:pPr>
+      <w:r>
+        <w:t xml:space="preserve">Deux enseignements transversaux ressortent de cette typologie. Le premier est que la distinction entre</w:t>
+      </w:r>
+      <w:r>
+        <w:t xml:space="preserve"> </w:t>
+      </w:r>
+      <w:r>
+        <w:rPr>
+          <w:b/>
+          <w:bCs/>
+        </w:rPr>
+        <w:t xml:space="preserve">essai</w:t>
+      </w:r>
+      <w:r>
+        <w:t xml:space="preserve"> </w:t>
+      </w:r>
+      <w:r>
+        <w:t xml:space="preserve">et</w:t>
+      </w:r>
+      <w:r>
+        <w:t xml:space="preserve"> </w:t>
+      </w:r>
+      <w:r>
+        <w:rPr>
+          <w:b/>
+          <w:bCs/>
+        </w:rPr>
+        <w:t xml:space="preserve">usage installé</w:t>
+      </w:r>
+      <w:r>
+        <w:t xml:space="preserve"> </w:t>
+      </w:r>
+      <w:r>
+        <w:t xml:space="preserve">— qu’illustre l’écart entre vente directe inclusive et régulière — structure l’ensemble : le taux inclusif de vente directe croît avec l’ampleur du répertoire de canaux (de 28 % chez les captifs à 100 % chez les multi-canal conventionnels), mais l’usage régulier ne culmine que chez les omnivores engagés (67 %), montrant que largeur du répertoire et intensité d’engagement ne se confondent pas. Le second est que ce n’est pas le profil social qui prédit le mieux la vente directe, mais la</w:t>
+      </w:r>
+      <w:r>
+        <w:t xml:space="preserve"> </w:t>
+      </w:r>
+      <w:r>
+        <w:rPr>
+          <w:b/>
+          <w:bCs/>
+        </w:rPr>
+        <w:t xml:space="preserve">configuration d’usage</w:t>
+      </w:r>
+      <w:r>
+        <w:t xml:space="preserve"> </w:t>
+      </w:r>
+      <w:r>
+        <w:t xml:space="preserve">— la stratégie d’approvisionnement — dans laquelle elle s’inscrit : les omnivores l’installent dans une routine multi-canal dense, les captifs s’en tiennent à distance, les multi-canal conventionnels l’essaient sans la pérenniser. Cette grille de segmentation par les pratiques est directement actionnable, car chaque configuration appelle un levier différent.</w:t>
+      </w:r>
+    </w:p>
     <w:bookmarkEnd w:id="29"/>
     <w:bookmarkStart w:id="36" w:name="X7f871b1800f415beac489a6ed1e968c0967dae2"/>
     <w:p>
@@ -2107,7 +2557,15 @@
         <w:pStyle w:val="FirstParagraph"/>
       </w:pPr>
       <w:r>
-        <w:t xml:space="preserve">La régression logistique du recours à la vente directe (Figure 4) explique très peu de sa variance (pseudo-R² de McFadden = 0,022). Deux effets seulement ressortent nettement : appartenir aux cadres et professions libérales multiplie par 2,16 les chances de pratiquer la vente directe (p = 0,003), et un budget alimentaire élevé l’accroît modérément (odds-ratio = 1,18 par écart-type, p = 0,028) ; les professions intermédiaires sont également au-dessus de la référence (odds-ratio = 1,60, p = 0,027). En revanche, le sexe, l’âge et la taille d’agglomération n’ont pas d’effet significatif.</w:t>
+        <w:t xml:space="preserve">Les cinq stratégies diffèrent significativement par la catégorie socioprofessionnelle (p &lt; 0,001) et par l’âge (p = 0,005). Les omnivores engagés et les multi-canal conventionnels sur-représentent les cadres et les professions intermédiaires et disposent des budgets les plus élevés ; les captifs de la grande distribution et les généralistes reflètent davantage la structure moyenne de la population ; le groupe hors-hypermarché se distingue par sa part élevée de retraités et son budget réduit. Ces écarts, réels, restent toutefois modestes au regard de la dispersion interne des classes.</w:t>
+      </w:r>
+    </w:p>
+    <w:p>
+      <w:pPr>
+        <w:pStyle w:val="BodyText"/>
+      </w:pPr>
+      <w:r>
+        <w:t xml:space="preserve">La régression logistique du recours à la vente directe (Figure 4) le confirme : le modèle explique très peu de sa variance (pseudo-R² de McFadden = 0,022). Deux effets seulement ressortent nettement : appartenir aux cadres et professions libérales multiplie par 2,16 les chances de pratiquer la vente directe (p = 0,003), et un budget alimentaire élevé l’accroît modérément (odds-ratio = 1,18 par écart-type, p = 0,028) ; les professions intermédiaires sont également au-dessus de la référence (odds-ratio = 1,60, p = 0,027). En revanche, le sexe, l’âge et la taille d’agglomération n’ont pas d’effet significatif.</w:t>
       </w:r>
     </w:p>
     <w:p>
@@ -2275,7 +2733,23 @@
         <w:pStyle w:val="FirstParagraph"/>
       </w:pPr>
       <w:r>
-        <w:t xml:space="preserve">Ces résultats déplacent le diagnostic habituel et appellent des recommandations concrètes (Encadré 3).</w:t>
+        <w:t xml:space="preserve">Ces résultats déplacent le diagnostic habituel. Tant que la vente directe est pensée comme une pratique de niche à diffuser, l’effort porte naturellement sur la sensibilisation et la conquête de nouveaux convaincus. Or nos données montrent que la conquête est, pour l’essentiel, déjà faite : deux ménages sur trois ont franchi le pas de l’achat direct. Le problème n’est pas d’ouvrir le canal à de nouveaux publics, mais de le</w:t>
+      </w:r>
+      <w:r>
+        <w:t xml:space="preserve"> </w:t>
+      </w:r>
+      <w:r>
+        <w:rPr>
+          <w:b/>
+          <w:bCs/>
+        </w:rPr>
+        <w:t xml:space="preserve">rendre régulier</w:t>
+      </w:r>
+      <w:r>
+        <w:t xml:space="preserve"> </w:t>
+      </w:r>
+      <w:r>
+        <w:t xml:space="preserve">chez ceux qui l’ont déjà essayé. Cette bascule de diagnostic — de l’acquisition vers la fidélisation, du convaincre vers le faciliter — structure quatre recommandations (Encadré 3), adressées prioritairement aux producteurs et réseaux de vente directe et aux collectivités.</w:t>
       </w:r>
     </w:p>
     <w:p>
@@ -2293,17 +2767,39 @@
         <w:t xml:space="preserve"> </w:t>
       </w:r>
       <w:r>
-        <w:t xml:space="preserve">Le potentiel de conquête est largement atteint : 65 % des ménages ont déjà acheté en direct. Le véritable levier de croissance n’est donc pas de « convertir » de nouveaux publics, mais de faire passer les ménages de l’</w:t>
+        <w:t xml:space="preserve">Le potentiel de conquête est largement atteint : 65 % des ménages ont déjà acheté en direct, mais seuls 17 % le font régulièrement, et un seul groupe sur cinq — les omnivores engagés — a vraiment installé la pratique. Le gisement de croissance se situe donc chez les quelque 48 % de ménages qui achètent en direct</w:t>
+      </w:r>
+      <w:r>
+        <w:t xml:space="preserve"> </w:t>
       </w:r>
       <w:r>
         <w:rPr>
           <w:b/>
           <w:bCs/>
         </w:rPr>
-        <w:t xml:space="preserve">essai occasionnel à l’usage installé</w:t>
-      </w:r>
-      <w:r>
-        <w:t xml:space="preserve">. Un seul groupe sur cinq — les omnivores engagés — a vraiment franchi ce pas. Pour les producteurs et les réseaux de vente directe, cela oriente l’effort vers les dispositifs de régularité : abonnements et paniers récurrents, points de retrait sur les trajets domicile-travail, élargissement des gammes pour couvrir une plus grande part du panier, animation de la relation client.</w:t>
+        <w:t xml:space="preserve">sans régularité</w:t>
+      </w:r>
+      <w:r>
+        <w:t xml:space="preserve"> </w:t>
+      </w:r>
+      <w:r>
+        <w:t xml:space="preserve">: les faire passer de l’essai à l’habitude produirait un effet budgétaire bien supérieur à celui du recrutement de nouveaux essayeurs. Pour les producteurs et les réseaux de vente directe, cela oriente l’effort vers les</w:t>
+      </w:r>
+      <w:r>
+        <w:t xml:space="preserve"> </w:t>
+      </w:r>
+      <w:r>
+        <w:rPr>
+          <w:b/>
+          <w:bCs/>
+        </w:rPr>
+        <w:t xml:space="preserve">dispositifs de régularité</w:t>
+      </w:r>
+      <w:r>
+        <w:t xml:space="preserve"> </w:t>
+      </w:r>
+      <w:r>
+        <w:t xml:space="preserve">: abonnements et paniers récurrents à engagement souple, points de retrait situés sur les trajets domicile-travail plutôt qu’au seul lieu de production, élargissement des gammes pour couvrir une plus grande part du panier (et non les seuls fruits et légumes), horaires compatibles avec les actifs, et animation de la relation client (rappels, préparation anticipée des commandes, information sur la saisonnalité). La lecture omnicanale invite à ne pas opposer physique et numérique : la précommande en ligne assortie d’un retrait physique combine la commodité attendue et le contact direct valorisé.</w:t>
       </w:r>
     </w:p>
     <w:p>
@@ -2321,7 +2817,7 @@
         <w:t xml:space="preserve"> </w:t>
       </w:r>
       <w:r>
-        <w:t xml:space="preserve">Les motivations sont acquises (local, qualité, soutien) et les freins ne sont pas idéologiques mais logistiques : temps, accessibilité, régularité et diversité de l’offre (Feldmann et Hamm, 2015). Pour les pouvoirs publics et les collectivités — notamment dans le cadre des projets alimentaires territoriaux —, l’action utile porte moins sur la sensibilisation que sur l’</w:t>
+        <w:t xml:space="preserve">Les motivations sont acquises — local, qualité, goût, soutien aux agriculteurs arrivent loin devant le prix — et les freins ne sont pas idéologiques mais logistiques : temps, accessibilité, régularité et diversité de l’offre (Feldmann et Hamm, 2015). Pour les pouvoirs publics et les collectivités — notamment dans le cadre des projets alimentaires territoriaux —, l’action utile porte donc moins sur la sensibilisation, largement redondante, que sur l’</w:t>
       </w:r>
       <w:r>
         <w:rPr>
@@ -2334,7 +2830,7 @@
         <w:t xml:space="preserve"> </w:t>
       </w:r>
       <w:r>
-        <w:t xml:space="preserve">: mutualisation de points de vente et de logistique, horaires élargis, présence dans les zones mal desservies, articulation avec la restauration collective.</w:t>
+        <w:t xml:space="preserve">de la vente directe : mutualisation de points de vente et de logistique (halles de producteurs, drives fermiers partagés), horaires élargis, présence dans les zones périurbaines et rurales mal desservies, articulation avec la restauration collective pour sécuriser des débouchés réguliers aux producteurs. Autrement dit, financer des équipements et des services plutôt que des campagnes de conviction.</w:t>
       </w:r>
     </w:p>
     <w:p>
@@ -2352,7 +2848,23 @@
         <w:t xml:space="preserve"> </w:t>
       </w:r>
       <w:r>
-        <w:t xml:space="preserve">La vente directe n’étant pas socialement clivante, il n’y a pas lieu de la réserver à un segment aisé et urbain. Les dispositifs peuvent viser tous les publics, y compris les budgets modestes — le profil hors-hypermarché montre qu’un approvisionnement de proximité à petit budget est possible.</w:t>
+        <w:t xml:space="preserve">La vente directe n’étant pas socialement clivante — le modèle sociodémographique n’explique que 2 % de la variance de la pratique —, il n’y a pas lieu de la réserver, dans les représentations comme dans le ciblage marketing, à un segment aisé et urbain. Les dispositifs peuvent viser tous les publics, y compris les budgets modestes : le profil hors-hypermarché, plus âgé et moins doté, montre qu’un approvisionnement de proximité à petit budget est non seulement possible mais déjà pratiqué. Ce constat plaide contre une segmentation par le revenu ou la CSP, et pour une segmentation par la</w:t>
+      </w:r>
+      <w:r>
+        <w:t xml:space="preserve"> </w:t>
+      </w:r>
+      <w:r>
+        <w:rPr>
+          <w:b/>
+          <w:bCs/>
+        </w:rPr>
+        <w:t xml:space="preserve">stratégie d’approvisionnement</w:t>
+      </w:r>
+      <w:r>
+        <w:t xml:space="preserve"> </w:t>
+      </w:r>
+      <w:r>
+        <w:t xml:space="preserve">: c’est la configuration d’usage (généraliste, captif, omnivore…), et non la position sociale, qui prédit le recours à la vente directe et indique le levier pertinent.</w:t>
       </w:r>
     </w:p>
     <w:p>
@@ -2370,7 +2882,7 @@
         <w:t xml:space="preserve"> </w:t>
       </w:r>
       <w:r>
-        <w:t xml:space="preserve">Le prix n’est ni le principal moteur ni le principal frein. La grande distribution, qui intègre de plus en plus de références locales, a intérêt à jouer la</w:t>
+        <w:t xml:space="preserve">Le prix n’est ni le principal moteur ni le principal frein : il n’arrive qu’au cinquième rang des motivations. Chercher à concurrencer la grande distribution sur le terrain du prix serait donc une erreur de positionnement. Pour les producteurs, le registre payant est celui de l’origine, de la fraîcheur, du goût et de la relation. Pour la grande distribution elle-même, qui intègre de plus en plus de références locales, l’enjeu n’est pas de capter la vente directe mais de jouer la</w:t>
       </w:r>
       <w:r>
         <w:t xml:space="preserve"> </w:t>
@@ -2386,7 +2898,7 @@
         <w:t xml:space="preserve"> </w:t>
       </w:r>
       <w:r>
-        <w:t xml:space="preserve">(rayons de producteurs, traçabilité, mise en avant de l’origine) plutôt que la concurrence frontale sur le prix, sur un registre où la vente directe ne se bat pas.</w:t>
+        <w:t xml:space="preserve">— rayons de producteurs, traçabilité, mise en avant de l’origine —, sur un registre de sens où la vente directe a ouvert la voie. La lecture omnicanale se vérifie ici : les canaux se répartissent des fonctions plutôt qu’ils ne se cannibalisent.</w:t>
       </w:r>
     </w:p>
     <w:p>
@@ -2534,7 +3046,7 @@
         <w:t xml:space="preserve"> </w:t>
       </w:r>
       <w:r>
-        <w:t xml:space="preserve">: elle décrit un état, non une trajectoire, et ne permet pas de mesurer les effets récents de la crise sanitaire ou de l’inflation. Les mesures sont</w:t>
+        <w:t xml:space="preserve">: elle décrit un état, non une trajectoire, et ne permet pas de mesurer les effets récents de la crise sanitaire ou de l’inflation alimentaire, que la littérature documente par ailleurs. Les mesures sont</w:t>
       </w:r>
       <w:r>
         <w:t xml:space="preserve"> </w:t>
@@ -2550,7 +3062,7 @@
         <w:t xml:space="preserve"> </w:t>
       </w:r>
       <w:r>
-        <w:t xml:space="preserve">— fréquences et parts de budget reposent sur l’estimation des répondants. La part directe des achats réalisés sur les marchés n’étant pas isolable du budget « marché », le poids budgétaire total de la vente directe est légèrement sous-estimé. Enfin, la plus petite classe (hors-hypermarché) appelle la prudence dans l’interprétation de ses caractéristiques fines.</w:t>
+        <w:t xml:space="preserve">: les fréquences et surtout les parts de budget reposent sur l’estimation des répondants, sujette à des biais de mémoire et de désirabilité sociale — la sur-déclaration probable des comportements valorisés socialement renforce d’ailleurs le contraste que nous relevons avec le faible poids budgétaire effectif. La part directe des achats réalisés sur les marchés n’étant pas isolable du budget « marché », le poids budgétaire total de la vente directe est en outre légèrement sous-estimé. Enfin, la plus petite classe (hors-hypermarché) appelle la prudence dans l’interprétation de ses caractéristiques fines, et les motivations n’ont été analysées que pour le canal des marchés.</w:t>
       </w:r>
     </w:p>
     <w:p>

--- a/outputs/submitted/manuscrit_DM.docx
+++ b/outputs/submitted/manuscrit_DM.docx
@@ -2,7 +2,7 @@
 <file path=word/document.xml><?xml version="1.0" encoding="utf-8"?>
 <w:document xmlns:w="http://schemas.openxmlformats.org/wordprocessingml/2006/main" xmlns:m="http://schemas.openxmlformats.org/officeDocument/2006/math" xmlns:r="http://schemas.openxmlformats.org/officeDocument/2006/relationships" xmlns:o="urn:schemas-microsoft-com:office:office" xmlns:v="urn:schemas-microsoft-com:vml" xmlns:w10="urn:schemas-microsoft-com:office:word" xmlns:a="http://schemas.openxmlformats.org/drawingml/2006/main" xmlns:pic="http://schemas.openxmlformats.org/drawingml/2006/picture" xmlns:wp="http://schemas.openxmlformats.org/drawingml/2006/wordprocessingDrawing">
   <w:body>
-    <w:bookmarkStart w:id="40" w:name="beaucoup-lessaient-peu-linstallent"/>
+    <w:bookmarkStart w:id="44" w:name="beaucoup-lessaient-peu-linstallent"/>
     <w:p>
       <w:pPr>
         <w:pStyle w:val="Heading1"/>
@@ -100,7 +100,7 @@
         <w:t xml:space="preserve"> </w:t>
       </w:r>
       <w:r>
-        <w:t xml:space="preserve">La vente directe présente un paradoxe : elle touche 65 % des ménages mais ne pèse que 1,5 % du budget alimentaire national (8,5 % chez ses seuls acheteurs réguliers). Cinq stratégies d’approvisionnement se distinguent, des « captifs de la grande distribution » aux « omnivores engagés ». Le recours à la vente directe est faiblement déterminé par le profil sociodémographique : il traverse les catégories sociales.</w:t>
+        <w:t xml:space="preserve">La vente directe présente un paradoxe : elle touche 65 % des ménages mais ne pèse que 1,5 % du budget alimentaire national (8,5 % chez ses seuls acheteurs réguliers). Elle est largement essayée mais peu retenue — 46 % des ménages qui déclarent l’utiliser n’ont rien acheté au cours du mois écoulé, et l’abandon atteint 65 % pour les AMAP. Cinq stratégies d’approvisionnement se distinguent, des « captifs de la grande distribution » aux « omnivores engagés ». Le recours à la vente directe est enfin faiblement déterminé par le profil sociodémographique : il traverse les catégories sociales.</w:t>
       </w:r>
     </w:p>
     <w:p>
@@ -1875,13 +1875,13 @@
       </w:r>
     </w:p>
     <w:bookmarkEnd w:id="25"/>
-    <w:bookmarkStart w:id="29" w:name="cinq-stratégies-dapprovisionnement"/>
+    <w:bookmarkStart w:id="29" w:name="Xe5b250b76c2b938649582c3ae50d3dc9ec82d74"/>
     <w:p>
       <w:pPr>
         <w:pStyle w:val="Heading2"/>
       </w:pPr>
       <w:r>
-        <w:t xml:space="preserve">Cinq stratégies d’approvisionnement</w:t>
+        <w:t xml:space="preserve">De l’essai à l’ancrage : un engagement peu retenu</w:t>
       </w:r>
     </w:p>
     <w:p>
@@ -1889,30 +1889,869 @@
         <w:pStyle w:val="FirstParagraph"/>
       </w:pPr>
       <w:r>
-        <w:t xml:space="preserve">La typologie fait émerger cinq stratégies distinctes (Figure 3, Tableau 3), que l’examen conjoint de la pénétration et de l’usage régulier permet de caractériser. La lecture des deux mesures de vente directe — inclusive (au moins un achat) et régulière (au moins mensuel) — est essentielle, car un taux inclusif élevé peut recouvrir un simple essai.</w:t>
+        <w:t xml:space="preserve">Le faible poids budgétaire trouve un écho dans un second indicateur, indépendant : la</w:t>
+      </w:r>
+      <w:r>
+        <w:t xml:space="preserve"> </w:t>
+      </w:r>
+      <w:r>
+        <w:rPr>
+          <w:b/>
+          <w:bCs/>
+        </w:rPr>
+        <w:t xml:space="preserve">récence d’achat</w:t>
+      </w:r>
+      <w:r>
+        <w:t xml:space="preserve">. Au-delà de la question générale de fréquentation, l’enquête demande, pour chaque forme de vente directe, si le ménage y a acheté</w:t>
+      </w:r>
+      <w:r>
+        <w:t xml:space="preserve"> </w:t>
+      </w:r>
+      <w:r>
+        <w:rPr>
+          <w:b/>
+          <w:bCs/>
+        </w:rPr>
+        <w:t xml:space="preserve">au cours du mois écoulé</w:t>
+      </w:r>
+      <w:r>
+        <w:t xml:space="preserve"> </w:t>
+      </w:r>
+      <w:r>
+        <w:t xml:space="preserve">— distinguant l’acheteur actif de celui qui « achète encore, mais pas ce mois-ci », et de celui qui « en achetait, mais plus maintenant ». L’écart entre la fréquentation déclarée et cet achat récent est révélateur (Tableau 3, Figure 3).</w:t>
       </w:r>
     </w:p>
     <w:p>
       <w:pPr>
+        <w:pStyle w:val="BodyText"/>
+      </w:pPr>
+      <w:r>
+        <w:t xml:space="preserve">Au niveau agrégé, parmi les 509 ménages qui déclarent acheter en vente directe aux agriculteurs,</w:t>
+      </w:r>
+      <w:r>
+        <w:t xml:space="preserve"> </w:t>
+      </w:r>
+      <w:r>
+        <w:rPr>
+          <w:b/>
+          <w:bCs/>
+        </w:rPr>
+        <w:t xml:space="preserve">54 % seulement ont effectivement acheté au cours du mois écoulé</w:t>
+      </w:r>
+      <w:r>
+        <w:t xml:space="preserve"> </w:t>
+      </w:r>
+      <w:r>
+        <w:t xml:space="preserve">via l’une des formes ; 46 % n’ont rien acheté récemment. La fréquentation déclarée surestime donc sensiblement la pratique en cours.</w:t>
+      </w:r>
+    </w:p>
+    <w:p>
+      <w:pPr>
+        <w:pStyle w:val="BodyText"/>
+      </w:pPr>
+      <w:r>
+        <w:t xml:space="preserve">Surtout, la récence décroît fortement avec le degré d’engagement qu’exige la forme. Les formes conviviales et sans engagement — le marché — restent les plus ancrées : 62 % de ceux qui y ont déjà acheté au producteur l’ont fait le mois écoulé. À l’opposé, les formes les plus engageantes sont massivement</w:t>
+      </w:r>
+      <w:r>
+        <w:t xml:space="preserve"> </w:t>
+      </w:r>
+      <w:r>
+        <w:rPr>
+          <w:b/>
+          <w:bCs/>
+        </w:rPr>
+        <w:t xml:space="preserve">abandonnées</w:t>
+      </w:r>
+      <w:r>
+        <w:t xml:space="preserve"> </w:t>
+      </w:r>
+      <w:r>
+        <w:t xml:space="preserve">: parmi ceux qui les ont déjà essayées, 46 % ont cessé pour les paniers en ligne, 30 % pour les foires et salons, 27 % pour les halles. Le cas des AMAP est extrême : sur les ménages qui en ont un jour été clients,</w:t>
+      </w:r>
+      <w:r>
+        <w:t xml:space="preserve"> </w:t>
+      </w:r>
+      <w:r>
+        <w:rPr>
+          <w:b/>
+          <w:bCs/>
+        </w:rPr>
+        <w:t xml:space="preserve">près des deux tiers (65 %) ne le sont plus</w:t>
+      </w:r>
+      <w:r>
+        <w:t xml:space="preserve">.</w:t>
+      </w:r>
+    </w:p>
+    <w:p>
+      <w:pPr>
+        <w:pStyle w:val="BodyText"/>
+      </w:pPr>
+      <w:r>
+        <w:rPr>
+          <w:b/>
+          <w:bCs/>
+        </w:rPr>
+        <w:t xml:space="preserve">Tableau 3 : De l’essai à l’ancrage — récence d’achat par forme de vente directe</w:t>
+      </w:r>
+    </w:p>
+    <w:tbl>
+      <w:tblPr>
+        <w:tblStyle w:val="Table"/>
+        <w:tblW w:type="pct" w:w="5000"/>
+        <w:tblLayout w:type="fixed"/>
+        <w:tblLook w:firstRow="1" w:lastRow="0" w:firstColumn="0" w:lastColumn="0" w:noHBand="0" w:noVBand="0" w:val="0020"/>
+      </w:tblPr>
+      <w:tblGrid>
+        <w:gridCol w:w="1732"/>
+        <w:gridCol w:w="1237"/>
+        <w:gridCol w:w="1237"/>
+        <w:gridCol w:w="1237"/>
+        <w:gridCol w:w="1237"/>
+        <w:gridCol w:w="1237"/>
+      </w:tblGrid>
+      <w:tr>
+        <w:trPr>
+          <w:tblHeader w:val="on"/>
+        </w:trPr>
+        <w:tc>
+          <w:tcPr/>
+          <w:p>
+            <w:pPr>
+              <w:pStyle w:val="Compact"/>
+            </w:pPr>
+            <w:r>
+              <w:t xml:space="preserve">Forme</w:t>
+            </w:r>
+          </w:p>
+        </w:tc>
+        <w:tc>
+          <w:tcPr/>
+          <w:p>
+            <w:pPr>
+              <w:pStyle w:val="Compact"/>
+              <w:jc w:val="center"/>
+            </w:pPr>
+            <w:r>
+              <w:t xml:space="preserve">Interrogés (n)</w:t>
+            </w:r>
+          </w:p>
+        </w:tc>
+        <w:tc>
+          <w:tcPr/>
+          <w:p>
+            <w:pPr>
+              <w:pStyle w:val="Compact"/>
+              <w:jc w:val="center"/>
+            </w:pPr>
+            <w:r>
+              <w:t xml:space="preserve">Ont déjà acheté (n)</w:t>
+            </w:r>
+          </w:p>
+        </w:tc>
+        <w:tc>
+          <w:tcPr/>
+          <w:p>
+            <w:pPr>
+              <w:pStyle w:val="Compact"/>
+              <w:jc w:val="center"/>
+            </w:pPr>
+            <w:r>
+              <w:t xml:space="preserve">Achat le mois écoulé (% des essayeurs)</w:t>
+            </w:r>
+          </w:p>
+        </w:tc>
+        <w:tc>
+          <w:tcPr/>
+          <w:p>
+            <w:pPr>
+              <w:pStyle w:val="Compact"/>
+              <w:jc w:val="center"/>
+            </w:pPr>
+            <w:r>
+              <w:t xml:space="preserve">Achat le mois écoulé (% des interrogés)</w:t>
+            </w:r>
+          </w:p>
+        </w:tc>
+        <w:tc>
+          <w:tcPr/>
+          <w:p>
+            <w:pPr>
+              <w:pStyle w:val="Compact"/>
+              <w:jc w:val="center"/>
+            </w:pPr>
+            <w:r>
+              <w:t xml:space="preserve">En achetaient, plus maintenant (% des essayeurs)</w:t>
+            </w:r>
+          </w:p>
+        </w:tc>
+      </w:tr>
+      <w:tr>
+        <w:tc>
+          <w:tcPr/>
+          <w:p>
+            <w:pPr>
+              <w:pStyle w:val="Compact"/>
+            </w:pPr>
+            <w:r>
+              <w:t xml:space="preserve">Marché (au producteur)</w:t>
+            </w:r>
+          </w:p>
+        </w:tc>
+        <w:tc>
+          <w:tcPr/>
+          <w:p>
+            <w:pPr>
+              <w:pStyle w:val="Compact"/>
+              <w:jc w:val="center"/>
+            </w:pPr>
+            <w:r>
+              <w:t xml:space="preserve">810</w:t>
+            </w:r>
+          </w:p>
+        </w:tc>
+        <w:tc>
+          <w:tcPr/>
+          <w:p>
+            <w:pPr>
+              <w:pStyle w:val="Compact"/>
+              <w:jc w:val="center"/>
+            </w:pPr>
+            <w:r>
+              <w:t xml:space="preserve">770</w:t>
+            </w:r>
+          </w:p>
+        </w:tc>
+        <w:tc>
+          <w:tcPr/>
+          <w:p>
+            <w:pPr>
+              <w:pStyle w:val="Compact"/>
+              <w:jc w:val="center"/>
+            </w:pPr>
+            <w:r>
+              <w:t xml:space="preserve">62 %</w:t>
+            </w:r>
+          </w:p>
+        </w:tc>
+        <w:tc>
+          <w:tcPr/>
+          <w:p>
+            <w:pPr>
+              <w:pStyle w:val="Compact"/>
+              <w:jc w:val="center"/>
+            </w:pPr>
+            <w:r>
+              <w:t xml:space="preserve">59 %</w:t>
+            </w:r>
+          </w:p>
+        </w:tc>
+        <w:tc>
+          <w:tcPr/>
+          <w:p>
+            <w:pPr>
+              <w:pStyle w:val="Compact"/>
+              <w:jc w:val="center"/>
+            </w:pPr>
+            <w:r>
+              <w:t xml:space="preserve">6 %</w:t>
+            </w:r>
+          </w:p>
+        </w:tc>
+      </w:tr>
+      <w:tr>
+        <w:tc>
+          <w:tcPr/>
+          <w:p>
+            <w:pPr>
+              <w:pStyle w:val="Compact"/>
+            </w:pPr>
+            <w:r>
+              <w:t xml:space="preserve">À la ferme</w:t>
+            </w:r>
+          </w:p>
+        </w:tc>
+        <w:tc>
+          <w:tcPr/>
+          <w:p>
+            <w:pPr>
+              <w:pStyle w:val="Compact"/>
+              <w:jc w:val="center"/>
+            </w:pPr>
+            <w:r>
+              <w:t xml:space="preserve">509</w:t>
+            </w:r>
+          </w:p>
+        </w:tc>
+        <w:tc>
+          <w:tcPr/>
+          <w:p>
+            <w:pPr>
+              <w:pStyle w:val="Compact"/>
+              <w:jc w:val="center"/>
+            </w:pPr>
+            <w:r>
+              <w:t xml:space="preserve">433</w:t>
+            </w:r>
+          </w:p>
+        </w:tc>
+        <w:tc>
+          <w:tcPr/>
+          <w:p>
+            <w:pPr>
+              <w:pStyle w:val="Compact"/>
+              <w:jc w:val="center"/>
+            </w:pPr>
+            <w:r>
+              <w:t xml:space="preserve">40 %</w:t>
+            </w:r>
+          </w:p>
+        </w:tc>
+        <w:tc>
+          <w:tcPr/>
+          <w:p>
+            <w:pPr>
+              <w:pStyle w:val="Compact"/>
+              <w:jc w:val="center"/>
+            </w:pPr>
+            <w:r>
+              <w:t xml:space="preserve">34 %</w:t>
+            </w:r>
+          </w:p>
+        </w:tc>
+        <w:tc>
+          <w:tcPr/>
+          <w:p>
+            <w:pPr>
+              <w:pStyle w:val="Compact"/>
+              <w:jc w:val="center"/>
+            </w:pPr>
+            <w:r>
+              <w:t xml:space="preserve">19 %</w:t>
+            </w:r>
+          </w:p>
+        </w:tc>
+      </w:tr>
+      <w:tr>
+        <w:tc>
+          <w:tcPr/>
+          <w:p>
+            <w:pPr>
+              <w:pStyle w:val="Compact"/>
+            </w:pPr>
+            <w:r>
+              <w:t xml:space="preserve">Magasin de producteurs</w:t>
+            </w:r>
+          </w:p>
+        </w:tc>
+        <w:tc>
+          <w:tcPr/>
+          <w:p>
+            <w:pPr>
+              <w:pStyle w:val="Compact"/>
+              <w:jc w:val="center"/>
+            </w:pPr>
+            <w:r>
+              <w:t xml:space="preserve">509</w:t>
+            </w:r>
+          </w:p>
+        </w:tc>
+        <w:tc>
+          <w:tcPr/>
+          <w:p>
+            <w:pPr>
+              <w:pStyle w:val="Compact"/>
+              <w:jc w:val="center"/>
+            </w:pPr>
+            <w:r>
+              <w:t xml:space="preserve">351</w:t>
+            </w:r>
+          </w:p>
+        </w:tc>
+        <w:tc>
+          <w:tcPr/>
+          <w:p>
+            <w:pPr>
+              <w:pStyle w:val="Compact"/>
+              <w:jc w:val="center"/>
+            </w:pPr>
+            <w:r>
+              <w:t xml:space="preserve">29 %</w:t>
+            </w:r>
+          </w:p>
+        </w:tc>
+        <w:tc>
+          <w:tcPr/>
+          <w:p>
+            <w:pPr>
+              <w:pStyle w:val="Compact"/>
+              <w:jc w:val="center"/>
+            </w:pPr>
+            <w:r>
+              <w:t xml:space="preserve">20 %</w:t>
+            </w:r>
+          </w:p>
+        </w:tc>
+        <w:tc>
+          <w:tcPr/>
+          <w:p>
+            <w:pPr>
+              <w:pStyle w:val="Compact"/>
+              <w:jc w:val="center"/>
+            </w:pPr>
+            <w:r>
+              <w:t xml:space="preserve">22 %</w:t>
+            </w:r>
+          </w:p>
+        </w:tc>
+      </w:tr>
+      <w:tr>
+        <w:tc>
+          <w:tcPr/>
+          <w:p>
+            <w:pPr>
+              <w:pStyle w:val="Compact"/>
+            </w:pPr>
+            <w:r>
+              <w:t xml:space="preserve">Halle commerçante</w:t>
+            </w:r>
+          </w:p>
+        </w:tc>
+        <w:tc>
+          <w:tcPr/>
+          <w:p>
+            <w:pPr>
+              <w:pStyle w:val="Compact"/>
+              <w:jc w:val="center"/>
+            </w:pPr>
+            <w:r>
+              <w:t xml:space="preserve">509</w:t>
+            </w:r>
+          </w:p>
+        </w:tc>
+        <w:tc>
+          <w:tcPr/>
+          <w:p>
+            <w:pPr>
+              <w:pStyle w:val="Compact"/>
+              <w:jc w:val="center"/>
+            </w:pPr>
+            <w:r>
+              <w:t xml:space="preserve">359</w:t>
+            </w:r>
+          </w:p>
+        </w:tc>
+        <w:tc>
+          <w:tcPr/>
+          <w:p>
+            <w:pPr>
+              <w:pStyle w:val="Compact"/>
+              <w:jc w:val="center"/>
+            </w:pPr>
+            <w:r>
+              <w:t xml:space="preserve">23 %</w:t>
+            </w:r>
+          </w:p>
+        </w:tc>
+        <w:tc>
+          <w:tcPr/>
+          <w:p>
+            <w:pPr>
+              <w:pStyle w:val="Compact"/>
+              <w:jc w:val="center"/>
+            </w:pPr>
+            <w:r>
+              <w:t xml:space="preserve">16 %</w:t>
+            </w:r>
+          </w:p>
+        </w:tc>
+        <w:tc>
+          <w:tcPr/>
+          <w:p>
+            <w:pPr>
+              <w:pStyle w:val="Compact"/>
+              <w:jc w:val="center"/>
+            </w:pPr>
+            <w:r>
+              <w:t xml:space="preserve">27 %</w:t>
+            </w:r>
+          </w:p>
+        </w:tc>
+      </w:tr>
+      <w:tr>
+        <w:tc>
+          <w:tcPr/>
+          <w:p>
+            <w:pPr>
+              <w:pStyle w:val="Compact"/>
+            </w:pPr>
+            <w:r>
+              <w:t xml:space="preserve">Panier en ligne (La Ruche…)</w:t>
+            </w:r>
+          </w:p>
+        </w:tc>
+        <w:tc>
+          <w:tcPr/>
+          <w:p>
+            <w:pPr>
+              <w:pStyle w:val="Compact"/>
+              <w:jc w:val="center"/>
+            </w:pPr>
+            <w:r>
+              <w:t xml:space="preserve">509</w:t>
+            </w:r>
+          </w:p>
+        </w:tc>
+        <w:tc>
+          <w:tcPr/>
+          <w:p>
+            <w:pPr>
+              <w:pStyle w:val="Compact"/>
+              <w:jc w:val="center"/>
+            </w:pPr>
+            <w:r>
+              <w:t xml:space="preserve">155</w:t>
+            </w:r>
+          </w:p>
+        </w:tc>
+        <w:tc>
+          <w:tcPr/>
+          <w:p>
+            <w:pPr>
+              <w:pStyle w:val="Compact"/>
+              <w:jc w:val="center"/>
+            </w:pPr>
+            <w:r>
+              <w:t xml:space="preserve">18 %</w:t>
+            </w:r>
+          </w:p>
+        </w:tc>
+        <w:tc>
+          <w:tcPr/>
+          <w:p>
+            <w:pPr>
+              <w:pStyle w:val="Compact"/>
+              <w:jc w:val="center"/>
+            </w:pPr>
+            <w:r>
+              <w:t xml:space="preserve">6 %</w:t>
+            </w:r>
+          </w:p>
+        </w:tc>
+        <w:tc>
+          <w:tcPr/>
+          <w:p>
+            <w:pPr>
+              <w:pStyle w:val="Compact"/>
+              <w:jc w:val="center"/>
+            </w:pPr>
+            <w:r>
+              <w:t xml:space="preserve">46 %</w:t>
+            </w:r>
+          </w:p>
+        </w:tc>
+      </w:tr>
+      <w:tr>
+        <w:tc>
+          <w:tcPr/>
+          <w:p>
+            <w:pPr>
+              <w:pStyle w:val="Compact"/>
+            </w:pPr>
+            <w:r>
+              <w:t xml:space="preserve">Foire / salon</w:t>
+            </w:r>
+          </w:p>
+        </w:tc>
+        <w:tc>
+          <w:tcPr/>
+          <w:p>
+            <w:pPr>
+              <w:pStyle w:val="Compact"/>
+              <w:jc w:val="center"/>
+            </w:pPr>
+            <w:r>
+              <w:t xml:space="preserve">509</w:t>
+            </w:r>
+          </w:p>
+        </w:tc>
+        <w:tc>
+          <w:tcPr/>
+          <w:p>
+            <w:pPr>
+              <w:pStyle w:val="Compact"/>
+              <w:jc w:val="center"/>
+            </w:pPr>
+            <w:r>
+              <w:t xml:space="preserve">297</w:t>
+            </w:r>
+          </w:p>
+        </w:tc>
+        <w:tc>
+          <w:tcPr/>
+          <w:p>
+            <w:pPr>
+              <w:pStyle w:val="Compact"/>
+              <w:jc w:val="center"/>
+            </w:pPr>
+            <w:r>
+              <w:t xml:space="preserve">11 %</w:t>
+            </w:r>
+          </w:p>
+        </w:tc>
+        <w:tc>
+          <w:tcPr/>
+          <w:p>
+            <w:pPr>
+              <w:pStyle w:val="Compact"/>
+              <w:jc w:val="center"/>
+            </w:pPr>
+            <w:r>
+              <w:t xml:space="preserve">7 %</w:t>
+            </w:r>
+          </w:p>
+        </w:tc>
+        <w:tc>
+          <w:tcPr/>
+          <w:p>
+            <w:pPr>
+              <w:pStyle w:val="Compact"/>
+              <w:jc w:val="center"/>
+            </w:pPr>
+            <w:r>
+              <w:t xml:space="preserve">30 %</w:t>
+            </w:r>
+          </w:p>
+        </w:tc>
+      </w:tr>
+      <w:tr>
+        <w:tc>
+          <w:tcPr/>
+          <w:p>
+            <w:pPr>
+              <w:pStyle w:val="Compact"/>
+            </w:pPr>
+            <w:r>
+              <w:t xml:space="preserve">AMAP*</w:t>
+            </w:r>
+          </w:p>
+        </w:tc>
+        <w:tc>
+          <w:tcPr/>
+          <w:p>
+            <w:pPr>
+              <w:pStyle w:val="Compact"/>
+              <w:jc w:val="center"/>
+            </w:pPr>
+            <w:r>
+              <w:t xml:space="preserve">509</w:t>
+            </w:r>
+          </w:p>
+        </w:tc>
+        <w:tc>
+          <w:tcPr/>
+          <w:p>
+            <w:pPr>
+              <w:pStyle w:val="Compact"/>
+              <w:jc w:val="center"/>
+            </w:pPr>
+            <w:r>
+              <w:t xml:space="preserve">116</w:t>
+            </w:r>
+          </w:p>
+        </w:tc>
+        <w:tc>
+          <w:tcPr/>
+          <w:p>
+            <w:pPr>
+              <w:pStyle w:val="Compact"/>
+              <w:jc w:val="center"/>
+            </w:pPr>
+            <w:r>
+              <w:t xml:space="preserve">35 %</w:t>
+            </w:r>
+          </w:p>
+        </w:tc>
+        <w:tc>
+          <w:tcPr/>
+          <w:p>
+            <w:pPr>
+              <w:pStyle w:val="Compact"/>
+              <w:jc w:val="center"/>
+            </w:pPr>
+            <w:r>
+              <w:t xml:space="preserve">8 %</w:t>
+            </w:r>
+          </w:p>
+        </w:tc>
+        <w:tc>
+          <w:tcPr/>
+          <w:p>
+            <w:pPr>
+              <w:pStyle w:val="Compact"/>
+              <w:jc w:val="center"/>
+            </w:pPr>
+            <w:r>
+              <w:t xml:space="preserve">65 %</w:t>
+            </w:r>
+          </w:p>
+        </w:tc>
+      </w:tr>
+    </w:tbl>
+    <w:p>
+      <w:pPr>
+        <w:pStyle w:val="BodyText"/>
+      </w:pPr>
+      <w:r>
+        <w:rPr>
+          <w:i/>
+          <w:iCs/>
+        </w:rPr>
+        <w:t xml:space="preserve">Base « interrogés » : chalands de marché (810) pour le marché ; acheteurs en vente directe aux agriculteurs (509) pour les autres formes. *AMAP : codage sans référence au mois écoulé (adhérent actuel vs ancien) ; « % des essayeurs » = adhérents actuels parmi les adhérents actuels et anciens ; « en achetaient, plus maintenant » = anciens adhérents.</w:t>
+      </w:r>
+    </w:p>
+    <w:p>
+      <w:pPr>
         <w:pStyle w:val="CaptionedFigure"/>
       </w:pPr>
       <w:r>
         <w:drawing>
           <wp:inline>
-            <wp:extent cx="5740230" cy="5015438"/>
+            <wp:extent cx="5969000" cy="2573970"/>
             <wp:effectExtent b="0" l="0" r="0" t="0"/>
             <wp:docPr descr="Figure 3" title="" id="27" name="Picture"/>
             <a:graphic>
               <a:graphicData uri="http://schemas.openxmlformats.org/drawingml/2006/picture">
                 <pic:pic>
                   <pic:nvPicPr>
-                    <pic:cNvPr descr="/home/user/formation-Claude/figures/png/fig3_plan_factoriel_nb.png" id="28" name="Picture"/>
+                    <pic:cNvPr descr="/home/user/formation-Claude/figures/png/fig6_essai_ancrage_nb.png" id="28" name="Picture"/>
                     <pic:cNvPicPr>
                       <a:picLocks noChangeArrowheads="1" noChangeAspect="1"/>
                     </pic:cNvPicPr>
                   </pic:nvPicPr>
                   <pic:blipFill>
                     <a:blip r:embed="rId26"/>
+                    <a:stretch>
+                      <a:fillRect/>
+                    </a:stretch>
+                  </pic:blipFill>
+                  <pic:spPr bwMode="auto">
+                    <a:xfrm>
+                      <a:off x="0" y="0"/>
+                      <a:ext cx="5969000" cy="2573970"/>
+                    </a:xfrm>
+                    <a:prstGeom prst="rect">
+                      <a:avLst/>
+                    </a:prstGeom>
+                    <a:noFill/>
+                    <a:ln w="9525">
+                      <a:noFill/>
+                      <a:headEnd/>
+                      <a:tailEnd/>
+                    </a:ln>
+                  </pic:spPr>
+                </pic:pic>
+              </a:graphicData>
+            </a:graphic>
+          </wp:inline>
+        </w:drawing>
+      </w:r>
+    </w:p>
+    <w:p>
+      <w:pPr>
+        <w:pStyle w:val="ImageCaption"/>
+      </w:pPr>
+      <w:r>
+        <w:t xml:space="preserve">Figure 3</w:t>
+      </w:r>
+    </w:p>
+    <w:p>
+      <w:pPr>
+        <w:pStyle w:val="BodyText"/>
+      </w:pPr>
+      <w:r>
+        <w:rPr>
+          <w:b/>
+          <w:bCs/>
+        </w:rPr>
+        <w:t xml:space="preserve">Figure 3 : De l’essai à l’ancrage — récence d’achat par forme de vente directe</w:t>
+      </w:r>
+    </w:p>
+    <w:p>
+      <w:pPr>
+        <w:pStyle w:val="BodyText"/>
+      </w:pPr>
+      <w:r>
+        <w:t xml:space="preserve">Ce gradient confirme, par un tout autre chemin que le budget, le même diagnostic : la vente directe est</w:t>
+      </w:r>
+      <w:r>
+        <w:t xml:space="preserve"> </w:t>
+      </w:r>
+      <w:r>
+        <w:rPr>
+          <w:b/>
+          <w:bCs/>
+        </w:rPr>
+        <w:t xml:space="preserve">largement essayée, mais son usage peine à s’installer</w:t>
+      </w:r>
+      <w:r>
+        <w:t xml:space="preserve"> </w:t>
+      </w:r>
+      <w:r>
+        <w:t xml:space="preserve">— et d’autant plus que la forme exige de l’engagement. Le point de fuite n’est donc pas l’accès ou l’essai, déjà acquis, mais la</w:t>
+      </w:r>
+      <w:r>
+        <w:t xml:space="preserve"> </w:t>
+      </w:r>
+      <w:r>
+        <w:rPr>
+          <w:b/>
+          <w:bCs/>
+        </w:rPr>
+        <w:t xml:space="preserve">rétention</w:t>
+      </w:r>
+      <w:r>
+        <w:t xml:space="preserve">.</w:t>
+      </w:r>
+    </w:p>
+    <w:bookmarkEnd w:id="29"/>
+    <w:bookmarkStart w:id="33" w:name="cinq-stratégies-dapprovisionnement"/>
+    <w:p>
+      <w:pPr>
+        <w:pStyle w:val="Heading2"/>
+      </w:pPr>
+      <w:r>
+        <w:t xml:space="preserve">Cinq stratégies d’approvisionnement</w:t>
+      </w:r>
+    </w:p>
+    <w:p>
+      <w:pPr>
+        <w:pStyle w:val="FirstParagraph"/>
+      </w:pPr>
+      <w:r>
+        <w:t xml:space="preserve">La typologie fait émerger cinq stratégies distinctes (Figure 4, Tableau 4), que l’examen conjoint de la pénétration et de l’usage régulier permet de caractériser. La lecture des deux mesures de vente directe — inclusive (au moins un achat) et régulière (au moins mensuel) — est essentielle, car un taux inclusif élevé peut recouvrir un simple essai.</w:t>
+      </w:r>
+    </w:p>
+    <w:p>
+      <w:pPr>
+        <w:pStyle w:val="CaptionedFigure"/>
+      </w:pPr>
+      <w:r>
+        <w:drawing>
+          <wp:inline>
+            <wp:extent cx="5740230" cy="5015438"/>
+            <wp:effectExtent b="0" l="0" r="0" t="0"/>
+            <wp:docPr descr="Figure 4" title="" id="31" name="Picture"/>
+            <a:graphic>
+              <a:graphicData uri="http://schemas.openxmlformats.org/drawingml/2006/picture">
+                <pic:pic>
+                  <pic:nvPicPr>
+                    <pic:cNvPr descr="/home/user/formation-Claude/figures/png/fig3_plan_factoriel_nb.png" id="32" name="Picture"/>
+                    <pic:cNvPicPr>
+                      <a:picLocks noChangeArrowheads="1" noChangeAspect="1"/>
+                    </pic:cNvPicPr>
+                  </pic:nvPicPr>
+                  <pic:blipFill>
+                    <a:blip r:embed="rId30"/>
                     <a:stretch>
                       <a:fillRect/>
                     </a:stretch>
@@ -1944,7 +2783,7 @@
         <w:pStyle w:val="ImageCaption"/>
       </w:pPr>
       <w:r>
-        <w:t xml:space="preserve">Figure 3</w:t>
+        <w:t xml:space="preserve">Figure 4</w:t>
       </w:r>
     </w:p>
     <w:p>
@@ -1956,7 +2795,7 @@
           <w:b/>
           <w:bCs/>
         </w:rPr>
-        <w:t xml:space="preserve">Figure 3 : Plan factoriel (ACM) et classes de stratégie</w:t>
+        <w:t xml:space="preserve">Figure 4 : Plan factoriel (ACM) et classes de stratégie</w:t>
       </w:r>
     </w:p>
     <w:p>
@@ -1968,7 +2807,7 @@
           <w:b/>
           <w:bCs/>
         </w:rPr>
-        <w:t xml:space="preserve">Tableau 3 : Les cinq stratégies d’approvisionnement</w:t>
+        <w:t xml:space="preserve">Tableau 4 : Les cinq stratégies d’approvisionnement</w:t>
       </w:r>
     </w:p>
     <w:tbl>
@@ -2542,8 +3381,8 @@
         <w:t xml:space="preserve">— la stratégie d’approvisionnement — dans laquelle elle s’inscrit : les omnivores l’installent dans une routine multi-canal dense, les captifs s’en tiennent à distance, les multi-canal conventionnels l’essaient sans la pérenniser. Cette grille de segmentation par les pratiques est directement actionnable, car chaque configuration appelle un levier différent.</w:t>
       </w:r>
     </w:p>
-    <w:bookmarkEnd w:id="29"/>
-    <w:bookmarkStart w:id="36" w:name="X7f871b1800f415beac489a6ed1e968c0967dae2"/>
+    <w:bookmarkEnd w:id="33"/>
+    <w:bookmarkStart w:id="40" w:name="X7f871b1800f415beac489a6ed1e968c0967dae2"/>
     <w:p>
       <w:pPr>
         <w:pStyle w:val="Heading2"/>
@@ -2565,7 +3404,7 @@
         <w:pStyle w:val="BodyText"/>
       </w:pPr>
       <w:r>
-        <w:t xml:space="preserve">La régression logistique du recours à la vente directe (Figure 4) le confirme : le modèle explique très peu de sa variance (pseudo-R² de McFadden = 0,022). Deux effets seulement ressortent nettement : appartenir aux cadres et professions libérales multiplie par 2,16 les chances de pratiquer la vente directe (p = 0,003), et un budget alimentaire élevé l’accroît modérément (odds-ratio = 1,18 par écart-type, p = 0,028) ; les professions intermédiaires sont également au-dessus de la référence (odds-ratio = 1,60, p = 0,027). En revanche, le sexe, l’âge et la taille d’agglomération n’ont pas d’effet significatif.</w:t>
+        <w:t xml:space="preserve">La régression logistique du recours à la vente directe (Figure 5) le confirme : le modèle explique très peu de sa variance (pseudo-R² de McFadden = 0,022). Deux effets seulement ressortent nettement : appartenir aux cadres et professions libérales multiplie par 2,16 les chances de pratiquer la vente directe (p = 0,003), et un budget alimentaire élevé l’accroît modérément (odds-ratio = 1,18 par écart-type, p = 0,028) ; les professions intermédiaires sont également au-dessus de la référence (odds-ratio = 1,60, p = 0,027). En revanche, le sexe, l’âge et la taille d’agglomération n’ont pas d’effet significatif.</w:t>
       </w:r>
     </w:p>
     <w:p>
@@ -2577,18 +3416,18 @@
           <wp:inline>
             <wp:extent cx="5969000" cy="4243199"/>
             <wp:effectExtent b="0" l="0" r="0" t="0"/>
-            <wp:docPr descr="Figure 4" title="" id="31" name="Picture"/>
+            <wp:docPr descr="Figure 5" title="" id="35" name="Picture"/>
             <a:graphic>
               <a:graphicData uri="http://schemas.openxmlformats.org/drawingml/2006/picture">
                 <pic:pic>
                   <pic:nvPicPr>
-                    <pic:cNvPr descr="/home/user/formation-Claude/figures/png/fig4_regression_or_nb.png" id="32" name="Picture"/>
+                    <pic:cNvPr descr="/home/user/formation-Claude/figures/png/fig4_regression_or_nb.png" id="36" name="Picture"/>
                     <pic:cNvPicPr>
                       <a:picLocks noChangeArrowheads="1" noChangeAspect="1"/>
                     </pic:cNvPicPr>
                   </pic:nvPicPr>
                   <pic:blipFill>
-                    <a:blip r:embed="rId30"/>
+                    <a:blip r:embed="rId34"/>
                     <a:stretch>
                       <a:fillRect/>
                     </a:stretch>
@@ -2620,7 +3459,7 @@
         <w:pStyle w:val="ImageCaption"/>
       </w:pPr>
       <w:r>
-        <w:t xml:space="preserve">Figure 4</w:t>
+        <w:t xml:space="preserve">Figure 5</w:t>
       </w:r>
     </w:p>
     <w:p>
@@ -2632,7 +3471,7 @@
           <w:b/>
           <w:bCs/>
         </w:rPr>
-        <w:t xml:space="preserve">Figure 4 : Déterminants de l’usage de la vente directe (odds-ratios)</w:t>
+        <w:t xml:space="preserve">Figure 5 : Déterminants de l’usage de la vente directe (odds-ratios)</w:t>
       </w:r>
     </w:p>
     <w:p>
@@ -2648,7 +3487,7 @@
         <w:pStyle w:val="BodyText"/>
       </w:pPr>
       <w:r>
-        <w:t xml:space="preserve">Interrogés sur leurs raisons d’acheter sur les marchés — lieu de contact direct le plus fréquent avec les producteurs —, les répondants placent en tête les produits locaux (cités dans le top 3 par 51 % d’entre eux), le circuit court (41 %), le goût (39 %) et le soutien aux agriculteurs (34 %) ; le prix n’arrive qu’au cinquième rang (18 %) (Figure 5). La vente directe se joue sur le registre de la qualité et du sens, non sur celui de l’économie monétaire.</w:t>
+        <w:t xml:space="preserve">Interrogés sur leurs raisons d’acheter sur les marchés — lieu de contact direct le plus fréquent avec les producteurs —, les répondants placent en tête les produits locaux (cités dans le top 3 par 51 % d’entre eux), le circuit court (41 %), le goût (39 %) et le soutien aux agriculteurs (34 %) ; le prix n’arrive qu’au cinquième rang (18 %) (Figure 6). La vente directe se joue sur le registre de la qualité et du sens, non sur celui de l’économie monétaire.</w:t>
       </w:r>
     </w:p>
     <w:p>
@@ -2660,18 +3499,18 @@
           <wp:inline>
             <wp:extent cx="5969000" cy="3501978"/>
             <wp:effectExtent b="0" l="0" r="0" t="0"/>
-            <wp:docPr descr="Figure 5" title="" id="34" name="Picture"/>
+            <wp:docPr descr="Figure 6" title="" id="38" name="Picture"/>
             <a:graphic>
               <a:graphicData uri="http://schemas.openxmlformats.org/drawingml/2006/picture">
                 <pic:pic>
                   <pic:nvPicPr>
-                    <pic:cNvPr descr="/home/user/formation-Claude/figures/png/fig5_motivations_marche_nb.png" id="35" name="Picture"/>
+                    <pic:cNvPr descr="/home/user/formation-Claude/figures/png/fig5_motivations_marche_nb.png" id="39" name="Picture"/>
                     <pic:cNvPicPr>
                       <a:picLocks noChangeArrowheads="1" noChangeAspect="1"/>
                     </pic:cNvPicPr>
                   </pic:nvPicPr>
                   <pic:blipFill>
-                    <a:blip r:embed="rId33"/>
+                    <a:blip r:embed="rId37"/>
                     <a:stretch>
                       <a:fillRect/>
                     </a:stretch>
@@ -2703,7 +3542,7 @@
         <w:pStyle w:val="ImageCaption"/>
       </w:pPr>
       <w:r>
-        <w:t xml:space="preserve">Figure 5</w:t>
+        <w:t xml:space="preserve">Figure 6</w:t>
       </w:r>
     </w:p>
     <w:p>
@@ -2715,11 +3554,11 @@
           <w:b/>
           <w:bCs/>
         </w:rPr>
-        <w:t xml:space="preserve">Figure 5 : Motivations d’achat sur les marchés</w:t>
+        <w:t xml:space="preserve">Figure 6 : Motivations d’achat sur les marchés</w:t>
       </w:r>
     </w:p>
-    <w:bookmarkEnd w:id="36"/>
-    <w:bookmarkStart w:id="37" w:name="ce-que-les-acteurs-peuvent-en-faire"/>
+    <w:bookmarkEnd w:id="40"/>
+    <w:bookmarkStart w:id="41" w:name="ce-que-les-acteurs-peuvent-en-faire"/>
     <w:p>
       <w:pPr>
         <w:pStyle w:val="Heading2"/>
@@ -2783,7 +3622,20 @@
         <w:t xml:space="preserve"> </w:t>
       </w:r>
       <w:r>
-        <w:t xml:space="preserve">: les faire passer de l’essai à l’habitude produirait un effet budgétaire bien supérieur à celui du recrutement de nouveaux essayeurs. Pour les producteurs et les réseaux de vente directe, cela oriente l’effort vers les</w:t>
+        <w:t xml:space="preserve">: les faire passer de l’essai à l’habitude produirait un effet budgétaire bien supérieur à celui du recrutement de nouveaux essayeurs. Le fort taux d’abandon des formes les plus engageantes — jusqu’à 65 % pour les AMAP — confirme que l’enjeu est bien la</w:t>
+      </w:r>
+      <w:r>
+        <w:t xml:space="preserve"> </w:t>
+      </w:r>
+      <w:r>
+        <w:rPr>
+          <w:b/>
+          <w:bCs/>
+        </w:rPr>
+        <w:t xml:space="preserve">rétention</w:t>
+      </w:r>
+      <w:r>
+        <w:t xml:space="preserve">, non l’acquisition. Pour les producteurs et les réseaux de vente directe, cela oriente l’effort vers les</w:t>
       </w:r>
       <w:r>
         <w:t xml:space="preserve"> </w:t>
@@ -3015,8 +3867,8 @@
         </w:pict>
       </w:r>
     </w:p>
-    <w:bookmarkEnd w:id="37"/>
-    <w:bookmarkStart w:id="38" w:name="limites-et-voies-de-recherche"/>
+    <w:bookmarkEnd w:id="41"/>
+    <w:bookmarkStart w:id="42" w:name="limites-et-voies-de-recherche"/>
     <w:p>
       <w:pPr>
         <w:pStyle w:val="Heading2"/>
@@ -3121,8 +3973,8 @@
         <w:t xml:space="preserve">— que révèle l’écart entre vente directe inclusive et régulière — mériterait d’être approfondie : comprendre ce qui fait basculer un ménage de l’un à l’autre est sans doute la question la plus utile pour qui veut faire passer la vente directe du répertoire d’appoint au socle de l’approvisionnement.</w:t>
       </w:r>
     </w:p>
-    <w:bookmarkEnd w:id="38"/>
-    <w:bookmarkStart w:id="39" w:name="références"/>
+    <w:bookmarkEnd w:id="42"/>
+    <w:bookmarkStart w:id="43" w:name="références"/>
     <w:p>
       <w:pPr>
         <w:pStyle w:val="Heading2"/>
@@ -3584,8 +4436,8 @@
         <w:t xml:space="preserve">, Paris, Pearson.</w:t>
       </w:r>
     </w:p>
-    <w:bookmarkEnd w:id="39"/>
-    <w:bookmarkEnd w:id="40"/>
+    <w:bookmarkEnd w:id="43"/>
+    <w:bookmarkEnd w:id="44"/>
     <w:sectPr>
       <w:pgSz w:h="15840" w:w="12240"/>
       <w:pgMar w:bottom="1417" w:footer="720" w:gutter="0" w:header="720" w:left="1417" w:right="1417" w:top="1417"/>

--- a/outputs/submitted/manuscrit_DM.docx
+++ b/outputs/submitted/manuscrit_DM.docx
@@ -224,7 +224,7 @@
         <w:footnoteReference w:id="12"/>
       </w:r>
       <w:r>
-        <w:t xml:space="preserve">. Pourtant, à l’échelle du budget des ménages, la vente directe ne pèse presque rien — de l’ordre de quelques pour cent de la dépense alimentaire à domicile (Kneafsey et al., 2013). Ce contraste entre une adhésion large et un poids économique faible est le point de départ de cet article.</w:t>
+        <w:t xml:space="preserve">. Le phénomène s’est d’ailleurs installé du côté de l’offre : en 2020, près d’une exploitation agricole française sur quatre commercialisait en circuit court (Agreste, 2023). Pourtant, à l’échelle du budget des ménages, la vente directe ne pèse presque rien — une part modeste de la dépense alimentaire (Enthoven et Van den Broeck, 2021). Ce contraste entre une adhésion large et un poids économique faible est le point de départ de cet article.</w:t>
       </w:r>
     </w:p>
     <w:p>
@@ -438,7 +438,7 @@
         <w:pStyle w:val="FirstParagraph"/>
       </w:pPr>
       <w:r>
-        <w:t xml:space="preserve">En France, la définition administrative des circuits courts retient la présence d’au plus un intermédiaire entre le producteur et le consommateur (Ministère de l’Agriculture et de l’Alimentation, 2009). La vente directe en est le sous-ensemble le plus strict — l’achat sans intermédiaire — et recouvre une pluralité de dispositifs : vente à la ferme, marchés où le producteur vend lui-même, magasins de producteurs, associations pour le maintien d’une agriculture paysanne (AMAP), paniers en précommande (Chiffoleau, 2019 ; Maréchal, 2008). Tous partagent une même caractéristique : la relation directe au producteur, porteuse d’un supplément de sens et d’information sur le produit (Dubuisson-Quellier et al., 2011 ; Lamine et Perrot, 2008). À l’échelle européenne, l’état des lieux socio-économique de Kneafsey et al. (2013) souligne l’hétérogénéité de ces dispositifs et, surtout, la faiblesse persistante des données représentatives sur leur diffusion réelle auprès des ménages — un déficit que la présente enquête vise à combler. La littérature sur les réseaux alimentaires alternatifs insiste par ailleurs sur la</w:t>
+        <w:t xml:space="preserve">En France, la définition administrative des circuits courts retient la présence d’au plus un intermédiaire entre le producteur et le consommateur (Ministère de l’Agriculture et de l’Alimentation, 2009). La vente directe en est le sous-ensemble le plus strict — l’achat sans intermédiaire — et recouvre une pluralité de dispositifs : vente à la ferme, marchés où le producteur vend lui-même, magasins de producteurs, associations pour le maintien d’une agriculture paysanne (AMAP), paniers en précommande (Chiffoleau, 2019 ; Maréchal, 2008). Tous partagent une même caractéristique : la relation directe au producteur, porteuse d’un supplément de sens et d’information sur le produit (Dubuisson-Quellier et al., 2011 ; Lamine et Perrot, 2008). La revue de Enthoven et Van den Broeck (2021), qui synthétise deux décennies de recherche sur les systèmes alimentaires locaux, souligne l’hétérogénéité de ces dispositifs et, surtout, la faiblesse persistante des données représentatives sur leur diffusion réelle auprès des ménages — un déficit que la présente enquête vise à combler. La littérature sur les réseaux alimentaires alternatifs insiste par ailleurs sur la</w:t>
       </w:r>
       <w:r>
         <w:t xml:space="preserve"> </w:t>
@@ -962,7 +962,7 @@
               <w:pStyle w:val="Compact"/>
             </w:pPr>
             <w:r>
-              <w:t xml:space="preserve">Kneafsey et al. (2013) ; Chiffoleau (2019) ; Praly et al. (2014)</w:t>
+              <w:t xml:space="preserve">Enthoven et Van den Broeck (2021) ; Chiffoleau (2019) ; Agreste (2023)</w:t>
             </w:r>
           </w:p>
         </w:tc>
@@ -3988,6 +3988,27 @@
         <w:pStyle w:val="FirstParagraph"/>
       </w:pPr>
       <w:r>
+        <w:t xml:space="preserve">Agreste (2023), Près d’une exploitation sur quatre vend en circuit court,</w:t>
+      </w:r>
+      <w:r>
+        <w:t xml:space="preserve"> </w:t>
+      </w:r>
+      <w:r>
+        <w:rPr>
+          <w:i/>
+          <w:iCs/>
+        </w:rPr>
+        <w:t xml:space="preserve">Agreste Primeur</w:t>
+      </w:r>
+      <w:r>
+        <w:t xml:space="preserve">, n°2023-5 (Recensement agricole 2020), Ministère de l’Agriculture.</w:t>
+      </w:r>
+    </w:p>
+    <w:p>
+      <w:pPr>
+        <w:pStyle w:val="BodyText"/>
+      </w:pPr>
+      <w:r>
         <w:t xml:space="preserve">Birch D., Memery J. et De Silva Kanakaratne M. (2018), The mindful consumer: balancing egoistic and altruistic motivations to purchase local food,</w:t>
       </w:r>
       <w:r>
@@ -4072,6 +4093,27 @@
         <w:pStyle w:val="BodyText"/>
       </w:pPr>
       <w:r>
+        <w:t xml:space="preserve">Enthoven L. et Van den Broeck G. (2021), Local food systems: reviewing two decades of research,</w:t>
+      </w:r>
+      <w:r>
+        <w:t xml:space="preserve"> </w:t>
+      </w:r>
+      <w:r>
+        <w:rPr>
+          <w:i/>
+          <w:iCs/>
+        </w:rPr>
+        <w:t xml:space="preserve">Agricultural Systems</w:t>
+      </w:r>
+      <w:r>
+        <w:t xml:space="preserve">, 193: 103226.</w:t>
+      </w:r>
+    </w:p>
+    <w:p>
+      <w:pPr>
+        <w:pStyle w:val="BodyText"/>
+      </w:pPr>
+      <w:r>
         <w:t xml:space="preserve">Feldmann C. et Hamm U. (2015), Consumers’ perceptions and preferences for local food: a review,</w:t>
       </w:r>
       <w:r>
@@ -4191,27 +4233,6 @@
       </w:r>
       <w:r>
         <w:t xml:space="preserve">, 13(1): 1-40.</w:t>
-      </w:r>
-    </w:p>
-    <w:p>
-      <w:pPr>
-        <w:pStyle w:val="BodyText"/>
-      </w:pPr>
-      <w:r>
-        <w:t xml:space="preserve">Kneafsey M., Venn L., Schmutz U. et al. (2013),</w:t>
-      </w:r>
-      <w:r>
-        <w:t xml:space="preserve"> </w:t>
-      </w:r>
-      <w:r>
-        <w:rPr>
-          <w:i/>
-          <w:iCs/>
-        </w:rPr>
-        <w:t xml:space="preserve">Short food supply chains and local food systems in the EU: a state of play of their socio-economic characteristics</w:t>
-      </w:r>
-      <w:r>
-        <w:t xml:space="preserve">, Luxembourg, Commission européenne (JRC Scientific and Policy Reports).</w:t>
       </w:r>
     </w:p>
     <w:p>
@@ -4483,7 +4504,7 @@
         <w:t xml:space="preserve"> </w:t>
       </w:r>
       <w:r>
-        <w:t xml:space="preserve">Sources professionnelles et institutionnelles (FranceAgriMer, Agreste, Commission européenne) convergentes sur ce point ; voir Kneafsey et al. (2013) pour une synthèse socio-économique européenne.</w:t>
+        <w:t xml:space="preserve">Sources professionnelles et institutionnelles (FranceAgriMer, Agreste) convergentes sur ce point ; voir Enthoven et Van den Broeck (2021) pour une synthèse récente de la recherche.</w:t>
       </w:r>
     </w:p>
   </w:footnote>

--- a/outputs/submitted/manuscrit_DM.docx
+++ b/outputs/submitted/manuscrit_DM.docx
@@ -2,13 +2,13 @@
 <file path=word/document.xml><?xml version="1.0" encoding="utf-8"?>
 <w:document xmlns:w="http://schemas.openxmlformats.org/wordprocessingml/2006/main" xmlns:m="http://schemas.openxmlformats.org/officeDocument/2006/math" xmlns:r="http://schemas.openxmlformats.org/officeDocument/2006/relationships" xmlns:o="urn:schemas-microsoft-com:office:office" xmlns:v="urn:schemas-microsoft-com:vml" xmlns:w10="urn:schemas-microsoft-com:office:word" xmlns:a="http://schemas.openxmlformats.org/drawingml/2006/main" xmlns:pic="http://schemas.openxmlformats.org/drawingml/2006/picture" xmlns:wp="http://schemas.openxmlformats.org/drawingml/2006/wordprocessingDrawing">
   <w:body>
-    <w:bookmarkStart w:id="44" w:name="beaucoup-lessaient-peu-linstallent"/>
+    <w:bookmarkStart w:id="44" w:name="beaucoup-lessaient-peu-ladoptent"/>
     <w:p>
       <w:pPr>
         <w:pStyle w:val="Heading1"/>
       </w:pPr>
       <w:r>
-        <w:t xml:space="preserve">« Beaucoup l’essaient, peu l’installent »</w:t>
+        <w:t xml:space="preserve">« Beaucoup l’essaient, peu l’adoptent »</w:t>
       </w:r>
     </w:p>
     <w:bookmarkStart w:id="9" w:name="X567026fb20d909d7ed1876f1ed63bc3f882a5f2"/>
@@ -100,7 +100,7 @@
         <w:t xml:space="preserve"> </w:t>
       </w:r>
       <w:r>
-        <w:t xml:space="preserve">La vente directe présente un paradoxe : elle touche 65 % des ménages mais ne pèse que 1,5 % du budget alimentaire national (8,5 % chez ses seuls acheteurs réguliers). Elle est largement essayée mais peu retenue — 46 % des ménages qui déclarent l’utiliser n’ont rien acheté au cours du mois écoulé, et l’abandon atteint 65 % pour les AMAP. Cinq stratégies d’approvisionnement se distinguent, des « captifs de la grande distribution » aux « omnivores engagés ». Le recours à la vente directe est enfin faiblement déterminé par le profil sociodémographique : il traverse les catégories sociales.</w:t>
+        <w:t xml:space="preserve">La vente directe présente un paradoxe : elle touche 65 % des ménages mais ne pèse que 1,5 % du budget alimentaire national (8,5 % chez ses seuls acheteurs réguliers). Elle est largement essayée mais peu retenue — 46 % des ménages qui déclarent l’utiliser n’ont rien acheté au cours du mois écoulé, et l’abandon atteint 65 % pour les AMAP. Cinq stratégies d’approvisionnement se distinguent, des « captifs de la grande distribution » aux « multi-canal intensifs ». Le recours à la vente directe est enfin faiblement déterminé par le profil sociodémographique : il traverse les catégories sociales.</w:t>
       </w:r>
     </w:p>
     <w:p>
@@ -136,7 +136,7 @@
         <w:t xml:space="preserve"> </w:t>
       </w:r>
       <w:r>
-        <w:t xml:space="preserve">L’article importe le cadre du comportement omnicanal dans l’étude des circuits courts et segmente les ménages sur leur allocation réelle de budget, et non sur des attitudes déclarées, éclairant ainsi l’écart entre intention et comportement.</w:t>
+        <w:t xml:space="preserve">L’article importe le cadre du comportement omnicanal dans l’étude des circuits courts et segmente les ménages sur leurs pratiques d’achat déclarées (allocation de budget, fréquence, récence), et non sur leurs seules attitudes, éclairant ainsi l’écart entre intention et comportement.</w:t>
       </w:r>
     </w:p>
     <w:p>
@@ -369,7 +369,7 @@
         <w:t xml:space="preserve">méthodologique</w:t>
       </w:r>
       <w:r>
-        <w:t xml:space="preserve">, il quitte le registre</w:t>
+        <w:t xml:space="preserve">, il quitte le registre des</w:t>
       </w:r>
       <w:r>
         <w:t xml:space="preserve"> </w:t>
@@ -379,26 +379,29 @@
           <w:b/>
           <w:bCs/>
         </w:rPr>
-        <w:t xml:space="preserve">déclaratif</w:t>
+        <w:t xml:space="preserve">attitudes et intentions déclarées</w:t>
       </w:r>
       <w:r>
         <w:t xml:space="preserve"> </w:t>
       </w:r>
       <w:r>
-        <w:t xml:space="preserve">(attitudes, intentions, consentement à payer) pour mesurer l’</w:t>
+        <w:t xml:space="preserve">(dont le consentement à payer) pour mesurer les</w:t>
+      </w:r>
+      <w:r>
+        <w:t xml:space="preserve"> </w:t>
       </w:r>
       <w:r>
         <w:rPr>
           <w:b/>
           <w:bCs/>
         </w:rPr>
-        <w:t xml:space="preserve">allocation réelle de budget</w:t>
+        <w:t xml:space="preserve">pratiques d’achat déclarées</w:t>
       </w:r>
       <w:r>
         <w:t xml:space="preserve"> </w:t>
       </w:r>
       <w:r>
-        <w:t xml:space="preserve">entre canaux, sur données représentatives. Sur le plan</w:t>
+        <w:t xml:space="preserve">— fréquence, allocation de budget, récence —, sur données représentatives. Sur le plan</w:t>
       </w:r>
       <w:r>
         <w:t xml:space="preserve"> </w:t>
@@ -580,13 +583,13 @@
       </w:r>
     </w:p>
     <w:bookmarkEnd w:id="14"/>
-    <w:bookmarkStart w:id="15" w:name="X0fc29c39cd4034e9e2e723009385c757b96ef1d"/>
+    <w:bookmarkStart w:id="15" w:name="Xa78a6e9b4ec9f4ce7a7a5897be46e9029041738"/>
     <w:p>
       <w:pPr>
         <w:pStyle w:val="Heading3"/>
       </w:pPr>
       <w:r>
-        <w:t xml:space="preserve">De l’intention déclarée à l’allocation réelle</w:t>
+        <w:t xml:space="preserve">De l’intention déclarée aux pratiques d’achat</w:t>
       </w:r>
     </w:p>
     <w:p>
@@ -657,20 +660,23 @@
         <w:t xml:space="preserve"> </w:t>
       </w:r>
       <w:r>
-        <w:t xml:space="preserve">— soit des obstacles pratiques plus que financiers. Or la plupart de ces travaux mesurent des intentions, des attitudes ou un consentement à payer hypothétique, rarement des comportements d’achat effectifs. La méta-analyse de Mustapa et Kallas (2025) estime ainsi à +34,5 % la prime moyenne que les consommateurs se déclarent prêts à payer pour un produit de circuit court — un chiffre à confronter à la part de budget réellement consacrée. Le deuxième déplacement de l’article consiste précisément à quitter le registre déclaratif pour mesurer l’</w:t>
+        <w:t xml:space="preserve">— soit des obstacles pratiques plus que financiers. Or la plupart de ces travaux mesurent des intentions, des attitudes ou un consentement à payer hypothétique, rarement des comportements d’achat. La méta-analyse de Mustapa et Kallas (2025) montre ainsi que les consommateurs se déclarent prêts à payer une prime substantielle pour un produit de circuit court — une disposition dont rien ne garantit qu’elle se traduise dans les volumes achetés. Le deuxième déplacement de l’article consiste précisément à quitter le registre des attitudes et des intentions pour mesurer les</w:t>
+      </w:r>
+      <w:r>
+        <w:t xml:space="preserve"> </w:t>
       </w:r>
       <w:r>
         <w:rPr>
           <w:b/>
           <w:bCs/>
         </w:rPr>
-        <w:t xml:space="preserve">allocation budgétaire réelle</w:t>
+        <w:t xml:space="preserve">pratiques d’achat déclarées</w:t>
       </w:r>
       <w:r>
         <w:t xml:space="preserve"> </w:t>
       </w:r>
       <w:r>
-        <w:t xml:space="preserve">entre canaux : combien, concrètement, le ménage consacre-t-il à la vente directe, et non combien il dit vouloir y consacrer.</w:t>
+        <w:t xml:space="preserve">— fréquence de recours, allocation de budget, récence : combien, concrètement, le ménage déclare-t-il consacrer à la vente directe, et non combien il dit vouloir y consacrer. Nos données restent déclaratives, mais elles portent sur des comportements effectifs et non sur des dispositions.</w:t>
       </w:r>
     </w:p>
     <w:bookmarkEnd w:id="15"/>
@@ -736,7 +742,7 @@
         <w:t xml:space="preserve"> </w:t>
       </w:r>
       <w:r>
-        <w:t xml:space="preserve">et l’allocation réelle de budget qui en résulte : elle classe les ménages selon</w:t>
+        <w:t xml:space="preserve">et l’allocation de budget déclarée qui en résulte : elle classe les ménages selon</w:t>
       </w:r>
       <w:r>
         <w:t xml:space="preserve"> </w:t>
@@ -773,7 +779,7 @@
         <w:pStyle w:val="BodyText"/>
       </w:pPr>
       <w:r>
-        <w:t xml:space="preserve">Ce positionnement (Tableau 1) conduit à trois attentes, que l’analyse met à l’épreuve. D’abord, la vente directe occuperait rarement la place de canal principal : diffusion potentiellement large, mais part de budget faible (complémentarité, non substitution). Ensuite, sa pratique serait faiblement déterminée par le profil sociodémographique : elle traverserait les catégories. Enfin, conformément à l’écart attitude-comportement, l’adhésion déclarée serait nettement plus forte que le poids budgétaire effectif — beaucoup l’essaieraient, peu l’installeraient.</w:t>
+        <w:t xml:space="preserve">Ce positionnement (Tableau 1) conduit à trois attentes, que l’analyse met à l’épreuve. D’abord, la vente directe occuperait rarement la place de canal principal : diffusion potentiellement large, mais part de budget faible (complémentarité, non substitution). Ensuite, sa pratique serait faiblement déterminée par le profil sociodémographique : elle traverserait les catégories. Enfin, conformément à l’écart attitude-comportement, l’adhésion déclarée serait nettement plus forte que le poids budgétaire effectif — beaucoup l’essaieraient, peu l’adopteraient.</w:t>
       </w:r>
     </w:p>
     <w:p>
@@ -903,7 +909,7 @@
               <w:pStyle w:val="Compact"/>
             </w:pPr>
             <w:r>
-              <w:t xml:space="preserve">Du déclaratif à l’allocation budgétaire réelle</w:t>
+              <w:t xml:space="preserve">Des attitudes/intentions aux pratiques d’achat déclarées</w:t>
             </w:r>
           </w:p>
         </w:tc>
@@ -1850,7 +1856,7 @@
         <w:t xml:space="preserve"> </w:t>
       </w:r>
       <w:r>
-        <w:t xml:space="preserve">(près de 42 € par mois) : chez ses adeptes, elle n’a rien d’anecdotique. Un canal marginal à l’échelle du pays, mais installé dans le budget d’une minorité active.</w:t>
+        <w:t xml:space="preserve">(près de 42 € par mois) : chez ses adeptes, elle n’a rien d’anecdotique. Un canal marginal à l’échelle du pays, mais ancré dans le budget d’une minorité active.</w:t>
       </w:r>
     </w:p>
     <w:p>
@@ -1871,17 +1877,17 @@
         <w:t xml:space="preserve">complément ciblé</w:t>
       </w:r>
       <w:r>
-        <w:t xml:space="preserve">, mobilisé occasionnellement. C’est une manifestation nette de l’écart entre intention et comportement : alors que Mustapa et Kallas (2025) chiffrent à +34,5 % le surprix que les consommateurs se disent prêts à payer, la part réellement allouée reste marginale. La vente directe est, en somme, largement essayée mais rarement intensive.</w:t>
+        <w:t xml:space="preserve">, mobilisé occasionnellement. C’est une manifestation nette de l’écart entre les dispositions déclarées et les comportements d’achat : l’adhésion de principe est massive, la part de budget marginale. La vente directe est, en somme, largement essayée mais rarement intensive.</w:t>
       </w:r>
     </w:p>
     <w:bookmarkEnd w:id="25"/>
-    <w:bookmarkStart w:id="29" w:name="Xe5b250b76c2b938649582c3ae50d3dc9ec82d74"/>
+    <w:bookmarkStart w:id="29" w:name="Xe4e0b2f4b1568e238a2a23f481cbadf536e92a8"/>
     <w:p>
       <w:pPr>
         <w:pStyle w:val="Heading2"/>
       </w:pPr>
       <w:r>
-        <w:t xml:space="preserve">De l’essai à l’ancrage : un engagement peu retenu</w:t>
+        <w:t xml:space="preserve">De l’essai à l’adoption : une pratique peu retenue</w:t>
       </w:r>
     </w:p>
     <w:p>
@@ -1902,7 +1908,7 @@
         <w:t xml:space="preserve">récence d’achat</w:t>
       </w:r>
       <w:r>
-        <w:t xml:space="preserve">. Au-delà de la question générale de fréquentation, l’enquête demande, pour chaque forme de vente directe, si le ménage y a acheté</w:t>
+        <w:t xml:space="preserve">. Au-delà de la question générale de fréquentation, l’enquête demande, pour chaque forme de vente directe, si le ménage y a acheté au cours du mois écoulé, en distinguant quatre situations : un</w:t>
       </w:r>
       <w:r>
         <w:t xml:space="preserve"> </w:t>
@@ -1912,13 +1918,55 @@
           <w:b/>
           <w:bCs/>
         </w:rPr>
-        <w:t xml:space="preserve">au cours du mois écoulé</w:t>
+        <w:t xml:space="preserve">achat récent</w:t>
       </w:r>
       <w:r>
         <w:t xml:space="preserve"> </w:t>
       </w:r>
       <w:r>
-        <w:t xml:space="preserve">— distinguant l’acheteur actif de celui qui « achète encore, mais pas ce mois-ci », et de celui qui « en achetait, mais plus maintenant ». L’écart entre la fréquentation déclarée et cet achat récent est révélateur (Tableau 3, Figure 3).</w:t>
+        <w:t xml:space="preserve">(le mois écoulé), un</w:t>
+      </w:r>
+      <w:r>
+        <w:t xml:space="preserve"> </w:t>
+      </w:r>
+      <w:r>
+        <w:rPr>
+          <w:b/>
+          <w:bCs/>
+        </w:rPr>
+        <w:t xml:space="preserve">achat plus ancien mais toujours pratiqué</w:t>
+      </w:r>
+      <w:r>
+        <w:t xml:space="preserve">, un</w:t>
+      </w:r>
+      <w:r>
+        <w:t xml:space="preserve"> </w:t>
+      </w:r>
+      <w:r>
+        <w:rPr>
+          <w:b/>
+          <w:bCs/>
+        </w:rPr>
+        <w:t xml:space="preserve">achat abandonné</w:t>
+      </w:r>
+      <w:r>
+        <w:t xml:space="preserve"> </w:t>
+      </w:r>
+      <w:r>
+        <w:t xml:space="preserve">(« j’en achetais, mais ce n’est plus le cas ») et l’</w:t>
+      </w:r>
+      <w:r>
+        <w:rPr>
+          <w:b/>
+          <w:bCs/>
+        </w:rPr>
+        <w:t xml:space="preserve">absence d’achat</w:t>
+      </w:r>
+      <w:r>
+        <w:t xml:space="preserve"> </w:t>
+      </w:r>
+      <w:r>
+        <w:t xml:space="preserve">par cette forme. Pour situer ces formes, nous les comparons à trois circuits conventionnels spécialisés — le boulanger, le boucher, le primeur — soumis aux mêmes questions (Tableau 3, Figure 3).</w:t>
       </w:r>
     </w:p>
     <w:p>
@@ -1950,7 +1998,7 @@
         <w:pStyle w:val="BodyText"/>
       </w:pPr>
       <w:r>
-        <w:t xml:space="preserve">Surtout, la récence décroît fortement avec le degré d’engagement qu’exige la forme. Les formes conviviales et sans engagement — le marché — restent les plus ancrées : 62 % de ceux qui y ont déjà acheté au producteur l’ont fait le mois écoulé. À l’opposé, les formes les plus engageantes sont massivement</w:t>
+        <w:t xml:space="preserve">Surtout, la récence décroît fortement avec l’effort qu’exige la forme, et la comparaison conventionnelle le souligne. Les canaux du quotidien sont fortement ancrés : chez le boulanger, 58 % des clients ont acheté le mois écoulé ; sur le marché au producteur, 59 %. Mais dès que la forme demande une démarche spécifique, la récence s’effondre : 22 % pour les magasins de producteurs, 17 % pour les halles, 7 % pour les foires et salons, 6 % pour les paniers en ligne — ces derniers affichant même 66 % de « jamais » parmi les acheteurs directs interrogés. Le boucher et le primeur (37-38 %) se situent au niveau de l’achat à la ferme (34 %), signe que le clivage ne suit pas la frontière conventionnel/alternatif mais bien le</w:t>
       </w:r>
       <w:r>
         <w:t xml:space="preserve"> </w:t>
@@ -1960,13 +2008,13 @@
           <w:b/>
           <w:bCs/>
         </w:rPr>
-        <w:t xml:space="preserve">abandonnées</w:t>
+        <w:t xml:space="preserve">degré d’effort</w:t>
       </w:r>
       <w:r>
         <w:t xml:space="preserve"> </w:t>
       </w:r>
       <w:r>
-        <w:t xml:space="preserve">: parmi ceux qui les ont déjà essayées, 46 % ont cessé pour les paniers en ligne, 30 % pour les foires et salons, 27 % pour les halles. Le cas des AMAP est extrême : sur les ménages qui en ont un jour été clients,</w:t>
+        <w:t xml:space="preserve">requis. L’abandon culmine enfin sur les formes les plus engageantes : parmi les ménages qui ont un jour été clients d’une</w:t>
       </w:r>
       <w:r>
         <w:t xml:space="preserve"> </w:t>
@@ -1976,22 +2024,32 @@
           <w:b/>
           <w:bCs/>
         </w:rPr>
-        <w:t xml:space="preserve">près des deux tiers (65 %) ne le sont plus</w:t>
-      </w:r>
-      <w:r>
-        <w:t xml:space="preserve">.</w:t>
-      </w:r>
-    </w:p>
-    <w:p>
-      <w:pPr>
-        <w:pStyle w:val="BodyText"/>
-      </w:pPr>
+        <w:t xml:space="preserve">AMAP</w:t>
+      </w:r>
+      <w:r>
+        <w:t xml:space="preserve">, près des deux tiers (</w:t>
+      </w:r>
       <w:r>
         <w:rPr>
           <w:b/>
           <w:bCs/>
         </w:rPr>
-        <w:t xml:space="preserve">Tableau 3 : De l’essai à l’ancrage — récence d’achat par forme de vente directe</w:t>
+        <w:t xml:space="preserve">65 %</w:t>
+      </w:r>
+      <w:r>
+        <w:t xml:space="preserve">) ne le sont plus.</w:t>
+      </w:r>
+    </w:p>
+    <w:p>
+      <w:pPr>
+        <w:pStyle w:val="BodyText"/>
+      </w:pPr>
+      <w:r>
+        <w:rPr>
+          <w:b/>
+          <w:bCs/>
+        </w:rPr>
+        <w:t xml:space="preserve">Tableau 3 : Récence d’achat par forme de vente directe et comparaison conventionnelle</w:t>
       </w:r>
     </w:p>
     <w:tbl>
@@ -2044,7 +2102,7 @@
               <w:jc w:val="center"/>
             </w:pPr>
             <w:r>
-              <w:t xml:space="preserve">Ont déjà acheté (n)</w:t>
+              <w:t xml:space="preserve">Acheté le mois écoulé</w:t>
             </w:r>
           </w:p>
         </w:tc>
@@ -2056,7 +2114,7 @@
               <w:jc w:val="center"/>
             </w:pPr>
             <w:r>
-              <w:t xml:space="preserve">Achat le mois écoulé (% des essayeurs)</w:t>
+              <w:t xml:space="preserve">Achète, pas ce mois-ci</w:t>
             </w:r>
           </w:p>
         </w:tc>
@@ -2068,7 +2126,7 @@
               <w:jc w:val="center"/>
             </w:pPr>
             <w:r>
-              <w:t xml:space="preserve">Achat le mois écoulé (% des interrogés)</w:t>
+              <w:t xml:space="preserve">N’achète plus</w:t>
             </w:r>
           </w:p>
         </w:tc>
@@ -2080,7 +2138,7 @@
               <w:jc w:val="center"/>
             </w:pPr>
             <w:r>
-              <w:t xml:space="preserve">En achetaient, plus maintenant (% des essayeurs)</w:t>
+              <w:t xml:space="preserve">Jamais</w:t>
             </w:r>
           </w:p>
         </w:tc>
@@ -2117,30 +2175,6 @@
               <w:jc w:val="center"/>
             </w:pPr>
             <w:r>
-              <w:t xml:space="preserve">770</w:t>
-            </w:r>
-          </w:p>
-        </w:tc>
-        <w:tc>
-          <w:tcPr/>
-          <w:p>
-            <w:pPr>
-              <w:pStyle w:val="Compact"/>
-              <w:jc w:val="center"/>
-            </w:pPr>
-            <w:r>
-              <w:t xml:space="preserve">62 %</w:t>
-            </w:r>
-          </w:p>
-        </w:tc>
-        <w:tc>
-          <w:tcPr/>
-          <w:p>
-            <w:pPr>
-              <w:pStyle w:val="Compact"/>
-              <w:jc w:val="center"/>
-            </w:pPr>
-            <w:r>
               <w:t xml:space="preserve">59 %</w:t>
             </w:r>
           </w:p>
@@ -2153,7 +2187,280 @@
               <w:jc w:val="center"/>
             </w:pPr>
             <w:r>
+              <w:t xml:space="preserve">30 %</w:t>
+            </w:r>
+          </w:p>
+        </w:tc>
+        <w:tc>
+          <w:tcPr/>
+          <w:p>
+            <w:pPr>
+              <w:pStyle w:val="Compact"/>
+              <w:jc w:val="center"/>
+            </w:pPr>
+            <w:r>
               <w:t xml:space="preserve">6 %</w:t>
+            </w:r>
+          </w:p>
+        </w:tc>
+        <w:tc>
+          <w:tcPr/>
+          <w:p>
+            <w:pPr>
+              <w:pStyle w:val="Compact"/>
+              <w:jc w:val="center"/>
+            </w:pPr>
+            <w:r>
+              <w:t xml:space="preserve">5 %</w:t>
+            </w:r>
+          </w:p>
+        </w:tc>
+      </w:tr>
+      <w:tr>
+        <w:tc>
+          <w:tcPr/>
+          <w:p>
+            <w:pPr>
+              <w:pStyle w:val="Compact"/>
+            </w:pPr>
+            <w:r>
+              <w:t xml:space="preserve">Boulanger</w:t>
+            </w:r>
+            <w:r>
+              <w:t xml:space="preserve"> </w:t>
+            </w:r>
+            <w:r>
+              <w:rPr>
+                <w:i/>
+                <w:iCs/>
+              </w:rPr>
+              <w:t xml:space="preserve">(conv.)</w:t>
+            </w:r>
+          </w:p>
+        </w:tc>
+        <w:tc>
+          <w:tcPr/>
+          <w:p>
+            <w:pPr>
+              <w:pStyle w:val="Compact"/>
+              <w:jc w:val="center"/>
+            </w:pPr>
+            <w:r>
+              <w:t xml:space="preserve">893</w:t>
+            </w:r>
+          </w:p>
+        </w:tc>
+        <w:tc>
+          <w:tcPr/>
+          <w:p>
+            <w:pPr>
+              <w:pStyle w:val="Compact"/>
+              <w:jc w:val="center"/>
+            </w:pPr>
+            <w:r>
+              <w:t xml:space="preserve">58 %</w:t>
+            </w:r>
+          </w:p>
+        </w:tc>
+        <w:tc>
+          <w:tcPr/>
+          <w:p>
+            <w:pPr>
+              <w:pStyle w:val="Compact"/>
+              <w:jc w:val="center"/>
+            </w:pPr>
+            <w:r>
+              <w:t xml:space="preserve">21 %</w:t>
+            </w:r>
+          </w:p>
+        </w:tc>
+        <w:tc>
+          <w:tcPr/>
+          <w:p>
+            <w:pPr>
+              <w:pStyle w:val="Compact"/>
+              <w:jc w:val="center"/>
+            </w:pPr>
+            <w:r>
+              <w:t xml:space="preserve">10 %</w:t>
+            </w:r>
+          </w:p>
+        </w:tc>
+        <w:tc>
+          <w:tcPr/>
+          <w:p>
+            <w:pPr>
+              <w:pStyle w:val="Compact"/>
+              <w:jc w:val="center"/>
+            </w:pPr>
+            <w:r>
+              <w:t xml:space="preserve">11 %</w:t>
+            </w:r>
+          </w:p>
+        </w:tc>
+      </w:tr>
+      <w:tr>
+        <w:tc>
+          <w:tcPr/>
+          <w:p>
+            <w:pPr>
+              <w:pStyle w:val="Compact"/>
+            </w:pPr>
+            <w:r>
+              <w:t xml:space="preserve">Boucher</w:t>
+            </w:r>
+            <w:r>
+              <w:t xml:space="preserve"> </w:t>
+            </w:r>
+            <w:r>
+              <w:rPr>
+                <w:i/>
+                <w:iCs/>
+              </w:rPr>
+              <w:t xml:space="preserve">(conv.)</w:t>
+            </w:r>
+          </w:p>
+        </w:tc>
+        <w:tc>
+          <w:tcPr/>
+          <w:p>
+            <w:pPr>
+              <w:pStyle w:val="Compact"/>
+              <w:jc w:val="center"/>
+            </w:pPr>
+            <w:r>
+              <w:t xml:space="preserve">893</w:t>
+            </w:r>
+          </w:p>
+        </w:tc>
+        <w:tc>
+          <w:tcPr/>
+          <w:p>
+            <w:pPr>
+              <w:pStyle w:val="Compact"/>
+              <w:jc w:val="center"/>
+            </w:pPr>
+            <w:r>
+              <w:t xml:space="preserve">38 %</w:t>
+            </w:r>
+          </w:p>
+        </w:tc>
+        <w:tc>
+          <w:tcPr/>
+          <w:p>
+            <w:pPr>
+              <w:pStyle w:val="Compact"/>
+              <w:jc w:val="center"/>
+            </w:pPr>
+            <w:r>
+              <w:t xml:space="preserve">32 %</w:t>
+            </w:r>
+          </w:p>
+        </w:tc>
+        <w:tc>
+          <w:tcPr/>
+          <w:p>
+            <w:pPr>
+              <w:pStyle w:val="Compact"/>
+              <w:jc w:val="center"/>
+            </w:pPr>
+            <w:r>
+              <w:t xml:space="preserve">17 %</w:t>
+            </w:r>
+          </w:p>
+        </w:tc>
+        <w:tc>
+          <w:tcPr/>
+          <w:p>
+            <w:pPr>
+              <w:pStyle w:val="Compact"/>
+              <w:jc w:val="center"/>
+            </w:pPr>
+            <w:r>
+              <w:t xml:space="preserve">13 %</w:t>
+            </w:r>
+          </w:p>
+        </w:tc>
+      </w:tr>
+      <w:tr>
+        <w:tc>
+          <w:tcPr/>
+          <w:p>
+            <w:pPr>
+              <w:pStyle w:val="Compact"/>
+            </w:pPr>
+            <w:r>
+              <w:t xml:space="preserve">Primeur</w:t>
+            </w:r>
+            <w:r>
+              <w:t xml:space="preserve"> </w:t>
+            </w:r>
+            <w:r>
+              <w:rPr>
+                <w:i/>
+                <w:iCs/>
+              </w:rPr>
+              <w:t xml:space="preserve">(conv.)</w:t>
+            </w:r>
+          </w:p>
+        </w:tc>
+        <w:tc>
+          <w:tcPr/>
+          <w:p>
+            <w:pPr>
+              <w:pStyle w:val="Compact"/>
+              <w:jc w:val="center"/>
+            </w:pPr>
+            <w:r>
+              <w:t xml:space="preserve">893</w:t>
+            </w:r>
+          </w:p>
+        </w:tc>
+        <w:tc>
+          <w:tcPr/>
+          <w:p>
+            <w:pPr>
+              <w:pStyle w:val="Compact"/>
+              <w:jc w:val="center"/>
+            </w:pPr>
+            <w:r>
+              <w:t xml:space="preserve">37 %</w:t>
+            </w:r>
+          </w:p>
+        </w:tc>
+        <w:tc>
+          <w:tcPr/>
+          <w:p>
+            <w:pPr>
+              <w:pStyle w:val="Compact"/>
+              <w:jc w:val="center"/>
+            </w:pPr>
+            <w:r>
+              <w:t xml:space="preserve">34 %</w:t>
+            </w:r>
+          </w:p>
+        </w:tc>
+        <w:tc>
+          <w:tcPr/>
+          <w:p>
+            <w:pPr>
+              <w:pStyle w:val="Compact"/>
+              <w:jc w:val="center"/>
+            </w:pPr>
+            <w:r>
+              <w:t xml:space="preserve">17 %</w:t>
+            </w:r>
+          </w:p>
+        </w:tc>
+        <w:tc>
+          <w:tcPr/>
+          <w:p>
+            <w:pPr>
+              <w:pStyle w:val="Compact"/>
+              <w:jc w:val="center"/>
+            </w:pPr>
+            <w:r>
+              <w:t xml:space="preserve">13 %</w:t>
             </w:r>
           </w:p>
         </w:tc>
@@ -2190,30 +2497,6 @@
               <w:jc w:val="center"/>
             </w:pPr>
             <w:r>
-              <w:t xml:space="preserve">433</w:t>
-            </w:r>
-          </w:p>
-        </w:tc>
-        <w:tc>
-          <w:tcPr/>
-          <w:p>
-            <w:pPr>
-              <w:pStyle w:val="Compact"/>
-              <w:jc w:val="center"/>
-            </w:pPr>
-            <w:r>
-              <w:t xml:space="preserve">40 %</w:t>
-            </w:r>
-          </w:p>
-        </w:tc>
-        <w:tc>
-          <w:tcPr/>
-          <w:p>
-            <w:pPr>
-              <w:pStyle w:val="Compact"/>
-              <w:jc w:val="center"/>
-            </w:pPr>
-            <w:r>
               <w:t xml:space="preserve">34 %</w:t>
             </w:r>
           </w:p>
@@ -2226,7 +2509,31 @@
               <w:jc w:val="center"/>
             </w:pPr>
             <w:r>
-              <w:t xml:space="preserve">19 %</w:t>
+              <w:t xml:space="preserve">35 %</w:t>
+            </w:r>
+          </w:p>
+        </w:tc>
+        <w:tc>
+          <w:tcPr/>
+          <w:p>
+            <w:pPr>
+              <w:pStyle w:val="Compact"/>
+              <w:jc w:val="center"/>
+            </w:pPr>
+            <w:r>
+              <w:t xml:space="preserve">16 %</w:t>
+            </w:r>
+          </w:p>
+        </w:tc>
+        <w:tc>
+          <w:tcPr/>
+          <w:p>
+            <w:pPr>
+              <w:pStyle w:val="Compact"/>
+              <w:jc w:val="center"/>
+            </w:pPr>
+            <w:r>
+              <w:t xml:space="preserve">15 %</w:t>
             </w:r>
           </w:p>
         </w:tc>
@@ -2251,43 +2558,7 @@
               <w:jc w:val="center"/>
             </w:pPr>
             <w:r>
-              <w:t xml:space="preserve">509</w:t>
-            </w:r>
-          </w:p>
-        </w:tc>
-        <w:tc>
-          <w:tcPr/>
-          <w:p>
-            <w:pPr>
-              <w:pStyle w:val="Compact"/>
-              <w:jc w:val="center"/>
-            </w:pPr>
-            <w:r>
-              <w:t xml:space="preserve">351</w:t>
-            </w:r>
-          </w:p>
-        </w:tc>
-        <w:tc>
-          <w:tcPr/>
-          <w:p>
-            <w:pPr>
-              <w:pStyle w:val="Compact"/>
-              <w:jc w:val="center"/>
-            </w:pPr>
-            <w:r>
-              <w:t xml:space="preserve">29 %</w:t>
-            </w:r>
-          </w:p>
-        </w:tc>
-        <w:tc>
-          <w:tcPr/>
-          <w:p>
-            <w:pPr>
-              <w:pStyle w:val="Compact"/>
-              <w:jc w:val="center"/>
-            </w:pPr>
-            <w:r>
-              <w:t xml:space="preserve">20 %</w:t>
+              <w:t xml:space="preserve">469</w:t>
             </w:r>
           </w:p>
         </w:tc>
@@ -2300,6 +2571,42 @@
             </w:pPr>
             <w:r>
               <w:t xml:space="preserve">22 %</w:t>
+            </w:r>
+          </w:p>
+        </w:tc>
+        <w:tc>
+          <w:tcPr/>
+          <w:p>
+            <w:pPr>
+              <w:pStyle w:val="Compact"/>
+              <w:jc w:val="center"/>
+            </w:pPr>
+            <w:r>
+              <w:t xml:space="preserve">37 %</w:t>
+            </w:r>
+          </w:p>
+        </w:tc>
+        <w:tc>
+          <w:tcPr/>
+          <w:p>
+            <w:pPr>
+              <w:pStyle w:val="Compact"/>
+              <w:jc w:val="center"/>
+            </w:pPr>
+            <w:r>
+              <w:t xml:space="preserve">17 %</w:t>
+            </w:r>
+          </w:p>
+        </w:tc>
+        <w:tc>
+          <w:tcPr/>
+          <w:p>
+            <w:pPr>
+              <w:pStyle w:val="Compact"/>
+              <w:jc w:val="center"/>
+            </w:pPr>
+            <w:r>
+              <w:t xml:space="preserve">25 %</w:t>
             </w:r>
           </w:p>
         </w:tc>
@@ -2336,7 +2643,7 @@
               <w:jc w:val="center"/>
             </w:pPr>
             <w:r>
-              <w:t xml:space="preserve">359</w:t>
+              <w:t xml:space="preserve">17 %</w:t>
             </w:r>
           </w:p>
         </w:tc>
@@ -2348,7 +2655,7 @@
               <w:jc w:val="center"/>
             </w:pPr>
             <w:r>
-              <w:t xml:space="preserve">23 %</w:t>
+              <w:t xml:space="preserve">35 %</w:t>
             </w:r>
           </w:p>
         </w:tc>
@@ -2360,7 +2667,7 @@
               <w:jc w:val="center"/>
             </w:pPr>
             <w:r>
-              <w:t xml:space="preserve">16 %</w:t>
+              <w:t xml:space="preserve">19 %</w:t>
             </w:r>
           </w:p>
         </w:tc>
@@ -2372,80 +2679,7 @@
               <w:jc w:val="center"/>
             </w:pPr>
             <w:r>
-              <w:t xml:space="preserve">27 %</w:t>
-            </w:r>
-          </w:p>
-        </w:tc>
-      </w:tr>
-      <w:tr>
-        <w:tc>
-          <w:tcPr/>
-          <w:p>
-            <w:pPr>
-              <w:pStyle w:val="Compact"/>
-            </w:pPr>
-            <w:r>
-              <w:t xml:space="preserve">Panier en ligne (La Ruche…)</w:t>
-            </w:r>
-          </w:p>
-        </w:tc>
-        <w:tc>
-          <w:tcPr/>
-          <w:p>
-            <w:pPr>
-              <w:pStyle w:val="Compact"/>
-              <w:jc w:val="center"/>
-            </w:pPr>
-            <w:r>
-              <w:t xml:space="preserve">509</w:t>
-            </w:r>
-          </w:p>
-        </w:tc>
-        <w:tc>
-          <w:tcPr/>
-          <w:p>
-            <w:pPr>
-              <w:pStyle w:val="Compact"/>
-              <w:jc w:val="center"/>
-            </w:pPr>
-            <w:r>
-              <w:t xml:space="preserve">155</w:t>
-            </w:r>
-          </w:p>
-        </w:tc>
-        <w:tc>
-          <w:tcPr/>
-          <w:p>
-            <w:pPr>
-              <w:pStyle w:val="Compact"/>
-              <w:jc w:val="center"/>
-            </w:pPr>
-            <w:r>
-              <w:t xml:space="preserve">18 %</w:t>
-            </w:r>
-          </w:p>
-        </w:tc>
-        <w:tc>
-          <w:tcPr/>
-          <w:p>
-            <w:pPr>
-              <w:pStyle w:val="Compact"/>
-              <w:jc w:val="center"/>
-            </w:pPr>
-            <w:r>
-              <w:t xml:space="preserve">6 %</w:t>
-            </w:r>
-          </w:p>
-        </w:tc>
-        <w:tc>
-          <w:tcPr/>
-          <w:p>
-            <w:pPr>
-              <w:pStyle w:val="Compact"/>
-              <w:jc w:val="center"/>
-            </w:pPr>
-            <w:r>
-              <w:t xml:space="preserve">46 %</w:t>
+              <w:t xml:space="preserve">29 %</w:t>
             </w:r>
           </w:p>
         </w:tc>
@@ -2482,30 +2716,6 @@
               <w:jc w:val="center"/>
             </w:pPr>
             <w:r>
-              <w:t xml:space="preserve">297</w:t>
-            </w:r>
-          </w:p>
-        </w:tc>
-        <w:tc>
-          <w:tcPr/>
-          <w:p>
-            <w:pPr>
-              <w:pStyle w:val="Compact"/>
-              <w:jc w:val="center"/>
-            </w:pPr>
-            <w:r>
-              <w:t xml:space="preserve">11 %</w:t>
-            </w:r>
-          </w:p>
-        </w:tc>
-        <w:tc>
-          <w:tcPr/>
-          <w:p>
-            <w:pPr>
-              <w:pStyle w:val="Compact"/>
-              <w:jc w:val="center"/>
-            </w:pPr>
-            <w:r>
               <w:t xml:space="preserve">7 %</w:t>
             </w:r>
           </w:p>
@@ -2518,7 +2728,31 @@
               <w:jc w:val="center"/>
             </w:pPr>
             <w:r>
-              <w:t xml:space="preserve">30 %</w:t>
+              <w:t xml:space="preserve">34 %</w:t>
+            </w:r>
+          </w:p>
+        </w:tc>
+        <w:tc>
+          <w:tcPr/>
+          <w:p>
+            <w:pPr>
+              <w:pStyle w:val="Compact"/>
+              <w:jc w:val="center"/>
+            </w:pPr>
+            <w:r>
+              <w:t xml:space="preserve">18 %</w:t>
+            </w:r>
+          </w:p>
+        </w:tc>
+        <w:tc>
+          <w:tcPr/>
+          <w:p>
+            <w:pPr>
+              <w:pStyle w:val="Compact"/>
+              <w:jc w:val="center"/>
+            </w:pPr>
+            <w:r>
+              <w:t xml:space="preserve">42 %</w:t>
             </w:r>
           </w:p>
         </w:tc>
@@ -2531,7 +2765,7 @@
               <w:pStyle w:val="Compact"/>
             </w:pPr>
             <w:r>
-              <w:t xml:space="preserve">AMAP*</w:t>
+              <w:t xml:space="preserve">Panier en ligne (La Ruche…)</w:t>
             </w:r>
           </w:p>
         </w:tc>
@@ -2543,7 +2777,7 @@
               <w:jc w:val="center"/>
             </w:pPr>
             <w:r>
-              <w:t xml:space="preserve">509</w:t>
+              <w:t xml:space="preserve">456</w:t>
             </w:r>
           </w:p>
         </w:tc>
@@ -2555,7 +2789,7 @@
               <w:jc w:val="center"/>
             </w:pPr>
             <w:r>
-              <w:t xml:space="preserve">116</w:t>
+              <w:t xml:space="preserve">6 %</w:t>
             </w:r>
           </w:p>
         </w:tc>
@@ -2567,7 +2801,7 @@
               <w:jc w:val="center"/>
             </w:pPr>
             <w:r>
-              <w:t xml:space="preserve">35 %</w:t>
+              <w:t xml:space="preserve">12 %</w:t>
             </w:r>
           </w:p>
         </w:tc>
@@ -2579,7 +2813,7 @@
               <w:jc w:val="center"/>
             </w:pPr>
             <w:r>
-              <w:t xml:space="preserve">8 %</w:t>
+              <w:t xml:space="preserve">16 %</w:t>
             </w:r>
           </w:p>
         </w:tc>
@@ -2591,7 +2825,7 @@
               <w:jc w:val="center"/>
             </w:pPr>
             <w:r>
-              <w:t xml:space="preserve">65 %</w:t>
+              <w:t xml:space="preserve">66 %</w:t>
             </w:r>
           </w:p>
         </w:tc>
@@ -2606,7 +2840,7 @@
           <w:i/>
           <w:iCs/>
         </w:rPr>
-        <w:t xml:space="preserve">Base « interrogés » : chalands de marché (810) pour le marché ; acheteurs en vente directe aux agriculteurs (509) pour les autres formes. *AMAP : codage sans référence au mois écoulé (adhérent actuel vs ancien) ; « % des essayeurs » = adhérents actuels parmi les adhérents actuels et anciens ; « en achetaient, plus maintenant » = anciens adhérents.</w:t>
+        <w:t xml:space="preserve">Base : personnes interrogées sur chaque forme, en % ligne (hors rares « ne sait pas »). Les circuits en italique (boulanger, boucher, primeur) sont des comparateurs conventionnels spécialisés. L’AMAP est traitée à part (questionnaire sans référence au mois écoulé) : 35 % d’adhérents actuels contre 65 % d’anciens adhérents.</w:t>
       </w:r>
     </w:p>
     <w:p>
@@ -2616,7 +2850,7 @@
       <w:r>
         <w:drawing>
           <wp:inline>
-            <wp:extent cx="5969000" cy="2573970"/>
+            <wp:extent cx="5969000" cy="2990492"/>
             <wp:effectExtent b="0" l="0" r="0" t="0"/>
             <wp:docPr descr="Figure 3" title="" id="27" name="Picture"/>
             <a:graphic>
@@ -2637,7 +2871,7 @@
                   <pic:spPr bwMode="auto">
                     <a:xfrm>
                       <a:off x="0" y="0"/>
-                      <a:ext cx="5969000" cy="2573970"/>
+                      <a:ext cx="5969000" cy="2990492"/>
                     </a:xfrm>
                     <a:prstGeom prst="rect">
                       <a:avLst/>
@@ -2673,7 +2907,7 @@
           <w:b/>
           <w:bCs/>
         </w:rPr>
-        <w:t xml:space="preserve">Figure 3 : De l’essai à l’ancrage — récence d’achat par forme de vente directe</w:t>
+        <w:t xml:space="preserve">Figure 3 : Récence d’achat par forme (vente directe et circuits conventionnels spécialisés)</w:t>
       </w:r>
     </w:p>
     <w:p>
@@ -2691,7 +2925,7 @@
           <w:b/>
           <w:bCs/>
         </w:rPr>
-        <w:t xml:space="preserve">largement essayée, mais son usage peine à s’installer</w:t>
+        <w:t xml:space="preserve">largement essayée, mais son usage peine à s’ancrer</w:t>
       </w:r>
       <w:r>
         <w:t xml:space="preserve"> </w:t>
@@ -2818,12 +3052,13 @@
         <w:tblLook w:firstRow="1" w:lastRow="0" w:firstColumn="0" w:lastColumn="0" w:noHBand="0" w:noVBand="0" w:val="0020"/>
       </w:tblPr>
       <w:tblGrid>
-        <w:gridCol w:w="1193"/>
-        <w:gridCol w:w="650"/>
-        <w:gridCol w:w="1518"/>
-        <w:gridCol w:w="1627"/>
-        <w:gridCol w:w="1735"/>
-        <w:gridCol w:w="1193"/>
+        <w:gridCol w:w="1116"/>
+        <w:gridCol w:w="609"/>
+        <w:gridCol w:w="507"/>
+        <w:gridCol w:w="1421"/>
+        <w:gridCol w:w="1523"/>
+        <w:gridCol w:w="1624"/>
+        <w:gridCol w:w="1116"/>
       </w:tblGrid>
       <w:tr>
         <w:trPr>
@@ -2848,6 +3083,18 @@
             </w:pPr>
             <w:r>
               <w:t xml:space="preserve">Part</w:t>
+            </w:r>
+          </w:p>
+        </w:tc>
+        <w:tc>
+          <w:tcPr/>
+          <w:p>
+            <w:pPr>
+              <w:pStyle w:val="Compact"/>
+              <w:jc w:val="center"/>
+            </w:pPr>
+            <w:r>
+              <w:t xml:space="preserve">Canaux (fréq. / rég.)</w:t>
             </w:r>
           </w:p>
         </w:tc>
@@ -2904,7 +3151,7 @@
               <w:pStyle w:val="Compact"/>
             </w:pPr>
             <w:r>
-              <w:t xml:space="preserve">Généralistes</w:t>
+              <w:t xml:space="preserve">Multi-canal modérés</w:t>
             </w:r>
           </w:p>
         </w:tc>
@@ -2916,6 +3163,18 @@
             </w:pPr>
             <w:r>
               <w:t xml:space="preserve">61 %</w:t>
+            </w:r>
+          </w:p>
+        </w:tc>
+        <w:tc>
+          <w:tcPr/>
+          <w:p>
+            <w:pPr>
+              <w:pStyle w:val="Compact"/>
+              <w:jc w:val="center"/>
+            </w:pPr>
+            <w:r>
+              <w:t xml:space="preserve">7,2 / 3,8</w:t>
             </w:r>
           </w:p>
         </w:tc>
@@ -2992,6 +3251,18 @@
           <w:p>
             <w:pPr>
               <w:pStyle w:val="Compact"/>
+              <w:jc w:val="center"/>
+            </w:pPr>
+            <w:r>
+              <w:t xml:space="preserve">3,8 / 2,8</w:t>
+            </w:r>
+          </w:p>
+        </w:tc>
+        <w:tc>
+          <w:tcPr/>
+          <w:p>
+            <w:pPr>
+              <w:pStyle w:val="Compact"/>
             </w:pPr>
             <w:r>
               <w:t xml:space="preserve">408 €</w:t>
@@ -3040,7 +3311,7 @@
               <w:pStyle w:val="Compact"/>
             </w:pPr>
             <w:r>
-              <w:t xml:space="preserve">Omnivores engagés</w:t>
+              <w:t xml:space="preserve">Multi-canal intensifs</w:t>
             </w:r>
           </w:p>
         </w:tc>
@@ -3052,6 +3323,18 @@
             </w:pPr>
             <w:r>
               <w:t xml:space="preserve">8 %</w:t>
+            </w:r>
+          </w:p>
+        </w:tc>
+        <w:tc>
+          <w:tcPr/>
+          <w:p>
+            <w:pPr>
+              <w:pStyle w:val="Compact"/>
+              <w:jc w:val="center"/>
+            </w:pPr>
+            <w:r>
+              <w:t xml:space="preserve">11,1 / 9,5</w:t>
             </w:r>
           </w:p>
         </w:tc>
@@ -3108,7 +3391,7 @@
               <w:pStyle w:val="Compact"/>
             </w:pPr>
             <w:r>
-              <w:t xml:space="preserve">Multi-canal conventionnels</w:t>
+              <w:t xml:space="preserve">Explorateurs conventionnels</w:t>
             </w:r>
           </w:p>
         </w:tc>
@@ -3120,6 +3403,18 @@
             </w:pPr>
             <w:r>
               <w:t xml:space="preserve">5 %</w:t>
+            </w:r>
+          </w:p>
+        </w:tc>
+        <w:tc>
+          <w:tcPr/>
+          <w:p>
+            <w:pPr>
+              <w:pStyle w:val="Compact"/>
+              <w:jc w:val="center"/>
+            </w:pPr>
+            <w:r>
+              <w:t xml:space="preserve">11,0 / 6,1</w:t>
             </w:r>
           </w:p>
         </w:tc>
@@ -3163,7 +3458,7 @@
               <w:pStyle w:val="Compact"/>
             </w:pPr>
             <w:r>
-              <w:t xml:space="preserve">Essaient tout, panier régulier conventionnel</w:t>
+              <w:t xml:space="preserve">Essaient tout, cœur régulier conventionnel</w:t>
             </w:r>
           </w:p>
         </w:tc>
@@ -3176,7 +3471,7 @@
               <w:pStyle w:val="Compact"/>
             </w:pPr>
             <w:r>
-              <w:t xml:space="preserve">Hors-hypermarché</w:t>
+              <w:t xml:space="preserve">Adeptes de la proximité</w:t>
             </w:r>
           </w:p>
         </w:tc>
@@ -3188,6 +3483,18 @@
             </w:pPr>
             <w:r>
               <w:t xml:space="preserve">2,5 %</w:t>
+            </w:r>
+          </w:p>
+        </w:tc>
+        <w:tc>
+          <w:tcPr/>
+          <w:p>
+            <w:pPr>
+              <w:pStyle w:val="Compact"/>
+              <w:jc w:val="center"/>
+            </w:pPr>
+            <w:r>
+              <w:t xml:space="preserve">6,3 / 3,3</w:t>
             </w:r>
           </w:p>
         </w:tc>
@@ -3242,6 +3549,18 @@
         <w:pStyle w:val="BodyText"/>
       </w:pPr>
       <w:r>
+        <w:rPr>
+          <w:i/>
+          <w:iCs/>
+        </w:rPr>
+        <w:t xml:space="preserve">« Canaux (fréq. / rég.) » : nombre moyen de canaux fréquentés / utilisés régulièrement (sur 13).</w:t>
+      </w:r>
+    </w:p>
+    <w:p>
+      <w:pPr>
+        <w:pStyle w:val="BodyText"/>
+      </w:pPr>
+      <w:r>
         <w:t xml:space="preserve">Les</w:t>
       </w:r>
       <w:r>
@@ -3252,7 +3571,7 @@
           <w:b/>
           <w:bCs/>
         </w:rPr>
-        <w:t xml:space="preserve">généralistes</w:t>
+        <w:t xml:space="preserve">multi-canal modérés</w:t>
       </w:r>
       <w:r>
         <w:t xml:space="preserve"> </w:t>
@@ -3284,7 +3603,7 @@
           <w:b/>
           <w:bCs/>
         </w:rPr>
-        <w:t xml:space="preserve">omnivores engagés</w:t>
+        <w:t xml:space="preserve">multi-canal intensifs</w:t>
       </w:r>
       <w:r>
         <w:t xml:space="preserve"> </w:t>
@@ -3300,7 +3619,7 @@
           <w:b/>
           <w:bCs/>
         </w:rPr>
-        <w:t xml:space="preserve">multi-canal conventionnels</w:t>
+        <w:t xml:space="preserve">explorateurs conventionnels</w:t>
       </w:r>
       <w:r>
         <w:t xml:space="preserve"> </w:t>
@@ -3316,7 +3635,7 @@
           <w:b/>
           <w:bCs/>
         </w:rPr>
-        <w:t xml:space="preserve">hors-hypermarché</w:t>
+        <w:t xml:space="preserve">adeptes de la proximité</w:t>
       </w:r>
       <w:r>
         <w:t xml:space="preserve"> </w:t>
@@ -3356,13 +3675,13 @@
           <w:b/>
           <w:bCs/>
         </w:rPr>
-        <w:t xml:space="preserve">usage installé</w:t>
+        <w:t xml:space="preserve">usage adopté</w:t>
       </w:r>
       <w:r>
         <w:t xml:space="preserve"> </w:t>
       </w:r>
       <w:r>
-        <w:t xml:space="preserve">— qu’illustre l’écart entre vente directe inclusive et régulière — structure l’ensemble : le taux inclusif de vente directe croît avec l’ampleur du répertoire de canaux (de 28 % chez les captifs à 100 % chez les multi-canal conventionnels), mais l’usage régulier ne culmine que chez les omnivores engagés (67 %), montrant que largeur du répertoire et intensité d’engagement ne se confondent pas. Le second est que ce n’est pas le profil social qui prédit le mieux la vente directe, mais la</w:t>
+        <w:t xml:space="preserve">— qu’illustre l’écart entre vente directe inclusive et régulière — structure l’ensemble : le taux inclusif de vente directe croît avec l’ampleur du répertoire de canaux (de 28 % chez les captifs à 100 % chez les explorateurs conventionnels), mais l’usage régulier ne culmine que chez les multi-canal intensifs (67 %), montrant que largeur du répertoire et intensité d’engagement ne se confondent pas. Le second est que ce n’est pas le profil social qui prédit le mieux la vente directe, mais la</w:t>
       </w:r>
       <w:r>
         <w:t xml:space="preserve"> </w:t>
@@ -3378,7 +3697,7 @@
         <w:t xml:space="preserve"> </w:t>
       </w:r>
       <w:r>
-        <w:t xml:space="preserve">— la stratégie d’approvisionnement — dans laquelle elle s’inscrit : les omnivores l’installent dans une routine multi-canal dense, les captifs s’en tiennent à distance, les multi-canal conventionnels l’essaient sans la pérenniser. Cette grille de segmentation par les pratiques est directement actionnable, car chaque configuration appelle un levier différent.</w:t>
+        <w:t xml:space="preserve">— la stratégie d’approvisionnement — dans laquelle elle s’inscrit : les multi-canal intensifs l’ancrent dans une routine multi-canal dense, les captifs s’en tiennent à distance, les explorateurs conventionnels l’essaient sans la pérenniser. Cette grille de segmentation par les pratiques est directement actionnable, car chaque configuration appelle un levier différent.</w:t>
       </w:r>
     </w:p>
     <w:bookmarkEnd w:id="33"/>
@@ -3396,7 +3715,23 @@
         <w:pStyle w:val="FirstParagraph"/>
       </w:pPr>
       <w:r>
-        <w:t xml:space="preserve">Les cinq stratégies diffèrent significativement par la catégorie socioprofessionnelle (p &lt; 0,001) et par l’âge (p = 0,005). Les omnivores engagés et les multi-canal conventionnels sur-représentent les cadres et les professions intermédiaires et disposent des budgets les plus élevés ; les captifs de la grande distribution et les généralistes reflètent davantage la structure moyenne de la population ; le groupe hors-hypermarché se distingue par sa part élevée de retraités et son budget réduit. Ces écarts, réels, restent toutefois modestes au regard de la dispersion interne des classes.</w:t>
+        <w:t xml:space="preserve">Les cinq stratégies diffèrent significativement par la catégorie socioprofessionnelle (p &lt; 0,001), par le</w:t>
+      </w:r>
+      <w:r>
+        <w:t xml:space="preserve"> </w:t>
+      </w:r>
+      <w:r>
+        <w:rPr>
+          <w:b/>
+          <w:bCs/>
+        </w:rPr>
+        <w:t xml:space="preserve">diplôme</w:t>
+      </w:r>
+      <w:r>
+        <w:t xml:space="preserve"> </w:t>
+      </w:r>
+      <w:r>
+        <w:t xml:space="preserve">(p &lt; 0,001) et par l’âge (p = 0,005). Les multi-canal intensifs et les explorateurs conventionnels sont nettement les plus diplômés — 42 à 43 % de bac+3 ou plus, contre seulement 4 à 11 % de non-bacheliers — et disposent des budgets les plus élevés ; les captifs de la grande distribution sont à l’inverse les moins diplômés (un tiers sans le bac) ; les multi-canal modérés reflètent la structure moyenne ; le groupe adeptes de la proximité se distingue par sa part élevée de retraités et son budget réduit. Ces écarts, réels, restent toutefois modestes au regard de la dispersion interne des classes.</w:t>
       </w:r>
     </w:p>
     <w:p>
@@ -3404,7 +3739,33 @@
         <w:pStyle w:val="BodyText"/>
       </w:pPr>
       <w:r>
-        <w:t xml:space="preserve">La régression logistique du recours à la vente directe (Figure 5) le confirme : le modèle explique très peu de sa variance (pseudo-R² de McFadden = 0,022). Deux effets seulement ressortent nettement : appartenir aux cadres et professions libérales multiplie par 2,16 les chances de pratiquer la vente directe (p = 0,003), et un budget alimentaire élevé l’accroît modérément (odds-ratio = 1,18 par écart-type, p = 0,028) ; les professions intermédiaires sont également au-dessus de la référence (odds-ratio = 1,60, p = 0,027). En revanche, le sexe, l’âge et la taille d’agglomération n’ont pas d’effet significatif.</w:t>
+        <w:t xml:space="preserve">La régression logistique du recours à la vente directe (Figure 5) le confirme : même en intégrant le diplôme, le modèle explique très peu de sa variance (pseudo-R² de McFadden = 0,029). Le déterminant le plus net est le</w:t>
+      </w:r>
+      <w:r>
+        <w:t xml:space="preserve"> </w:t>
+      </w:r>
+      <w:r>
+        <w:rPr>
+          <w:b/>
+          <w:bCs/>
+        </w:rPr>
+        <w:t xml:space="preserve">niveau de diplôme</w:t>
+      </w:r>
+      <w:r>
+        <w:t xml:space="preserve"> </w:t>
+      </w:r>
+      <w:r>
+        <w:t xml:space="preserve">: détenir un diplôme de niveau bac+3 ou plus multiplie par 1,89 les chances de pratiquer la vente directe (p = 0,003). Un budget alimentaire élevé joue également, modérément (odds-ratio = 1,17 par écart-type, p = 0,042). Fait notable, une fois le diplôme pris en compte, l’effet de la catégorie « cadres » s’estompe (odds-ratio = 1,64, p = 0,07, non significatif) : c’est donc l’</w:t>
+      </w:r>
+      <w:r>
+        <w:rPr>
+          <w:b/>
+          <w:bCs/>
+        </w:rPr>
+        <w:t xml:space="preserve">éducation</w:t>
+      </w:r>
+      <w:r>
+        <w:t xml:space="preserve">, plus que la position socioprofessionnelle, qui constitue le principal gradient social. Le sexe, l’âge et la taille d’agglomération restent sans effet significatif.</w:t>
       </w:r>
     </w:p>
     <w:p>
@@ -3414,7 +3775,7 @@
       <w:r>
         <w:drawing>
           <wp:inline>
-            <wp:extent cx="5969000" cy="4243199"/>
+            <wp:extent cx="5969000" cy="4901190"/>
             <wp:effectExtent b="0" l="0" r="0" t="0"/>
             <wp:docPr descr="Figure 5" title="" id="35" name="Picture"/>
             <a:graphic>
@@ -3435,7 +3796,7 @@
                   <pic:spPr bwMode="auto">
                     <a:xfrm>
                       <a:off x="0" y="0"/>
-                      <a:ext cx="5969000" cy="4243199"/>
+                      <a:ext cx="5969000" cy="4901190"/>
                     </a:xfrm>
                     <a:prstGeom prst="rect">
                       <a:avLst/>
@@ -3479,7 +3840,7 @@
         <w:pStyle w:val="BodyText"/>
       </w:pPr>
       <w:r>
-        <w:t xml:space="preserve">La faiblesse de ce pouvoir explicatif est en soi un résultat : la vente directe n’est pas le marqueur d’un groupe social circonscrit. Si les cadres y recourent un peu plus, l’essentiel de la pratique se distribue transversalement — comme l’illustre l’existence du groupe hors-hypermarché à budget modeste. Ce constat converge avec Herzig et Zander (2025), pour qui les variables sociodémographiques expliquent finalement peu le comportement d’achat en circuit court.</w:t>
+        <w:t xml:space="preserve">La faiblesse de ce pouvoir explicatif est en soi un résultat : la vente directe n’est pas le marqueur d’un groupe social circonscrit. Si les plus diplômés y recourent un peu plus, l’essentiel de la pratique se distribue transversalement — comme l’illustre l’existence du groupe adeptes de la proximité, plus âgé et à budget modeste. Ce constat converge avec Herzig et Zander (2025), pour qui les variables sociodémographiques expliquent finalement peu le comportement d’achat en circuit court.</w:t>
       </w:r>
     </w:p>
     <w:p>
@@ -3606,7 +3967,7 @@
         <w:t xml:space="preserve"> </w:t>
       </w:r>
       <w:r>
-        <w:t xml:space="preserve">Le potentiel de conquête est largement atteint : 65 % des ménages ont déjà acheté en direct, mais seuls 17 % le font régulièrement, et un seul groupe sur cinq — les omnivores engagés — a vraiment installé la pratique. Le gisement de croissance se situe donc chez les quelque 48 % de ménages qui achètent en direct</w:t>
+        <w:t xml:space="preserve">Le potentiel de conquête est largement atteint : 65 % des ménages ont déjà acheté en direct, mais seuls 17 % le font régulièrement, et un seul groupe sur cinq — les multi-canal intensifs — a vraiment adopté la pratique. Le gisement de croissance se situe donc chez les quelque 48 % de ménages qui achètent en direct</w:t>
       </w:r>
       <w:r>
         <w:t xml:space="preserve"> </w:t>
@@ -3700,7 +4061,7 @@
         <w:t xml:space="preserve"> </w:t>
       </w:r>
       <w:r>
-        <w:t xml:space="preserve">La vente directe n’étant pas socialement clivante — le modèle sociodémographique n’explique que 2 % de la variance de la pratique —, il n’y a pas lieu de la réserver, dans les représentations comme dans le ciblage marketing, à un segment aisé et urbain. Les dispositifs peuvent viser tous les publics, y compris les budgets modestes : le profil hors-hypermarché, plus âgé et moins doté, montre qu’un approvisionnement de proximité à petit budget est non seulement possible mais déjà pratiqué. Ce constat plaide contre une segmentation par le revenu ou la CSP, et pour une segmentation par la</w:t>
+        <w:t xml:space="preserve">La vente directe restant faiblement déterminée socialement — le modèle n’explique que 3 % de la variance de la pratique, avec pour seul gradient net un léger sur-recours des plus diplômés —, il n’y a pas lieu de la réserver, dans les représentations comme dans le ciblage marketing, à un segment aisé et urbain. Les dispositifs peuvent viser tous les publics, y compris les budgets modestes : le profil adeptes de la proximité, plus âgé et moins doté, montre qu’un approvisionnement de proximité à petit budget est non seulement possible mais déjà pratiqué. Ce constat plaide contre une segmentation par le revenu ou la CSP, et pour une segmentation par la</w:t>
       </w:r>
       <w:r>
         <w:t xml:space="preserve"> </w:t>
@@ -3716,7 +4077,7 @@
         <w:t xml:space="preserve"> </w:t>
       </w:r>
       <w:r>
-        <w:t xml:space="preserve">: c’est la configuration d’usage (généraliste, captif, omnivore…), et non la position sociale, qui prédit le recours à la vente directe et indique le levier pertinent.</w:t>
+        <w:t xml:space="preserve">: c’est la configuration d’usage (multi-canal modérés, captifs, intensifs…), et non la position sociale, qui prédit le recours à la vente directe et indique le levier pertinent.</w:t>
       </w:r>
     </w:p>
     <w:p>
@@ -3813,7 +4174,7 @@
         <w:t xml:space="preserve"> </w:t>
       </w:r>
       <w:r>
-        <w:t xml:space="preserve">— horaires, proximité, régularité de l’offre : c’est là que se joue le passage à l’usage installé, non dans la sensibilisation.</w:t>
+        <w:t xml:space="preserve">— horaires, proximité, régularité de l’offre : c’est là que se joue le passage à l’usage adopté, non dans la sensibilisation.</w:t>
       </w:r>
     </w:p>
     <w:p>
@@ -3914,7 +4275,7 @@
         <w:t xml:space="preserve"> </w:t>
       </w:r>
       <w:r>
-        <w:t xml:space="preserve">: les fréquences et surtout les parts de budget reposent sur l’estimation des répondants, sujette à des biais de mémoire et de désirabilité sociale — la sur-déclaration probable des comportements valorisés socialement renforce d’ailleurs le contraste que nous relevons avec le faible poids budgétaire effectif. La part directe des achats réalisés sur les marchés n’étant pas isolable du budget « marché », le poids budgétaire total de la vente directe est en outre légèrement sous-estimé. Enfin, la plus petite classe (hors-hypermarché) appelle la prudence dans l’interprétation de ses caractéristiques fines, et les motivations n’ont été analysées que pour le canal des marchés.</w:t>
+        <w:t xml:space="preserve">: les fréquences et surtout les parts de budget reposent sur l’estimation des répondants, sujette à des biais de mémoire et de désirabilité sociale — la sur-déclaration probable des comportements valorisés socialement renforce d’ailleurs le contraste que nous relevons avec le faible poids budgétaire effectif. La part directe des achats réalisés sur les marchés n’étant pas isolable du budget « marché », le poids budgétaire total de la vente directe est en outre légèrement sous-estimé. Enfin, la plus petite classe (adeptes de la proximité) appelle la prudence dans l’interprétation de ses caractéristiques fines, et les motivations n’ont été analysées que pour le canal des marchés.</w:t>
       </w:r>
     </w:p>
     <w:p>
@@ -3964,7 +4325,7 @@
           <w:b/>
           <w:bCs/>
         </w:rPr>
-        <w:t xml:space="preserve">usage installé</w:t>
+        <w:t xml:space="preserve">usage adopté</w:t>
       </w:r>
       <w:r>
         <w:t xml:space="preserve"> </w:t>

--- a/outputs/submitted/manuscrit_DM.docx
+++ b/outputs/submitted/manuscrit_DM.docx
@@ -1998,7 +1998,7 @@
         <w:pStyle w:val="BodyText"/>
       </w:pPr>
       <w:r>
-        <w:t xml:space="preserve">Surtout, la récence décroît fortement avec l’effort qu’exige la forme, et la comparaison conventionnelle le souligne. Les canaux du quotidien sont fortement ancrés : chez le boulanger, 58 % des clients ont acheté le mois écoulé ; sur le marché au producteur, 59 %. Mais dès que la forme demande une démarche spécifique, la récence s’effondre : 22 % pour les magasins de producteurs, 17 % pour les halles, 7 % pour les foires et salons, 6 % pour les paniers en ligne — ces derniers affichant même 66 % de « jamais » parmi les acheteurs directs interrogés. Le boucher et le primeur (37-38 %) se situent au niveau de l’achat à la ferme (34 %), signe que le clivage ne suit pas la frontière conventionnel/alternatif mais bien le</w:t>
+        <w:t xml:space="preserve">Surtout, la récence décroît fortement avec l’effort qu’exige la forme, et la comparaison conventionnelle le souligne. Les canaux du quotidien sont fortement ancrés : chez le boulanger, 58 % des clients ont acheté le mois écoulé ; sur le marché au producteur, 59 %. Mais dès que la forme demande une démarche spécifique, la récence s’effondre : 20 % pour les magasins de producteurs, 17 % pour les halles, 7 % pour les foires et salons, 6 % pour les paniers en ligne. Le boucher et le primeur (37-38 %) se situent au niveau de l’achat à la ferme (34 %), signe que le clivage ne suit pas la frontière conventionnel/alternatif mais bien le</w:t>
       </w:r>
       <w:r>
         <w:t xml:space="preserve"> </w:t>
@@ -2014,7 +2014,7 @@
         <w:t xml:space="preserve"> </w:t>
       </w:r>
       <w:r>
-        <w:t xml:space="preserve">requis. L’abandon culmine enfin sur les formes les plus engageantes : parmi les ménages qui ont un jour été clients d’une</w:t>
+        <w:t xml:space="preserve">requis. Deux mécanismes se conjuguent. D’abord un déficit de</w:t>
       </w:r>
       <w:r>
         <w:t xml:space="preserve"> </w:t>
@@ -2024,10 +2024,42 @@
           <w:b/>
           <w:bCs/>
         </w:rPr>
-        <w:t xml:space="preserve">AMAP</w:t>
-      </w:r>
-      <w:r>
-        <w:t xml:space="preserve">, près des deux tiers (</w:t>
+        <w:t xml:space="preserve">notoriété</w:t>
+      </w:r>
+      <w:r>
+        <w:t xml:space="preserve"> </w:t>
+      </w:r>
+      <w:r>
+        <w:t xml:space="preserve">des formes les plus institutionnelles : parmi les acheteurs directs eux-mêmes, 8 % ignorent ce qu’est un magasin de producteurs, 10 % ce qu’est un panier en ligne de type La Ruche, et jusqu’à</w:t>
+      </w:r>
+      <w:r>
+        <w:t xml:space="preserve"> </w:t>
+      </w:r>
+      <w:r>
+        <w:rPr>
+          <w:b/>
+          <w:bCs/>
+        </w:rPr>
+        <w:t xml:space="preserve">46 % ce qu’est une AMAP</w:t>
+      </w:r>
+      <w:r>
+        <w:t xml:space="preserve">. Ensuite un fort</w:t>
+      </w:r>
+      <w:r>
+        <w:t xml:space="preserve"> </w:t>
+      </w:r>
+      <w:r>
+        <w:rPr>
+          <w:b/>
+          <w:bCs/>
+        </w:rPr>
+        <w:t xml:space="preserve">abandon</w:t>
+      </w:r>
+      <w:r>
+        <w:t xml:space="preserve"> </w:t>
+      </w:r>
+      <w:r>
+        <w:t xml:space="preserve">: parmi les ménages qui ont un jour été clients d’une AMAP, près des deux tiers (</w:t>
       </w:r>
       <w:r>
         <w:rPr>
@@ -2138,7 +2170,7 @@
               <w:jc w:val="center"/>
             </w:pPr>
             <w:r>
-              <w:t xml:space="preserve">Jamais</w:t>
+              <w:t xml:space="preserve">Jamais / ne connaît pas</w:t>
             </w:r>
           </w:p>
         </w:tc>
@@ -2558,7 +2590,7 @@
               <w:jc w:val="center"/>
             </w:pPr>
             <w:r>
-              <w:t xml:space="preserve">469</w:t>
+              <w:t xml:space="preserve">509</w:t>
             </w:r>
           </w:p>
         </w:tc>
@@ -2570,7 +2602,7 @@
               <w:jc w:val="center"/>
             </w:pPr>
             <w:r>
-              <w:t xml:space="preserve">22 %</w:t>
+              <w:t xml:space="preserve">20 %</w:t>
             </w:r>
           </w:p>
         </w:tc>
@@ -2582,7 +2614,7 @@
               <w:jc w:val="center"/>
             </w:pPr>
             <w:r>
-              <w:t xml:space="preserve">37 %</w:t>
+              <w:t xml:space="preserve">34 %</w:t>
             </w:r>
           </w:p>
         </w:tc>
@@ -2594,7 +2626,7 @@
               <w:jc w:val="center"/>
             </w:pPr>
             <w:r>
-              <w:t xml:space="preserve">17 %</w:t>
+              <w:t xml:space="preserve">15 %</w:t>
             </w:r>
           </w:p>
         </w:tc>
@@ -2606,7 +2638,7 @@
               <w:jc w:val="center"/>
             </w:pPr>
             <w:r>
-              <w:t xml:space="preserve">25 %</w:t>
+              <w:t xml:space="preserve">31 %</w:t>
             </w:r>
           </w:p>
         </w:tc>
@@ -2777,7 +2809,7 @@
               <w:jc w:val="center"/>
             </w:pPr>
             <w:r>
-              <w:t xml:space="preserve">456</w:t>
+              <w:t xml:space="preserve">509</w:t>
             </w:r>
           </w:p>
         </w:tc>
@@ -2801,7 +2833,7 @@
               <w:jc w:val="center"/>
             </w:pPr>
             <w:r>
-              <w:t xml:space="preserve">12 %</w:t>
+              <w:t xml:space="preserve">11 %</w:t>
             </w:r>
           </w:p>
         </w:tc>
@@ -2813,7 +2845,7 @@
               <w:jc w:val="center"/>
             </w:pPr>
             <w:r>
-              <w:t xml:space="preserve">16 %</w:t>
+              <w:t xml:space="preserve">14 %</w:t>
             </w:r>
           </w:p>
         </w:tc>
@@ -2825,7 +2857,7 @@
               <w:jc w:val="center"/>
             </w:pPr>
             <w:r>
-              <w:t xml:space="preserve">66 %</w:t>
+              <w:t xml:space="preserve">70 %</w:t>
             </w:r>
           </w:p>
         </w:tc>
@@ -2840,7 +2872,7 @@
           <w:i/>
           <w:iCs/>
         </w:rPr>
-        <w:t xml:space="preserve">Base : personnes interrogées sur chaque forme, en % ligne (hors rares « ne sait pas »). Les circuits en italique (boulanger, boucher, primeur) sont des comparateurs conventionnels spécialisés. L’AMAP est traitée à part (questionnaire sans référence au mois écoulé) : 35 % d’adhérents actuels contre 65 % d’anciens adhérents.</w:t>
+        <w:t xml:space="preserve">Base : personnes interrogées sur chaque forme, en % ligne. Les 509 ménages qui achètent en vente directe aux agriculteurs sont interrogés sur toutes les formes directes ; la dernière colonne réunit « jamais acheté » et, pour les formes les moins connues, « ne connaît pas cette forme » (8 % pour les magasins de producteurs, 10 % pour les paniers en ligne). Les circuits en italique (boulanger, boucher, primeur) sont des comparateurs conventionnels spécialisés (clients d’artisans, n = 893). L’AMAP est traitée à part (questionnaire sans référence au mois écoulé) : parmi ses clients passés ou présents, 35 % le sont encore, 65 % ont cessé.</w:t>
       </w:r>
     </w:p>
     <w:p>

--- a/outputs/submitted/manuscrit_DM.docx
+++ b/outputs/submitted/manuscrit_DM.docx
@@ -100,7 +100,7 @@
         <w:t xml:space="preserve"> </w:t>
       </w:r>
       <w:r>
-        <w:t xml:space="preserve">La vente directe présente un paradoxe : elle touche 65 % des ménages mais ne pèse que 1,5 % du budget alimentaire national (8,5 % chez ses seuls acheteurs réguliers). Elle est largement essayée mais peu retenue — 46 % des ménages qui déclarent l’utiliser n’ont rien acheté au cours du mois écoulé, et l’abandon atteint 65 % pour les AMAP. Cinq stratégies d’approvisionnement se distinguent, des « captifs de la grande distribution » aux « multi-canal intensifs ». Le recours à la vente directe est enfin faiblement déterminé par le profil sociodémographique : il traverse les catégories sociales.</w:t>
+        <w:t xml:space="preserve">La vente directe présente un paradoxe : elle touche 65 % des ménages mais ne pèse que 1,5 % du budget alimentaire national (8,5 % chez ses seuls acheteurs réguliers). Elle est largement essayée mais peu retenue — 46 % des ménages qui déclarent l’utiliser n’ont rien acheté au cours du mois écoulé, et l’abandon atteint 65 % pour les AMAP. Cinq stratégies d’approvisionnement se distinguent, des « captifs de la grande distribution » aux « multi-canal intensifs ». Le recours à la vente directe est enfin faiblement déterminé par le profil sociodémographique — il traverse les catégories sociales — le seul gradient net étant le diplôme (plus que la catégorie socioprofessionnelle).</w:t>
       </w:r>
     </w:p>
     <w:p>
@@ -4109,7 +4109,55 @@
         <w:t xml:space="preserve"> </w:t>
       </w:r>
       <w:r>
-        <w:t xml:space="preserve">: c’est la configuration d’usage (multi-canal modérés, captifs, intensifs…), et non la position sociale, qui prédit le recours à la vente directe et indique le levier pertinent.</w:t>
+        <w:t xml:space="preserve">: c’est la configuration d’usage (multi-canal modérés, captifs, intensifs…), et non la position sociale, qui prédit le recours à la vente directe et indique le levier pertinent. Que le seul gradient social net passe par le</w:t>
+      </w:r>
+      <w:r>
+        <w:t xml:space="preserve"> </w:t>
+      </w:r>
+      <w:r>
+        <w:rPr>
+          <w:b/>
+          <w:bCs/>
+        </w:rPr>
+        <w:t xml:space="preserve">diplôme</w:t>
+      </w:r>
+      <w:r>
+        <w:t xml:space="preserve"> </w:t>
+      </w:r>
+      <w:r>
+        <w:t xml:space="preserve">plutôt que par le revenu ou la catégorie socioprofessionnelle est d’ailleurs riche d’enseignement : il oriente vers un frein</w:t>
+      </w:r>
+      <w:r>
+        <w:t xml:space="preserve"> </w:t>
+      </w:r>
+      <w:r>
+        <w:rPr>
+          <w:b/>
+          <w:bCs/>
+        </w:rPr>
+        <w:t xml:space="preserve">informationnel et culturel</w:t>
+      </w:r>
+      <w:r>
+        <w:t xml:space="preserve"> </w:t>
+      </w:r>
+      <w:r>
+        <w:t xml:space="preserve">— savoir où trouver ces circuits, en comprendre le fonctionnement — davantage que financier. Le déficit de notoriété relevé plus haut, où près d’un acheteur direct sur deux ignore ce qu’est une AMAP, va dans le même sens. Le levier n’est donc pas de rendre la vente directe moins chère, mais plus</w:t>
+      </w:r>
+      <w:r>
+        <w:t xml:space="preserve"> </w:t>
+      </w:r>
+      <w:r>
+        <w:rPr>
+          <w:b/>
+          <w:bCs/>
+        </w:rPr>
+        <w:t xml:space="preserve">lisible et accessible</w:t>
+      </w:r>
+      <w:r>
+        <w:t xml:space="preserve"> </w:t>
+      </w:r>
+      <w:r>
+        <w:t xml:space="preserve">pour des publics aujourd’hui tenus à distance moins par le pouvoir d’achat que par l’information.</w:t>
       </w:r>
     </w:p>
     <w:p>
@@ -4228,7 +4276,7 @@
         <w:t xml:space="preserve"> </w:t>
       </w:r>
       <w:r>
-        <w:t xml:space="preserve">— la pratique traverse les catégories sociales ; les budgets modestes ne sont pas exclus.</w:t>
+        <w:t xml:space="preserve">— la pratique traverse les catégories sociales ; le seul gradient net est le diplôme, signe d’un frein informationnel (notoriété, lisibilité) plus que financier.</w:t>
       </w:r>
     </w:p>
     <w:p>

--- a/outputs/submitted/manuscrit_DM.docx
+++ b/outputs/submitted/manuscrit_DM.docx
@@ -2,6 +2,22 @@
 <file path=word/document.xml><?xml version="1.0" encoding="utf-8"?>
 <w:document xmlns:w="http://schemas.openxmlformats.org/wordprocessingml/2006/main" xmlns:m="http://schemas.openxmlformats.org/officeDocument/2006/math" xmlns:r="http://schemas.openxmlformats.org/officeDocument/2006/relationships" xmlns:o="urn:schemas-microsoft-com:office:office" xmlns:v="urn:schemas-microsoft-com:vml" xmlns:w10="urn:schemas-microsoft-com:office:word" xmlns:a="http://schemas.openxmlformats.org/drawingml/2006/main" xmlns:pic="http://schemas.openxmlformats.org/drawingml/2006/picture" xmlns:wp="http://schemas.openxmlformats.org/drawingml/2006/wordprocessingDrawing">
   <w:body>
+    <w:p>
+      <w:pPr>
+        <w:pStyle w:val="Title"/>
+      </w:pPr>
+      <w:r>
+        <w:t xml:space="preserve">« Beaucoup l’essaient, peu l’adoptent »</w:t>
+      </w:r>
+    </w:p>
+    <w:p>
+      <w:pPr>
+        <w:pStyle w:val="Subtitle"/>
+      </w:pPr>
+      <w:r>
+        <w:t xml:space="preserve">La vente directe dans les stratégies d’approvisionnement des ménages français</w:t>
+      </w:r>
+    </w:p>
     <w:bookmarkStart w:id="44" w:name="beaucoup-lessaient-peu-ladoptent"/>
     <w:p>
       <w:pPr>
@@ -215,7 +231,7 @@
         <w:pStyle w:val="FirstParagraph"/>
       </w:pPr>
       <w:r>
-        <w:t xml:space="preserve">Sur un marché de plein vent, la moitié des clients disent venir chercher des « produits locaux » et « soutenir les agriculteurs ». Les enquêtes de consommation confirment cet engouement : les circuits courts jouissent d’une image très favorable et d’une visibilité croissante depuis le début des années 2000</w:t>
+        <w:t xml:space="preserve">Sur un marché de plein vent, la moitié des clients disent venir chercher des « produits locaux » et un tiers « soutenir les agriculteurs » — ce sont, dans notre enquête, les deux premières motivations citées (Figure 6). Les enquêtes de consommation confirment cet engouement : les circuits courts jouissent d’une image très favorable et d’une visibilité croissante depuis le début des années 2000</w:t>
       </w:r>
       <w:r>
         <w:rPr>
@@ -579,7 +595,7 @@
         <w:t xml:space="preserve"> </w:t>
       </w:r>
       <w:r>
-        <w:t xml:space="preserve">dans le portefeuille — typiquement l’approvisionnement de certaines catégories (légumes, œufs, fromages, viande) valorisées pour leur fraîcheur ou leur origine. La question pertinente n’est alors plus « pourquoi acheter en vente directe ? » mais « quelle part et quelle fonction la vente directe occupe-t-elle dans le portefeuille du ménage ? ». À notre connaissance, l’application explicite du cadre omnicanal à l’alimentation directe et locale reste inédite : c’est le premier déplacement de l’article.</w:t>
+        <w:t xml:space="preserve">dans le portefeuille — typiquement l’approvisionnement de certaines catégories (légumes, œufs, fromages, viande) valorisées pour leur fraîcheur ou leur origine. La question pertinente n’est alors plus « pourquoi acheter en vente directe ? » mais « quelle part et quelle fonction la vente directe occupe-t-elle dans le portefeuille du ménage ? ». À notre connaissance, le cadre omnicanal reste rarement appliqué de façon explicite à l’alimentation directe et locale : c’est le premier déplacement de l’article.</w:t>
       </w:r>
     </w:p>
     <w:bookmarkEnd w:id="14"/>
@@ -1126,7 +1142,33 @@
         <w:t xml:space="preserve"> </w:t>
       </w:r>
       <w:r>
-        <w:t xml:space="preserve">français, construit par quotas (sexe, âge, catégorie socioprofessionnelle, région, taille d’agglomération). L’échantillon compte 52,6 % de femmes ; les 65 ans et plus représentent 26,0 %, les employés et ouvriers 30,0 %, les retraités 28,1 %. Le budget alimentaire mensuel médian déclaré est de 400 € (moyenne 436 €). La qualité des données est élevée : aucune valeur manquante sur les variables clés, et les parts de budget somment exactement à 100 % pour tous les répondants. Les treize canaux couvrent l’ensemble de l’offre : grande distribution et hard discount, épiceries, surgelés, magasins bio, marchés, achat direct aux agriculteurs, paniers en ligne, artisans, coopératives, vrac, aide alimentaire.</w:t>
+        <w:t xml:space="preserve">français, construit par quotas (sexe, âge, catégorie socioprofessionnelle, région, taille d’agglomération) ; terrain de</w:t>
+      </w:r>
+      <w:r>
+        <w:t xml:space="preserve"> </w:t>
+      </w:r>
+      <w:r>
+        <w:rPr>
+          <w:b/>
+          <w:bCs/>
+        </w:rPr>
+        <w:t xml:space="preserve">septembre</w:t>
+      </w:r>
+      <w:r>
+        <w:t xml:space="preserve">. L’échantillon compte 52,6 % de femmes ; les 65 ans et plus représentent 26,0 %, les employés et ouvriers 30,0 %, les retraités 28,1 %. Le budget alimentaire mensuel médian déclaré est de 400 € (moyenne 436 €). La qualité des données est élevée : aucune valeur manquante sur les variables clés, et les parts de budget somment exactement à 100 % pour tous les répondants. Les treize canaux couvrent l’ensemble de l’offre : grande distribution et hard discount, épiceries, surgelés, magasins bio, marchés, achat direct aux agriculteurs, paniers en ligne, artisans, coopératives, vrac, aide alimentaire. Les questions de récence portent explicitement sur le mois de septembre, mois de pleine saison pour les marchés et les produits locaux — ce qui, le cas échéant, tend à</w:t>
+      </w:r>
+      <w:r>
+        <w:t xml:space="preserve"> </w:t>
+      </w:r>
+      <w:r>
+        <w:rPr>
+          <w:i/>
+          <w:iCs/>
+        </w:rPr>
+        <w:t xml:space="preserve">sur</w:t>
+      </w:r>
+      <w:r>
+        <w:t xml:space="preserve">-estimer l’activité récente des formes directes plutôt qu’à la minorer.</w:t>
       </w:r>
     </w:p>
     <w:p>
@@ -1176,7 +1218,7 @@
         <w:t xml:space="preserve"> </w:t>
       </w:r>
       <w:r>
-        <w:t xml:space="preserve">(ACM) résume la fréquence de recours aux onze canaux de consommation courante (recodée en trois niveaux : régulier, occasionnel, jamais) en quelques dimensions synthétiques. Une</w:t>
+        <w:t xml:space="preserve">(ACM) résume la fréquence de recours aux onze canaux de consommation courante (recodée en trois niveaux : régulier, occasionnel, jamais) en cinq dimensions synthétiques (dont les deux premières concentrent 62 % de l’inertie). Une</w:t>
       </w:r>
       <w:r>
         <w:t xml:space="preserve"> </w:t>
@@ -1192,7 +1234,20 @@
         <w:t xml:space="preserve"> </w:t>
       </w:r>
       <w:r>
-        <w:t xml:space="preserve">(méthode de Ward) regroupe ensuite les ménages proches sur ces dimensions. Le nombre de classes (cinq) a été retenu sur la base d’un indicateur de qualité de partition et de l’interprétabilité des profils. La typologie décrit donc des</w:t>
+        <w:t xml:space="preserve">(méthode de Ward) regroupe ensuite les ménages proches sur ces dimensions. Le nombre de classes a été arrêté par examen conjoint de la qualité de partition et de l’interprétabilité : la solution à cinq classes maximise la silhouette moyenne (0,24, contre 0,21 à quatre classes et 0,23 à six) et la découpe à six ne fait que scinder le plus gros groupe sans gain. Cette silhouette</w:t>
+      </w:r>
+      <w:r>
+        <w:t xml:space="preserve"> </w:t>
+      </w:r>
+      <w:r>
+        <w:rPr>
+          <w:b/>
+          <w:bCs/>
+        </w:rPr>
+        <w:t xml:space="preserve">modérée</w:t>
+      </w:r>
+      <w:r>
+        <w:t xml:space="preserve">, caractéristique d’une segmentation sur variables d’usage, invite à lire la typologie comme un ensemble de configurations dominantes plutôt que de frontières nettes. Les effectifs (voir Tableau 5) confirment une classe majoritaire et des classes de queue de distribution — la plus petite (n = 26) n’est interprétée qu’avec prudence. La typologie décrit ainsi des</w:t>
       </w:r>
       <w:r>
         <w:t xml:space="preserve"> </w:t>
@@ -1279,7 +1334,7 @@
               <a:graphicData uri="http://schemas.openxmlformats.org/drawingml/2006/picture">
                 <pic:pic>
                   <pic:nvPicPr>
-                    <pic:cNvPr descr="/home/user/formation-Claude/figures/png/fig1_part_budget_canal_nb.png" id="21" name="Picture"/>
+                    <pic:cNvPr descr="../../figures/png/fig1_part_budget_canal_nb.png" id="21" name="Picture"/>
                     <pic:cNvPicPr>
                       <a:picLocks noChangeArrowheads="1" noChangeAspect="1"/>
                     </pic:cNvPicPr>
@@ -1353,7 +1408,7 @@
         <w:t xml:space="preserve"> </w:t>
       </w:r>
       <w:r>
-        <w:t xml:space="preserve">pratiquent une forme de vente directe. L’achat direct aux agriculteurs (hors marchés) concerne 49,7 % des ménages, mais seulement 17,3 % de façon régulière (Figure 2) ; l’achat direct au producteur sur les marchés ajoute 157 ménages — un quart de la population concernée — qui n’auraient pas été comptés autrement. Reconnaître cette seconde porte importe : réduire la vente directe à ses formes les plus institutionnalisées (AMAP, magasins de producteurs) en sous-estimerait nettement la diffusion, en ignorant le marché, premier lieu de contact direct avec les agriculteurs.</w:t>
+        <w:t xml:space="preserve">(IC à 95 % : 62,0–67,8 ; n = 666 sur 1 025) pratiquent une forme de vente directe. L’achat direct aux agriculteurs (hors marchés) concerne 49,7 % des ménages (n = 509), mais seulement 17,3 % de façon régulière (n = 177 ; Figure 2) ; l’achat direct au producteur sur les marchés ajoute 157 ménages — un quart de la population concernée — qui n’auraient pas été comptés autrement. Reconnaître cette seconde porte importe : réduire la vente directe à ses formes les plus institutionnalisées (AMAP, magasins de producteurs) en sous-estimerait nettement la diffusion, en ignorant le marché, premier lieu de contact direct avec les agriculteurs.</w:t>
       </w:r>
     </w:p>
     <w:p>
@@ -1766,7 +1821,7 @@
               <a:graphicData uri="http://schemas.openxmlformats.org/drawingml/2006/picture">
                 <pic:pic>
                   <pic:nvPicPr>
-                    <pic:cNvPr descr="/home/user/formation-Claude/figures/png/fig2_frequence_canal7_nb.png" id="24" name="Picture"/>
+                    <pic:cNvPr descr="../../figures/png/fig2_frequence_canal7_nb.png" id="24" name="Picture"/>
                     <pic:cNvPicPr>
                       <a:picLocks noChangeArrowheads="1" noChangeAspect="1"/>
                     </pic:cNvPicPr>
@@ -1864,6 +1919,300 @@
         <w:pStyle w:val="BodyText"/>
       </w:pPr>
       <w:r>
+        <w:t xml:space="preserve">Le contraste que nous relevons pourrait n’être qu’un effet des définitions retenues — 65 % étant la mesure la plus large et 1,5 % la plus conservatrice. Le Tableau 3 le met à l’épreuve en croisant les trois définitions possibles de la vente directe avec les deux dénominateurs budgétaires. Le paradoxe y résiste : même sous la définition la plus stricte (usage régulier, 17,3 % des ménages), la part de budget chez ces seuls réguliers (8,5 %) reste minoritaire ; et la diffusion large (65 %) coexiste avec un poids national de 1,5 % quelle que soit la porte d’entrée. L’écart entre adhésion et poids n’est donc pas un artefact du choix de dénominateur.</w:t>
+      </w:r>
+    </w:p>
+    <w:p>
+      <w:pPr>
+        <w:pStyle w:val="BodyText"/>
+      </w:pPr>
+      <w:r>
+        <w:rPr>
+          <w:b/>
+          <w:bCs/>
+        </w:rPr>
+        <w:t xml:space="preserve">Tableau 3 : Sensibilité — définition de la vente directe et dénominateur budgétaire</w:t>
+      </w:r>
+    </w:p>
+    <w:tbl>
+      <w:tblPr>
+        <w:tblStyle w:val="Table"/>
+        <w:tblW w:type="pct" w:w="5000"/>
+        <w:tblLayout w:type="fixed"/>
+        <w:tblLook w:firstRow="1" w:lastRow="0" w:firstColumn="0" w:lastColumn="0" w:noHBand="0" w:noVBand="0" w:val="0020"/>
+      </w:tblPr>
+      <w:tblGrid>
+        <w:gridCol w:w="3960"/>
+        <w:gridCol w:w="990"/>
+        <w:gridCol w:w="990"/>
+        <w:gridCol w:w="990"/>
+        <w:gridCol w:w="990"/>
+      </w:tblGrid>
+      <w:tr>
+        <w:trPr>
+          <w:tblHeader w:val="on"/>
+        </w:trPr>
+        <w:tc>
+          <w:tcPr/>
+          <w:p>
+            <w:pPr>
+              <w:pStyle w:val="Compact"/>
+            </w:pPr>
+            <w:r>
+              <w:t xml:space="preserve">Définition retenue</w:t>
+            </w:r>
+          </w:p>
+        </w:tc>
+        <w:tc>
+          <w:tcPr/>
+          <w:p>
+            <w:pPr>
+              <w:pStyle w:val="Compact"/>
+              <w:jc w:val="center"/>
+            </w:pPr>
+            <w:r>
+              <w:t xml:space="preserve">n</w:t>
+            </w:r>
+          </w:p>
+        </w:tc>
+        <w:tc>
+          <w:tcPr/>
+          <w:p>
+            <w:pPr>
+              <w:pStyle w:val="Compact"/>
+              <w:jc w:val="center"/>
+            </w:pPr>
+            <w:r>
+              <w:t xml:space="preserve">% ménages</w:t>
+            </w:r>
+          </w:p>
+        </w:tc>
+        <w:tc>
+          <w:tcPr/>
+          <w:p>
+            <w:pPr>
+              <w:pStyle w:val="Compact"/>
+              <w:jc w:val="center"/>
+            </w:pPr>
+            <w:r>
+              <w:t xml:space="preserve">Part du budget /population</w:t>
+            </w:r>
+          </w:p>
+        </w:tc>
+        <w:tc>
+          <w:tcPr/>
+          <w:p>
+            <w:pPr>
+              <w:pStyle w:val="Compact"/>
+              <w:jc w:val="center"/>
+            </w:pPr>
+            <w:r>
+              <w:t xml:space="preserve">Part du budget /acheteurs réguliers</w:t>
+            </w:r>
+          </w:p>
+        </w:tc>
+      </w:tr>
+      <w:tr>
+        <w:tc>
+          <w:tcPr/>
+          <w:p>
+            <w:pPr>
+              <w:pStyle w:val="Compact"/>
+            </w:pPr>
+            <w:r>
+              <w:t xml:space="preserve">Inclusive — union des deux portes</w:t>
+            </w:r>
+          </w:p>
+        </w:tc>
+        <w:tc>
+          <w:tcPr/>
+          <w:p>
+            <w:pPr>
+              <w:pStyle w:val="Compact"/>
+              <w:jc w:val="center"/>
+            </w:pPr>
+            <w:r>
+              <w:t xml:space="preserve">666</w:t>
+            </w:r>
+          </w:p>
+        </w:tc>
+        <w:tc>
+          <w:tcPr/>
+          <w:p>
+            <w:pPr>
+              <w:pStyle w:val="Compact"/>
+              <w:jc w:val="center"/>
+            </w:pPr>
+            <w:r>
+              <w:t xml:space="preserve">65,0 %</w:t>
+            </w:r>
+          </w:p>
+        </w:tc>
+        <w:tc>
+          <w:tcPr/>
+          <w:p>
+            <w:pPr>
+              <w:pStyle w:val="Compact"/>
+              <w:jc w:val="center"/>
+            </w:pPr>
+            <w:r>
+              <w:t xml:space="preserve">—</w:t>
+            </w:r>
+          </w:p>
+        </w:tc>
+        <w:tc>
+          <w:tcPr/>
+          <w:p>
+            <w:pPr>
+              <w:pStyle w:val="Compact"/>
+              <w:jc w:val="center"/>
+            </w:pPr>
+            <w:r>
+              <w:t xml:space="preserve">—</w:t>
+            </w:r>
+          </w:p>
+        </w:tc>
+      </w:tr>
+      <w:tr>
+        <w:tc>
+          <w:tcPr/>
+          <w:p>
+            <w:pPr>
+              <w:pStyle w:val="Compact"/>
+            </w:pPr>
+            <w:r>
+              <w:t xml:space="preserve">Pénétration (achat direct, toute fréquence)</w:t>
+            </w:r>
+          </w:p>
+        </w:tc>
+        <w:tc>
+          <w:tcPr/>
+          <w:p>
+            <w:pPr>
+              <w:pStyle w:val="Compact"/>
+              <w:jc w:val="center"/>
+            </w:pPr>
+            <w:r>
+              <w:t xml:space="preserve">509</w:t>
+            </w:r>
+          </w:p>
+        </w:tc>
+        <w:tc>
+          <w:tcPr/>
+          <w:p>
+            <w:pPr>
+              <w:pStyle w:val="Compact"/>
+              <w:jc w:val="center"/>
+            </w:pPr>
+            <w:r>
+              <w:t xml:space="preserve">49,7 %</w:t>
+            </w:r>
+          </w:p>
+        </w:tc>
+        <w:tc>
+          <w:tcPr/>
+          <w:p>
+            <w:pPr>
+              <w:pStyle w:val="Compact"/>
+              <w:jc w:val="center"/>
+            </w:pPr>
+            <w:r>
+              <w:t xml:space="preserve">1,5 %</w:t>
+            </w:r>
+          </w:p>
+        </w:tc>
+        <w:tc>
+          <w:tcPr/>
+          <w:p>
+            <w:pPr>
+              <w:pStyle w:val="Compact"/>
+              <w:jc w:val="center"/>
+            </w:pPr>
+            <w:r>
+              <w:t xml:space="preserve">—</w:t>
+            </w:r>
+          </w:p>
+        </w:tc>
+      </w:tr>
+      <w:tr>
+        <w:tc>
+          <w:tcPr/>
+          <w:p>
+            <w:pPr>
+              <w:pStyle w:val="Compact"/>
+            </w:pPr>
+            <w:r>
+              <w:t xml:space="preserve">Régulière (au moins mensuelle)</w:t>
+            </w:r>
+          </w:p>
+        </w:tc>
+        <w:tc>
+          <w:tcPr/>
+          <w:p>
+            <w:pPr>
+              <w:pStyle w:val="Compact"/>
+              <w:jc w:val="center"/>
+            </w:pPr>
+            <w:r>
+              <w:t xml:space="preserve">177</w:t>
+            </w:r>
+          </w:p>
+        </w:tc>
+        <w:tc>
+          <w:tcPr/>
+          <w:p>
+            <w:pPr>
+              <w:pStyle w:val="Compact"/>
+              <w:jc w:val="center"/>
+            </w:pPr>
+            <w:r>
+              <w:t xml:space="preserve">17,3 %</w:t>
+            </w:r>
+          </w:p>
+        </w:tc>
+        <w:tc>
+          <w:tcPr/>
+          <w:p>
+            <w:pPr>
+              <w:pStyle w:val="Compact"/>
+              <w:jc w:val="center"/>
+            </w:pPr>
+            <w:r>
+              <w:t xml:space="preserve">1,5 %</w:t>
+            </w:r>
+          </w:p>
+        </w:tc>
+        <w:tc>
+          <w:tcPr/>
+          <w:p>
+            <w:pPr>
+              <w:pStyle w:val="Compact"/>
+              <w:jc w:val="center"/>
+            </w:pPr>
+            <w:r>
+              <w:t xml:space="preserve">8,5 %</w:t>
+            </w:r>
+          </w:p>
+        </w:tc>
+      </w:tr>
+    </w:tbl>
+    <w:p>
+      <w:pPr>
+        <w:pStyle w:val="BodyText"/>
+      </w:pPr>
+      <w:r>
+        <w:rPr>
+          <w:i/>
+          <w:iCs/>
+        </w:rPr>
+        <w:t xml:space="preserve">Le poids budgétaire est mesuré sur la part propre de l’achat direct aux agriculteurs (canal identifiable). « /population » rapporte à l’ensemble des 1 025 ménages (plancher, part nulle imputée aux non-réguliers) ; « /acheteurs réguliers » à la seule sous-population qui y recourt au moins une fois par mois (intensité).</w:t>
+      </w:r>
+    </w:p>
+    <w:p>
+      <w:pPr>
+        <w:pStyle w:val="BodyText"/>
+      </w:pPr>
+      <w:r>
         <w:t xml:space="preserve">Le contraste entre cette diffusion large (deux ménages sur trois) et ce faible poids économique constitue le résultat central. La vente directe n’est pas, pour l’immense majorité des ménages, un canal de substitution à la grande distribution, mais un</w:t>
       </w:r>
       <w:r>
@@ -1966,7 +2315,7 @@
         <w:t xml:space="preserve"> </w:t>
       </w:r>
       <w:r>
-        <w:t xml:space="preserve">par cette forme. Pour situer ces formes, nous les comparons à trois circuits conventionnels spécialisés — le boulanger, le boucher, le primeur — soumis aux mêmes questions (Tableau 3, Figure 3).</w:t>
+        <w:t xml:space="preserve">par cette forme. Pour situer ces formes, nous les comparons à trois circuits conventionnels spécialisés — le boulanger, le boucher, le primeur — soumis aux mêmes questions (Tableau 4, Figure 3). Ces comparateurs portent sur une population distincte (les 893 clients d’artisans, contre 509 acheteurs directs) : la mise en regard éclaire l’ordre de grandeur des situations, sans prétendre à une équivalence stricte entre populations.</w:t>
       </w:r>
     </w:p>
     <w:p>
@@ -1990,7 +2339,36 @@
         <w:t xml:space="preserve"> </w:t>
       </w:r>
       <w:r>
-        <w:t xml:space="preserve">via l’une des formes ; 46 % n’ont rien acheté récemment. La fréquentation déclarée surestime donc sensiblement la pratique en cours.</w:t>
+        <w:t xml:space="preserve">via l’une des formes ; 46 % n’ont rien acheté ce mois-là. Une part de ces 46 % relève d’une</w:t>
+      </w:r>
+      <w:r>
+        <w:t xml:space="preserve"> </w:t>
+      </w:r>
+      <w:r>
+        <w:rPr>
+          <w:b/>
+          <w:bCs/>
+        </w:rPr>
+        <w:t xml:space="preserve">intermittence</w:t>
+      </w:r>
+      <w:r>
+        <w:t xml:space="preserve"> </w:t>
+      </w:r>
+      <w:r>
+        <w:t xml:space="preserve">attendue — le terrain de septembre, mois de saison, joue plutôt en faveur des formes directes — et non d’un décrochage : l’</w:t>
+      </w:r>
+      <w:r>
+        <w:rPr>
+          <w:b/>
+          <w:bCs/>
+        </w:rPr>
+        <w:t xml:space="preserve">abandon déclaré</w:t>
+      </w:r>
+      <w:r>
+        <w:t xml:space="preserve"> </w:t>
+      </w:r>
+      <w:r>
+        <w:t xml:space="preserve">(« j’en achetais, ce n’est plus le cas ») reste modéré, de 15 à 19 % selon les formes (Tableau 4). C’est donc surtout la régularité, non la fidélité définitive, que la fréquentation déclarée surestime : beaucoup achètent par intermittence plutôt qu’ils n’ont cessé.</w:t>
       </w:r>
     </w:p>
     <w:p>
@@ -2043,23 +2421,7 @@
         <w:t xml:space="preserve">46 % ce qu’est une AMAP</w:t>
       </w:r>
       <w:r>
-        <w:t xml:space="preserve">. Ensuite un fort</w:t>
-      </w:r>
-      <w:r>
-        <w:t xml:space="preserve"> </w:t>
-      </w:r>
-      <w:r>
-        <w:rPr>
-          <w:b/>
-          <w:bCs/>
-        </w:rPr>
-        <w:t xml:space="preserve">abandon</w:t>
-      </w:r>
-      <w:r>
-        <w:t xml:space="preserve"> </w:t>
-      </w:r>
-      <w:r>
-        <w:t xml:space="preserve">: parmi les ménages qui ont un jour été clients d’une AMAP, près des deux tiers (</w:t>
+        <w:t xml:space="preserve">. Ensuite un abandon marqué là où l’engagement est le plus fort : parmi les 116 ménages qui ont un jour été clients d’une AMAP (41 le sont encore, 75 ne le sont plus), près des deux tiers (</w:t>
       </w:r>
       <w:r>
         <w:rPr>
@@ -2069,7 +2431,7 @@
         <w:t xml:space="preserve">65 %</w:t>
       </w:r>
       <w:r>
-        <w:t xml:space="preserve">) ne le sont plus.</w:t>
+        <w:t xml:space="preserve">, IC à 95 % : 56–73) ont cessé — chiffre frappant, mais assis sur un effectif modeste, à manier avec prudence.</w:t>
       </w:r>
     </w:p>
     <w:p>
@@ -2081,7 +2443,7 @@
           <w:b/>
           <w:bCs/>
         </w:rPr>
-        <w:t xml:space="preserve">Tableau 3 : Récence d’achat par forme de vente directe et comparaison conventionnelle</w:t>
+        <w:t xml:space="preserve">Tableau 4 : Récence d’achat par forme de vente directe et comparaison conventionnelle</w:t>
       </w:r>
     </w:p>
     <w:tbl>
@@ -2889,7 +3251,7 @@
               <a:graphicData uri="http://schemas.openxmlformats.org/drawingml/2006/picture">
                 <pic:pic>
                   <pic:nvPicPr>
-                    <pic:cNvPr descr="/home/user/formation-Claude/figures/png/fig6_essai_ancrage_nb.png" id="28" name="Picture"/>
+                    <pic:cNvPr descr="../../figures/png/fig6_essai_ancrage_nb.png" id="28" name="Picture"/>
                     <pic:cNvPicPr>
                       <a:picLocks noChangeArrowheads="1" noChangeAspect="1"/>
                     </pic:cNvPicPr>
@@ -2994,7 +3356,7 @@
         <w:pStyle w:val="FirstParagraph"/>
       </w:pPr>
       <w:r>
-        <w:t xml:space="preserve">La typologie fait émerger cinq stratégies distinctes (Figure 4, Tableau 4), que l’examen conjoint de la pénétration et de l’usage régulier permet de caractériser. La lecture des deux mesures de vente directe — inclusive (au moins un achat) et régulière (au moins mensuel) — est essentielle, car un taux inclusif élevé peut recouvrir un simple essai.</w:t>
+        <w:t xml:space="preserve">La typologie fait émerger cinq stratégies distinctes (Figure 4, Tableau 5), que l’examen conjoint de la pénétration et de l’usage régulier permet de caractériser. La lecture des deux mesures de vente directe — inclusive (au moins un achat) et régulière (au moins mensuel) — est essentielle, car un taux inclusif élevé peut recouvrir un simple essai.</w:t>
       </w:r>
     </w:p>
     <w:p>
@@ -3011,7 +3373,7 @@
               <a:graphicData uri="http://schemas.openxmlformats.org/drawingml/2006/picture">
                 <pic:pic>
                   <pic:nvPicPr>
-                    <pic:cNvPr descr="/home/user/formation-Claude/figures/png/fig3_plan_factoriel_nb.png" id="32" name="Picture"/>
+                    <pic:cNvPr descr="../../figures/png/fig3_plan_factoriel_nb.png" id="32" name="Picture"/>
                     <pic:cNvPicPr>
                       <a:picLocks noChangeArrowheads="1" noChangeAspect="1"/>
                     </pic:cNvPicPr>
@@ -3073,7 +3435,7 @@
           <w:b/>
           <w:bCs/>
         </w:rPr>
-        <w:t xml:space="preserve">Tableau 4 : Les cinq stratégies d’approvisionnement</w:t>
+        <w:t xml:space="preserve">Tableau 5 : Les cinq stratégies d’approvisionnement</w:t>
       </w:r>
     </w:p>
     <w:tbl>
@@ -3084,13 +3446,13 @@
         <w:tblLook w:firstRow="1" w:lastRow="0" w:firstColumn="0" w:lastColumn="0" w:noHBand="0" w:noVBand="0" w:val="0020"/>
       </w:tblPr>
       <w:tblGrid>
-        <w:gridCol w:w="1116"/>
-        <w:gridCol w:w="609"/>
-        <w:gridCol w:w="507"/>
-        <w:gridCol w:w="1421"/>
-        <w:gridCol w:w="1523"/>
-        <w:gridCol w:w="1624"/>
-        <w:gridCol w:w="1116"/>
+        <w:gridCol w:w="1131"/>
+        <w:gridCol w:w="514"/>
+        <w:gridCol w:w="514"/>
+        <w:gridCol w:w="1440"/>
+        <w:gridCol w:w="1542"/>
+        <w:gridCol w:w="1645"/>
+        <w:gridCol w:w="1131"/>
       </w:tblGrid>
       <w:tr>
         <w:trPr>
@@ -3112,9 +3474,10 @@
           <w:p>
             <w:pPr>
               <w:pStyle w:val="Compact"/>
-            </w:pPr>
-            <w:r>
-              <w:t xml:space="preserve">Part</w:t>
+              <w:jc w:val="center"/>
+            </w:pPr>
+            <w:r>
+              <w:t xml:space="preserve">Part (n)</w:t>
             </w:r>
           </w:p>
         </w:tc>
@@ -3192,9 +3555,10 @@
           <w:p>
             <w:pPr>
               <w:pStyle w:val="Compact"/>
-            </w:pPr>
-            <w:r>
-              <w:t xml:space="preserve">61 %</w:t>
+              <w:jc w:val="center"/>
+            </w:pPr>
+            <w:r>
+              <w:t xml:space="preserve">61 % (624)</w:t>
             </w:r>
           </w:p>
         </w:tc>
@@ -3272,9 +3636,10 @@
           <w:p>
             <w:pPr>
               <w:pStyle w:val="Compact"/>
-            </w:pPr>
-            <w:r>
-              <w:t xml:space="preserve">24 %</w:t>
+              <w:jc w:val="center"/>
+            </w:pPr>
+            <w:r>
+              <w:t xml:space="preserve">24 % (249)</w:t>
             </w:r>
           </w:p>
         </w:tc>
@@ -3352,9 +3717,10 @@
           <w:p>
             <w:pPr>
               <w:pStyle w:val="Compact"/>
-            </w:pPr>
-            <w:r>
-              <w:t xml:space="preserve">8 %</w:t>
+              <w:jc w:val="center"/>
+            </w:pPr>
+            <w:r>
+              <w:t xml:space="preserve">8 % (79)</w:t>
             </w:r>
           </w:p>
         </w:tc>
@@ -3432,9 +3798,10 @@
           <w:p>
             <w:pPr>
               <w:pStyle w:val="Compact"/>
-            </w:pPr>
-            <w:r>
-              <w:t xml:space="preserve">5 %</w:t>
+              <w:jc w:val="center"/>
+            </w:pPr>
+            <w:r>
+              <w:t xml:space="preserve">5 % (47)</w:t>
             </w:r>
           </w:p>
         </w:tc>
@@ -3512,9 +3879,10 @@
           <w:p>
             <w:pPr>
               <w:pStyle w:val="Compact"/>
-            </w:pPr>
-            <w:r>
-              <w:t xml:space="preserve">2,5 %</w:t>
+              <w:jc w:val="center"/>
+            </w:pPr>
+            <w:r>
+              <w:t xml:space="preserve">2,5 % (26)</w:t>
             </w:r>
           </w:p>
         </w:tc>
@@ -3585,7 +3953,7 @@
           <w:i/>
           <w:iCs/>
         </w:rPr>
-        <w:t xml:space="preserve">« Canaux (fréq. / rég.) » : nombre moyen de canaux fréquentés / utilisés régulièrement (sur 13).</w:t>
+        <w:t xml:space="preserve">« Canaux (fréq. / rég.) » : nombre moyen de canaux fréquentés / utilisés régulièrement (sur 13). Effectifs bruts entre parenthèses ; la classe « adeptes de la proximité » (n = 26) est de faible effectif, ses caractéristiques fines sont indicatives.</w:t>
       </w:r>
     </w:p>
     <w:p>
@@ -3771,7 +4139,7 @@
         <w:pStyle w:val="BodyText"/>
       </w:pPr>
       <w:r>
-        <w:t xml:space="preserve">La régression logistique du recours à la vente directe (Figure 5) le confirme : même en intégrant le diplôme, le modèle explique très peu de sa variance (pseudo-R² de McFadden = 0,029). Le déterminant le plus net est le</w:t>
+        <w:t xml:space="preserve">La régression logistique du recours à la vente directe (Figure 5 ; N = 1 025, 666 pratiquants) le confirme : même en intégrant le diplôme, le modèle explique très peu de sa variance (pseudo-R² de McFadden = 0,029). Le déterminant le plus net est le</w:t>
       </w:r>
       <w:r>
         <w:t xml:space="preserve"> </w:t>
@@ -3787,7 +4155,7 @@
         <w:t xml:space="preserve"> </w:t>
       </w:r>
       <w:r>
-        <w:t xml:space="preserve">: détenir un diplôme de niveau bac+3 ou plus multiplie par 1,89 les chances de pratiquer la vente directe (p = 0,003). Un budget alimentaire élevé joue également, modérément (odds-ratio = 1,17 par écart-type, p = 0,042). Fait notable, une fois le diplôme pris en compte, l’effet de la catégorie « cadres » s’estompe (odds-ratio = 1,64, p = 0,07, non significatif) : c’est donc l’</w:t>
+        <w:t xml:space="preserve">: détenir un diplôme de niveau bac+3 ou plus multiplie par 1,89 les chances de pratiquer la vente directe (p = 0,003). Un budget alimentaire élevé joue également, modérément (odds-ratio = 1,17 par écart-type, p = 0,042). Fait notable, une fois le diplôme pris en compte, l’effet de la catégorie « cadres » s’estompe (odds-ratio = 1,64, p = 0,07, non significatif) — les deux variables étant modérément liées (V de Cramér diplôme × CSP = 0,29), tandis que le diplôme n’est pas un simple relais du revenu (corrélation diplôme × budget = 0,06). C’est donc l’</w:t>
       </w:r>
       <w:r>
         <w:rPr>
@@ -3798,6 +4166,27 @@
       </w:r>
       <w:r>
         <w:t xml:space="preserve">, plus que la position socioprofessionnelle, qui constitue le principal gradient social. Le sexe, l’âge et la taille d’agglomération restent sans effet significatif.</w:t>
+      </w:r>
+    </w:p>
+    <w:p>
+      <w:pPr>
+        <w:pStyle w:val="BodyText"/>
+      </w:pPr>
+      <w:r>
+        <w:t xml:space="preserve">Ce gradient éducatif mérite toutefois une précision qui en dit long : il porte sur le fait d’</w:t>
+      </w:r>
+      <w:r>
+        <w:rPr>
+          <w:b/>
+          <w:bCs/>
+        </w:rPr>
+        <w:t xml:space="preserve">avoir essayé</w:t>
+      </w:r>
+      <w:r>
+        <w:t xml:space="preserve"> </w:t>
+      </w:r>
+      <w:r>
+        <w:t xml:space="preserve">la vente directe (définition inclusive), non sur son adoption régulière. Refaite sur la définition stricte — l’achat direct au moins mensuel —, la même régression voit l’effet du diplôme s’évanouir (odds-ratio du bac+3 ramené à 1,22, p = 0,45 ; pseudo-R² = 0,016). Autrement dit, les plus diplômés franchissent un peu plus souvent le pas de l’essai, mais ne sont pas plus enclins que les autres à en faire une habitude. Le profil social prédit marginalement qui goûte à la vente directe ; il ne prédit quasiment pas qui l’adopte — ce qui renvoie, une fois de plus, à la configuration d’usage plutôt qu’à la position sociale.</w:t>
       </w:r>
     </w:p>
     <w:p>
@@ -3814,7 +4203,7 @@
               <a:graphicData uri="http://schemas.openxmlformats.org/drawingml/2006/picture">
                 <pic:pic>
                   <pic:nvPicPr>
-                    <pic:cNvPr descr="/home/user/formation-Claude/figures/png/fig4_regression_or_nb.png" id="36" name="Picture"/>
+                    <pic:cNvPr descr="../../figures/png/fig4_regression_or_nb.png" id="36" name="Picture"/>
                     <pic:cNvPicPr>
                       <a:picLocks noChangeArrowheads="1" noChangeAspect="1"/>
                     </pic:cNvPicPr>
@@ -3897,7 +4286,7 @@
               <a:graphicData uri="http://schemas.openxmlformats.org/drawingml/2006/picture">
                 <pic:pic>
                   <pic:nvPicPr>
-                    <pic:cNvPr descr="/home/user/formation-Claude/figures/png/fig5_motivations_marche_nb.png" id="39" name="Picture"/>
+                    <pic:cNvPr descr="../../figures/png/fig5_motivations_marche_nb.png" id="39" name="Picture"/>
                     <pic:cNvPicPr>
                       <a:picLocks noChangeArrowheads="1" noChangeAspect="1"/>
                     </pic:cNvPicPr>
@@ -4015,7 +4404,23 @@
         <w:t xml:space="preserve"> </w:t>
       </w:r>
       <w:r>
-        <w:t xml:space="preserve">: les faire passer de l’essai à l’habitude produirait un effet budgétaire bien supérieur à celui du recrutement de nouveaux essayeurs. Le fort taux d’abandon des formes les plus engageantes — jusqu’à 65 % pour les AMAP — confirme que l’enjeu est bien la</w:t>
+        <w:t xml:space="preserve">: les faire passer de l’essai à l’habitude produirait un effet budgétaire bien supérieur à celui du recrutement de nouveaux essayeurs. Un ordre de grandeur le montre : les 17 % de réguliers actuels portent une part nationale de 1,5 % à une intensité de 8,5 % de leur budget ; si les essayeurs irréguliers atteignaient cette même régularité, la part nationale de la vente directe passerait mécaniquement à environ</w:t>
+      </w:r>
+      <w:r>
+        <w:t xml:space="preserve"> </w:t>
+      </w:r>
+      <w:r>
+        <w:rPr>
+          <w:b/>
+          <w:bCs/>
+        </w:rPr>
+        <w:t xml:space="preserve">4 %</w:t>
+      </w:r>
+      <w:r>
+        <w:t xml:space="preserve"> </w:t>
+      </w:r>
+      <w:r>
+        <w:t xml:space="preserve">— un quasi-triplement, hors de portée du seul recrutement, la pénétration étant déjà proche de son plafond. Le fort taux d’abandon des formes les plus engageantes — jusqu’à 65 % pour les AMAP — confirme que l’enjeu est bien la</w:t>
       </w:r>
       <w:r>
         <w:t xml:space="preserve"> </w:t>
@@ -4195,6 +4600,319 @@
       </w:r>
     </w:p>
     <w:p>
+      <w:pPr>
+        <w:pStyle w:val="BodyText"/>
+      </w:pPr>
+      <w:r>
+        <w:t xml:space="preserve">Ces leviers ne s’appliquent pas uniformément : la segmentation par les stratégies d’approvisionnement indique où porter l’effort et sur qui il est vain (Tableau 6). L’effort de conversion vise en priorité les configurations qui essaient sans pérenniser — multi-canal modérés et explorateurs conventionnels —, tandis que les captifs relèvent d’un travail d’accès et de notoriété, et que les intensifs, déjà acquis, ne sont un enjeu que de maintien.</w:t>
+      </w:r>
+    </w:p>
+    <w:p>
+      <w:pPr>
+        <w:pStyle w:val="BodyText"/>
+      </w:pPr>
+      <w:r>
+        <w:rPr>
+          <w:b/>
+          <w:bCs/>
+        </w:rPr>
+        <w:t xml:space="preserve">Tableau 6 : Levier prioritaire par stratégie d’approvisionnement et par acteur</w:t>
+      </w:r>
+    </w:p>
+    <w:tbl>
+      <w:tblPr>
+        <w:tblStyle w:val="Table"/>
+        <w:tblW w:type="pct" w:w="5000"/>
+        <w:tblLayout w:type="fixed"/>
+        <w:tblLook w:firstRow="1" w:lastRow="0" w:firstColumn="0" w:lastColumn="0" w:noHBand="0" w:noVBand="0" w:val="0020"/>
+      </w:tblPr>
+      <w:tblGrid>
+        <w:gridCol w:w="1370"/>
+        <w:gridCol w:w="3198"/>
+        <w:gridCol w:w="1523"/>
+        <w:gridCol w:w="1827"/>
+      </w:tblGrid>
+      <w:tr>
+        <w:trPr>
+          <w:tblHeader w:val="on"/>
+        </w:trPr>
+        <w:tc>
+          <w:tcPr/>
+          <w:p>
+            <w:pPr>
+              <w:pStyle w:val="Compact"/>
+            </w:pPr>
+            <w:r>
+              <w:t xml:space="preserve">Stratégie (part)</w:t>
+            </w:r>
+          </w:p>
+        </w:tc>
+        <w:tc>
+          <w:tcPr/>
+          <w:p>
+            <w:pPr>
+              <w:pStyle w:val="Compact"/>
+            </w:pPr>
+            <w:r>
+              <w:t xml:space="preserve">Situation vis-à-vis de la vente directe</w:t>
+            </w:r>
+          </w:p>
+        </w:tc>
+        <w:tc>
+          <w:tcPr/>
+          <w:p>
+            <w:pPr>
+              <w:pStyle w:val="Compact"/>
+            </w:pPr>
+            <w:r>
+              <w:t xml:space="preserve">Levier prioritaire</w:t>
+            </w:r>
+          </w:p>
+        </w:tc>
+        <w:tc>
+          <w:tcPr/>
+          <w:p>
+            <w:pPr>
+              <w:pStyle w:val="Compact"/>
+            </w:pPr>
+            <w:r>
+              <w:t xml:space="preserve">Acteur le mieux placé</w:t>
+            </w:r>
+          </w:p>
+        </w:tc>
+      </w:tr>
+      <w:tr>
+        <w:tc>
+          <w:tcPr/>
+          <w:p>
+            <w:pPr>
+              <w:pStyle w:val="Compact"/>
+            </w:pPr>
+            <w:r>
+              <w:t xml:space="preserve">Multi-canal modérés (61 %)</w:t>
+            </w:r>
+          </w:p>
+        </w:tc>
+        <w:tc>
+          <w:tcPr/>
+          <w:p>
+            <w:pPr>
+              <w:pStyle w:val="Compact"/>
+            </w:pPr>
+            <w:r>
+              <w:t xml:space="preserve">Essaient, faible régularité</w:t>
+            </w:r>
+          </w:p>
+        </w:tc>
+        <w:tc>
+          <w:tcPr/>
+          <w:p>
+            <w:pPr>
+              <w:pStyle w:val="Compact"/>
+            </w:pPr>
+            <w:r>
+              <w:t xml:space="preserve">Convertir l’essai en habitude : abonnements souples, gammes élargies</w:t>
+            </w:r>
+          </w:p>
+        </w:tc>
+        <w:tc>
+          <w:tcPr/>
+          <w:p>
+            <w:pPr>
+              <w:pStyle w:val="Compact"/>
+            </w:pPr>
+            <w:r>
+              <w:t xml:space="preserve">Producteurs, réseaux</w:t>
+            </w:r>
+          </w:p>
+        </w:tc>
+      </w:tr>
+      <w:tr>
+        <w:tc>
+          <w:tcPr/>
+          <w:p>
+            <w:pPr>
+              <w:pStyle w:val="Compact"/>
+            </w:pPr>
+            <w:r>
+              <w:t xml:space="preserve">Captifs de la grande distribution (24 %)</w:t>
+            </w:r>
+          </w:p>
+        </w:tc>
+        <w:tc>
+          <w:tcPr/>
+          <w:p>
+            <w:pPr>
+              <w:pStyle w:val="Compact"/>
+            </w:pPr>
+            <w:r>
+              <w:t xml:space="preserve">Peu ou pas d’achat direct</w:t>
+            </w:r>
+          </w:p>
+        </w:tc>
+        <w:tc>
+          <w:tcPr/>
+          <w:p>
+            <w:pPr>
+              <w:pStyle w:val="Compact"/>
+            </w:pPr>
+            <w:r>
+              <w:t xml:space="preserve">Accès et notoriété : points de vente sur les trajets, information</w:t>
+            </w:r>
+          </w:p>
+        </w:tc>
+        <w:tc>
+          <w:tcPr/>
+          <w:p>
+            <w:pPr>
+              <w:pStyle w:val="Compact"/>
+            </w:pPr>
+            <w:r>
+              <w:t xml:space="preserve">Collectivités, réseaux</w:t>
+            </w:r>
+          </w:p>
+        </w:tc>
+      </w:tr>
+      <w:tr>
+        <w:tc>
+          <w:tcPr/>
+          <w:p>
+            <w:pPr>
+              <w:pStyle w:val="Compact"/>
+            </w:pPr>
+            <w:r>
+              <w:t xml:space="preserve">Multi-canal intensifs (8 %)</w:t>
+            </w:r>
+          </w:p>
+        </w:tc>
+        <w:tc>
+          <w:tcPr/>
+          <w:p>
+            <w:pPr>
+              <w:pStyle w:val="Compact"/>
+            </w:pPr>
+            <w:r>
+              <w:t xml:space="preserve">Déjà adoptée et régulière</w:t>
+            </w:r>
+          </w:p>
+        </w:tc>
+        <w:tc>
+          <w:tcPr/>
+          <w:p>
+            <w:pPr>
+              <w:pStyle w:val="Compact"/>
+            </w:pPr>
+            <w:r>
+              <w:t xml:space="preserve">Maintenir : fidélisation, diversité de l’offre</w:t>
+            </w:r>
+          </w:p>
+        </w:tc>
+        <w:tc>
+          <w:tcPr/>
+          <w:p>
+            <w:pPr>
+              <w:pStyle w:val="Compact"/>
+            </w:pPr>
+            <w:r>
+              <w:t xml:space="preserve">Producteurs</w:t>
+            </w:r>
+          </w:p>
+        </w:tc>
+      </w:tr>
+      <w:tr>
+        <w:tc>
+          <w:tcPr/>
+          <w:p>
+            <w:pPr>
+              <w:pStyle w:val="Compact"/>
+            </w:pPr>
+            <w:r>
+              <w:t xml:space="preserve">Explorateurs conventionnels (5 %)</w:t>
+            </w:r>
+          </w:p>
+        </w:tc>
+        <w:tc>
+          <w:tcPr/>
+          <w:p>
+            <w:pPr>
+              <w:pStyle w:val="Compact"/>
+            </w:pPr>
+            <w:r>
+              <w:t xml:space="preserve">Essaient tout, ne retiennent rien</w:t>
+            </w:r>
+          </w:p>
+        </w:tc>
+        <w:tc>
+          <w:tcPr/>
+          <w:p>
+            <w:pPr>
+              <w:pStyle w:val="Compact"/>
+            </w:pPr>
+            <w:r>
+              <w:t xml:space="preserve">Faire basculer vers la routine : régularité, engagement souple</w:t>
+            </w:r>
+          </w:p>
+        </w:tc>
+        <w:tc>
+          <w:tcPr/>
+          <w:p>
+            <w:pPr>
+              <w:pStyle w:val="Compact"/>
+            </w:pPr>
+            <w:r>
+              <w:t xml:space="preserve">Producteurs, réseaux</w:t>
+            </w:r>
+          </w:p>
+        </w:tc>
+      </w:tr>
+      <w:tr>
+        <w:tc>
+          <w:tcPr/>
+          <w:p>
+            <w:pPr>
+              <w:pStyle w:val="Compact"/>
+            </w:pPr>
+            <w:r>
+              <w:t xml:space="preserve">Adeptes de la proximité (2,5 %)</w:t>
+            </w:r>
+          </w:p>
+        </w:tc>
+        <w:tc>
+          <w:tcPr/>
+          <w:p>
+            <w:pPr>
+              <w:pStyle w:val="Compact"/>
+            </w:pPr>
+            <w:r>
+              <w:t xml:space="preserve">Approvisionnement de proximité à petit budget</w:t>
+            </w:r>
+          </w:p>
+        </w:tc>
+        <w:tc>
+          <w:tcPr/>
+          <w:p>
+            <w:pPr>
+              <w:pStyle w:val="Compact"/>
+            </w:pPr>
+            <w:r>
+              <w:t xml:space="preserve">Sécuriser l’offre locale accessible et abordable</w:t>
+            </w:r>
+          </w:p>
+        </w:tc>
+        <w:tc>
+          <w:tcPr/>
+          <w:p>
+            <w:pPr>
+              <w:pStyle w:val="Compact"/>
+            </w:pPr>
+            <w:r>
+              <w:t xml:space="preserve">Collectivités</w:t>
+            </w:r>
+          </w:p>
+        </w:tc>
+      </w:tr>
+    </w:tbl>
+    <w:p>
       <w:r>
         <w:pict>
           <v:rect style="width:0;height:1.5pt" o:hralign="center" o:hrstd="t" o:hr="t"/>
@@ -4355,7 +5073,7 @@
         <w:t xml:space="preserve"> </w:t>
       </w:r>
       <w:r>
-        <w:t xml:space="preserve">: les fréquences et surtout les parts de budget reposent sur l’estimation des répondants, sujette à des biais de mémoire et de désirabilité sociale — la sur-déclaration probable des comportements valorisés socialement renforce d’ailleurs le contraste que nous relevons avec le faible poids budgétaire effectif. La part directe des achats réalisés sur les marchés n’étant pas isolable du budget « marché », le poids budgétaire total de la vente directe est en outre légèrement sous-estimé. Enfin, la plus petite classe (adeptes de la proximité) appelle la prudence dans l’interprétation de ses caractéristiques fines, et les motivations n’ont été analysées que pour le canal des marchés.</w:t>
+        <w:t xml:space="preserve">: les fréquences et surtout les parts de budget reposent sur l’estimation des répondants, sujette à des biais de mémoire et de désirabilité sociale — la sur-déclaration probable des comportements valorisés socialement renforce d’ailleurs le contraste que nous relevons avec le faible poids budgétaire effectif. La part directe des achats réalisés sur les marchés n’étant pas isolable du budget « marché », le poids budgétaire total de la vente directe est en outre légèrement sous-estimé. À l’inverse, la « seconde porte » — l’achat déclaré directement à un producteur sur le marché — repose sur une auto-déclaration dont la fiabilité est incertaine, une partie des vendeurs de marché étant en réalité des revendeurs : la pénétration inclusive de 65 % constitue à ce titre une borne haute, et c’est pourquoi nous distinguons systématiquement cette mesure de la pénétration régulière (17 %) et du poids budgétaire (1,5 %). Enfin, la plus petite classe (adeptes de la proximité, n = 26) appelle la prudence dans l’interprétation de ses caractéristiques fines, la partition d’ensemble présentant une silhouette modérée (0,24) ; et les motivations n’ont été analysées que pour le canal des marchés.</w:t>
       </w:r>
     </w:p>
     <w:p>

--- a/outputs/submitted/manuscrit_DM.docx
+++ b/outputs/submitted/manuscrit_DM.docx
@@ -4420,7 +4420,7 @@
         <w:t xml:space="preserve"> </w:t>
       </w:r>
       <w:r>
-        <w:t xml:space="preserve">— un quasi-triplement, hors de portée du seul recrutement, la pénétration étant déjà proche de son plafond. Le fort taux d’abandon des formes les plus engageantes — jusqu’à 65 % pour les AMAP — confirme que l’enjeu est bien la</w:t>
+        <w:t xml:space="preserve">— un quasi-triplement, hors de portée du seul recrutement, la pénétration étant déjà proche de son plafond. Cette projection est une borne haute (elle suppose que les convertis achètent aussi intensément que les réguliers d’aujourd’hui) ; elle vaut comme ordre de grandeur, non comme prévision. Le fort taux d’abandon des formes les plus engageantes — jusqu’à 65 % pour les AMAP — confirme que l’enjeu est bien la</w:t>
       </w:r>
       <w:r>
         <w:t xml:space="preserve"> </w:t>
@@ -4498,7 +4498,7 @@
         <w:t xml:space="preserve"> </w:t>
       </w:r>
       <w:r>
-        <w:t xml:space="preserve">La vente directe restant faiblement déterminée socialement — le modèle n’explique que 3 % de la variance de la pratique, avec pour seul gradient net un léger sur-recours des plus diplômés —, il n’y a pas lieu de la réserver, dans les représentations comme dans le ciblage marketing, à un segment aisé et urbain. Les dispositifs peuvent viser tous les publics, y compris les budgets modestes : le profil adeptes de la proximité, plus âgé et moins doté, montre qu’un approvisionnement de proximité à petit budget est non seulement possible mais déjà pratiqué. Ce constat plaide contre une segmentation par le revenu ou la CSP, et pour une segmentation par la</w:t>
+        <w:t xml:space="preserve">La vente directe restant faiblement déterminée socialement — le modèle n’explique que 3 % de la variance de la pratique, avec pour seul gradient net un léger sur-recours des plus diplômés, et encore à l’essai seulement, pas à l’adoption régulière —, il n’y a pas lieu de la réserver, dans les représentations comme dans le ciblage marketing, à un segment aisé et urbain. Les dispositifs peuvent viser tous les publics, y compris les budgets modestes : le profil adeptes de la proximité, plus âgé et moins doté, montre qu’un approvisionnement de proximité à petit budget est non seulement possible mais déjà pratiqué. Ce constat plaide contre une segmentation par le revenu ou la CSP, et pour une segmentation par la</w:t>
       </w:r>
       <w:r>
         <w:t xml:space="preserve"> </w:t>
@@ -4994,7 +4994,7 @@
         <w:t xml:space="preserve"> </w:t>
       </w:r>
       <w:r>
-        <w:t xml:space="preserve">— la pratique traverse les catégories sociales ; le seul gradient net est le diplôme, signe d’un frein informationnel (notoriété, lisibilité) plus que financier.</w:t>
+        <w:t xml:space="preserve">— la pratique traverse les catégories sociales ; le seul gradient net, et sur l’essai plus que sur l’adoption, est le diplôme, signe d’un frein informationnel (notoriété, lisibilité) plus que financier.</w:t>
       </w:r>
     </w:p>
     <w:p>

--- a/outputs/submitted/manuscrit_DM.docx
+++ b/outputs/submitted/manuscrit_DM.docx
@@ -473,7 +473,7 @@
         <w:t xml:space="preserve"> </w:t>
       </w:r>
       <w:r>
-        <w:t xml:space="preserve">plutôt que la rupture entre circuits : loin de se substituer à la grande distribution, la vente directe s’y articule (Goodman et DuPuis, 2002 ; Sage, 2003).</w:t>
+        <w:t xml:space="preserve">plutôt que la rupture entre circuits : loin de se substituer à la grande distribution, la vente directe s’y articule (Goodman et DuPuis, 2002 ; Sage, 2003) — et raccourcir la chaîne n’est pas en soi une réponse suffisante (Chiffoleau et Dourian, 2020).</w:t>
       </w:r>
     </w:p>
     <w:p>
@@ -5663,7 +5663,7 @@
         <w:t xml:space="preserve"> </w:t>
       </w:r>
       <w:r>
-        <w:t xml:space="preserve">Sources professionnelles et institutionnelles (FranceAgriMer, Agreste) convergentes sur ce point ; voir Enthoven et Van den Broeck (2021) pour une synthèse récente de la recherche.</w:t>
+        <w:t xml:space="preserve">Sources institutionnelles et professionnelles convergentes sur ce point (voir Agreste, 2023) ; voir Enthoven et Van den Broeck (2021) pour une synthèse récente de la recherche.</w:t>
       </w:r>
     </w:p>
   </w:footnote>

--- a/outputs/submitted/manuscrit_DM.docx
+++ b/outputs/submitted/manuscrit_DM.docx
@@ -18,7 +18,7 @@
         <w:t xml:space="preserve">La vente directe dans les stratégies d’approvisionnement des ménages français</w:t>
       </w:r>
     </w:p>
-    <w:bookmarkStart w:id="44" w:name="beaucoup-lessaient-peu-ladoptent"/>
+    <w:bookmarkStart w:id="49" w:name="beaucoup-lessaient-peu-ladoptent"/>
     <w:p>
       <w:pPr>
         <w:pStyle w:val="Heading1"/>
@@ -434,7 +434,7 @@
       </w:r>
     </w:p>
     <w:bookmarkEnd w:id="13"/>
-    <w:bookmarkStart w:id="17" w:name="Xd910615a5fba353b3d54f6b81e64fbd2298d275"/>
+    <w:bookmarkStart w:id="18" w:name="Xd910615a5fba353b3d54f6b81e64fbd2298d275"/>
     <w:p>
       <w:pPr>
         <w:pStyle w:val="Heading2"/>
@@ -599,7 +599,121 @@
       </w:r>
     </w:p>
     <w:bookmarkEnd w:id="14"/>
-    <w:bookmarkStart w:id="15" w:name="Xa78a6e9b4ec9f4ce7a7a5897be46e9029041738"/>
+    <w:bookmarkStart w:id="15" w:name="X2146e55a8402603f7cb0ad28b3eaf326ad04eda"/>
+    <w:p>
+      <w:pPr>
+        <w:pStyle w:val="Heading3"/>
+      </w:pPr>
+      <w:r>
+        <w:t xml:space="preserve">Pourquoi les ménages combinent-ils les canaux ?</w:t>
+      </w:r>
+    </w:p>
+    <w:p>
+      <w:pPr>
+        <w:pStyle w:val="FirstParagraph"/>
+      </w:pPr>
+      <w:r>
+        <w:t xml:space="preserve">Établir que les canaux sont complémentaires ne dit pas encore</w:t>
+      </w:r>
+      <w:r>
+        <w:t xml:space="preserve"> </w:t>
+      </w:r>
+      <w:r>
+        <w:rPr>
+          <w:i/>
+          <w:iCs/>
+        </w:rPr>
+        <w:t xml:space="preserve">pourquoi</w:t>
+      </w:r>
+      <w:r>
+        <w:t xml:space="preserve"> </w:t>
+      </w:r>
+      <w:r>
+        <w:t xml:space="preserve">un ménage les combine. Une littérature sur les motivations du</w:t>
+      </w:r>
+      <w:r>
+        <w:t xml:space="preserve"> </w:t>
+      </w:r>
+      <w:r>
+        <w:rPr>
+          <w:i/>
+          <w:iCs/>
+        </w:rPr>
+        <w:t xml:space="preserve">cross-shopping</w:t>
+      </w:r>
+      <w:r>
+        <w:t xml:space="preserve"> </w:t>
+      </w:r>
+      <w:r>
+        <w:t xml:space="preserve">alimentaire l’éclaire. Hino (2014) montre que fréquenter plusieurs formats relève d’un</w:t>
+      </w:r>
+      <w:r>
+        <w:t xml:space="preserve"> </w:t>
+      </w:r>
+      <w:r>
+        <w:rPr>
+          <w:b/>
+          <w:bCs/>
+        </w:rPr>
+        <w:t xml:space="preserve">usage sélectif</w:t>
+      </w:r>
+      <w:r>
+        <w:t xml:space="preserve"> </w:t>
+      </w:r>
+      <w:r>
+        <w:t xml:space="preserve">— chaque format pour la fonction qu’il remplit le mieux (produits frais, dépannage, achats de gros) —, et non d’une fidélité générale à l’un d’eux ; Hai Tran et Sirieix (2020) déplacent de même le regard des attributs de l’enseigne vers les pratiques du consommateur. Vroegrijk et al. (2013) observent que ce sont les ménages déjà multi-enseignes qui adoptent un nouveau format en</w:t>
+      </w:r>
+      <w:r>
+        <w:t xml:space="preserve"> </w:t>
+      </w:r>
+      <w:r>
+        <w:rPr>
+          <w:b/>
+          <w:bCs/>
+        </w:rPr>
+        <w:t xml:space="preserve">complément</w:t>
+      </w:r>
+      <w:r>
+        <w:t xml:space="preserve"> </w:t>
+      </w:r>
+      <w:r>
+        <w:t xml:space="preserve">de leurs points de vente habituels, et Melis et al. (2016) que l’ajout d’un canal peut élargir la part de portefeuille captée par une enseigne plutôt que la redistribuer entre canaux existants. La théorie des buts (Harris et al., 2018, 2021) ajoute un second niveau d’explication : la configuration du parcours d’achat d’un même ménage varie selon la</w:t>
+      </w:r>
+      <w:r>
+        <w:t xml:space="preserve"> </w:t>
+      </w:r>
+      <w:r>
+        <w:rPr>
+          <w:b/>
+          <w:bCs/>
+        </w:rPr>
+        <w:t xml:space="preserve">hiérarchie de buts</w:t>
+      </w:r>
+      <w:r>
+        <w:t xml:space="preserve"> </w:t>
+      </w:r>
+      <w:r>
+        <w:t xml:space="preserve">— abstraits (être un consommateur responsable) ou concrets (dépanner un repas) — active à un instant donné, et cette hiérarchie évolue dans le temps. Appliqué à la vente directe, ce cadre suggère qu’y recourir dépend moins d’un profil de consommateur stable que d’une</w:t>
+      </w:r>
+      <w:r>
+        <w:t xml:space="preserve"> </w:t>
+      </w:r>
+      <w:r>
+        <w:rPr>
+          <w:b/>
+          <w:bCs/>
+        </w:rPr>
+        <w:t xml:space="preserve">fonction ponctuelle</w:t>
+      </w:r>
+      <w:r>
+        <w:t xml:space="preserve"> </w:t>
+      </w:r>
+      <w:r>
+        <w:t xml:space="preserve">(fraîcheur, lien au producteur, occasion) qu’elle remplit mieux qu’un autre canal à un moment donné — lecture qui complète, sans s’y substituer, l’explication par le profil sociodémographique.</w:t>
+      </w:r>
+    </w:p>
+    <w:bookmarkEnd w:id="15"/>
+    <w:bookmarkStart w:id="16" w:name="Xa78a6e9b4ec9f4ce7a7a5897be46e9029041738"/>
     <w:p>
       <w:pPr>
         <w:pStyle w:val="Heading3"/>
@@ -695,8 +809,8 @@
         <w:t xml:space="preserve">— fréquence de recours, allocation de budget, récence : combien, concrètement, le ménage déclare-t-il consacrer à la vente directe, et non combien il dit vouloir y consacrer. Nos données restent déclaratives, mais elles portent sur des comportements effectifs et non sur des dispositions.</w:t>
       </w:r>
     </w:p>
-    <w:bookmarkEnd w:id="15"/>
-    <w:bookmarkStart w:id="16" w:name="Xb8fafdd004a54fdf2a5d287765afad3d0b8bc36"/>
+    <w:bookmarkEnd w:id="16"/>
+    <w:bookmarkStart w:id="17" w:name="Xb8fafdd004a54fdf2a5d287765afad3d0b8bc36"/>
     <w:p>
       <w:pPr>
         <w:pStyle w:val="Heading3"/>
@@ -795,7 +909,7 @@
         <w:pStyle w:val="BodyText"/>
       </w:pPr>
       <w:r>
-        <w:t xml:space="preserve">Ce positionnement (Tableau 1) conduit à trois attentes, que l’analyse met à l’épreuve. D’abord, la vente directe occuperait rarement la place de canal principal : diffusion potentiellement large, mais part de budget faible (complémentarité, non substitution). Ensuite, sa pratique serait faiblement déterminée par le profil sociodémographique : elle traverserait les catégories. Enfin, conformément à l’écart attitude-comportement, l’adhésion déclarée serait nettement plus forte que le poids budgétaire effectif — beaucoup l’essaieraient, peu l’adopteraient.</w:t>
+        <w:t xml:space="preserve">Ce positionnement (Tableau 1) conduit à trois attentes, que l’analyse met à l’épreuve. D’abord, la vente directe occuperait rarement la place de canal principal : diffusion potentiellement large, mais part de budget faible (complémentarité, non substitution). Ensuite, parce qu’elle remplit une fonction d’appoint mobilisable pour des buts ponctuels variés, sa pratique serait faiblement déterminée par le profil sociodémographique : elle traverserait les catégories plutôt qu’elle ne distinguerait un groupe social. Enfin, conformément à l’écart attitude-comportement, l’adhésion déclarée serait nettement plus forte que le poids budgétaire effectif — beaucoup l’essaieraient, peu l’adopteraient.</w:t>
       </w:r>
     </w:p>
     <w:p>
@@ -1001,9 +1115,9 @@
         </w:tc>
       </w:tr>
     </w:tbl>
-    <w:bookmarkEnd w:id="16"/>
     <w:bookmarkEnd w:id="17"/>
-    <w:bookmarkStart w:id="18" w:name="X7145b3f0329b27779053ada1e4c2ef6847806d6"/>
+    <w:bookmarkEnd w:id="18"/>
+    <w:bookmarkStart w:id="19" w:name="X7145b3f0329b27779053ada1e4c2ef6847806d6"/>
     <w:p>
       <w:pPr>
         <w:pStyle w:val="Heading2"/>
@@ -1270,8 +1384,8 @@
         </w:pict>
       </w:r>
     </w:p>
-    <w:bookmarkEnd w:id="18"/>
-    <w:bookmarkStart w:id="25" w:name="la-vente-directe-répandue-mais-marginale"/>
+    <w:bookmarkEnd w:id="19"/>
+    <w:bookmarkStart w:id="26" w:name="la-vente-directe-répandue-mais-marginale"/>
     <w:p>
       <w:pPr>
         <w:pStyle w:val="Heading2"/>
@@ -1329,18 +1443,18 @@
           <wp:inline>
             <wp:extent cx="5969000" cy="3542126"/>
             <wp:effectExtent b="0" l="0" r="0" t="0"/>
-            <wp:docPr descr="Figure 1" title="" id="20" name="Picture"/>
+            <wp:docPr descr="Figure 1" title="" id="21" name="Picture"/>
             <a:graphic>
               <a:graphicData uri="http://schemas.openxmlformats.org/drawingml/2006/picture">
                 <pic:pic>
                   <pic:nvPicPr>
-                    <pic:cNvPr descr="../../figures/png/fig1_part_budget_canal_nb.png" id="21" name="Picture"/>
+                    <pic:cNvPr descr="../../figures/png/fig1_part_budget_canal_nb.png" id="22" name="Picture"/>
                     <pic:cNvPicPr>
                       <a:picLocks noChangeArrowheads="1" noChangeAspect="1"/>
                     </pic:cNvPicPr>
                   </pic:nvPicPr>
                   <pic:blipFill>
-                    <a:blip r:embed="rId19"/>
+                    <a:blip r:embed="rId20"/>
                     <a:stretch>
                       <a:fillRect/>
                     </a:stretch>
@@ -1816,18 +1930,18 @@
           <wp:inline>
             <wp:extent cx="5682124" cy="3828858"/>
             <wp:effectExtent b="0" l="0" r="0" t="0"/>
-            <wp:docPr descr="Figure 2" title="" id="23" name="Picture"/>
+            <wp:docPr descr="Figure 2" title="" id="24" name="Picture"/>
             <a:graphic>
               <a:graphicData uri="http://schemas.openxmlformats.org/drawingml/2006/picture">
                 <pic:pic>
                   <pic:nvPicPr>
-                    <pic:cNvPr descr="../../figures/png/fig2_frequence_canal7_nb.png" id="24" name="Picture"/>
+                    <pic:cNvPr descr="../../figures/png/fig2_frequence_canal7_nb.png" id="25" name="Picture"/>
                     <pic:cNvPicPr>
                       <a:picLocks noChangeArrowheads="1" noChangeAspect="1"/>
                     </pic:cNvPicPr>
                   </pic:nvPicPr>
                   <pic:blipFill>
-                    <a:blip r:embed="rId22"/>
+                    <a:blip r:embed="rId23"/>
                     <a:stretch>
                       <a:fillRect/>
                     </a:stretch>
@@ -2229,8 +2343,8 @@
         <w:t xml:space="preserve">, mobilisé occasionnellement. C’est une manifestation nette de l’écart entre les dispositions déclarées et les comportements d’achat : l’adhésion de principe est massive, la part de budget marginale. La vente directe est, en somme, largement essayée mais rarement intensive.</w:t>
       </w:r>
     </w:p>
-    <w:bookmarkEnd w:id="25"/>
-    <w:bookmarkStart w:id="29" w:name="Xe4e0b2f4b1568e238a2a23f481cbadf536e92a8"/>
+    <w:bookmarkEnd w:id="26"/>
+    <w:bookmarkStart w:id="30" w:name="Xe4e0b2f4b1568e238a2a23f481cbadf536e92a8"/>
     <w:p>
       <w:pPr>
         <w:pStyle w:val="Heading2"/>
@@ -3246,18 +3360,18 @@
           <wp:inline>
             <wp:extent cx="5969000" cy="2990492"/>
             <wp:effectExtent b="0" l="0" r="0" t="0"/>
-            <wp:docPr descr="Figure 3" title="" id="27" name="Picture"/>
+            <wp:docPr descr="Figure 3" title="" id="28" name="Picture"/>
             <a:graphic>
               <a:graphicData uri="http://schemas.openxmlformats.org/drawingml/2006/picture">
                 <pic:pic>
                   <pic:nvPicPr>
-                    <pic:cNvPr descr="../../figures/png/fig6_essai_ancrage_nb.png" id="28" name="Picture"/>
+                    <pic:cNvPr descr="../../figures/png/fig6_essai_ancrage_nb.png" id="29" name="Picture"/>
                     <pic:cNvPicPr>
                       <a:picLocks noChangeArrowheads="1" noChangeAspect="1"/>
                     </pic:cNvPicPr>
                   </pic:nvPicPr>
                   <pic:blipFill>
-                    <a:blip r:embed="rId26"/>
+                    <a:blip r:embed="rId27"/>
                     <a:stretch>
                       <a:fillRect/>
                     </a:stretch>
@@ -3341,8 +3455,8 @@
         <w:t xml:space="preserve">.</w:t>
       </w:r>
     </w:p>
-    <w:bookmarkEnd w:id="29"/>
-    <w:bookmarkStart w:id="33" w:name="cinq-stratégies-dapprovisionnement"/>
+    <w:bookmarkEnd w:id="30"/>
+    <w:bookmarkStart w:id="34" w:name="cinq-stratégies-dapprovisionnement"/>
     <w:p>
       <w:pPr>
         <w:pStyle w:val="Heading2"/>
@@ -3368,18 +3482,18 @@
           <wp:inline>
             <wp:extent cx="5740230" cy="5015438"/>
             <wp:effectExtent b="0" l="0" r="0" t="0"/>
-            <wp:docPr descr="Figure 4" title="" id="31" name="Picture"/>
+            <wp:docPr descr="Figure 4" title="" id="32" name="Picture"/>
             <a:graphic>
               <a:graphicData uri="http://schemas.openxmlformats.org/drawingml/2006/picture">
                 <pic:pic>
                   <pic:nvPicPr>
-                    <pic:cNvPr descr="../../figures/png/fig3_plan_factoriel_nb.png" id="32" name="Picture"/>
+                    <pic:cNvPr descr="../../figures/png/fig3_plan_factoriel_nb.png" id="33" name="Picture"/>
                     <pic:cNvPicPr>
                       <a:picLocks noChangeArrowheads="1" noChangeAspect="1"/>
                     </pic:cNvPicPr>
                   </pic:nvPicPr>
                   <pic:blipFill>
-                    <a:blip r:embed="rId30"/>
+                    <a:blip r:embed="rId31"/>
                     <a:stretch>
                       <a:fillRect/>
                     </a:stretch>
@@ -4049,7 +4163,7 @@
         <w:pStyle w:val="BodyText"/>
       </w:pPr>
       <w:r>
-        <w:t xml:space="preserve">Deux enseignements transversaux ressortent de cette typologie. Le premier est que la distinction entre</w:t>
+        <w:t xml:space="preserve">Un enseignement transversal ressort : la distinction entre</w:t>
       </w:r>
       <w:r>
         <w:t xml:space="preserve"> </w:t>
@@ -4081,7 +4195,7 @@
         <w:t xml:space="preserve"> </w:t>
       </w:r>
       <w:r>
-        <w:t xml:space="preserve">— qu’illustre l’écart entre vente directe inclusive et régulière — structure l’ensemble : le taux inclusif de vente directe croît avec l’ampleur du répertoire de canaux (de 28 % chez les captifs à 100 % chez les explorateurs conventionnels), mais l’usage régulier ne culmine que chez les multi-canal intensifs (67 %), montrant que largeur du répertoire et intensité d’engagement ne se confondent pas. Le second est que ce n’est pas le profil social qui prédit le mieux la vente directe, mais la</w:t>
+        <w:t xml:space="preserve">— qu’illustre l’écart entre vente directe inclusive et régulière — structure toute la typologie. Le taux inclusif croît avec l’ampleur du répertoire de canaux (de 28 % chez les captifs à 100 % chez les explorateurs conventionnels), mais l’usage régulier ne culmine que chez les multi-canal intensifs (67 %) : largeur du répertoire et intensité d’engagement ne se confondent pas. Ce n’est donc pas le profil social qui prédit le mieux la vente directe, mais la</w:t>
       </w:r>
       <w:r>
         <w:t xml:space="preserve"> </w:t>
@@ -4097,11 +4211,11 @@
         <w:t xml:space="preserve"> </w:t>
       </w:r>
       <w:r>
-        <w:t xml:space="preserve">— la stratégie d’approvisionnement — dans laquelle elle s’inscrit : les multi-canal intensifs l’ancrent dans une routine multi-canal dense, les captifs s’en tiennent à distance, les explorateurs conventionnels l’essaient sans la pérenniser. Cette grille de segmentation par les pratiques est directement actionnable, car chaque configuration appelle un levier différent.</w:t>
+        <w:t xml:space="preserve">dans laquelle elle s’inscrit — point sur lequel nous revenons en discussion.</w:t>
       </w:r>
     </w:p>
-    <w:bookmarkEnd w:id="33"/>
-    <w:bookmarkStart w:id="40" w:name="X7f871b1800f415beac489a6ed1e968c0967dae2"/>
+    <w:bookmarkEnd w:id="34"/>
+    <w:bookmarkStart w:id="41" w:name="X7f871b1800f415beac489a6ed1e968c0967dae2"/>
     <w:p>
       <w:pPr>
         <w:pStyle w:val="Heading2"/>
@@ -4198,18 +4312,18 @@
           <wp:inline>
             <wp:extent cx="5969000" cy="4901190"/>
             <wp:effectExtent b="0" l="0" r="0" t="0"/>
-            <wp:docPr descr="Figure 5" title="" id="35" name="Picture"/>
+            <wp:docPr descr="Figure 5" title="" id="36" name="Picture"/>
             <a:graphic>
               <a:graphicData uri="http://schemas.openxmlformats.org/drawingml/2006/picture">
                 <pic:pic>
                   <pic:nvPicPr>
-                    <pic:cNvPr descr="../../figures/png/fig4_regression_or_nb.png" id="36" name="Picture"/>
+                    <pic:cNvPr descr="../../figures/png/fig4_regression_or_nb.png" id="37" name="Picture"/>
                     <pic:cNvPicPr>
                       <a:picLocks noChangeArrowheads="1" noChangeAspect="1"/>
                     </pic:cNvPicPr>
                   </pic:nvPicPr>
                   <pic:blipFill>
-                    <a:blip r:embed="rId34"/>
+                    <a:blip r:embed="rId35"/>
                     <a:stretch>
                       <a:fillRect/>
                     </a:stretch>
@@ -4261,7 +4375,7 @@
         <w:pStyle w:val="BodyText"/>
       </w:pPr>
       <w:r>
-        <w:t xml:space="preserve">La faiblesse de ce pouvoir explicatif est en soi un résultat : la vente directe n’est pas le marqueur d’un groupe social circonscrit. Si les plus diplômés y recourent un peu plus, l’essentiel de la pratique se distribue transversalement — comme l’illustre l’existence du groupe adeptes de la proximité, plus âgé et à budget modeste. Ce constat converge avec Herzig et Zander (2025), pour qui les variables sociodémographiques expliquent finalement peu le comportement d’achat en circuit court.</w:t>
+        <w:t xml:space="preserve">La faiblesse de ce pouvoir explicatif est en soi un résultat : la vente directe n’est pas le marqueur d’un groupe social circonscrit — comme l’illustre le groupe adeptes de la proximité, plus âgé et à budget modeste. Ce constat converge avec Herzig et Zander (2025), pour qui les variables sociodémographiques expliquent finalement peu le comportement d’achat en circuit court.</w:t>
       </w:r>
     </w:p>
     <w:p>
@@ -4281,18 +4395,18 @@
           <wp:inline>
             <wp:extent cx="5969000" cy="3501978"/>
             <wp:effectExtent b="0" l="0" r="0" t="0"/>
-            <wp:docPr descr="Figure 6" title="" id="38" name="Picture"/>
+            <wp:docPr descr="Figure 6" title="" id="39" name="Picture"/>
             <a:graphic>
               <a:graphicData uri="http://schemas.openxmlformats.org/drawingml/2006/picture">
                 <pic:pic>
                   <pic:nvPicPr>
-                    <pic:cNvPr descr="../../figures/png/fig5_motivations_marche_nb.png" id="39" name="Picture"/>
+                    <pic:cNvPr descr="../../figures/png/fig5_motivations_marche_nb.png" id="40" name="Picture"/>
                     <pic:cNvPicPr>
                       <a:picLocks noChangeArrowheads="1" noChangeAspect="1"/>
                     </pic:cNvPicPr>
                   </pic:nvPicPr>
                   <pic:blipFill>
-                    <a:blip r:embed="rId37"/>
+                    <a:blip r:embed="rId38"/>
                     <a:stretch>
                       <a:fillRect/>
                     </a:stretch>
@@ -4339,14 +4453,23 @@
         <w:t xml:space="preserve">Figure 6 : Motivations d’achat sur les marchés</w:t>
       </w:r>
     </w:p>
-    <w:bookmarkEnd w:id="40"/>
-    <w:bookmarkStart w:id="41" w:name="ce-que-les-acteurs-peuvent-en-faire"/>
+    <w:bookmarkEnd w:id="41"/>
+    <w:bookmarkStart w:id="45" w:name="discussion-des-résultats"/>
     <w:p>
       <w:pPr>
         <w:pStyle w:val="Heading2"/>
       </w:pPr>
       <w:r>
-        <w:t xml:space="preserve">Ce que les acteurs peuvent en faire</w:t>
+        <w:t xml:space="preserve">Discussion des résultats</w:t>
+      </w:r>
+    </w:p>
+    <w:bookmarkStart w:id="42" w:name="la-vente-directe-comme-complément-diffus"/>
+    <w:p>
+      <w:pPr>
+        <w:pStyle w:val="Heading3"/>
+      </w:pPr>
+      <w:r>
+        <w:t xml:space="preserve">La vente directe comme complément diffus</w:t>
       </w:r>
     </w:p>
     <w:p>
@@ -4354,7 +4477,136 @@
         <w:pStyle w:val="FirstParagraph"/>
       </w:pPr>
       <w:r>
-        <w:t xml:space="preserve">Ces résultats déplacent le diagnostic habituel. Tant que la vente directe est pensée comme une pratique de niche à diffuser, l’effort porte naturellement sur la sensibilisation et la conquête de nouveaux convaincus. Or nos données montrent que la conquête est, pour l’essentiel, déjà faite : deux ménages sur trois ont franchi le pas de l’achat direct. Le problème n’est pas d’ouvrir le canal à de nouveaux publics, mais de le</w:t>
+        <w:t xml:space="preserve">Le principal apport de cet article tient à la requalification de la place de la vente directe. Les travaux existants, centrés sur les adeptes ou sur les dispositifs, pouvaient laisser penser à une pratique circonscrite et engagée. Lue à l’échelle du portefeuille de canaux et sur données représentatives, elle se révèle au contraire largement diffusée mais peu intensive : essayée par deux ménages sur trois, mobilisée régulièrement par moins d’un sur cinq, marginale dans le budget. Ce constat rejoint l’idée d’une coexistence plutôt que d’une rupture entre circuits (Goodman et DuPuis, 2002 ; Sage, 2003), mais il la quantifie du point de vue du consommateur — et, plus précisément qu’une analogie, il prolonge ce que la distribution a établi sur la</w:t>
+      </w:r>
+      <w:r>
+        <w:t xml:space="preserve"> </w:t>
+      </w:r>
+      <w:r>
+        <w:rPr>
+          <w:b/>
+          <w:bCs/>
+        </w:rPr>
+        <w:t xml:space="preserve">complémentarité</w:t>
+      </w:r>
+      <w:r>
+        <w:t xml:space="preserve"> </w:t>
+      </w:r>
+      <w:r>
+        <w:t xml:space="preserve">des canaux. De même que l’ouverture d’un magasin physique accroît le chiffre d’affaires total d’un distributeur — de l’ordre de 20 % — plutôt qu’elle ne cannibalise ses autres canaux (Pauwels et Neslin, 2015), la vente directe fonctionne, à l’échelle du ménage, comme un canal</w:t>
+      </w:r>
+      <w:r>
+        <w:t xml:space="preserve"> </w:t>
+      </w:r>
+      <w:r>
+        <w:rPr>
+          <w:b/>
+          <w:bCs/>
+        </w:rPr>
+        <w:t xml:space="preserve">additionnel</w:t>
+      </w:r>
+      <w:r>
+        <w:t xml:space="preserve"> </w:t>
+      </w:r>
+      <w:r>
+        <w:t xml:space="preserve">dont la fonction (fraîcheur, lien au producteur) ne recoupe pas celle de l’hypermarché, et non comme un concurrent auquel il faudrait retirer du budget. La lecture par les buts (Harris et al., 2018, 2021) éclaire pourquoi cette complémentarité reste peu intensive : la vente directe répond à des buts</w:t>
+      </w:r>
+      <w:r>
+        <w:t xml:space="preserve"> </w:t>
+      </w:r>
+      <w:r>
+        <w:rPr>
+          <w:b/>
+          <w:bCs/>
+        </w:rPr>
+        <w:t xml:space="preserve">ponctuels</w:t>
+      </w:r>
+      <w:r>
+        <w:t xml:space="preserve"> </w:t>
+      </w:r>
+      <w:r>
+        <w:t xml:space="preserve">— une occasion, une envie de produits frais — plutôt qu’à un but stable et récurrent, ce qui explique qu’elle soit largement essayée sans devenir un canal d’approvisionnement régulier pour la majorité.</w:t>
+      </w:r>
+    </w:p>
+    <w:bookmarkEnd w:id="42"/>
+    <w:bookmarkStart w:id="43" w:name="X1ceaee95a05493161d744855b63c55b4af59aa9"/>
+    <w:p>
+      <w:pPr>
+        <w:pStyle w:val="Heading3"/>
+      </w:pPr>
+      <w:r>
+        <w:t xml:space="preserve">Une transversalité sociale qui tient à la fonction</w:t>
+      </w:r>
+    </w:p>
+    <w:p>
+      <w:pPr>
+        <w:pStyle w:val="FirstParagraph"/>
+      </w:pPr>
+      <w:r>
+        <w:t xml:space="preserve">Le second apport concerne la faible détermination sociale de la pratique. Contre une lecture distinctive qui réserverait les circuits courts aux catégories aisées et urbaines, nos données montrent une diffusion transversale, dont témoigne le petit groupe de ménages hors-hypermarché à budget modeste. La sur-représentation des plus diplômés est réelle mais modérée — et, on l’a vu, elle ne vaut que pour l’essai, non pour l’adoption régulière. Lu à la lumière des motivations à combiner les canaux, ce résultat n’est pas une anomalie : si le recours à la vente directe dépend moins d’un profil que d’un but ponctuel activé dans certaines situations d’achat (Hino, 2014 ; Harris et al., 2018), alors sa faible détermination sociodémographique est la</w:t>
+      </w:r>
+      <w:r>
+        <w:t xml:space="preserve"> </w:t>
+      </w:r>
+      <w:r>
+        <w:rPr>
+          <w:b/>
+          <w:bCs/>
+        </w:rPr>
+        <w:t xml:space="preserve">conséquence logique de sa fonction</w:t>
+      </w:r>
+      <w:r>
+        <w:t xml:space="preserve">, non une singularité à expliquer.</w:t>
+      </w:r>
+    </w:p>
+    <w:bookmarkEnd w:id="43"/>
+    <w:bookmarkStart w:id="44" w:name="X42bddffd3b8151c2ab10e23a331c071586deea7"/>
+    <w:p>
+      <w:pPr>
+        <w:pStyle w:val="Heading3"/>
+      </w:pPr>
+      <w:r>
+        <w:t xml:space="preserve">Les stratégies d’approvisionnement comme grille de lecture</w:t>
+      </w:r>
+    </w:p>
+    <w:p>
+      <w:pPr>
+        <w:pStyle w:val="FirstParagraph"/>
+      </w:pPr>
+      <w:r>
+        <w:t xml:space="preserve">La typologie en cinq classes illustre l’intérêt d’une approche par les portefeuilles : elle déplace l’attention des individus vers les</w:t>
+      </w:r>
+      <w:r>
+        <w:t xml:space="preserve"> </w:t>
+      </w:r>
+      <w:r>
+        <w:rPr>
+          <w:b/>
+          <w:bCs/>
+        </w:rPr>
+        <w:t xml:space="preserve">configurations d’usage</w:t>
+      </w:r>
+      <w:r>
+        <w:t xml:space="preserve">. Ce n’est pas tant le profil sociodémographique qui prédit la vente directe que la stratégie d’approvisionnement dans laquelle elle s’inscrit — les multi-canal intensifs l’intègrent à un répertoire dense, les captifs s’en tiennent à distance, les adeptes de la proximité en font un pivot par défaut. Cette lecture rejoint les travaux de Hino (2014) sur l’usage sélectif des formats : les ménages n’adoptent pas un canal en bloc, ils l’intègrent — ou non — à des routines d’achat déjà constituées, sous l’effet de contraintes matérielles et temporelles autant que de choix délibérés.</w:t>
+      </w:r>
+    </w:p>
+    <w:bookmarkEnd w:id="44"/>
+    <w:bookmarkEnd w:id="45"/>
+    <w:bookmarkStart w:id="46" w:name="ce-que-les-acteurs-peuvent-en-faire"/>
+    <w:p>
+      <w:pPr>
+        <w:pStyle w:val="Heading2"/>
+      </w:pPr>
+      <w:r>
+        <w:t xml:space="preserve">Ce que les acteurs peuvent en faire</w:t>
+      </w:r>
+    </w:p>
+    <w:p>
+      <w:pPr>
+        <w:pStyle w:val="FirstParagraph"/>
+      </w:pPr>
+      <w:r>
+        <w:t xml:space="preserve">Ces résultats déplacent le diagnostic habituel. Tant que la vente directe est pensée comme une niche à diffuser, l’effort porte sur la sensibilisation et la conquête de nouveaux convaincus ; or la conquête est, pour l’essentiel, déjà faite. L’enjeu n’est pas d’ouvrir le canal à de nouveaux publics, mais de le</w:t>
       </w:r>
       <w:r>
         <w:t xml:space="preserve"> </w:t>
@@ -4370,7 +4622,7 @@
         <w:t xml:space="preserve"> </w:t>
       </w:r>
       <w:r>
-        <w:t xml:space="preserve">chez ceux qui l’ont déjà essayé. Cette bascule de diagnostic — de l’acquisition vers la fidélisation, du convaincre vers le faciliter — structure quatre recommandations (Encadré 3), adressées prioritairement aux producteurs et réseaux de vente directe et aux collectivités.</w:t>
+        <w:t xml:space="preserve">chez ceux qui l’ont déjà essayé. Cette bascule — de l’acquisition vers la fidélisation, du convaincre vers le faciliter — structure quatre recommandations (Encadré 3), adressées prioritairement aux producteurs et réseaux de vente directe et aux collectivités.</w:t>
       </w:r>
     </w:p>
     <w:p>
@@ -4420,20 +4672,7 @@
         <w:t xml:space="preserve"> </w:t>
       </w:r>
       <w:r>
-        <w:t xml:space="preserve">— un quasi-triplement, hors de portée du seul recrutement, la pénétration étant déjà proche de son plafond. Cette projection est une borne haute (elle suppose que les convertis achètent aussi intensément que les réguliers d’aujourd’hui) ; elle vaut comme ordre de grandeur, non comme prévision. Le fort taux d’abandon des formes les plus engageantes — jusqu’à 65 % pour les AMAP — confirme que l’enjeu est bien la</w:t>
-      </w:r>
-      <w:r>
-        <w:t xml:space="preserve"> </w:t>
-      </w:r>
-      <w:r>
-        <w:rPr>
-          <w:b/>
-          <w:bCs/>
-        </w:rPr>
-        <w:t xml:space="preserve">rétention</w:t>
-      </w:r>
-      <w:r>
-        <w:t xml:space="preserve">, non l’acquisition. Pour les producteurs et les réseaux de vente directe, cela oriente l’effort vers les</w:t>
+        <w:t xml:space="preserve">— un quasi-triplement, hors de portée du seul recrutement, la pénétration étant déjà proche de son plafond. Cette projection est une borne haute (elle suppose que les convertis achètent aussi intensément que les réguliers d’aujourd’hui) ; elle vaut comme ordre de grandeur, non comme prévision. Pour les producteurs et les réseaux, cela oriente l’effort vers les</w:t>
       </w:r>
       <w:r>
         <w:t xml:space="preserve"> </w:t>
@@ -4449,7 +4688,7 @@
         <w:t xml:space="preserve"> </w:t>
       </w:r>
       <w:r>
-        <w:t xml:space="preserve">: abonnements et paniers récurrents à engagement souple, points de retrait situés sur les trajets domicile-travail plutôt qu’au seul lieu de production, élargissement des gammes pour couvrir une plus grande part du panier (et non les seuls fruits et légumes), horaires compatibles avec les actifs, et animation de la relation client (rappels, préparation anticipée des commandes, information sur la saisonnalité). La lecture omnicanale invite à ne pas opposer physique et numérique : la précommande en ligne assortie d’un retrait physique combine la commodité attendue et le contact direct valorisé.</w:t>
+        <w:t xml:space="preserve">: abonnements et paniers récurrents à engagement souple, points de retrait sur les trajets domicile-travail plutôt qu’au seul lieu de production, élargissement des gammes pour couvrir une plus grande part du panier, horaires compatibles avec les actifs, animation de la relation client. La lecture omnicanale invite à ne pas opposer physique et numérique : la précommande en ligne assortie d’un retrait physique combine la commodité attendue et le contact direct valorisé.</w:t>
       </w:r>
     </w:p>
     <w:p>
@@ -4498,7 +4737,7 @@
         <w:t xml:space="preserve"> </w:t>
       </w:r>
       <w:r>
-        <w:t xml:space="preserve">La vente directe restant faiblement déterminée socialement — le modèle n’explique que 3 % de la variance de la pratique, avec pour seul gradient net un léger sur-recours des plus diplômés, et encore à l’essai seulement, pas à l’adoption régulière —, il n’y a pas lieu de la réserver, dans les représentations comme dans le ciblage marketing, à un segment aisé et urbain. Les dispositifs peuvent viser tous les publics, y compris les budgets modestes : le profil adeptes de la proximité, plus âgé et moins doté, montre qu’un approvisionnement de proximité à petit budget est non seulement possible mais déjà pratiqué. Ce constat plaide contre une segmentation par le revenu ou la CSP, et pour une segmentation par la</w:t>
+        <w:t xml:space="preserve">La vente directe restant faiblement déterminée socialement — le modèle n’explique que 3 % de la variance, avec pour seul gradient net un léger sur-recours des plus diplômés, et encore à l’essai seulement —, il n’y a pas lieu de la réserver, dans le ciblage marketing, à un segment aisé et urbain. Les dispositifs peuvent viser tous les publics, budgets modestes compris : le profil adeptes de la proximité montre qu’un approvisionnement de proximité à petit budget est déjà pratiqué. Cela plaide pour une segmentation par la</w:t>
       </w:r>
       <w:r>
         <w:t xml:space="preserve"> </w:t>
@@ -4514,7 +4753,7 @@
         <w:t xml:space="preserve"> </w:t>
       </w:r>
       <w:r>
-        <w:t xml:space="preserve">: c’est la configuration d’usage (multi-canal modérés, captifs, intensifs…), et non la position sociale, qui prédit le recours à la vente directe et indique le levier pertinent. Que le seul gradient social net passe par le</w:t>
+        <w:t xml:space="preserve">plutôt que par le revenu ou la CSP. Que le seul gradient net passe par le</w:t>
       </w:r>
       <w:r>
         <w:t xml:space="preserve"> </w:t>
@@ -4530,7 +4769,7 @@
         <w:t xml:space="preserve"> </w:t>
       </w:r>
       <w:r>
-        <w:t xml:space="preserve">plutôt que par le revenu ou la catégorie socioprofessionnelle est d’ailleurs riche d’enseignement : il oriente vers un frein</w:t>
+        <w:t xml:space="preserve">oriente d’ailleurs vers un frein</w:t>
       </w:r>
       <w:r>
         <w:t xml:space="preserve"> </w:t>
@@ -4540,13 +4779,13 @@
           <w:b/>
           <w:bCs/>
         </w:rPr>
-        <w:t xml:space="preserve">informationnel et culturel</w:t>
-      </w:r>
-      <w:r>
-        <w:t xml:space="preserve"> </w:t>
-      </w:r>
-      <w:r>
-        <w:t xml:space="preserve">— savoir où trouver ces circuits, en comprendre le fonctionnement — davantage que financier. Le déficit de notoriété relevé plus haut, où près d’un acheteur direct sur deux ignore ce qu’est une AMAP, va dans le même sens. Le levier n’est donc pas de rendre la vente directe moins chère, mais plus</w:t>
+        <w:t xml:space="preserve">informationnel</w:t>
+      </w:r>
+      <w:r>
+        <w:t xml:space="preserve"> </w:t>
+      </w:r>
+      <w:r>
+        <w:t xml:space="preserve">— savoir où trouver ces circuits, en comprendre le fonctionnement, comme le confirme le déficit de notoriété de l’AMAP — davantage que financier : le levier n’est pas de rendre la vente directe moins chère, mais plus</w:t>
       </w:r>
       <w:r>
         <w:t xml:space="preserve"> </w:t>
@@ -4559,10 +4798,7 @@
         <w:t xml:space="preserve">lisible et accessible</w:t>
       </w:r>
       <w:r>
-        <w:t xml:space="preserve"> </w:t>
-      </w:r>
-      <w:r>
-        <w:t xml:space="preserve">pour des publics aujourd’hui tenus à distance moins par le pouvoir d’achat que par l’information.</w:t>
+        <w:t xml:space="preserve">.</w:t>
       </w:r>
     </w:p>
     <w:p>
@@ -5026,8 +5262,8 @@
         </w:pict>
       </w:r>
     </w:p>
-    <w:bookmarkEnd w:id="41"/>
-    <w:bookmarkStart w:id="42" w:name="limites-et-voies-de-recherche"/>
+    <w:bookmarkEnd w:id="46"/>
+    <w:bookmarkStart w:id="47" w:name="limites-et-voies-de-recherche"/>
     <w:p>
       <w:pPr>
         <w:pStyle w:val="Heading2"/>
@@ -5132,8 +5368,8 @@
         <w:t xml:space="preserve">— que révèle l’écart entre vente directe inclusive et régulière — mériterait d’être approfondie : comprendre ce qui fait basculer un ménage de l’un à l’autre est sans doute la question la plus utile pour qui veut faire passer la vente directe du répertoire d’appoint au socle de l’approvisionnement.</w:t>
       </w:r>
     </w:p>
-    <w:bookmarkEnd w:id="42"/>
-    <w:bookmarkStart w:id="43" w:name="références"/>
+    <w:bookmarkEnd w:id="47"/>
+    <w:bookmarkStart w:id="48" w:name="références"/>
     <w:p>
       <w:pPr>
         <w:pStyle w:val="Heading2"/>
@@ -5378,6 +5614,69 @@
         <w:pStyle w:val="BodyText"/>
       </w:pPr>
       <w:r>
+        <w:t xml:space="preserve">Hai Tran V. et Sirieix L. (2020), Shopping and cross-shopping practices in Hanoi Vietnam: an emerging urban market context,</w:t>
+      </w:r>
+      <w:r>
+        <w:t xml:space="preserve"> </w:t>
+      </w:r>
+      <w:r>
+        <w:rPr>
+          <w:i/>
+          <w:iCs/>
+        </w:rPr>
+        <w:t xml:space="preserve">Journal of Retailing and Consumer Services</w:t>
+      </w:r>
+      <w:r>
+        <w:t xml:space="preserve">, 56: 102178.</w:t>
+      </w:r>
+    </w:p>
+    <w:p>
+      <w:pPr>
+        <w:pStyle w:val="BodyText"/>
+      </w:pPr>
+      <w:r>
+        <w:t xml:space="preserve">Harris P., Dall’Olmo Riley F. et Hand C. (2018), Understanding multichannel shopper journey configuration: an application of goal theory,</w:t>
+      </w:r>
+      <w:r>
+        <w:t xml:space="preserve"> </w:t>
+      </w:r>
+      <w:r>
+        <w:rPr>
+          <w:i/>
+          <w:iCs/>
+        </w:rPr>
+        <w:t xml:space="preserve">Journal of Retailing and Consumer Services</w:t>
+      </w:r>
+      <w:r>
+        <w:t xml:space="preserve">, 44: 108-117.</w:t>
+      </w:r>
+    </w:p>
+    <w:p>
+      <w:pPr>
+        <w:pStyle w:val="BodyText"/>
+      </w:pPr>
+      <w:r>
+        <w:t xml:space="preserve">Harris P., Dall’Olmo Riley F. et Hand C. (2021), Multichannel shopping: the effect of decision making style on shopper journey configuration and satisfaction,</w:t>
+      </w:r>
+      <w:r>
+        <w:t xml:space="preserve"> </w:t>
+      </w:r>
+      <w:r>
+        <w:rPr>
+          <w:i/>
+          <w:iCs/>
+        </w:rPr>
+        <w:t xml:space="preserve">Journal of Retailing and Consumer Services</w:t>
+      </w:r>
+      <w:r>
+        <w:t xml:space="preserve">, 58: 102286.</w:t>
+      </w:r>
+    </w:p>
+    <w:p>
+      <w:pPr>
+        <w:pStyle w:val="BodyText"/>
+      </w:pPr>
+      <w:r>
         <w:t xml:space="preserve">Herzig J. et Zander K. (2025), Determinants of consumer behavior in short food supply chains: a systematic literature review,</w:t>
       </w:r>
       <w:r>
@@ -5399,6 +5698,27 @@
         <w:pStyle w:val="BodyText"/>
       </w:pPr>
       <w:r>
+        <w:t xml:space="preserve">Hino H. (2014), Shopping at different food retail formats: understanding cross-shopping behavior through retail format selective use patterns,</w:t>
+      </w:r>
+      <w:r>
+        <w:t xml:space="preserve"> </w:t>
+      </w:r>
+      <w:r>
+        <w:rPr>
+          <w:i/>
+          <w:iCs/>
+        </w:rPr>
+        <w:t xml:space="preserve">European Journal of Marketing</w:t>
+      </w:r>
+      <w:r>
+        <w:t xml:space="preserve">, 48(3-4): 674-698.</w:t>
+      </w:r>
+    </w:p>
+    <w:p>
+      <w:pPr>
+        <w:pStyle w:val="BodyText"/>
+      </w:pPr>
+      <w:r>
         <w:t xml:space="preserve">Lamine C. et Perrot N. (2008),</w:t>
       </w:r>
       <w:r>
@@ -5441,6 +5761,27 @@
         <w:pStyle w:val="BodyText"/>
       </w:pPr>
       <w:r>
+        <w:t xml:space="preserve">Melis K., Campo K., Lamey L. et Breugelmans E. (2016), A bigger slice of the multichannel grocery pie: when does consumers’ online channel use expand retailers’ share of wallet?,</w:t>
+      </w:r>
+      <w:r>
+        <w:t xml:space="preserve"> </w:t>
+      </w:r>
+      <w:r>
+        <w:rPr>
+          <w:i/>
+          <w:iCs/>
+        </w:rPr>
+        <w:t xml:space="preserve">Journal of Retailing</w:t>
+      </w:r>
+      <w:r>
+        <w:t xml:space="preserve">, 92(3): 268-286.</w:t>
+      </w:r>
+    </w:p>
+    <w:p>
+      <w:pPr>
+        <w:pStyle w:val="BodyText"/>
+      </w:pPr>
+      <w:r>
         <w:t xml:space="preserve">Ministère de l’Agriculture et de l’Alimentation (2009),</w:t>
       </w:r>
       <w:r>
@@ -5504,6 +5845,27 @@
         <w:pStyle w:val="BodyText"/>
       </w:pPr>
       <w:r>
+        <w:t xml:space="preserve">Pauwels K. et Neslin S.A. (2015), Building with bricks and mortar: the revenue impact of opening physical stores in a multichannel environment,</w:t>
+      </w:r>
+      <w:r>
+        <w:t xml:space="preserve"> </w:t>
+      </w:r>
+      <w:r>
+        <w:rPr>
+          <w:i/>
+          <w:iCs/>
+        </w:rPr>
+        <w:t xml:space="preserve">Journal of Retailing</w:t>
+      </w:r>
+      <w:r>
+        <w:t xml:space="preserve">, 91(2): 182-197.</w:t>
+      </w:r>
+    </w:p>
+    <w:p>
+      <w:pPr>
+        <w:pStyle w:val="BodyText"/>
+      </w:pPr>
+      <w:r>
         <w:t xml:space="preserve">Praly C., Chazoule C., Delfosse C. et al. (2014), Les circuits de proximité, cadre d’analyse de la relocalisation des circuits alimentaires,</w:t>
       </w:r>
       <w:r>
@@ -5616,8 +5978,29 @@
         <w:t xml:space="preserve">, Paris, Pearson.</w:t>
       </w:r>
     </w:p>
-    <w:bookmarkEnd w:id="43"/>
-    <w:bookmarkEnd w:id="44"/>
+    <w:p>
+      <w:pPr>
+        <w:pStyle w:val="BodyText"/>
+      </w:pPr>
+      <w:r>
+        <w:t xml:space="preserve">Vroegrijk M., Gijsbrechts E. et Campo K. (2013), Close encounter with the hard discounter: a multiple-store shopping perspective on the impact of local hard-discounter entry,</w:t>
+      </w:r>
+      <w:r>
+        <w:t xml:space="preserve"> </w:t>
+      </w:r>
+      <w:r>
+        <w:rPr>
+          <w:i/>
+          <w:iCs/>
+        </w:rPr>
+        <w:t xml:space="preserve">Journal of Marketing Research</w:t>
+      </w:r>
+      <w:r>
+        <w:t xml:space="preserve">, 50(5): 606-626.</w:t>
+      </w:r>
+    </w:p>
+    <w:bookmarkEnd w:id="48"/>
+    <w:bookmarkEnd w:id="49"/>
     <w:sectPr>
       <w:pgSz w:h="15840" w:w="12240"/>
       <w:pgMar w:bottom="1417" w:footer="720" w:gutter="0" w:header="720" w:left="1417" w:right="1417" w:top="1417"/>

--- a/outputs/submitted/manuscrit_DM.docx
+++ b/outputs/submitted/manuscrit_DM.docx
@@ -661,7 +661,7 @@
         <w:t xml:space="preserve"> </w:t>
       </w:r>
       <w:r>
-        <w:t xml:space="preserve">— chaque format pour la fonction qu’il remplit le mieux (produits frais, dépannage, achats de gros) —, et non d’une fidélité générale à l’un d’eux ; Hai Tran et Sirieix (2020) déplacent de même le regard des attributs de l’enseigne vers les pratiques du consommateur. Vroegrijk et al. (2013) observent que ce sont les ménages déjà multi-enseignes qui adoptent un nouveau format en</w:t>
+        <w:t xml:space="preserve">— chaque format pour la fonction qu’il remplit le mieux (produits frais, dépannage, achats de gros) —, et non d’une fidélité générale à l’un d’eux ; Hai Tran et Sirieix (2020) documentent de même ces combinaisons de circuits du point de vue des pratiques d’achat. Vroegrijk et al. (2013) observent que ce sont les ménages déjà multi-enseignes qui adoptent un nouveau format en</w:t>
       </w:r>
       <w:r>
         <w:t xml:space="preserve"> </w:t>
@@ -677,7 +677,7 @@
         <w:t xml:space="preserve"> </w:t>
       </w:r>
       <w:r>
-        <w:t xml:space="preserve">de leurs points de vente habituels, et Melis et al. (2016) que l’ajout d’un canal peut élargir la part de portefeuille captée par une enseigne plutôt que la redistribuer entre canaux existants. La théorie des buts (Harris et al., 2018, 2021) ajoute un second niveau d’explication : la configuration du parcours d’achat d’un même ménage varie selon la</w:t>
+        <w:t xml:space="preserve">de leurs points de vente habituels, et Melis et al. (2016) que l’ajout d’un canal peut élargir la part de portefeuille captée par une enseigne plutôt que la redistribuer entre canaux existants. La théorie des buts (Harris et al., 2018, 2021) ajoute un second niveau d’explication : la configuration du parcours d’achat varie selon la</w:t>
       </w:r>
       <w:r>
         <w:t xml:space="preserve"> </w:t>
@@ -693,7 +693,7 @@
         <w:t xml:space="preserve"> </w:t>
       </w:r>
       <w:r>
-        <w:t xml:space="preserve">— abstraits (être un consommateur responsable) ou concrets (dépanner un repas) — active à un instant donné, et cette hiérarchie évolue dans le temps. Appliqué à la vente directe, ce cadre suggère qu’y recourir dépend moins d’un profil de consommateur stable que d’une</w:t>
+        <w:t xml:space="preserve">— abstraits (être un consommateur responsable) ou concrets (dépanner un repas) — active dans un contexte d’achat donné, et diffère d’une situation à l’autre pour un même ménage. Appliqué à la vente directe, ce cadre suggère qu’y recourir dépend moins d’un profil de consommateur stable que d’une</w:t>
       </w:r>
       <w:r>
         <w:t xml:space="preserve"> </w:t>
@@ -4493,7 +4493,7 @@
         <w:t xml:space="preserve"> </w:t>
       </w:r>
       <w:r>
-        <w:t xml:space="preserve">des canaux. De même que l’ouverture d’un magasin physique accroît le chiffre d’affaires total d’un distributeur — de l’ordre de 20 % — plutôt qu’elle ne cannibalise ses autres canaux (Pauwels et Neslin, 2015), la vente directe fonctionne, à l’échelle du ménage, comme un canal</w:t>
+        <w:t xml:space="preserve">des canaux. De même que l’ouverture de magasins physiques accroît le chiffre d’affaires total d’un distributeur — de l’ordre de 20 % —, la logique de complémentarité l’emportant sur la cannibalisation de ses autres canaux (Pauwels et Neslin, 2015), la vente directe fonctionne, à l’échelle du ménage, comme un canal</w:t>
       </w:r>
       <w:r>
         <w:t xml:space="preserve"> </w:t>

--- a/outputs/submitted/manuscrit_DM.docx
+++ b/outputs/submitted/manuscrit_DM.docx
@@ -4,35 +4,59 @@
   <w:body>
     <w:p>
       <w:pPr>
-        <w:pStyle w:val="Title"/>
+        <w:jc w:val="left"/>
       </w:pPr>
       <w:r>
+        <w:rPr>
+          <w:rFonts w:ascii="Times New Roman" w:hAnsi="Times New Roman"/>
+          <w:b/>
+          <w:i w:val="0"/>
+          <w:sz w:val="28"/>
+        </w:rPr>
         <w:t xml:space="preserve">« Beaucoup l’essaient, peu l’adoptent »</w:t>
       </w:r>
     </w:p>
     <w:p>
       <w:pPr>
-        <w:pStyle w:val="Subtitle"/>
+        <w:jc w:val="left"/>
       </w:pPr>
       <w:r>
+        <w:rPr>
+          <w:rFonts w:ascii="Times New Roman" w:hAnsi="Times New Roman"/>
+          <w:b w:val="0"/>
+          <w:i w:val="0"/>
+          <w:sz w:val="28"/>
+        </w:rPr>
         <w:t xml:space="preserve">La vente directe dans les stratégies d’approvisionnement des ménages français</w:t>
       </w:r>
     </w:p>
     <w:bookmarkStart w:id="49" w:name="beaucoup-lessaient-peu-ladoptent"/>
     <w:p>
       <w:pPr>
-        <w:pStyle w:val="Heading1"/>
+        <w:jc w:val="left"/>
       </w:pPr>
       <w:r>
+        <w:rPr>
+          <w:rFonts w:ascii="Times New Roman" w:hAnsi="Times New Roman"/>
+          <w:b/>
+          <w:i w:val="0"/>
+          <w:sz w:val="28"/>
+        </w:rPr>
         <w:t xml:space="preserve">« Beaucoup l’essaient, peu l’adoptent »</w:t>
       </w:r>
     </w:p>
     <w:bookmarkStart w:id="9" w:name="X567026fb20d909d7ed1876f1ed63bc3f882a5f2"/>
     <w:p>
       <w:pPr>
-        <w:pStyle w:val="Heading2"/>
+        <w:jc w:val="left"/>
       </w:pPr>
       <w:r>
+        <w:rPr>
+          <w:rFonts w:ascii="Times New Roman" w:hAnsi="Times New Roman"/>
+          <w:b/>
+          <w:i w:val="0"/>
+          <w:sz w:val="28"/>
+        </w:rPr>
         <w:t xml:space="preserve">La vente directe dans les stratégies d’approvisionnement des ménages français</w:t>
       </w:r>
     </w:p>
@@ -59,9 +83,15 @@
     <w:bookmarkStart w:id="10" w:name="résumé"/>
     <w:p>
       <w:pPr>
-        <w:pStyle w:val="Heading2"/>
+        <w:jc w:val="left"/>
       </w:pPr>
       <w:r>
+        <w:rPr>
+          <w:rFonts w:ascii="Times New Roman" w:hAnsi="Times New Roman"/>
+          <w:b/>
+          <w:i w:val="0"/>
+          <w:sz w:val="28"/>
+        </w:rPr>
         <w:t xml:space="preserve">Résumé</w:t>
       </w:r>
     </w:p>
@@ -84,9 +114,7 @@
       </w:r>
     </w:p>
     <w:p>
-      <w:pPr>
-        <w:pStyle w:val="BodyText"/>
-      </w:pPr>
+      <w:pPr/>
       <w:r>
         <w:rPr>
           <w:b/>
@@ -102,9 +130,7 @@
       </w:r>
     </w:p>
     <w:p>
-      <w:pPr>
-        <w:pStyle w:val="BodyText"/>
-      </w:pPr>
+      <w:pPr/>
       <w:r>
         <w:rPr>
           <w:b/>
@@ -120,9 +146,7 @@
       </w:r>
     </w:p>
     <w:p>
-      <w:pPr>
-        <w:pStyle w:val="BodyText"/>
-      </w:pPr>
+      <w:pPr/>
       <w:r>
         <w:rPr>
           <w:b/>
@@ -138,9 +162,7 @@
       </w:r>
     </w:p>
     <w:p>
-      <w:pPr>
-        <w:pStyle w:val="BodyText"/>
-      </w:pPr>
+      <w:pPr/>
       <w:r>
         <w:rPr>
           <w:b/>
@@ -156,9 +178,7 @@
       </w:r>
     </w:p>
     <w:p>
-      <w:pPr>
-        <w:pStyle w:val="BodyText"/>
-      </w:pPr>
+      <w:pPr/>
       <w:r>
         <w:rPr>
           <w:b/>
@@ -177,9 +197,15 @@
     <w:bookmarkStart w:id="11" w:name="abstract"/>
     <w:p>
       <w:pPr>
-        <w:pStyle w:val="Heading2"/>
+        <w:jc w:val="left"/>
       </w:pPr>
       <w:r>
+        <w:rPr>
+          <w:rFonts w:ascii="Times New Roman" w:hAnsi="Times New Roman"/>
+          <w:b/>
+          <w:i w:val="0"/>
+          <w:sz w:val="28"/>
+        </w:rPr>
         <w:t xml:space="preserve">Abstract</w:t>
       </w:r>
     </w:p>
@@ -192,9 +218,7 @@
       </w:r>
     </w:p>
     <w:p>
-      <w:pPr>
-        <w:pStyle w:val="BodyText"/>
-      </w:pPr>
+      <w:pPr/>
       <w:r>
         <w:rPr>
           <w:b/>
@@ -220,9 +244,15 @@
     <w:bookmarkStart w:id="13" w:name="introduction"/>
     <w:p>
       <w:pPr>
-        <w:pStyle w:val="Heading2"/>
+        <w:jc w:val="left"/>
       </w:pPr>
       <w:r>
+        <w:rPr>
+          <w:rFonts w:ascii="Times New Roman" w:hAnsi="Times New Roman"/>
+          <w:b/>
+          <w:i w:val="0"/>
+          <w:sz w:val="28"/>
+        </w:rPr>
         <w:t xml:space="preserve">Introduction</w:t>
       </w:r>
     </w:p>
@@ -244,17 +274,13 @@
       </w:r>
     </w:p>
     <w:p>
-      <w:pPr>
-        <w:pStyle w:val="BodyText"/>
-      </w:pPr>
+      <w:pPr/>
       <w:r>
         <w:t xml:space="preserve">L’enjeu n’est pas mince pour les acteurs. Le développement des circuits courts figure aujourd’hui parmi les objectifs affichés des politiques alimentaires territoriales, des chambres d’agriculture et d’une partie de la grande distribution, qui multiplie les rayons de producteurs. Tous partagent une même interrogation pratique : comment faire grandir une pratique qui suscite une adhésion de principe très large mais peine à se traduire dans les paniers ? Répondre suppose de savoir où, précisément, se situe le point de blocage — dans le recrutement de nouveaux acheteurs, ou dans la fidélisation de ceux qui essaient déjà.</w:t>
       </w:r>
     </w:p>
     <w:p>
-      <w:pPr>
-        <w:pStyle w:val="BodyText"/>
-      </w:pPr>
+      <w:pPr/>
       <w:r>
         <w:t xml:space="preserve">La recherche a abondamment documenté deux faces du phénomène : les</w:t>
       </w:r>
@@ -305,9 +331,7 @@
       </w:r>
     </w:p>
     <w:p>
-      <w:pPr>
-        <w:pStyle w:val="BodyText"/>
-      </w:pPr>
+      <w:pPr/>
       <w:r>
         <w:t xml:space="preserve">Comprendre la place de la vente directe suppose donc de ne plus la regarder seule, mais</w:t>
       </w:r>
@@ -339,9 +363,7 @@
       </w:r>
     </w:p>
     <w:p>
-      <w:pPr>
-        <w:pStyle w:val="BodyText"/>
-      </w:pPr>
+      <w:pPr/>
       <w:r>
         <w:t xml:space="preserve">L’article apporte trois déplacements. Sur le plan</w:t>
       </w:r>
@@ -437,18 +459,30 @@
     <w:bookmarkStart w:id="18" w:name="Xd910615a5fba353b3d54f6b81e64fbd2298d275"/>
     <w:p>
       <w:pPr>
-        <w:pStyle w:val="Heading2"/>
+        <w:jc w:val="left"/>
       </w:pPr>
       <w:r>
+        <w:rPr>
+          <w:rFonts w:ascii="Times New Roman" w:hAnsi="Times New Roman"/>
+          <w:b/>
+          <w:i w:val="0"/>
+          <w:sz w:val="28"/>
+        </w:rPr>
         <w:t xml:space="preserve">L’approvisionnement alimentaire, un comportement omnicanal</w:t>
       </w:r>
     </w:p>
     <w:bookmarkStart w:id="14" w:name="du-canal-isolé-au-portefeuille-de-canaux"/>
     <w:p>
       <w:pPr>
-        <w:pStyle w:val="Heading3"/>
+        <w:jc w:val="left"/>
       </w:pPr>
       <w:r>
+        <w:rPr>
+          <w:rFonts w:ascii="Times New Roman" w:hAnsi="Times New Roman"/>
+          <w:b w:val="0"/>
+          <w:i/>
+          <w:sz w:val="24"/>
+        </w:rPr>
         <w:t xml:space="preserve">Du canal isolé au portefeuille de canaux</w:t>
       </w:r>
     </w:p>
@@ -477,9 +511,7 @@
       </w:r>
     </w:p>
     <w:p>
-      <w:pPr>
-        <w:pStyle w:val="BodyText"/>
-      </w:pPr>
+      <w:pPr/>
       <w:r>
         <w:t xml:space="preserve">La littérature en distribution a montré de longue date que les consommateurs ne sont pas fidèles à un format unique : ils</w:t>
       </w:r>
@@ -575,9 +607,7 @@
       </w:r>
     </w:p>
     <w:p>
-      <w:pPr>
-        <w:pStyle w:val="BodyText"/>
-      </w:pPr>
+      <w:pPr/>
       <w:r>
         <w:t xml:space="preserve">Transposé aux circuits courts, ce cadre suggère que la vente directe n’entre pas en concurrence frontale avec la grande distribution : elle</w:t>
       </w:r>
@@ -602,9 +632,15 @@
     <w:bookmarkStart w:id="15" w:name="X2146e55a8402603f7cb0ad28b3eaf326ad04eda"/>
     <w:p>
       <w:pPr>
-        <w:pStyle w:val="Heading3"/>
+        <w:jc w:val="left"/>
       </w:pPr>
       <w:r>
+        <w:rPr>
+          <w:rFonts w:ascii="Times New Roman" w:hAnsi="Times New Roman"/>
+          <w:b w:val="0"/>
+          <w:i/>
+          <w:sz w:val="24"/>
+        </w:rPr>
         <w:t xml:space="preserve">Pourquoi les ménages combinent-ils les canaux ?</w:t>
       </w:r>
     </w:p>
@@ -716,9 +752,15 @@
     <w:bookmarkStart w:id="16" w:name="Xa78a6e9b4ec9f4ce7a7a5897be46e9029041738"/>
     <w:p>
       <w:pPr>
-        <w:pStyle w:val="Heading3"/>
+        <w:jc w:val="left"/>
       </w:pPr>
       <w:r>
+        <w:rPr>
+          <w:rFonts w:ascii="Times New Roman" w:hAnsi="Times New Roman"/>
+          <w:b w:val="0"/>
+          <w:i/>
+          <w:sz w:val="24"/>
+        </w:rPr>
         <w:t xml:space="preserve">De l’intention déclarée aux pratiques d’achat</w:t>
       </w:r>
     </w:p>
@@ -731,9 +773,7 @@
       </w:r>
     </w:p>
     <w:p>
-      <w:pPr>
-        <w:pStyle w:val="BodyText"/>
-      </w:pPr>
+      <w:pPr/>
       <w:r>
         <w:t xml:space="preserve">Ces recherches partagent toutefois une limite bien identifiée : le fameux</w:t>
       </w:r>
@@ -813,9 +853,15 @@
     <w:bookmarkStart w:id="17" w:name="Xb8fafdd004a54fdf2a5d287765afad3d0b8bc36"/>
     <w:p>
       <w:pPr>
-        <w:pStyle w:val="Heading3"/>
+        <w:jc w:val="left"/>
       </w:pPr>
       <w:r>
+        <w:rPr>
+          <w:rFonts w:ascii="Times New Roman" w:hAnsi="Times New Roman"/>
+          <w:b w:val="0"/>
+          <w:i/>
+          <w:sz w:val="24"/>
+        </w:rPr>
         <w:t xml:space="preserve">Segmenter par les pratiques plutôt que par les attitudes</w:t>
       </w:r>
     </w:p>
@@ -905,17 +951,13 @@
       </w:r>
     </w:p>
     <w:p>
-      <w:pPr>
-        <w:pStyle w:val="BodyText"/>
-      </w:pPr>
+      <w:pPr/>
       <w:r>
         <w:t xml:space="preserve">Ce positionnement (Tableau 1) conduit à trois attentes, que l’analyse met à l’épreuve. D’abord, la vente directe occuperait rarement la place de canal principal : diffusion potentiellement large, mais part de budget faible (complémentarité, non substitution). Ensuite, parce qu’elle remplit une fonction d’appoint mobilisable pour des buts ponctuels variés, sa pratique serait faiblement déterminée par le profil sociodémographique : elle traverserait les catégories plutôt qu’elle ne distinguerait un groupe social. Enfin, conformément à l’écart attitude-comportement, l’adhésion déclarée serait nettement plus forte que le poids budgétaire effectif — beaucoup l’essaieraient, peu l’adopteraient.</w:t>
       </w:r>
     </w:p>
     <w:p>
-      <w:pPr>
-        <w:pStyle w:val="BodyText"/>
-      </w:pPr>
+      <w:pPr/>
       <w:r>
         <w:rPr>
           <w:b/>
@@ -1120,9 +1162,15 @@
     <w:bookmarkStart w:id="19" w:name="X7145b3f0329b27779053ada1e4c2ef6847806d6"/>
     <w:p>
       <w:pPr>
-        <w:pStyle w:val="Heading2"/>
+        <w:jc w:val="left"/>
       </w:pPr>
       <w:r>
+        <w:rPr>
+          <w:rFonts w:ascii="Times New Roman" w:hAnsi="Times New Roman"/>
+          <w:b/>
+          <w:i w:val="0"/>
+          <w:sz w:val="28"/>
+        </w:rPr>
         <w:t xml:space="preserve">Une enquête représentative sur treize canaux d’achat</w:t>
       </w:r>
     </w:p>
@@ -1164,9 +1212,7 @@
       </w:r>
     </w:p>
     <w:p>
-      <w:pPr>
-        <w:pStyle w:val="BodyText"/>
-      </w:pPr>
+      <w:pPr/>
       <w:r>
         <w:t xml:space="preserve">Deux précisions de mesure importent pour la lecture des résultats. D’abord, les parts de budget somment à 100 % par ménage : elles forment une décomposition complète, et la part moyenne d’un canal sur l’ensemble des ménages s’interprète comme son</w:t>
       </w:r>
@@ -1236,9 +1282,7 @@
       </w:r>
     </w:p>
     <w:p>
-      <w:pPr>
-        <w:pStyle w:val="BodyText"/>
-      </w:pPr>
+      <w:pPr/>
       <w:r>
         <w:t xml:space="preserve">Enquête par questionnaire administrée à un échantillon représentatif national de</w:t>
       </w:r>
@@ -1312,9 +1356,7 @@
       </w:r>
     </w:p>
     <w:p>
-      <w:pPr>
-        <w:pStyle w:val="BodyText"/>
-      </w:pPr>
+      <w:pPr/>
       <w:r>
         <w:t xml:space="preserve">Comment regrouper les ménages selon leur façon de combiner les canaux ? Nous procédons en deux temps. Une</w:t>
       </w:r>
@@ -1388,9 +1430,15 @@
     <w:bookmarkStart w:id="26" w:name="la-vente-directe-répandue-mais-marginale"/>
     <w:p>
       <w:pPr>
-        <w:pStyle w:val="Heading2"/>
+        <w:jc w:val="left"/>
       </w:pPr>
       <w:r>
+        <w:rPr>
+          <w:rFonts w:ascii="Times New Roman" w:hAnsi="Times New Roman"/>
+          <w:b/>
+          <w:i w:val="0"/>
+          <w:sz w:val="28"/>
+        </w:rPr>
         <w:t xml:space="preserve">La vente directe : répandue mais marginale</w:t>
       </w:r>
     </w:p>
@@ -1490,9 +1538,7 @@
       </w:r>
     </w:p>
     <w:p>
-      <w:pPr>
-        <w:pStyle w:val="BodyText"/>
-      </w:pPr>
+      <w:pPr/>
       <w:r>
         <w:rPr>
           <w:b/>
@@ -1502,9 +1548,7 @@
       </w:r>
     </w:p>
     <w:p>
-      <w:pPr>
-        <w:pStyle w:val="BodyText"/>
-      </w:pPr>
+      <w:pPr/>
       <w:r>
         <w:t xml:space="preserve">En appliquant la définition à double porte,</w:t>
       </w:r>
@@ -1526,9 +1570,7 @@
       </w:r>
     </w:p>
     <w:p>
-      <w:pPr>
-        <w:pStyle w:val="BodyText"/>
-      </w:pPr>
+      <w:pPr/>
       <w:r>
         <w:rPr>
           <w:b/>
@@ -1977,9 +2019,7 @@
       </w:r>
     </w:p>
     <w:p>
-      <w:pPr>
-        <w:pStyle w:val="BodyText"/>
-      </w:pPr>
+      <w:pPr/>
       <w:r>
         <w:rPr>
           <w:b/>
@@ -1989,9 +2029,7 @@
       </w:r>
     </w:p>
     <w:p>
-      <w:pPr>
-        <w:pStyle w:val="BodyText"/>
-      </w:pPr>
+      <w:pPr/>
       <w:r>
         <w:t xml:space="preserve">Ce poids budgétaire se lit à deux échelles. Rapportée à l’ensemble des ménages, la vente directe aux agriculteurs ne représente que</w:t>
       </w:r>
@@ -2029,17 +2067,13 @@
       </w:r>
     </w:p>
     <w:p>
-      <w:pPr>
-        <w:pStyle w:val="BodyText"/>
-      </w:pPr>
+      <w:pPr/>
       <w:r>
         <w:t xml:space="preserve">Le contraste que nous relevons pourrait n’être qu’un effet des définitions retenues — 65 % étant la mesure la plus large et 1,5 % la plus conservatrice. Le Tableau 3 le met à l’épreuve en croisant les trois définitions possibles de la vente directe avec les deux dénominateurs budgétaires. Le paradoxe y résiste : même sous la définition la plus stricte (usage régulier, 17,3 % des ménages), la part de budget chez ces seuls réguliers (8,5 %) reste minoritaire ; et la diffusion large (65 %) coexiste avec un poids national de 1,5 % quelle que soit la porte d’entrée. L’écart entre adhésion et poids n’est donc pas un artefact du choix de dénominateur.</w:t>
       </w:r>
     </w:p>
     <w:p>
-      <w:pPr>
-        <w:pStyle w:val="BodyText"/>
-      </w:pPr>
+      <w:pPr/>
       <w:r>
         <w:rPr>
           <w:b/>
@@ -2311,9 +2345,7 @@
       </w:tr>
     </w:tbl>
     <w:p>
-      <w:pPr>
-        <w:pStyle w:val="BodyText"/>
-      </w:pPr>
+      <w:pPr/>
       <w:r>
         <w:rPr>
           <w:i/>
@@ -2323,9 +2355,7 @@
       </w:r>
     </w:p>
     <w:p>
-      <w:pPr>
-        <w:pStyle w:val="BodyText"/>
-      </w:pPr>
+      <w:pPr/>
       <w:r>
         <w:t xml:space="preserve">Le contraste entre cette diffusion large (deux ménages sur trois) et ce faible poids économique constitue le résultat central. La vente directe n’est pas, pour l’immense majorité des ménages, un canal de substitution à la grande distribution, mais un</w:t>
       </w:r>
@@ -2347,9 +2377,15 @@
     <w:bookmarkStart w:id="30" w:name="Xe4e0b2f4b1568e238a2a23f481cbadf536e92a8"/>
     <w:p>
       <w:pPr>
-        <w:pStyle w:val="Heading2"/>
+        <w:jc w:val="left"/>
       </w:pPr>
       <w:r>
+        <w:rPr>
+          <w:rFonts w:ascii="Times New Roman" w:hAnsi="Times New Roman"/>
+          <w:b/>
+          <w:i w:val="0"/>
+          <w:sz w:val="28"/>
+        </w:rPr>
         <w:t xml:space="preserve">De l’essai à l’adoption : une pratique peu retenue</w:t>
       </w:r>
     </w:p>
@@ -2433,9 +2469,7 @@
       </w:r>
     </w:p>
     <w:p>
-      <w:pPr>
-        <w:pStyle w:val="BodyText"/>
-      </w:pPr>
+      <w:pPr/>
       <w:r>
         <w:t xml:space="preserve">Au niveau agrégé, parmi les 509 ménages qui déclarent acheter en vente directe aux agriculteurs,</w:t>
       </w:r>
@@ -2486,9 +2520,7 @@
       </w:r>
     </w:p>
     <w:p>
-      <w:pPr>
-        <w:pStyle w:val="BodyText"/>
-      </w:pPr>
+      <w:pPr/>
       <w:r>
         <w:t xml:space="preserve">Surtout, la récence décroît fortement avec l’effort qu’exige la forme, et la comparaison conventionnelle le souligne. Les canaux du quotidien sont fortement ancrés : chez le boulanger, 58 % des clients ont acheté le mois écoulé ; sur le marché au producteur, 59 %. Mais dès que la forme demande une démarche spécifique, la récence s’effondre : 20 % pour les magasins de producteurs, 17 % pour les halles, 7 % pour les foires et salons, 6 % pour les paniers en ligne. Le boucher et le primeur (37-38 %) se situent au niveau de l’achat à la ferme (34 %), signe que le clivage ne suit pas la frontière conventionnel/alternatif mais bien le</w:t>
       </w:r>
@@ -2549,9 +2581,7 @@
       </w:r>
     </w:p>
     <w:p>
-      <w:pPr>
-        <w:pStyle w:val="BodyText"/>
-      </w:pPr>
+      <w:pPr/>
       <w:r>
         <w:rPr>
           <w:b/>
@@ -3340,9 +3370,7 @@
       </w:tr>
     </w:tbl>
     <w:p>
-      <w:pPr>
-        <w:pStyle w:val="BodyText"/>
-      </w:pPr>
+      <w:pPr/>
       <w:r>
         <w:rPr>
           <w:i/>
@@ -3407,9 +3435,7 @@
       </w:r>
     </w:p>
     <w:p>
-      <w:pPr>
-        <w:pStyle w:val="BodyText"/>
-      </w:pPr>
+      <w:pPr/>
       <w:r>
         <w:rPr>
           <w:b/>
@@ -3419,9 +3445,7 @@
       </w:r>
     </w:p>
     <w:p>
-      <w:pPr>
-        <w:pStyle w:val="BodyText"/>
-      </w:pPr>
+      <w:pPr/>
       <w:r>
         <w:t xml:space="preserve">Ce gradient confirme, par un tout autre chemin que le budget, le même diagnostic : la vente directe est</w:t>
       </w:r>
@@ -3459,9 +3483,15 @@
     <w:bookmarkStart w:id="34" w:name="cinq-stratégies-dapprovisionnement"/>
     <w:p>
       <w:pPr>
-        <w:pStyle w:val="Heading2"/>
+        <w:jc w:val="left"/>
       </w:pPr>
       <w:r>
+        <w:rPr>
+          <w:rFonts w:ascii="Times New Roman" w:hAnsi="Times New Roman"/>
+          <w:b/>
+          <w:i w:val="0"/>
+          <w:sz w:val="28"/>
+        </w:rPr>
         <w:t xml:space="preserve">Cinq stratégies d’approvisionnement</w:t>
       </w:r>
     </w:p>
@@ -3529,9 +3559,7 @@
       </w:r>
     </w:p>
     <w:p>
-      <w:pPr>
-        <w:pStyle w:val="BodyText"/>
-      </w:pPr>
+      <w:pPr/>
       <w:r>
         <w:rPr>
           <w:b/>
@@ -3541,9 +3569,7 @@
       </w:r>
     </w:p>
     <w:p>
-      <w:pPr>
-        <w:pStyle w:val="BodyText"/>
-      </w:pPr>
+      <w:pPr/>
       <w:r>
         <w:rPr>
           <w:b/>
@@ -4059,9 +4085,7 @@
       </w:tr>
     </w:tbl>
     <w:p>
-      <w:pPr>
-        <w:pStyle w:val="BodyText"/>
-      </w:pPr>
+      <w:pPr/>
       <w:r>
         <w:rPr>
           <w:i/>
@@ -4071,9 +4095,7 @@
       </w:r>
     </w:p>
     <w:p>
-      <w:pPr>
-        <w:pStyle w:val="BodyText"/>
-      </w:pPr>
+      <w:pPr/>
       <w:r>
         <w:t xml:space="preserve">Les</w:t>
       </w:r>
@@ -4159,9 +4181,7 @@
       </w:r>
     </w:p>
     <w:p>
-      <w:pPr>
-        <w:pStyle w:val="BodyText"/>
-      </w:pPr>
+      <w:pPr/>
       <w:r>
         <w:t xml:space="preserve">Un enseignement transversal ressort : la distinction entre</w:t>
       </w:r>
@@ -4218,9 +4238,15 @@
     <w:bookmarkStart w:id="41" w:name="X7f871b1800f415beac489a6ed1e968c0967dae2"/>
     <w:p>
       <w:pPr>
-        <w:pStyle w:val="Heading2"/>
+        <w:jc w:val="left"/>
       </w:pPr>
       <w:r>
+        <w:rPr>
+          <w:rFonts w:ascii="Times New Roman" w:hAnsi="Times New Roman"/>
+          <w:b/>
+          <w:i w:val="0"/>
+          <w:sz w:val="28"/>
+        </w:rPr>
         <w:t xml:space="preserve">Qui achète en direct ? Des déterminants sociaux ténus</w:t>
       </w:r>
     </w:p>
@@ -4249,9 +4275,7 @@
       </w:r>
     </w:p>
     <w:p>
-      <w:pPr>
-        <w:pStyle w:val="BodyText"/>
-      </w:pPr>
+      <w:pPr/>
       <w:r>
         <w:t xml:space="preserve">La régression logistique du recours à la vente directe (Figure 5 ; N = 1 025, 666 pratiquants) le confirme : même en intégrant le diplôme, le modèle explique très peu de sa variance (pseudo-R² de McFadden = 0,029). Le déterminant le plus net est le</w:t>
       </w:r>
@@ -4283,9 +4307,7 @@
       </w:r>
     </w:p>
     <w:p>
-      <w:pPr>
-        <w:pStyle w:val="BodyText"/>
-      </w:pPr>
+      <w:pPr/>
       <w:r>
         <w:t xml:space="preserve">Ce gradient éducatif mérite toutefois une précision qui en dit long : il porte sur le fait d’</w:t>
       </w:r>
@@ -4359,9 +4381,7 @@
       </w:r>
     </w:p>
     <w:p>
-      <w:pPr>
-        <w:pStyle w:val="BodyText"/>
-      </w:pPr>
+      <w:pPr/>
       <w:r>
         <w:rPr>
           <w:b/>
@@ -4371,17 +4391,13 @@
       </w:r>
     </w:p>
     <w:p>
-      <w:pPr>
-        <w:pStyle w:val="BodyText"/>
-      </w:pPr>
+      <w:pPr/>
       <w:r>
         <w:t xml:space="preserve">La faiblesse de ce pouvoir explicatif est en soi un résultat : la vente directe n’est pas le marqueur d’un groupe social circonscrit — comme l’illustre le groupe adeptes de la proximité, plus âgé et à budget modeste. Ce constat converge avec Herzig et Zander (2025), pour qui les variables sociodémographiques expliquent finalement peu le comportement d’achat en circuit court.</w:t>
       </w:r>
     </w:p>
     <w:p>
-      <w:pPr>
-        <w:pStyle w:val="BodyText"/>
-      </w:pPr>
+      <w:pPr/>
       <w:r>
         <w:t xml:space="preserve">Interrogés sur leurs raisons d’acheter sur les marchés — lieu de contact direct le plus fréquent avec les producteurs —, les répondants placent en tête les produits locaux (cités dans le top 3 par 51 % d’entre eux), le circuit court (41 %), le goût (39 %) et le soutien aux agriculteurs (34 %) ; le prix n’arrive qu’au cinquième rang (18 %) (Figure 6). La vente directe se joue sur le registre de la qualité et du sens, non sur celui de l’économie monétaire.</w:t>
       </w:r>
@@ -4442,9 +4458,7 @@
       </w:r>
     </w:p>
     <w:p>
-      <w:pPr>
-        <w:pStyle w:val="BodyText"/>
-      </w:pPr>
+      <w:pPr/>
       <w:r>
         <w:rPr>
           <w:b/>
@@ -4457,18 +4471,30 @@
     <w:bookmarkStart w:id="45" w:name="discussion-des-résultats"/>
     <w:p>
       <w:pPr>
-        <w:pStyle w:val="Heading2"/>
+        <w:jc w:val="left"/>
       </w:pPr>
       <w:r>
+        <w:rPr>
+          <w:rFonts w:ascii="Times New Roman" w:hAnsi="Times New Roman"/>
+          <w:b/>
+          <w:i w:val="0"/>
+          <w:sz w:val="28"/>
+        </w:rPr>
         <w:t xml:space="preserve">Discussion des résultats</w:t>
       </w:r>
     </w:p>
     <w:bookmarkStart w:id="42" w:name="la-vente-directe-comme-complément-diffus"/>
     <w:p>
       <w:pPr>
-        <w:pStyle w:val="Heading3"/>
+        <w:jc w:val="left"/>
       </w:pPr>
       <w:r>
+        <w:rPr>
+          <w:rFonts w:ascii="Times New Roman" w:hAnsi="Times New Roman"/>
+          <w:b w:val="0"/>
+          <w:i/>
+          <w:sz w:val="24"/>
+        </w:rPr>
         <w:t xml:space="preserve">La vente directe comme complément diffus</w:t>
       </w:r>
     </w:p>
@@ -4532,9 +4558,15 @@
     <w:bookmarkStart w:id="43" w:name="X1ceaee95a05493161d744855b63c55b4af59aa9"/>
     <w:p>
       <w:pPr>
-        <w:pStyle w:val="Heading3"/>
+        <w:jc w:val="left"/>
       </w:pPr>
       <w:r>
+        <w:rPr>
+          <w:rFonts w:ascii="Times New Roman" w:hAnsi="Times New Roman"/>
+          <w:b w:val="0"/>
+          <w:i/>
+          <w:sz w:val="24"/>
+        </w:rPr>
         <w:t xml:space="preserve">Une transversalité sociale qui tient à la fonction</w:t>
       </w:r>
     </w:p>
@@ -4563,9 +4595,15 @@
     <w:bookmarkStart w:id="44" w:name="X42bddffd3b8151c2ab10e23a331c071586deea7"/>
     <w:p>
       <w:pPr>
-        <w:pStyle w:val="Heading3"/>
+        <w:jc w:val="left"/>
       </w:pPr>
       <w:r>
+        <w:rPr>
+          <w:rFonts w:ascii="Times New Roman" w:hAnsi="Times New Roman"/>
+          <w:b w:val="0"/>
+          <w:i/>
+          <w:sz w:val="24"/>
+        </w:rPr>
         <w:t xml:space="preserve">Les stratégies d’approvisionnement comme grille de lecture</w:t>
       </w:r>
     </w:p>
@@ -4595,9 +4633,15 @@
     <w:bookmarkStart w:id="46" w:name="ce-que-les-acteurs-peuvent-en-faire"/>
     <w:p>
       <w:pPr>
-        <w:pStyle w:val="Heading2"/>
+        <w:jc w:val="left"/>
       </w:pPr>
       <w:r>
+        <w:rPr>
+          <w:rFonts w:ascii="Times New Roman" w:hAnsi="Times New Roman"/>
+          <w:b/>
+          <w:i w:val="0"/>
+          <w:sz w:val="28"/>
+        </w:rPr>
         <w:t xml:space="preserve">Ce que les acteurs peuvent en faire</w:t>
       </w:r>
     </w:p>
@@ -4626,9 +4670,7 @@
       </w:r>
     </w:p>
     <w:p>
-      <w:pPr>
-        <w:pStyle w:val="BodyText"/>
-      </w:pPr>
+      <w:pPr/>
       <w:r>
         <w:rPr>
           <w:b/>
@@ -4692,9 +4734,7 @@
       </w:r>
     </w:p>
     <w:p>
-      <w:pPr>
-        <w:pStyle w:val="BodyText"/>
-      </w:pPr>
+      <w:pPr/>
       <w:r>
         <w:rPr>
           <w:b/>
@@ -4723,9 +4763,7 @@
       </w:r>
     </w:p>
     <w:p>
-      <w:pPr>
-        <w:pStyle w:val="BodyText"/>
-      </w:pPr>
+      <w:pPr/>
       <w:r>
         <w:rPr>
           <w:b/>
@@ -4802,9 +4840,7 @@
       </w:r>
     </w:p>
     <w:p>
-      <w:pPr>
-        <w:pStyle w:val="BodyText"/>
-      </w:pPr>
+      <w:pPr/>
       <w:r>
         <w:rPr>
           <w:b/>
@@ -4836,17 +4872,13 @@
       </w:r>
     </w:p>
     <w:p>
-      <w:pPr>
-        <w:pStyle w:val="BodyText"/>
-      </w:pPr>
+      <w:pPr/>
       <w:r>
         <w:t xml:space="preserve">Ces leviers ne s’appliquent pas uniformément : la segmentation par les stratégies d’approvisionnement indique où porter l’effort et sur qui il est vain (Tableau 6). L’effort de conversion vise en priorité les configurations qui essaient sans pérenniser — multi-canal modérés et explorateurs conventionnels —, tandis que les captifs relèvent d’un travail d’accès et de notoriété, et que les intensifs, déjà acquis, ne sont un enjeu que de maintien.</w:t>
       </w:r>
     </w:p>
     <w:p>
-      <w:pPr>
-        <w:pStyle w:val="BodyText"/>
-      </w:pPr>
+      <w:pPr/>
       <w:r>
         <w:rPr>
           <w:b/>
@@ -5266,9 +5298,15 @@
     <w:bookmarkStart w:id="47" w:name="limites-et-voies-de-recherche"/>
     <w:p>
       <w:pPr>
-        <w:pStyle w:val="Heading2"/>
+        <w:jc w:val="left"/>
       </w:pPr>
       <w:r>
+        <w:rPr>
+          <w:rFonts w:ascii="Times New Roman" w:hAnsi="Times New Roman"/>
+          <w:b/>
+          <w:i w:val="0"/>
+          <w:sz w:val="28"/>
+        </w:rPr>
         <w:t xml:space="preserve">Limites et voies de recherche</w:t>
       </w:r>
     </w:p>
@@ -5313,9 +5351,7 @@
       </w:r>
     </w:p>
     <w:p>
-      <w:pPr>
-        <w:pStyle w:val="BodyText"/>
-      </w:pPr>
+      <w:pPr/>
       <w:r>
         <w:t xml:space="preserve">Ces limites ouvrent des pistes. Un suivi</w:t>
       </w:r>
@@ -5372,9 +5408,15 @@
     <w:bookmarkStart w:id="48" w:name="références"/>
     <w:p>
       <w:pPr>
-        <w:pStyle w:val="Heading2"/>
+        <w:jc w:val="left"/>
       </w:pPr>
       <w:r>
+        <w:rPr>
+          <w:rFonts w:ascii="Times New Roman" w:hAnsi="Times New Roman"/>
+          <w:b/>
+          <w:i w:val="0"/>
+          <w:sz w:val="28"/>
+        </w:rPr>
         <w:t xml:space="preserve">Références</w:t>
       </w:r>
     </w:p>
@@ -5400,9 +5442,7 @@
       </w:r>
     </w:p>
     <w:p>
-      <w:pPr>
-        <w:pStyle w:val="BodyText"/>
-      </w:pPr>
+      <w:pPr/>
       <w:r>
         <w:t xml:space="preserve">Birch D., Memery J. et De Silva Kanakaratne M. (2018), The mindful consumer: balancing egoistic and altruistic motivations to purchase local food,</w:t>
       </w:r>
@@ -5421,9 +5461,7 @@
       </w:r>
     </w:p>
     <w:p>
-      <w:pPr>
-        <w:pStyle w:val="BodyText"/>
-      </w:pPr>
+      <w:pPr/>
       <w:r>
         <w:t xml:space="preserve">Chiffoleau Y. (2019),</w:t>
       </w:r>
@@ -5442,9 +5480,7 @@
       </w:r>
     </w:p>
     <w:p>
-      <w:pPr>
-        <w:pStyle w:val="BodyText"/>
-      </w:pPr>
+      <w:pPr/>
       <w:r>
         <w:t xml:space="preserve">Chiffoleau Y. et Dourian T. (2020), Sustainable food supply chains: is shortening the answer? A literature review for a research and innovation agenda,</w:t>
       </w:r>
@@ -5463,9 +5499,7 @@
       </w:r>
     </w:p>
     <w:p>
-      <w:pPr>
-        <w:pStyle w:val="BodyText"/>
-      </w:pPr>
+      <w:pPr/>
       <w:r>
         <w:t xml:space="preserve">Dubuisson-Quellier S., Lamine C. et Le Velly R. (2011), Citizenship and consumption: mobilisation in alternative food systems in France,</w:t>
       </w:r>
@@ -5484,9 +5518,7 @@
       </w:r>
     </w:p>
     <w:p>
-      <w:pPr>
-        <w:pStyle w:val="BodyText"/>
-      </w:pPr>
+      <w:pPr/>
       <w:r>
         <w:t xml:space="preserve">Enthoven L. et Van den Broeck G. (2021), Local food systems: reviewing two decades of research,</w:t>
       </w:r>
@@ -5505,9 +5537,7 @@
       </w:r>
     </w:p>
     <w:p>
-      <w:pPr>
-        <w:pStyle w:val="BodyText"/>
-      </w:pPr>
+      <w:pPr/>
       <w:r>
         <w:t xml:space="preserve">Feldmann C. et Hamm U. (2015), Consumers’ perceptions and preferences for local food: a review,</w:t>
       </w:r>
@@ -5526,9 +5556,7 @@
       </w:r>
     </w:p>
     <w:p>
-      <w:pPr>
-        <w:pStyle w:val="BodyText"/>
-      </w:pPr>
+      <w:pPr/>
       <w:r>
         <w:t xml:space="preserve">Filser M. et Plichon V. (2004), La valeur du comportement de magasinage : statut théorique et apports au positionnement de l’enseigne,</w:t>
       </w:r>
@@ -5547,9 +5575,7 @@
       </w:r>
     </w:p>
     <w:p>
-      <w:pPr>
-        <w:pStyle w:val="BodyText"/>
-      </w:pPr>
+      <w:pPr/>
       <w:r>
         <w:t xml:space="preserve">Giampietri E., Finco A. et Del Giudice T. (2016), Exploring consumers’ behaviour towards short food supply chains,</w:t>
       </w:r>
@@ -5568,9 +5594,7 @@
       </w:r>
     </w:p>
     <w:p>
-      <w:pPr>
-        <w:pStyle w:val="BodyText"/>
-      </w:pPr>
+      <w:pPr/>
       <w:r>
         <w:t xml:space="preserve">Giampietri E., Verneau F., Del Giudice T. et al. (2018), A theory of planned behaviour perspective for investigating the role of trust in consumer purchasing decision related to short food supply chains,</w:t>
       </w:r>
@@ -5589,9 +5613,7 @@
       </w:r>
     </w:p>
     <w:p>
-      <w:pPr>
-        <w:pStyle w:val="BodyText"/>
-      </w:pPr>
+      <w:pPr/>
       <w:r>
         <w:t xml:space="preserve">Goodman D. et DuPuis E.M. (2002), Knowing food and growing food: beyond the production-consumption debate in the sociology of agriculture,</w:t>
       </w:r>
@@ -5610,9 +5632,7 @@
       </w:r>
     </w:p>
     <w:p>
-      <w:pPr>
-        <w:pStyle w:val="BodyText"/>
-      </w:pPr>
+      <w:pPr/>
       <w:r>
         <w:t xml:space="preserve">Hai Tran V. et Sirieix L. (2020), Shopping and cross-shopping practices in Hanoi Vietnam: an emerging urban market context,</w:t>
       </w:r>
@@ -5631,9 +5651,7 @@
       </w:r>
     </w:p>
     <w:p>
-      <w:pPr>
-        <w:pStyle w:val="BodyText"/>
-      </w:pPr>
+      <w:pPr/>
       <w:r>
         <w:t xml:space="preserve">Harris P., Dall’Olmo Riley F. et Hand C. (2018), Understanding multichannel shopper journey configuration: an application of goal theory,</w:t>
       </w:r>
@@ -5652,9 +5670,7 @@
       </w:r>
     </w:p>
     <w:p>
-      <w:pPr>
-        <w:pStyle w:val="BodyText"/>
-      </w:pPr>
+      <w:pPr/>
       <w:r>
         <w:t xml:space="preserve">Harris P., Dall’Olmo Riley F. et Hand C. (2021), Multichannel shopping: the effect of decision making style on shopper journey configuration and satisfaction,</w:t>
       </w:r>
@@ -5673,9 +5689,7 @@
       </w:r>
     </w:p>
     <w:p>
-      <w:pPr>
-        <w:pStyle w:val="BodyText"/>
-      </w:pPr>
+      <w:pPr/>
       <w:r>
         <w:t xml:space="preserve">Herzig J. et Zander K. (2025), Determinants of consumer behavior in short food supply chains: a systematic literature review,</w:t>
       </w:r>
@@ -5694,9 +5708,7 @@
       </w:r>
     </w:p>
     <w:p>
-      <w:pPr>
-        <w:pStyle w:val="BodyText"/>
-      </w:pPr>
+      <w:pPr/>
       <w:r>
         <w:t xml:space="preserve">Hino H. (2014), Shopping at different food retail formats: understanding cross-shopping behavior through retail format selective use patterns,</w:t>
       </w:r>
@@ -5715,9 +5727,7 @@
       </w:r>
     </w:p>
     <w:p>
-      <w:pPr>
-        <w:pStyle w:val="BodyText"/>
-      </w:pPr>
+      <w:pPr/>
       <w:r>
         <w:t xml:space="preserve">Lamine C. et Perrot N. (2008),</w:t>
       </w:r>
@@ -5736,9 +5746,7 @@
       </w:r>
     </w:p>
     <w:p>
-      <w:pPr>
-        <w:pStyle w:val="BodyText"/>
-      </w:pPr>
+      <w:pPr/>
       <w:r>
         <w:t xml:space="preserve">Maréchal G. (coord.) (2008),</w:t>
       </w:r>
@@ -5757,9 +5765,7 @@
       </w:r>
     </w:p>
     <w:p>
-      <w:pPr>
-        <w:pStyle w:val="BodyText"/>
-      </w:pPr>
+      <w:pPr/>
       <w:r>
         <w:t xml:space="preserve">Melis K., Campo K., Lamey L. et Breugelmans E. (2016), A bigger slice of the multichannel grocery pie: when does consumers’ online channel use expand retailers’ share of wallet?,</w:t>
       </w:r>
@@ -5778,9 +5784,7 @@
       </w:r>
     </w:p>
     <w:p>
-      <w:pPr>
-        <w:pStyle w:val="BodyText"/>
-      </w:pPr>
+      <w:pPr/>
       <w:r>
         <w:t xml:space="preserve">Ministère de l’Agriculture et de l’Alimentation (2009),</w:t>
       </w:r>
@@ -5799,9 +5803,7 @@
       </w:r>
     </w:p>
     <w:p>
-      <w:pPr>
-        <w:pStyle w:val="BodyText"/>
-      </w:pPr>
+      <w:pPr/>
       <w:r>
         <w:t xml:space="preserve">Mustapa M.A.A. et Kallas Z. (2025), Meta-analysis of consumer willingness to pay for short food supply chain products,</w:t>
       </w:r>
@@ -5820,9 +5822,7 @@
       </w:r>
     </w:p>
     <w:p>
-      <w:pPr>
-        <w:pStyle w:val="BodyText"/>
-      </w:pPr>
+      <w:pPr/>
       <w:r>
         <w:t xml:space="preserve">Neslin S.A., Grewal D., Leghorn R. et al. (2006), Challenges and opportunities in multichannel customer management,</w:t>
       </w:r>
@@ -5841,9 +5841,7 @@
       </w:r>
     </w:p>
     <w:p>
-      <w:pPr>
-        <w:pStyle w:val="BodyText"/>
-      </w:pPr>
+      <w:pPr/>
       <w:r>
         <w:t xml:space="preserve">Pauwels K. et Neslin S.A. (2015), Building with bricks and mortar: the revenue impact of opening physical stores in a multichannel environment,</w:t>
       </w:r>
@@ -5862,9 +5860,7 @@
       </w:r>
     </w:p>
     <w:p>
-      <w:pPr>
-        <w:pStyle w:val="BodyText"/>
-      </w:pPr>
+      <w:pPr/>
       <w:r>
         <w:t xml:space="preserve">Praly C., Chazoule C., Delfosse C. et al. (2014), Les circuits de proximité, cadre d’analyse de la relocalisation des circuits alimentaires,</w:t>
       </w:r>
@@ -5883,9 +5879,7 @@
       </w:r>
     </w:p>
     <w:p>
-      <w:pPr>
-        <w:pStyle w:val="BodyText"/>
-      </w:pPr>
+      <w:pPr/>
       <w:r>
         <w:t xml:space="preserve">Sage C. (2003), Social embeddedness and relations of regard: alternative</w:t>
       </w:r>
@@ -5916,9 +5910,7 @@
       </w:r>
     </w:p>
     <w:p>
-      <w:pPr>
-        <w:pStyle w:val="BodyText"/>
-      </w:pPr>
+      <w:pPr/>
       <w:r>
         <w:t xml:space="preserve">Verhoef P.C., Kannan P.K. et Inman J.J. (2015), From multi-channel retailing to omni-channel retailing,</w:t>
       </w:r>
@@ -5937,9 +5929,7 @@
       </w:r>
     </w:p>
     <w:p>
-      <w:pPr>
-        <w:pStyle w:val="BodyText"/>
-      </w:pPr>
+      <w:pPr/>
       <w:r>
         <w:t xml:space="preserve">Vermeir I. et Verbeke W. (2006), Sustainable food consumption: exploring the consumer attitude-behavioral intention gap,</w:t>
       </w:r>
@@ -5958,9 +5948,7 @@
       </w:r>
     </w:p>
     <w:p>
-      <w:pPr>
-        <w:pStyle w:val="BodyText"/>
-      </w:pPr>
+      <w:pPr/>
       <w:r>
         <w:t xml:space="preserve">Volle P. (coord.) (2012),</w:t>
       </w:r>
@@ -5979,9 +5967,7 @@
       </w:r>
     </w:p>
     <w:p>
-      <w:pPr>
-        <w:pStyle w:val="BodyText"/>
-      </w:pPr>
+      <w:pPr/>
       <w:r>
         <w:t xml:space="preserve">Vroegrijk M., Gijsbrechts E. et Campo K. (2013), Close encounter with the hard discounter: a multiple-store shopping perspective on the impact of local hard-discounter entry,</w:t>
       </w:r>
@@ -6612,6 +6598,7 @@
     <w:rsid w:val="00FC693F"/>
     <w:pPr>
       <w:spacing w:line="360" w:lineRule="auto"/>
+      <w:jc w:val="both"/>
     </w:pPr>
     <w:rPr>
       <w:rFonts w:ascii="Times New Roman" w:hAnsi="Times New Roman"/>

--- a/outputs/submitted/manuscrit_DM.docx
+++ b/outputs/submitted/manuscrit_DM.docx
@@ -30,7 +30,7 @@
         <w:t xml:space="preserve">La vente directe dans les stratégies d’approvisionnement des ménages français</w:t>
       </w:r>
     </w:p>
-    <w:bookmarkStart w:id="49" w:name="beaucoup-lessaient-peu-ladoptent"/>
+    <w:bookmarkStart w:id="43" w:name="beaucoup-lessaient-peu-ladoptent"/>
     <w:p>
       <w:pPr>
         <w:jc w:val="left"/>
@@ -261,7 +261,7 @@
         <w:pStyle w:val="FirstParagraph"/>
       </w:pPr>
       <w:r>
-        <w:t xml:space="preserve">Sur un marché de plein vent, la moitié des clients disent venir chercher des « produits locaux » et un tiers « soutenir les agriculteurs » — ce sont, dans notre enquête, les deux premières motivations citées (Figure 6). Les enquêtes de consommation confirment cet engouement : les circuits courts jouissent d’une image très favorable et d’une visibilité croissante depuis le début des années 2000</w:t>
+        <w:t xml:space="preserve">Sur un marché de plein vent, beaucoup de clients disent venir chercher des « produits locaux » et « soutenir les agriculteurs ». Les enquêtes de consommation confirment cet engouement : les circuits courts jouissent d’une image très favorable et d’une visibilité croissante depuis le début des années 2000</w:t>
       </w:r>
       <w:r>
         <w:rPr>
@@ -3480,7 +3480,7 @@
       </w:r>
     </w:p>
     <w:bookmarkEnd w:id="30"/>
-    <w:bookmarkStart w:id="34" w:name="cinq-stratégies-dapprovisionnement"/>
+    <w:bookmarkStart w:id="31" w:name="cinq-stratégies-dapprovisionnement"/>
     <w:p>
       <w:pPr>
         <w:jc w:val="left"/>
@@ -3500,72 +3500,7 @@
         <w:pStyle w:val="FirstParagraph"/>
       </w:pPr>
       <w:r>
-        <w:t xml:space="preserve">La typologie fait émerger cinq stratégies distinctes (Figure 4, Tableau 5), que l’examen conjoint de la pénétration et de l’usage régulier permet de caractériser. La lecture des deux mesures de vente directe — inclusive (au moins un achat) et régulière (au moins mensuel) — est essentielle, car un taux inclusif élevé peut recouvrir un simple essai.</w:t>
-      </w:r>
-    </w:p>
-    <w:p>
-      <w:pPr>
-        <w:pStyle w:val="CaptionedFigure"/>
-      </w:pPr>
-      <w:r>
-        <w:drawing>
-          <wp:inline>
-            <wp:extent cx="5740230" cy="5015438"/>
-            <wp:effectExtent b="0" l="0" r="0" t="0"/>
-            <wp:docPr descr="Figure 4" title="" id="32" name="Picture"/>
-            <a:graphic>
-              <a:graphicData uri="http://schemas.openxmlformats.org/drawingml/2006/picture">
-                <pic:pic>
-                  <pic:nvPicPr>
-                    <pic:cNvPr descr="../../figures/png/fig3_plan_factoriel_nb.png" id="33" name="Picture"/>
-                    <pic:cNvPicPr>
-                      <a:picLocks noChangeArrowheads="1" noChangeAspect="1"/>
-                    </pic:cNvPicPr>
-                  </pic:nvPicPr>
-                  <pic:blipFill>
-                    <a:blip r:embed="rId31"/>
-                    <a:stretch>
-                      <a:fillRect/>
-                    </a:stretch>
-                  </pic:blipFill>
-                  <pic:spPr bwMode="auto">
-                    <a:xfrm>
-                      <a:off x="0" y="0"/>
-                      <a:ext cx="5740230" cy="5015438"/>
-                    </a:xfrm>
-                    <a:prstGeom prst="rect">
-                      <a:avLst/>
-                    </a:prstGeom>
-                    <a:noFill/>
-                    <a:ln w="9525">
-                      <a:noFill/>
-                      <a:headEnd/>
-                      <a:tailEnd/>
-                    </a:ln>
-                  </pic:spPr>
-                </pic:pic>
-              </a:graphicData>
-            </a:graphic>
-          </wp:inline>
-        </w:drawing>
-      </w:r>
-    </w:p>
-    <w:p>
-      <w:pPr>
-        <w:pStyle w:val="ImageCaption"/>
-      </w:pPr>
-      <w:r>
-        <w:t xml:space="preserve">Figure 4</w:t>
-      </w:r>
-    </w:p>
-    <w:p>
-      <w:pPr/>
-      <w:r>
-        <w:rPr>
-          <w:b/>
-          <w:bCs/>
-        </w:rPr>
-        <w:t xml:space="preserve">Figure 4 : Plan factoriel (ACM) et classes de stratégie</w:t>
+        <w:t xml:space="preserve">La typologie fait émerger cinq stratégies distinctes (Tableau 5), que l’examen conjoint de la pénétration et de l’usage régulier permet de caractériser. La lecture des deux mesures de vente directe — inclusive (au moins un achat) et régulière (au moins mensuel) — est essentielle, car un taux inclusif élevé peut recouvrir un simple essai.</w:t>
       </w:r>
     </w:p>
     <w:p>
@@ -4234,8 +4169,8 @@
         <w:t xml:space="preserve">dans laquelle elle s’inscrit — point sur lequel nous revenons en discussion.</w:t>
       </w:r>
     </w:p>
-    <w:bookmarkEnd w:id="34"/>
-    <w:bookmarkStart w:id="41" w:name="X7f871b1800f415beac489a6ed1e968c0967dae2"/>
+    <w:bookmarkEnd w:id="31"/>
+    <w:bookmarkStart w:id="35" w:name="X7f871b1800f415beac489a6ed1e968c0967dae2"/>
     <w:p>
       <w:pPr>
         <w:jc w:val="left"/>
@@ -4277,7 +4212,7 @@
     <w:p>
       <w:pPr/>
       <w:r>
-        <w:t xml:space="preserve">La régression logistique du recours à la vente directe (Figure 5 ; N = 1 025, 666 pratiquants) le confirme : même en intégrant le diplôme, le modèle explique très peu de sa variance (pseudo-R² de McFadden = 0,029). Le déterminant le plus net est le</w:t>
+        <w:t xml:space="preserve">La régression logistique du recours à la vente directe (Figure 4 ; N = 1 025, 666 pratiquants) le confirme : même en intégrant le diplôme, le modèle explique très peu de sa variance (pseudo-R² de McFadden = 0,029). Le déterminant le plus net est le</w:t>
       </w:r>
       <w:r>
         <w:t xml:space="preserve"> </w:t>
@@ -4334,18 +4269,18 @@
           <wp:inline>
             <wp:extent cx="5969000" cy="4901190"/>
             <wp:effectExtent b="0" l="0" r="0" t="0"/>
-            <wp:docPr descr="Figure 5" title="" id="36" name="Picture"/>
+            <wp:docPr descr="Figure 4" title="" id="33" name="Picture"/>
             <a:graphic>
               <a:graphicData uri="http://schemas.openxmlformats.org/drawingml/2006/picture">
                 <pic:pic>
                   <pic:nvPicPr>
-                    <pic:cNvPr descr="../../figures/png/fig4_regression_or_nb.png" id="37" name="Picture"/>
+                    <pic:cNvPr descr="../../figures/png/fig4_regression_or_nb.png" id="34" name="Picture"/>
                     <pic:cNvPicPr>
                       <a:picLocks noChangeArrowheads="1" noChangeAspect="1"/>
                     </pic:cNvPicPr>
                   </pic:nvPicPr>
                   <pic:blipFill>
-                    <a:blip r:embed="rId35"/>
+                    <a:blip r:embed="rId32"/>
                     <a:stretch>
                       <a:fillRect/>
                     </a:stretch>
@@ -4377,7 +4312,7 @@
         <w:pStyle w:val="ImageCaption"/>
       </w:pPr>
       <w:r>
-        <w:t xml:space="preserve">Figure 5</w:t>
+        <w:t xml:space="preserve">Figure 4</w:t>
       </w:r>
     </w:p>
     <w:p>
@@ -4387,7 +4322,7 @@
           <w:b/>
           <w:bCs/>
         </w:rPr>
-        <w:t xml:space="preserve">Figure 5 : Déterminants de l’usage de la vente directe (odds-ratios)</w:t>
+        <w:t xml:space="preserve">Figure 4 : Déterminants de l’usage de la vente directe (odds-ratios)</w:t>
       </w:r>
     </w:p>
     <w:p>
@@ -4396,79 +4331,8 @@
         <w:t xml:space="preserve">La faiblesse de ce pouvoir explicatif est en soi un résultat : la vente directe n’est pas le marqueur d’un groupe social circonscrit — comme l’illustre le groupe adeptes de la proximité, plus âgé et à budget modeste. Ce constat converge avec Herzig et Zander (2025), pour qui les variables sociodémographiques expliquent finalement peu le comportement d’achat en circuit court.</w:t>
       </w:r>
     </w:p>
-    <w:p>
-      <w:pPr/>
-      <w:r>
-        <w:t xml:space="preserve">Interrogés sur leurs raisons d’acheter sur les marchés — lieu de contact direct le plus fréquent avec les producteurs —, les répondants placent en tête les produits locaux (cités dans le top 3 par 51 % d’entre eux), le circuit court (41 %), le goût (39 %) et le soutien aux agriculteurs (34 %) ; le prix n’arrive qu’au cinquième rang (18 %) (Figure 6). La vente directe se joue sur le registre de la qualité et du sens, non sur celui de l’économie monétaire.</w:t>
-      </w:r>
-    </w:p>
-    <w:p>
-      <w:pPr>
-        <w:pStyle w:val="CaptionedFigure"/>
-      </w:pPr>
-      <w:r>
-        <w:drawing>
-          <wp:inline>
-            <wp:extent cx="5969000" cy="3501978"/>
-            <wp:effectExtent b="0" l="0" r="0" t="0"/>
-            <wp:docPr descr="Figure 6" title="" id="39" name="Picture"/>
-            <a:graphic>
-              <a:graphicData uri="http://schemas.openxmlformats.org/drawingml/2006/picture">
-                <pic:pic>
-                  <pic:nvPicPr>
-                    <pic:cNvPr descr="../../figures/png/fig5_motivations_marche_nb.png" id="40" name="Picture"/>
-                    <pic:cNvPicPr>
-                      <a:picLocks noChangeArrowheads="1" noChangeAspect="1"/>
-                    </pic:cNvPicPr>
-                  </pic:nvPicPr>
-                  <pic:blipFill>
-                    <a:blip r:embed="rId38"/>
-                    <a:stretch>
-                      <a:fillRect/>
-                    </a:stretch>
-                  </pic:blipFill>
-                  <pic:spPr bwMode="auto">
-                    <a:xfrm>
-                      <a:off x="0" y="0"/>
-                      <a:ext cx="5969000" cy="3501978"/>
-                    </a:xfrm>
-                    <a:prstGeom prst="rect">
-                      <a:avLst/>
-                    </a:prstGeom>
-                    <a:noFill/>
-                    <a:ln w="9525">
-                      <a:noFill/>
-                      <a:headEnd/>
-                      <a:tailEnd/>
-                    </a:ln>
-                  </pic:spPr>
-                </pic:pic>
-              </a:graphicData>
-            </a:graphic>
-          </wp:inline>
-        </w:drawing>
-      </w:r>
-    </w:p>
-    <w:p>
-      <w:pPr>
-        <w:pStyle w:val="ImageCaption"/>
-      </w:pPr>
-      <w:r>
-        <w:t xml:space="preserve">Figure 6</w:t>
-      </w:r>
-    </w:p>
-    <w:p>
-      <w:pPr/>
-      <w:r>
-        <w:rPr>
-          <w:b/>
-          <w:bCs/>
-        </w:rPr>
-        <w:t xml:space="preserve">Figure 6 : Motivations d’achat sur les marchés</w:t>
-      </w:r>
-    </w:p>
-    <w:bookmarkEnd w:id="41"/>
-    <w:bookmarkStart w:id="45" w:name="discussion-des-résultats"/>
+    <w:bookmarkEnd w:id="35"/>
+    <w:bookmarkStart w:id="39" w:name="discussion-des-résultats"/>
     <w:p>
       <w:pPr>
         <w:jc w:val="left"/>
@@ -4483,7 +4347,7 @@
         <w:t xml:space="preserve">Discussion des résultats</w:t>
       </w:r>
     </w:p>
-    <w:bookmarkStart w:id="42" w:name="la-vente-directe-comme-complément-diffus"/>
+    <w:bookmarkStart w:id="36" w:name="la-vente-directe-comme-complément-diffus"/>
     <w:p>
       <w:pPr>
         <w:jc w:val="left"/>
@@ -4554,8 +4418,8 @@
         <w:t xml:space="preserve">— une occasion, une envie de produits frais — plutôt qu’à un but stable et récurrent, ce qui explique qu’elle soit largement essayée sans devenir un canal d’approvisionnement régulier pour la majorité.</w:t>
       </w:r>
     </w:p>
-    <w:bookmarkEnd w:id="42"/>
-    <w:bookmarkStart w:id="43" w:name="X1ceaee95a05493161d744855b63c55b4af59aa9"/>
+    <w:bookmarkEnd w:id="36"/>
+    <w:bookmarkStart w:id="37" w:name="X1ceaee95a05493161d744855b63c55b4af59aa9"/>
     <w:p>
       <w:pPr>
         <w:jc w:val="left"/>
@@ -4591,8 +4455,8 @@
         <w:t xml:space="preserve">, non une singularité à expliquer.</w:t>
       </w:r>
     </w:p>
-    <w:bookmarkEnd w:id="43"/>
-    <w:bookmarkStart w:id="44" w:name="X42bddffd3b8151c2ab10e23a331c071586deea7"/>
+    <w:bookmarkEnd w:id="37"/>
+    <w:bookmarkStart w:id="38" w:name="X42bddffd3b8151c2ab10e23a331c071586deea7"/>
     <w:p>
       <w:pPr>
         <w:jc w:val="left"/>
@@ -4628,9 +4492,9 @@
         <w:t xml:space="preserve">. Ce n’est pas tant le profil sociodémographique qui prédit la vente directe que la stratégie d’approvisionnement dans laquelle elle s’inscrit — les multi-canal intensifs l’intègrent à un répertoire dense, les captifs s’en tiennent à distance, les adeptes de la proximité en font un pivot par défaut. Cette lecture rejoint les travaux de Hino (2014) sur l’usage sélectif des formats : les ménages n’adoptent pas un canal en bloc, ils l’intègrent — ou non — à des routines d’achat déjà constituées, sous l’effet de contraintes matérielles et temporelles autant que de choix délibérés.</w:t>
       </w:r>
     </w:p>
-    <w:bookmarkEnd w:id="44"/>
-    <w:bookmarkEnd w:id="45"/>
-    <w:bookmarkStart w:id="46" w:name="ce-que-les-acteurs-peuvent-en-faire"/>
+    <w:bookmarkEnd w:id="38"/>
+    <w:bookmarkEnd w:id="39"/>
+    <w:bookmarkStart w:id="40" w:name="ce-que-les-acteurs-peuvent-en-faire"/>
     <w:p>
       <w:pPr>
         <w:jc w:val="left"/>
@@ -4666,7 +4530,7 @@
         <w:t xml:space="preserve"> </w:t>
       </w:r>
       <w:r>
-        <w:t xml:space="preserve">chez ceux qui l’ont déjà essayé. Cette bascule — de l’acquisition vers la fidélisation, du convaincre vers le faciliter — structure quatre recommandations (Encadré 3), adressées prioritairement aux producteurs et réseaux de vente directe et aux collectivités.</w:t>
+        <w:t xml:space="preserve">chez ceux qui l’ont déjà essayé. Cette bascule — de l’acquisition vers la fidélisation, du convaincre vers le faciliter — structure quatre recommandations, adressées prioritairement aux producteurs et réseaux de vente directe et aux collectivités.</w:t>
       </w:r>
     </w:p>
     <w:p>
@@ -4714,7 +4578,7 @@
         <w:t xml:space="preserve"> </w:t>
       </w:r>
       <w:r>
-        <w:t xml:space="preserve">— un quasi-triplement, hors de portée du seul recrutement, la pénétration étant déjà proche de son plafond. Cette projection est une borne haute (elle suppose que les convertis achètent aussi intensément que les réguliers d’aujourd’hui) ; elle vaut comme ordre de grandeur, non comme prévision. Pour les producteurs et les réseaux, cela oriente l’effort vers les</w:t>
+        <w:t xml:space="preserve">— un quasi-triplement, hors de portée du seul recrutement, la pénétration étant déjà proche de son plafond. Cette projection est une borne haute, à valeur d’ordre de grandeur. Pour les producteurs et les réseaux, cela oriente l’effort vers les</w:t>
       </w:r>
       <w:r>
         <w:t xml:space="preserve"> </w:t>
@@ -4852,7 +4716,7 @@
         <w:t xml:space="preserve"> </w:t>
       </w:r>
       <w:r>
-        <w:t xml:space="preserve">Le prix n’est ni le principal moteur ni le principal frein : il n’arrive qu’au cinquième rang des motivations. Chercher à concurrencer la grande distribution sur le terrain du prix serait donc une erreur de positionnement. Pour les producteurs, le registre payant est celui de l’origine, de la fraîcheur, du goût et de la relation. Pour la grande distribution elle-même, qui intègre de plus en plus de références locales, l’enjeu n’est pas de capter la vente directe mais de jouer la</w:t>
+        <w:t xml:space="preserve">Le prix n’est ni le principal moteur ni le principal frein de l’achat local, dont les obstacles tiennent davantage à la commodité et à la disponibilité (Feldmann et Hamm, 2015). Chercher à concurrencer la grande distribution sur le terrain du prix serait donc une erreur de positionnement. Pour les producteurs, le registre payant est celui de l’origine, de la fraîcheur, du goût et de la relation. Pour la grande distribution elle-même, qui intègre de plus en plus de références locales, l’enjeu n’est pas de capter la vente directe mais de jouer la</w:t>
       </w:r>
       <w:r>
         <w:t xml:space="preserve"> </w:t>
@@ -4874,7 +4738,7 @@
     <w:p>
       <w:pPr/>
       <w:r>
-        <w:t xml:space="preserve">Ces leviers ne s’appliquent pas uniformément : la segmentation par les stratégies d’approvisionnement indique où porter l’effort et sur qui il est vain (Tableau 6). L’effort de conversion vise en priorité les configurations qui essaient sans pérenniser — multi-canal modérés et explorateurs conventionnels —, tandis que les captifs relèvent d’un travail d’accès et de notoriété, et que les intensifs, déjà acquis, ne sont un enjeu que de maintien.</w:t>
+        <w:t xml:space="preserve">Ces leviers ne s’appliquent pas uniformément (Tableau 6) : l’effort de conversion vise en priorité les configurations qui essaient sans pérenniser — multi-canal modérés et explorateurs conventionnels —, les captifs relèvent d’un travail d’accès et de notoriété, et les intensifs, déjà acquis, du seul maintien.</w:t>
       </w:r>
     </w:p>
     <w:p>
@@ -5180,122 +5044,8 @@
         </w:tc>
       </w:tr>
     </w:tbl>
-    <w:p>
-      <w:r>
-        <w:pict>
-          <v:rect style="width:0;height:1.5pt" o:hralign="center" o:hrstd="t" o:hr="t"/>
-        </w:pict>
-      </w:r>
-    </w:p>
-    <w:p>
-      <w:pPr>
-        <w:pStyle w:val="FirstParagraph"/>
-      </w:pPr>
-      <w:r>
-        <w:rPr>
-          <w:b/>
-          <w:bCs/>
-        </w:rPr>
-        <w:t xml:space="preserve">Encadré 3 : Quatre recommandations pour développer la vente directe</w:t>
-      </w:r>
-    </w:p>
-    <w:p>
-      <w:pPr>
-        <w:pStyle w:val="Compact"/>
-        <w:numPr>
-          <w:ilvl w:val="0"/>
-          <w:numId w:val="1001"/>
-        </w:numPr>
-      </w:pPr>
-      <w:r>
-        <w:rPr>
-          <w:b/>
-          <w:bCs/>
-        </w:rPr>
-        <w:t xml:space="preserve">Fidéliser plutôt que recruter</w:t>
-      </w:r>
-      <w:r>
-        <w:t xml:space="preserve"> </w:t>
-      </w:r>
-      <w:r>
-        <w:t xml:space="preserve">— transformer l’essai en habitude (abonnements, retraits réguliers, gammes élargies). Le gisement est chez les 48 % de ménages qui achètent en direct sans régularité.</w:t>
-      </w:r>
-    </w:p>
-    <w:p>
-      <w:pPr>
-        <w:pStyle w:val="Compact"/>
-        <w:numPr>
-          <w:ilvl w:val="0"/>
-          <w:numId w:val="1001"/>
-        </w:numPr>
-      </w:pPr>
-      <w:r>
-        <w:rPr>
-          <w:b/>
-          <w:bCs/>
-        </w:rPr>
-        <w:t xml:space="preserve">Investir la logistique</w:t>
-      </w:r>
-      <w:r>
-        <w:t xml:space="preserve"> </w:t>
-      </w:r>
-      <w:r>
-        <w:t xml:space="preserve">— horaires, proximité, régularité de l’offre : c’est là que se joue le passage à l’usage adopté, non dans la sensibilisation.</w:t>
-      </w:r>
-    </w:p>
-    <w:p>
-      <w:pPr>
-        <w:pStyle w:val="Compact"/>
-        <w:numPr>
-          <w:ilvl w:val="0"/>
-          <w:numId w:val="1001"/>
-        </w:numPr>
-      </w:pPr>
-      <w:r>
-        <w:rPr>
-          <w:b/>
-          <w:bCs/>
-        </w:rPr>
-        <w:t xml:space="preserve">Viser tous les publics</w:t>
-      </w:r>
-      <w:r>
-        <w:t xml:space="preserve"> </w:t>
-      </w:r>
-      <w:r>
-        <w:t xml:space="preserve">— la pratique traverse les catégories sociales ; le seul gradient net, et sur l’essai plus que sur l’adoption, est le diplôme, signe d’un frein informationnel (notoriété, lisibilité) plus que financier.</w:t>
-      </w:r>
-    </w:p>
-    <w:p>
-      <w:pPr>
-        <w:pStyle w:val="Compact"/>
-        <w:numPr>
-          <w:ilvl w:val="0"/>
-          <w:numId w:val="1001"/>
-        </w:numPr>
-      </w:pPr>
-      <w:r>
-        <w:rPr>
-          <w:b/>
-          <w:bCs/>
-        </w:rPr>
-        <w:t xml:space="preserve">Parler local et qualité</w:t>
-      </w:r>
-      <w:r>
-        <w:t xml:space="preserve"> </w:t>
-      </w:r>
-      <w:r>
-        <w:t xml:space="preserve">— le prix est secondaire, dans les motivations comme dans les freins.</w:t>
-      </w:r>
-    </w:p>
-    <w:p>
-      <w:r>
-        <w:pict>
-          <v:rect style="width:0;height:1.5pt" o:hralign="center" o:hrstd="t" o:hr="t"/>
-        </w:pict>
-      </w:r>
-    </w:p>
-    <w:bookmarkEnd w:id="46"/>
-    <w:bookmarkStart w:id="47" w:name="limites-et-voies-de-recherche"/>
+    <w:bookmarkEnd w:id="40"/>
+    <w:bookmarkStart w:id="41" w:name="limites-et-voies-de-recherche"/>
     <w:p>
       <w:pPr>
         <w:jc w:val="left"/>
@@ -5404,8 +5154,8 @@
         <w:t xml:space="preserve">— que révèle l’écart entre vente directe inclusive et régulière — mériterait d’être approfondie : comprendre ce qui fait basculer un ménage de l’un à l’autre est sans doute la question la plus utile pour qui veut faire passer la vente directe du répertoire d’appoint au socle de l’approvisionnement.</w:t>
       </w:r>
     </w:p>
-    <w:bookmarkEnd w:id="47"/>
-    <w:bookmarkStart w:id="48" w:name="références"/>
+    <w:bookmarkEnd w:id="41"/>
+    <w:bookmarkStart w:id="42" w:name="références"/>
     <w:p>
       <w:pPr>
         <w:jc w:val="left"/>
@@ -5985,8 +5735,8 @@
         <w:t xml:space="preserve">, 50(5): 606-626.</w:t>
       </w:r>
     </w:p>
-    <w:bookmarkEnd w:id="48"/>
-    <w:bookmarkEnd w:id="49"/>
+    <w:bookmarkEnd w:id="42"/>
+    <w:bookmarkEnd w:id="43"/>
     <w:sectPr>
       <w:pgSz w:h="15840" w:w="12240"/>
       <w:pgMar w:bottom="1417" w:footer="720" w:gutter="0" w:header="720" w:left="1417" w:right="1417" w:top="1417"/>
@@ -6288,91 +6038,6 @@
       </w:pPr>
     </w:lvl>
   </w:abstractNum>
-  <w:abstractNum w:abstractNumId="99411">
-    <w:nsid w:val="00A99411"/>
-    <w:multiLevelType w:val="multilevel"/>
-    <w:lvl w:ilvl="0">
-      <w:start w:val="1"/>
-      <w:numFmt w:val="decimal"/>
-      <w:lvlText w:val="%1."/>
-      <w:lvlJc w:val="left"/>
-      <w:pPr>
-        <w:ind w:left="720" w:hanging="360"/>
-      </w:pPr>
-    </w:lvl>
-    <w:lvl w:ilvl="1">
-      <w:start w:val="1"/>
-      <w:numFmt w:val="decimal"/>
-      <w:lvlText w:val="%2."/>
-      <w:lvlJc w:val="left"/>
-      <w:pPr>
-        <w:ind w:left="1440" w:hanging="360"/>
-      </w:pPr>
-    </w:lvl>
-    <w:lvl w:ilvl="2">
-      <w:start w:val="1"/>
-      <w:numFmt w:val="decimal"/>
-      <w:lvlText w:val="%3."/>
-      <w:lvlJc w:val="left"/>
-      <w:pPr>
-        <w:ind w:left="2160" w:hanging="360"/>
-      </w:pPr>
-    </w:lvl>
-    <w:lvl w:ilvl="3">
-      <w:start w:val="1"/>
-      <w:numFmt w:val="decimal"/>
-      <w:lvlText w:val="%4."/>
-      <w:lvlJc w:val="left"/>
-      <w:pPr>
-        <w:ind w:left="2880" w:hanging="360"/>
-      </w:pPr>
-    </w:lvl>
-    <w:lvl w:ilvl="4">
-      <w:start w:val="1"/>
-      <w:numFmt w:val="decimal"/>
-      <w:lvlText w:val="%5."/>
-      <w:lvlJc w:val="left"/>
-      <w:pPr>
-        <w:ind w:left="3600" w:hanging="360"/>
-      </w:pPr>
-    </w:lvl>
-    <w:lvl w:ilvl="5">
-      <w:start w:val="1"/>
-      <w:numFmt w:val="decimal"/>
-      <w:lvlText w:val="%6."/>
-      <w:lvlJc w:val="left"/>
-      <w:pPr>
-        <w:ind w:left="4320" w:hanging="360"/>
-      </w:pPr>
-    </w:lvl>
-    <w:lvl w:ilvl="6">
-      <w:start w:val="1"/>
-      <w:numFmt w:val="decimal"/>
-      <w:lvlText w:val="%7."/>
-      <w:lvlJc w:val="left"/>
-      <w:pPr>
-        <w:ind w:left="5040" w:hanging="360"/>
-      </w:pPr>
-    </w:lvl>
-    <w:lvl w:ilvl="7">
-      <w:start w:val="1"/>
-      <w:numFmt w:val="decimal"/>
-      <w:lvlText w:val="%8."/>
-      <w:lvlJc w:val="left"/>
-      <w:pPr>
-        <w:ind w:left="5760" w:hanging="360"/>
-      </w:pPr>
-    </w:lvl>
-    <w:lvl w:ilvl="8">
-      <w:start w:val="1"/>
-      <w:numFmt w:val="decimal"/>
-      <w:lvlText w:val="%9."/>
-      <w:lvlJc w:val="left"/>
-      <w:pPr>
-        <w:ind w:left="6480" w:hanging="360"/>
-      </w:pPr>
-    </w:lvl>
-  </w:abstractNum>
   <w:num w:numId="1">
     <w:abstractNumId w:val="8"/>
   </w:num>
@@ -6402,36 +6067,6 @@
   </w:num>
   <w:num w:numId="1000">
     <w:abstractNumId w:val="990"/>
-  </w:num>
-  <w:num w:numId="1001">
-    <w:abstractNumId w:val="99411"/>
-    <w:lvlOverride w:ilvl="0">
-      <w:startOverride w:val="1"/>
-    </w:lvlOverride>
-    <w:lvlOverride w:ilvl="1">
-      <w:startOverride w:val="1"/>
-    </w:lvlOverride>
-    <w:lvlOverride w:ilvl="2">
-      <w:startOverride w:val="1"/>
-    </w:lvlOverride>
-    <w:lvlOverride w:ilvl="3">
-      <w:startOverride w:val="1"/>
-    </w:lvlOverride>
-    <w:lvlOverride w:ilvl="4">
-      <w:startOverride w:val="1"/>
-    </w:lvlOverride>
-    <w:lvlOverride w:ilvl="5">
-      <w:startOverride w:val="1"/>
-    </w:lvlOverride>
-    <w:lvlOverride w:ilvl="6">
-      <w:startOverride w:val="1"/>
-    </w:lvlOverride>
-    <w:lvlOverride w:ilvl="7">
-      <w:startOverride w:val="1"/>
-    </w:lvlOverride>
-    <w:lvlOverride w:ilvl="8">
-      <w:startOverride w:val="1"/>
-    </w:lvlOverride>
   </w:num>
 </w:numbering>
 </file>

--- a/outputs/submitted/manuscrit_DM.docx
+++ b/outputs/submitted/manuscrit_DM.docx
@@ -174,7 +174,23 @@
         <w:t xml:space="preserve"> </w:t>
       </w:r>
       <w:r>
-        <w:t xml:space="preserve">L’article importe le cadre du comportement omnicanal dans l’étude des circuits courts et segmente les ménages sur leurs pratiques d’achat déclarées (allocation de budget, fréquence, récence), et non sur leurs seules attitudes, éclairant ainsi l’écart entre intention et comportement.</w:t>
+        <w:t xml:space="preserve">L’article lit la vente directe à travers le</w:t>
+      </w:r>
+      <w:r>
+        <w:t xml:space="preserve"> </w:t>
+      </w:r>
+      <w:r>
+        <w:rPr>
+          <w:b/>
+          <w:bCs/>
+        </w:rPr>
+        <w:t xml:space="preserve">portefeuille de canaux</w:t>
+      </w:r>
+      <w:r>
+        <w:t xml:space="preserve"> </w:t>
+      </w:r>
+      <w:r>
+        <w:t xml:space="preserve">du consommateur — le cross-shopping alimentaire — et segmente les ménages sur leurs pratiques d’achat déclarées (allocation de budget, fréquence, récence), et non sur leurs seules attitudes, éclairant ainsi l’écart entre intention et comportement.</w:t>
       </w:r>
     </w:p>
     <w:p>
@@ -190,7 +206,7 @@
         <w:t xml:space="preserve"> </w:t>
       </w:r>
       <w:r>
-        <w:t xml:space="preserve">vente directe, circuits courts, approvisionnement alimentaire, comportement omnicanal, segmentation, écart intention-comportement.</w:t>
+        <w:t xml:space="preserve">vente directe, circuits courts, approvisionnement alimentaire, portefeuille de canaux, cross-shopping, segmentation, écart intention-comportement.</w:t>
       </w:r>
     </w:p>
     <w:bookmarkEnd w:id="10"/>
@@ -214,7 +230,7 @@
         <w:pStyle w:val="FirstParagraph"/>
       </w:pPr>
       <w:r>
-        <w:t xml:space="preserve">Direct-from-farmer purchasing (on farms, in producer shops, community-supported agriculture schemes or at markets) is usually studied through its organisational forms or its buyers’ motivations. Drawing on a survey of a nationally representative sample of 1,025 French households, this article instead examines the place of direct purchasing within the household’s channel portfolio. Direct purchasing reaches 65 % of households but accounts for only 1.5 % of the national food budget (8.5 % among its regular buyers). Five provisioning strategies are identified, and the practice proves weakly determined by socio-demographics. The managerial challenge is therefore to turn trial into habit rather than to recruit new buyers. The paper contributes an omni-channel reading of short food supply chains and a segmentation based on actual budget allocation rather than stated attitudes.</w:t>
+        <w:t xml:space="preserve">Direct-from-farmer purchasing (on farms, in producer shops, community-supported agriculture schemes or at markets) is usually studied through its organisational forms or its buyers’ motivations. Drawing on a survey of a nationally representative sample of 1,025 French households, this article instead examines the place of direct purchasing within the household’s channel portfolio. Direct purchasing reaches 65 % of households but accounts for only 1.5 % of the national food budget (8.5 % among its regular buyers). Five provisioning strategies are identified, and the practice proves weakly determined by socio-demographics. The managerial challenge is therefore to turn trial into habit rather than to recruit new buyers. The paper contributes a channel-portfolio (cross-shopping) reading of short food supply chains and a segmentation based on actual budget allocation rather than stated attitudes.</w:t>
       </w:r>
     </w:p>
     <w:p>
@@ -230,7 +246,7 @@
         <w:t xml:space="preserve"> </w:t>
       </w:r>
       <w:r>
-        <w:t xml:space="preserve">direct selling, short food supply chains, food provisioning, omni-channel behaviour, segmentation, intention-behaviour gap.</w:t>
+        <w:t xml:space="preserve">direct selling, short food supply chains, food provisioning, channel portfolio, cross-shopping, segmentation, intention-behaviour gap.</w:t>
       </w:r>
     </w:p>
     <w:p>
@@ -378,7 +394,7 @@
         <w:t xml:space="preserve">théorique</w:t>
       </w:r>
       <w:r>
-        <w:t xml:space="preserve">, il importe le cadre du</w:t>
+        <w:t xml:space="preserve">, il déplace le regard vers le</w:t>
       </w:r>
       <w:r>
         <w:t xml:space="preserve"> </w:t>
@@ -388,13 +404,29 @@
           <w:b/>
           <w:bCs/>
         </w:rPr>
-        <w:t xml:space="preserve">comportement omnicanal</w:t>
-      </w:r>
-      <w:r>
-        <w:t xml:space="preserve"> </w:t>
-      </w:r>
-      <w:r>
-        <w:t xml:space="preserve">— développé en distribution mais rarement appliqué à l’alimentation locale — pour lire la vente directe comme une fonction d’un portefeuille de canaux. Sur le plan</w:t>
+        <w:t xml:space="preserve">portefeuille de canaux</w:t>
+      </w:r>
+      <w:r>
+        <w:t xml:space="preserve"> </w:t>
+      </w:r>
+      <w:r>
+        <w:t xml:space="preserve">du ménage — le</w:t>
+      </w:r>
+      <w:r>
+        <w:t xml:space="preserve"> </w:t>
+      </w:r>
+      <w:r>
+        <w:rPr>
+          <w:i/>
+          <w:iCs/>
+        </w:rPr>
+        <w:t xml:space="preserve">cross-shopping</w:t>
+      </w:r>
+      <w:r>
+        <w:t xml:space="preserve"> </w:t>
+      </w:r>
+      <w:r>
+        <w:t xml:space="preserve">alimentaire, notion développée en distribution mais rarement appliquée à l’alimentation locale — pour lire la vente directe comme une fonction d’un répertoire de circuits que le consommateur combine lui-même. Sur le plan</w:t>
       </w:r>
       <w:r>
         <w:t xml:space="preserve"> </w:t>
@@ -456,7 +488,7 @@
       </w:r>
     </w:p>
     <w:bookmarkEnd w:id="13"/>
-    <w:bookmarkStart w:id="18" w:name="Xd910615a5fba353b3d54f6b81e64fbd2298d275"/>
+    <w:bookmarkStart w:id="18" w:name="X505919110046ab8c669ffdc905c1a7cd534b715"/>
     <w:p>
       <w:pPr>
         <w:jc w:val="left"/>
@@ -468,7 +500,7 @@
           <w:i w:val="0"/>
           <w:sz w:val="28"/>
         </w:rPr>
-        <w:t xml:space="preserve">L’approvisionnement alimentaire, un comportement omnicanal</w:t>
+        <w:t xml:space="preserve">L’approvisionnement alimentaire, un portefeuille de canaux</w:t>
       </w:r>
     </w:p>
     <w:bookmarkStart w:id="14" w:name="du-canal-isolé-au-portefeuille-de-canaux"/>
@@ -523,13 +555,13 @@
           <w:b/>
           <w:bCs/>
         </w:rPr>
-        <w:t xml:space="preserve">combinent plusieurs canaux</w:t>
-      </w:r>
-      <w:r>
-        <w:t xml:space="preserve"> </w:t>
-      </w:r>
-      <w:r>
-        <w:t xml:space="preserve">pour des fonctions distinctes, ce qui pose des enjeux spécifiques de coordination et d’allocation entre points de vente (Neslin et al., 2006). Le passage du</w:t>
+        <w:t xml:space="preserve">fréquentent plusieurs enseignes et formats</w:t>
+      </w:r>
+      <w:r>
+        <w:t xml:space="preserve"> </w:t>
+      </w:r>
+      <w:r>
+        <w:t xml:space="preserve">pour des fonctions distinctes — un comportement de</w:t>
       </w:r>
       <w:r>
         <w:t xml:space="preserve"> </w:t>
@@ -539,26 +571,42 @@
           <w:i/>
           <w:iCs/>
         </w:rPr>
-        <w:t xml:space="preserve">multicanal</w:t>
-      </w:r>
-      <w:r>
-        <w:t xml:space="preserve"> </w:t>
-      </w:r>
-      <w:r>
-        <w:t xml:space="preserve">à l’</w:t>
+        <w:t xml:space="preserve">cross-shopping</w:t>
+      </w:r>
+      <w:r>
+        <w:t xml:space="preserve"> </w:t>
+      </w:r>
+      <w:r>
+        <w:t xml:space="preserve">(Neslin et al., 2006). Une précision conceptuelle s’impose ici. Les cadres du</w:t>
+      </w:r>
+      <w:r>
+        <w:t xml:space="preserve"> </w:t>
       </w:r>
       <w:r>
         <w:rPr>
           <w:i/>
           <w:iCs/>
         </w:rPr>
+        <w:t xml:space="preserve">multicanal</w:t>
+      </w:r>
+      <w:r>
+        <w:t xml:space="preserve"> </w:t>
+      </w:r>
+      <w:r>
+        <w:t xml:space="preserve">et de l’</w:t>
+      </w:r>
+      <w:r>
+        <w:rPr>
+          <w:i/>
+          <w:iCs/>
+        </w:rPr>
         <w:t xml:space="preserve">omnicanal</w:t>
       </w:r>
       <w:r>
         <w:t xml:space="preserve"> </w:t>
       </w:r>
       <w:r>
-        <w:t xml:space="preserve">(Verhoef et al., 2015) a ensuite déplacé l’attention de la simple juxtaposition des canaux vers leur</w:t>
+        <w:t xml:space="preserve">(Verhoef et al., 2015) décrivent la façon dont</w:t>
       </w:r>
       <w:r>
         <w:t xml:space="preserve"> </w:t>
@@ -568,29 +616,13 @@
           <w:b/>
           <w:bCs/>
         </w:rPr>
-        <w:t xml:space="preserve">intégration</w:t>
-      </w:r>
-      <w:r>
-        <w:t xml:space="preserve"> </w:t>
-      </w:r>
-      <w:r>
-        <w:t xml:space="preserve">dans un parcours d’achat unifié, où le consommateur arbitre en continu entre points de vente selon le produit, le moment et le contexte. En France, les travaux sur le</w:t>
-      </w:r>
-      <w:r>
-        <w:t xml:space="preserve"> </w:t>
-      </w:r>
-      <w:r>
-        <w:rPr>
-          <w:i/>
-          <w:iCs/>
-        </w:rPr>
-        <w:t xml:space="preserve">cross-shopping</w:t>
-      </w:r>
-      <w:r>
-        <w:t xml:space="preserve"> </w:t>
-      </w:r>
-      <w:r>
-        <w:t xml:space="preserve">et la valeur du magasinage (Filser et Plichon, 2004 ; Volle, 2012) avaient déjà documenté cette pluralité des fréquentations : le ménage gère de fait un</w:t>
+        <w:t xml:space="preserve">un même distributeur</w:t>
+      </w:r>
+      <w:r>
+        <w:t xml:space="preserve"> </w:t>
+      </w:r>
+      <w:r>
+        <w:t xml:space="preserve">coordonne, voire</w:t>
       </w:r>
       <w:r>
         <w:t xml:space="preserve"> </w:t>
@@ -600,10 +632,42 @@
           <w:b/>
           <w:bCs/>
         </w:rPr>
-        <w:t xml:space="preserve">portefeuille de canaux</w:t>
-      </w:r>
-      <w:r>
-        <w:t xml:space="preserve">, mobilisés pour des fonctions différentes — l’hypermarché pour le gros des courses et les prix, l’artisan pour la qualité de certains produits, le marché pour le frais et le plaisir.</w:t>
+        <w:t xml:space="preserve">intègre</w:t>
+      </w:r>
+      <w:r>
+        <w:t xml:space="preserve">, ses propres canaux (magasin, drive, site web) en un parcours unifié. Or, du point de vue qui nous occupe, le ménage combine des</w:t>
+      </w:r>
+      <w:r>
+        <w:t xml:space="preserve"> </w:t>
+      </w:r>
+      <w:r>
+        <w:rPr>
+          <w:b/>
+          <w:bCs/>
+        </w:rPr>
+        <w:t xml:space="preserve">enseignes indépendantes et non intégrées</w:t>
+      </w:r>
+      <w:r>
+        <w:t xml:space="preserve"> </w:t>
+      </w:r>
+      <w:r>
+        <w:t xml:space="preserve">— l’hypermarché, le marché, la ferme, l’artisan : il n’existe pas de distributeur intégrateur. Le concept pertinent n’est donc pas l’omnicanal au sens strict, mais le</w:t>
+      </w:r>
+      <w:r>
+        <w:t xml:space="preserve"> </w:t>
+      </w:r>
+      <w:r>
+        <w:rPr>
+          <w:b/>
+          <w:bCs/>
+        </w:rPr>
+        <w:t xml:space="preserve">portefeuille de canaux du consommateur</w:t>
+      </w:r>
+      <w:r>
+        <w:t xml:space="preserve"> </w:t>
+      </w:r>
+      <w:r>
+        <w:t xml:space="preserve">et le cross-shopping (Filser et Plichon, 2004 ; Volle, 2012 ; Hino, 2014) : le ménage assemble lui-même un répertoire de circuits, mobilisés pour des fonctions différentes — l’hypermarché pour le gros des courses et les prix, l’artisan pour la qualité de certains produits, le marché pour le frais et le plaisir.</w:t>
       </w:r>
     </w:p>
     <w:p>
@@ -625,7 +689,7 @@
         <w:t xml:space="preserve"> </w:t>
       </w:r>
       <w:r>
-        <w:t xml:space="preserve">dans le portefeuille — typiquement l’approvisionnement de certaines catégories (légumes, œufs, fromages, viande) valorisées pour leur fraîcheur ou leur origine. La question pertinente n’est alors plus « pourquoi acheter en vente directe ? » mais « quelle part et quelle fonction la vente directe occupe-t-elle dans le portefeuille du ménage ? ». À notre connaissance, le cadre omnicanal reste rarement appliqué de façon explicite à l’alimentation directe et locale : c’est le premier déplacement de l’article.</w:t>
+        <w:t xml:space="preserve">dans le portefeuille — typiquement l’approvisionnement de certaines catégories (légumes, œufs, fromages, viande) valorisées pour leur fraîcheur ou leur origine. La question pertinente n’est alors plus « pourquoi acheter en vente directe ? » mais « quelle part et quelle fonction la vente directe occupe-t-elle dans le portefeuille du ménage ? ». À notre connaissance, cette lecture par le portefeuille de canaux du consommateur reste rarement appliquée de façon explicite à l’alimentation directe et locale : c’est le premier déplacement de l’article.</w:t>
       </w:r>
     </w:p>
     <w:bookmarkEnd w:id="14"/>
@@ -1024,29 +1088,29 @@
               <w:pStyle w:val="Compact"/>
             </w:pPr>
             <w:r>
-              <w:t xml:space="preserve">Comportement omnicanal</w:t>
-            </w:r>
-          </w:p>
-        </w:tc>
-        <w:tc>
-          <w:tcPr/>
-          <w:p>
-            <w:pPr>
-              <w:pStyle w:val="Compact"/>
-            </w:pPr>
-            <w:r>
-              <w:t xml:space="preserve">Neslin et al. (2006) ; Verhoef et al. (2015)</w:t>
-            </w:r>
-          </w:p>
-        </w:tc>
-        <w:tc>
-          <w:tcPr/>
-          <w:p>
-            <w:pPr>
-              <w:pStyle w:val="Compact"/>
-            </w:pPr>
-            <w:r>
-              <w:t xml:space="preserve">Application inédite à l’alimentation locale et directe</w:t>
+              <w:t xml:space="preserve">Portefeuille de canaux / cross-shopping</w:t>
+            </w:r>
+          </w:p>
+        </w:tc>
+        <w:tc>
+          <w:tcPr/>
+          <w:p>
+            <w:pPr>
+              <w:pStyle w:val="Compact"/>
+            </w:pPr>
+            <w:r>
+              <w:t xml:space="preserve">Neslin et al. (2006) ; Verhoef et al. (2015) ; Hino (2014) ; Vroegrijk et al. (2013)</w:t>
+            </w:r>
+          </w:p>
+        </w:tc>
+        <w:tc>
+          <w:tcPr/>
+          <w:p>
+            <w:pPr>
+              <w:pStyle w:val="Compact"/>
+            </w:pPr>
+            <w:r>
+              <w:t xml:space="preserve">Lecture par le portefeuille du ménage, appliquée à l’alimentation directe</w:t>
             </w:r>
           </w:p>
         </w:tc>
@@ -1463,7 +1527,7 @@
         <w:t xml:space="preserve"> </w:t>
       </w:r>
       <w:r>
-        <w:t xml:space="preserve">d’approvisionnement différents : la pluralité des fréquentations, postulée par le cadre omnicanal, est ici pleinement confirmée. La hiérarchie est nette (Figure 1, Tableau 2) : l’hypermarché-supermarché domine sans partage (99,1 % de pénétration, 58,5 % du budget), suivi du hard discount (15,6 % du budget), des artisans et commerçants spécialisés (7,6 %) et du marché (4,8 %). Les canaux de circuits courts proprement dits ne pèsent qu’à la marge dans le budget. L’ensemble dessine une structure en</w:t>
+        <w:t xml:space="preserve">d’approvisionnement différents : la pluralité des fréquentations, postulée par l’approche en portefeuille de canaux, est ici pleinement confirmée. La hiérarchie est nette (Figure 1, Tableau 2) : l’hypermarché-supermarché domine sans partage (99,1 % de pénétration, 58,5 % du budget), suivi du hard discount (15,6 % du budget), des artisans et commerçants spécialisés (7,6 %) et du marché (4,8 %). Les canaux de circuits courts proprement dits ne pèsent qu’à la marge dans le budget. L’ensemble dessine une structure en</w:t>
       </w:r>
       <w:r>
         <w:t xml:space="preserve"> </w:t>
@@ -4399,7 +4463,7 @@
         <w:t xml:space="preserve"> </w:t>
       </w:r>
       <w:r>
-        <w:t xml:space="preserve">dont la fonction (fraîcheur, lien au producteur) ne recoupe pas celle de l’hypermarché, et non comme un concurrent auquel il faudrait retirer du budget. La lecture par les buts (Harris et al., 2018, 2021) éclaire pourquoi cette complémentarité reste peu intensive : la vente directe répond à des buts</w:t>
+        <w:t xml:space="preserve">dont la fonction (fraîcheur, lien au producteur) ne recoupe pas celle de l’hypermarché, et non comme un concurrent auquel il faudrait retirer du budget. La théorie des buts (Harris et al., 2018, 2021) offre une interprétation plausible — que nos données, purement comportementales, ne testent pas directement — de cette faible intensité : la vente directe répondrait à des buts</w:t>
       </w:r>
       <w:r>
         <w:t xml:space="preserve"> </w:t>
@@ -4415,7 +4479,7 @@
         <w:t xml:space="preserve"> </w:t>
       </w:r>
       <w:r>
-        <w:t xml:space="preserve">— une occasion, une envie de produits frais — plutôt qu’à un but stable et récurrent, ce qui explique qu’elle soit largement essayée sans devenir un canal d’approvisionnement régulier pour la majorité.</w:t>
+        <w:t xml:space="preserve">— une occasion, une envie de produits frais — plutôt qu’à un but stable et récurrent, ce qui expliquerait qu’elle soit largement essayée sans devenir un canal d’approvisionnement régulier pour la majorité.</w:t>
       </w:r>
     </w:p>
     <w:bookmarkEnd w:id="36"/>
@@ -4439,7 +4503,7 @@
         <w:pStyle w:val="FirstParagraph"/>
       </w:pPr>
       <w:r>
-        <w:t xml:space="preserve">Le second apport concerne la faible détermination sociale de la pratique. Contre une lecture distinctive qui réserverait les circuits courts aux catégories aisées et urbaines, nos données montrent une diffusion transversale, dont témoigne le petit groupe de ménages hors-hypermarché à budget modeste. La sur-représentation des plus diplômés est réelle mais modérée — et, on l’a vu, elle ne vaut que pour l’essai, non pour l’adoption régulière. Lu à la lumière des motivations à combiner les canaux, ce résultat n’est pas une anomalie : si le recours à la vente directe dépend moins d’un profil que d’un but ponctuel activé dans certaines situations d’achat (Hino, 2014 ; Harris et al., 2018), alors sa faible détermination sociodémographique est la</w:t>
+        <w:t xml:space="preserve">Le second apport concerne la faible détermination sociale de la pratique. Contre une lecture distinctive qui réserverait les circuits courts aux catégories aisées et urbaines, nos données montrent une diffusion transversale, dont témoigne le petit groupe de ménages hors-hypermarché à budget modeste. La sur-représentation des plus diplômés est réelle mais modérée — et, on l’a vu, elle ne vaut que pour l’essai, non pour l’adoption régulière. Lu à la lumière des motivations à combiner les canaux, ce résultat n’est pas une anomalie : si le recours à la vente directe dépend moins d’un profil que d’un but ponctuel activé dans certaines situations d’achat (Hino, 2014 ; Harris et al., 2018) — hypothèse interprétative que nous ne mesurons pas —, alors sa faible détermination sociodémographique peut se lire comme la</w:t>
       </w:r>
       <w:r>
         <w:t xml:space="preserve"> </w:t>
@@ -4449,10 +4513,10 @@
           <w:b/>
           <w:bCs/>
         </w:rPr>
-        <w:t xml:space="preserve">conséquence logique de sa fonction</w:t>
-      </w:r>
-      <w:r>
-        <w:t xml:space="preserve">, non une singularité à expliquer.</w:t>
+        <w:t xml:space="preserve">conséquence de sa fonction</w:t>
+      </w:r>
+      <w:r>
+        <w:t xml:space="preserve">, non comme une singularité à expliquer.</w:t>
       </w:r>
     </w:p>
     <w:bookmarkEnd w:id="37"/>
@@ -4594,7 +4658,23 @@
         <w:t xml:space="preserve"> </w:t>
       </w:r>
       <w:r>
-        <w:t xml:space="preserve">: abonnements et paniers récurrents à engagement souple, points de retrait sur les trajets domicile-travail plutôt qu’au seul lieu de production, élargissement des gammes pour couvrir une plus grande part du panier, horaires compatibles avec les actifs, animation de la relation client. La lecture omnicanale invite à ne pas opposer physique et numérique : la précommande en ligne assortie d’un retrait physique combine la commodité attendue et le contact direct valorisé.</w:t>
+        <w:t xml:space="preserve">: abonnements et paniers récurrents à engagement souple, points de retrait sur les trajets domicile-travail plutôt qu’au seul lieu de production, élargissement des gammes pour couvrir une plus grande part du panier, horaires compatibles avec les actifs, animation de la relation client. À l’échelle d’un réseau de vente, une logique</w:t>
+      </w:r>
+      <w:r>
+        <w:t xml:space="preserve"> </w:t>
+      </w:r>
+      <w:r>
+        <w:rPr>
+          <w:b/>
+          <w:bCs/>
+        </w:rPr>
+        <w:t xml:space="preserve">omnicanale</w:t>
+      </w:r>
+      <w:r>
+        <w:t xml:space="preserve"> </w:t>
+      </w:r>
+      <w:r>
+        <w:t xml:space="preserve">— au sens propre, cette fois : celui d’une même enseigne intégrant ses canaux — peut y aider, sans opposer physique et numérique : la précommande en ligne assortie d’un retrait physique combine la commodité attendue et le contact direct valorisé.</w:t>
       </w:r>
     </w:p>
     <w:p>
@@ -4732,7 +4812,7 @@
         <w:t xml:space="preserve"> </w:t>
       </w:r>
       <w:r>
-        <w:t xml:space="preserve">— rayons de producteurs, traçabilité, mise en avant de l’origine —, sur un registre de sens où la vente directe a ouvert la voie. La lecture omnicanale se vérifie ici : les canaux se répartissent des fonctions plutôt qu’ils ne se cannibalisent.</w:t>
+        <w:t xml:space="preserve">— rayons de producteurs, traçabilité, mise en avant de l’origine —, sur un registre de sens où la vente directe a ouvert la voie. La logique de portefeuille se vérifie ici : les canaux se répartissent des fonctions plutôt qu’ils ne se cannibalisent.</w:t>
       </w:r>
     </w:p>
     <w:p>
@@ -5097,7 +5177,39 @@
         <w:t xml:space="preserve"> </w:t>
       </w:r>
       <w:r>
-        <w:t xml:space="preserve">: les fréquences et surtout les parts de budget reposent sur l’estimation des répondants, sujette à des biais de mémoire et de désirabilité sociale — la sur-déclaration probable des comportements valorisés socialement renforce d’ailleurs le contraste que nous relevons avec le faible poids budgétaire effectif. La part directe des achats réalisés sur les marchés n’étant pas isolable du budget « marché », le poids budgétaire total de la vente directe est en outre légèrement sous-estimé. À l’inverse, la « seconde porte » — l’achat déclaré directement à un producteur sur le marché — repose sur une auto-déclaration dont la fiabilité est incertaine, une partie des vendeurs de marché étant en réalité des revendeurs : la pénétration inclusive de 65 % constitue à ce titre une borne haute, et c’est pourquoi nous distinguons systématiquement cette mesure de la pénétration régulière (17 %) et du poids budgétaire (1,5 %). Enfin, la plus petite classe (adeptes de la proximité, n = 26) appelle la prudence dans l’interprétation de ses caractéristiques fines, la partition d’ensemble présentant une silhouette modérée (0,24) ; et les motivations n’ont été analysées que pour le canal des marchés.</w:t>
+        <w:t xml:space="preserve">: les fréquences et surtout les parts de budget reposent sur l’estimation des répondants, sujette à des biais de mémoire et de désirabilité sociale — la sur-déclaration probable des comportements valorisés socialement renforce d’ailleurs le contraste que nous relevons avec le faible poids budgétaire effectif. La part directe des achats réalisés sur les marchés n’étant pas isolable du budget « marché », le poids budgétaire total de la vente directe est en outre légèrement sous-estimé. À l’inverse, la « seconde porte » — l’achat déclaré directement à un producteur sur le marché — repose sur une auto-déclaration dont la fiabilité est incertaine, une partie des vendeurs de marché étant en réalité des revendeurs : la pénétration inclusive de 65 % constitue à ce titre une borne haute, et c’est pourquoi nous distinguons systématiquement cette mesure de la pénétration régulière (17 %) et du poids budgétaire (1,5 %). La plus petite classe (adeptes de la proximité, n = 26) appelle par ailleurs la prudence dans l’interprétation de ses caractéristiques fines, la partition d’ensemble présentant une silhouette modérée (0,24). Enfin, notre dispositif mesure des</w:t>
+      </w:r>
+      <w:r>
+        <w:t xml:space="preserve"> </w:t>
+      </w:r>
+      <w:r>
+        <w:rPr>
+          <w:b/>
+          <w:bCs/>
+        </w:rPr>
+        <w:t xml:space="preserve">comportements</w:t>
+      </w:r>
+      <w:r>
+        <w:t xml:space="preserve"> </w:t>
+      </w:r>
+      <w:r>
+        <w:t xml:space="preserve">— fréquence, budget, récence — et non les</w:t>
+      </w:r>
+      <w:r>
+        <w:t xml:space="preserve"> </w:t>
+      </w:r>
+      <w:r>
+        <w:rPr>
+          <w:b/>
+          <w:bCs/>
+        </w:rPr>
+        <w:t xml:space="preserve">motivations ou les buts</w:t>
+      </w:r>
+      <w:r>
+        <w:t xml:space="preserve"> </w:t>
+      </w:r>
+      <w:r>
+        <w:t xml:space="preserve">qui président à la combinaison des canaux : c’est le revers assumé de notre parti pris de mesurer les pratiques plutôt que les attitudes. La lecture par la théorie des buts que nous esquissons en discussion reste donc, à ce stade, interprétative.</w:t>
       </w:r>
     </w:p>
     <w:p>
@@ -5119,7 +5231,20 @@
         <w:t xml:space="preserve"> </w:t>
       </w:r>
       <w:r>
-        <w:t xml:space="preserve">permettrait de tester si la place d’appoint de la vente directe se consolide ou se recompose sous l’effet des tensions sur le pouvoir d’achat. La grille des stratégies d’approvisionnement pourrait être réinvestie pour d’autres canaux alternatifs (bio, vrac, anti-gaspillage). Surtout, la distinction entre</w:t>
+        <w:t xml:space="preserve">permettrait de tester si la place d’appoint de la vente directe se consolide ou se recompose sous l’effet des tensions sur le pouvoir d’achat. La grille des stratégies d’approvisionnement pourrait être réinvestie pour d’autres canaux alternatifs (bio, vrac, anti-gaspillage) ; la coupler à une mesure des buts d’achat permettrait de</w:t>
+      </w:r>
+      <w:r>
+        <w:t xml:space="preserve"> </w:t>
+      </w:r>
+      <w:r>
+        <w:rPr>
+          <w:i/>
+          <w:iCs/>
+        </w:rPr>
+        <w:t xml:space="preserve">tester</w:t>
+      </w:r>
+      <w:r>
+        <w:t xml:space="preserve">, et non plus seulement de supposer, la logique fonctionnelle du portefeuille. Surtout, la distinction entre</w:t>
       </w:r>
       <w:r>
         <w:t xml:space="preserve"> </w:t>

--- a/outputs/submitted/manuscrit_DM.docx
+++ b/outputs/submitted/manuscrit_DM.docx
@@ -667,7 +667,68 @@
         <w:t xml:space="preserve"> </w:t>
       </w:r>
       <w:r>
-        <w:t xml:space="preserve">et le cross-shopping (Filser et Plichon, 2004 ; Volle, 2012 ; Hino, 2014) : le ménage assemble lui-même un répertoire de circuits, mobilisés pour des fonctions différentes — l’hypermarché pour le gros des courses et les prix, l’artisan pour la qualité de certains produits, le marché pour le frais et le plaisir.</w:t>
+        <w:t xml:space="preserve">et le cross-shopping (Filser et Plichon, 2004 ; Volle, 2012 ; Hino, 2014) : le ménage assemble lui-même un répertoire de circuits, mobilisés pour des fonctions différentes — l’hypermarché pour le gros des courses et les prix, l’artisan pour la qualité de certains produits, le marché pour le frais et le plaisir. Ce répertoire est</w:t>
+      </w:r>
+      <w:r>
+        <w:t xml:space="preserve"> </w:t>
+      </w:r>
+      <w:r>
+        <w:rPr>
+          <w:b/>
+          <w:bCs/>
+        </w:rPr>
+        <w:t xml:space="preserve">hiérarchisé</w:t>
+      </w:r>
+      <w:r>
+        <w:t xml:space="preserve"> </w:t>
+      </w:r>
+      <w:r>
+        <w:t xml:space="preserve">: les</w:t>
+      </w:r>
+      <w:r>
+        <w:t xml:space="preserve"> </w:t>
+      </w:r>
+      <w:r>
+        <w:rPr>
+          <w:b/>
+          <w:bCs/>
+        </w:rPr>
+        <w:t xml:space="preserve">coûts fixes</w:t>
+      </w:r>
+      <w:r>
+        <w:t xml:space="preserve"> </w:t>
+      </w:r>
+      <w:r>
+        <w:t xml:space="preserve">de la course — déplacement, temps, familiarité avec un point de vente — poussent à concentrer l’essentiel des achats sur un</w:t>
+      </w:r>
+      <w:r>
+        <w:t xml:space="preserve"> </w:t>
+      </w:r>
+      <w:r>
+        <w:rPr>
+          <w:b/>
+          <w:bCs/>
+        </w:rPr>
+        <w:t xml:space="preserve">magasin primaire</w:t>
+      </w:r>
+      <w:r>
+        <w:t xml:space="preserve">, les enseignes</w:t>
+      </w:r>
+      <w:r>
+        <w:t xml:space="preserve"> </w:t>
+      </w:r>
+      <w:r>
+        <w:rPr>
+          <w:b/>
+          <w:bCs/>
+        </w:rPr>
+        <w:t xml:space="preserve">secondaires</w:t>
+      </w:r>
+      <w:r>
+        <w:t xml:space="preserve"> </w:t>
+      </w:r>
+      <w:r>
+        <w:t xml:space="preserve">n’étant mobilisées qu’au-delà d’un certain « seuil de panier », pour un besoin que le magasin primaire couvre mal (Bell et al., 1998). La vente directe se situe typiquement du côté de ces canaux secondaires.</w:t>
       </w:r>
     </w:p>
     <w:p>
@@ -777,7 +838,36 @@
         <w:t xml:space="preserve"> </w:t>
       </w:r>
       <w:r>
-        <w:t xml:space="preserve">de leurs points de vente habituels, et Melis et al. (2016) que l’ajout d’un canal peut élargir la part de portefeuille captée par une enseigne plutôt que la redistribuer entre canaux existants. La théorie des buts (Harris et al., 2018, 2021) ajoute un second niveau d’explication : la configuration du parcours d’achat varie selon la</w:t>
+        <w:t xml:space="preserve">de leurs points de vente habituels, et Melis et al. (2016) que l’ajout d’un canal peut élargir la part de portefeuille captée par une enseigne plutôt que la redistribuer entre canaux existants. Cette combinaison suit aussi la logique des</w:t>
+      </w:r>
+      <w:r>
+        <w:t xml:space="preserve"> </w:t>
+      </w:r>
+      <w:r>
+        <w:rPr>
+          <w:b/>
+          <w:bCs/>
+        </w:rPr>
+        <w:t xml:space="preserve">types de courses</w:t>
+      </w:r>
+      <w:r>
+        <w:t xml:space="preserve"> </w:t>
+      </w:r>
+      <w:r>
+        <w:t xml:space="preserve">(Kahn et Schmittlein, 1989) : les grosses courses de réapprovisionnement se concentrent là où le panier complet revient le moins cher, tandis que les courses d’</w:t>
+      </w:r>
+      <w:r>
+        <w:rPr>
+          <w:b/>
+          <w:bCs/>
+        </w:rPr>
+        <w:t xml:space="preserve">appoint</w:t>
+      </w:r>
+      <w:r>
+        <w:t xml:space="preserve"> </w:t>
+      </w:r>
+      <w:r>
+        <w:t xml:space="preserve">— plus fréquentes, plus petites, pour un besoin précis ou du frais — se répartissent sur des circuits spécialisés. La vente directe relève typiquement de ce second registre. La théorie des buts (Harris et al., 2018, 2021) ajoute un second niveau d’explication : la configuration du parcours d’achat varie selon la</w:t>
       </w:r>
       <w:r>
         <w:t xml:space="preserve"> </w:t>
@@ -833,7 +923,7 @@
         <w:pStyle w:val="FirstParagraph"/>
       </w:pPr>
       <w:r>
-        <w:t xml:space="preserve">La littérature sur la consommation alimentaire durable a massivement documenté les motivations d’achat en circuit court — qualité et fraîcheur perçues, confiance dans le producteur, soutien à l’économie locale, préoccupation environnementale et éthique (Dubuisson-Quellier et al., 2011 ; Birch et al., 2018). Plusieurs travaux mobilisent la théorie du comportement planifié pour relier attitudes, normes et intentions à l’achat, en insistant sur le rôle central de la confiance envers le producteur (Giampietri et al., 2016 ; Giampietri et al., 2018). Birch et al. (2018) montrent en outre que, chez le « consommateur attentif », les motivations égoïstes (goût, santé, sécurité) pèsent souvent davantage que les motivations altruistes (soutien, environnement).</w:t>
+        <w:t xml:space="preserve">La littérature sur la consommation alimentaire durable a massivement documenté les motivations d’achat en circuit court — qualité et fraîcheur perçues, confiance dans le producteur, soutien à l’économie locale, préoccupation environnementale (Dubuisson-Quellier et al., 2011 ; Birch et al., 2018) —, plusieurs travaux mobilisant la théorie du comportement planifié pour relier attitudes, normes et intentions à l’achat (Giampietri et al., 2016, 2018). Birch et al. (2018) relèvent en outre que les motivations égoïstes (goût, santé) y pèsent souvent davantage que les altruistes.</w:t>
       </w:r>
     </w:p>
     <w:p>
@@ -894,7 +984,7 @@
         <w:t xml:space="preserve"> </w:t>
       </w:r>
       <w:r>
-        <w:t xml:space="preserve">— soit des obstacles pratiques plus que financiers. Or la plupart de ces travaux mesurent des intentions, des attitudes ou un consentement à payer hypothétique, rarement des comportements d’achat. La méta-analyse de Mustapa et Kallas (2025) montre ainsi que les consommateurs se déclarent prêts à payer une prime substantielle pour un produit de circuit court — une disposition dont rien ne garantit qu’elle se traduise dans les volumes achetés. Le deuxième déplacement de l’article consiste précisément à quitter le registre des attitudes et des intentions pour mesurer les</w:t>
+        <w:t xml:space="preserve">— soit des obstacles pratiques plus que financiers. Or la plupart de ces travaux mesurent des intentions, des attitudes ou un consentement à payer hypothétique, rarement des comportements d’achat. Ainsi, les consommateurs se déclarent prêts à payer une prime substantielle pour un produit de circuit court (Mustapa et Kallas, 2025) — disposition dont rien ne garantit la traduction dans les volumes achetés. Le deuxième déplacement de l’article consiste précisément à quitter le registre des attitudes et des intentions pour mesurer les</w:t>
       </w:r>
       <w:r>
         <w:t xml:space="preserve"> </w:t>
@@ -950,7 +1040,7 @@
         <w:t xml:space="preserve"> </w:t>
       </w:r>
       <w:r>
-        <w:t xml:space="preserve">les consommateurs de produits locaux ou de circuits courts. Les revues récentes montrent que cette segmentation s’appuie le plus souvent sur des attitudes, des motivations ou des variables sociodémographiques (Feldmann et Hamm, 2015). La revue systématique de Herzig et Zander (2025) conclut cependant que ces variables sociodémographiques, bien que fréquemment étudiées, expliquent finalement peu le comportement, au profit de facteurs contextuels, informationnels et relationnels ; la méta-analyse de Mustapa et Kallas (2025) relève de son côté des effets hétérogènes du genre, de l’âge, de l’éducation et de la région sur le consentement à payer. Ces approches segmentent donc les individus par leurs</w:t>
+        <w:t xml:space="preserve">les consommateurs de produits locaux ou de circuits courts. Les revues récentes montrent que cette segmentation s’appuie le plus souvent sur des attitudes, des motivations ou des variables sociodémographiques (Feldmann et Hamm, 2015). La revue systématique de Herzig et Zander (2025) conclut cependant que ces variables sociodémographiques, bien que fréquemment étudiées, expliquent finalement peu le comportement, au profit de facteurs contextuels, informationnels et relationnels. Ces approches segmentent donc les individus par leurs</w:t>
       </w:r>
       <w:r>
         <w:t xml:space="preserve"> </w:t>
@@ -1543,7 +1633,36 @@
         <w:t xml:space="preserve"> </w:t>
       </w:r>
       <w:r>
-        <w:t xml:space="preserve">: un noyau — grande distribution et discount — qui concentre près des trois quarts du budget, et une périphérie de canaux spécialisés, dont la vente directe, fréquentés par beaucoup mais pour de faibles montants. C’est dans cette périphérie, et non en rivalité avec le noyau, que se joue la vente directe.</w:t>
+        <w:t xml:space="preserve">— soit, dans les termes du patronage de points de vente, un</w:t>
+      </w:r>
+      <w:r>
+        <w:t xml:space="preserve"> </w:t>
+      </w:r>
+      <w:r>
+        <w:rPr>
+          <w:b/>
+          <w:bCs/>
+        </w:rPr>
+        <w:t xml:space="preserve">magasin primaire</w:t>
+      </w:r>
+      <w:r>
+        <w:t xml:space="preserve"> </w:t>
+      </w:r>
+      <w:r>
+        <w:t xml:space="preserve">(la grande distribution, qui concentre près des trois quarts du budget) entouré de canaux</w:t>
+      </w:r>
+      <w:r>
+        <w:t xml:space="preserve"> </w:t>
+      </w:r>
+      <w:r>
+        <w:rPr>
+          <w:b/>
+          <w:bCs/>
+        </w:rPr>
+        <w:t xml:space="preserve">secondaires d’appoint</w:t>
+      </w:r>
+      <w:r>
+        <w:t xml:space="preserve">, dont la vente directe, fréquentés par beaucoup mais pour de faibles montants. C’est dans cette périphérie, et non en rivalité avec le noyau, que se joue la vente directe.</w:t>
       </w:r>
     </w:p>
     <w:p>
@@ -5319,7 +5438,7 @@
     <w:p>
       <w:pPr/>
       <w:r>
-        <w:t xml:space="preserve">Birch D., Memery J. et De Silva Kanakaratne M. (2018), The mindful consumer: balancing egoistic and altruistic motivations to purchase local food,</w:t>
+        <w:t xml:space="preserve">Bell D.R., Ho T.H. et Tang C.S. (1998), Determining where to shop: fixed and variable costs of shopping,</w:t>
       </w:r>
       <w:r>
         <w:t xml:space="preserve"> </w:t>
@@ -5329,16 +5448,16 @@
           <w:i/>
           <w:iCs/>
         </w:rPr>
-        <w:t xml:space="preserve">Journal of Retailing and Consumer Services</w:t>
-      </w:r>
-      <w:r>
-        <w:t xml:space="preserve">, 40: 221-228.</w:t>
+        <w:t xml:space="preserve">Journal of Marketing Research</w:t>
+      </w:r>
+      <w:r>
+        <w:t xml:space="preserve">, 35(3): 352-369.</w:t>
       </w:r>
     </w:p>
     <w:p>
       <w:pPr/>
       <w:r>
-        <w:t xml:space="preserve">Chiffoleau Y. (2019),</w:t>
+        <w:t xml:space="preserve">Birch D., Memery J. et De Silva Kanakaratne M. (2018), The mindful consumer: balancing egoistic and altruistic motivations to purchase local food,</w:t>
       </w:r>
       <w:r>
         <w:t xml:space="preserve"> </w:t>
@@ -5348,16 +5467,16 @@
           <w:i/>
           <w:iCs/>
         </w:rPr>
-        <w:t xml:space="preserve">Les circuits courts alimentaires : entre marché et innovation sociale</w:t>
-      </w:r>
-      <w:r>
-        <w:t xml:space="preserve">, Toulouse, Érès.</w:t>
+        <w:t xml:space="preserve">Journal of Retailing and Consumer Services</w:t>
+      </w:r>
+      <w:r>
+        <w:t xml:space="preserve">, 40: 221-228.</w:t>
       </w:r>
     </w:p>
     <w:p>
       <w:pPr/>
       <w:r>
-        <w:t xml:space="preserve">Chiffoleau Y. et Dourian T. (2020), Sustainable food supply chains: is shortening the answer? A literature review for a research and innovation agenda,</w:t>
+        <w:t xml:space="preserve">Chiffoleau Y. (2019),</w:t>
       </w:r>
       <w:r>
         <w:t xml:space="preserve"> </w:t>
@@ -5367,16 +5486,16 @@
           <w:i/>
           <w:iCs/>
         </w:rPr>
-        <w:t xml:space="preserve">Sustainability</w:t>
-      </w:r>
-      <w:r>
-        <w:t xml:space="preserve">, 12(23): 9831.</w:t>
+        <w:t xml:space="preserve">Les circuits courts alimentaires : entre marché et innovation sociale</w:t>
+      </w:r>
+      <w:r>
+        <w:t xml:space="preserve">, Toulouse, Érès.</w:t>
       </w:r>
     </w:p>
     <w:p>
       <w:pPr/>
       <w:r>
-        <w:t xml:space="preserve">Dubuisson-Quellier S., Lamine C. et Le Velly R. (2011), Citizenship and consumption: mobilisation in alternative food systems in France,</w:t>
+        <w:t xml:space="preserve">Chiffoleau Y. et Dourian T. (2020), Sustainable food supply chains: is shortening the answer? A literature review for a research and innovation agenda,</w:t>
       </w:r>
       <w:r>
         <w:t xml:space="preserve"> </w:t>
@@ -5386,16 +5505,16 @@
           <w:i/>
           <w:iCs/>
         </w:rPr>
-        <w:t xml:space="preserve">Sociologia Ruralis</w:t>
-      </w:r>
-      <w:r>
-        <w:t xml:space="preserve">, 51(3): 304-323.</w:t>
+        <w:t xml:space="preserve">Sustainability</w:t>
+      </w:r>
+      <w:r>
+        <w:t xml:space="preserve">, 12(23): 9831.</w:t>
       </w:r>
     </w:p>
     <w:p>
       <w:pPr/>
       <w:r>
-        <w:t xml:space="preserve">Enthoven L. et Van den Broeck G. (2021), Local food systems: reviewing two decades of research,</w:t>
+        <w:t xml:space="preserve">Dubuisson-Quellier S., Lamine C. et Le Velly R. (2011), Citizenship and consumption: mobilisation in alternative food systems in France,</w:t>
       </w:r>
       <w:r>
         <w:t xml:space="preserve"> </w:t>
@@ -5405,16 +5524,16 @@
           <w:i/>
           <w:iCs/>
         </w:rPr>
-        <w:t xml:space="preserve">Agricultural Systems</w:t>
-      </w:r>
-      <w:r>
-        <w:t xml:space="preserve">, 193: 103226.</w:t>
+        <w:t xml:space="preserve">Sociologia Ruralis</w:t>
+      </w:r>
+      <w:r>
+        <w:t xml:space="preserve">, 51(3): 304-323.</w:t>
       </w:r>
     </w:p>
     <w:p>
       <w:pPr/>
       <w:r>
-        <w:t xml:space="preserve">Feldmann C. et Hamm U. (2015), Consumers’ perceptions and preferences for local food: a review,</w:t>
+        <w:t xml:space="preserve">Enthoven L. et Van den Broeck G. (2021), Local food systems: reviewing two decades of research,</w:t>
       </w:r>
       <w:r>
         <w:t xml:space="preserve"> </w:t>
@@ -5424,16 +5543,16 @@
           <w:i/>
           <w:iCs/>
         </w:rPr>
-        <w:t xml:space="preserve">Food Quality and Preference</w:t>
-      </w:r>
-      <w:r>
-        <w:t xml:space="preserve">, 40: 152-164.</w:t>
+        <w:t xml:space="preserve">Agricultural Systems</w:t>
+      </w:r>
+      <w:r>
+        <w:t xml:space="preserve">, 193: 103226.</w:t>
       </w:r>
     </w:p>
     <w:p>
       <w:pPr/>
       <w:r>
-        <w:t xml:space="preserve">Filser M. et Plichon V. (2004), La valeur du comportement de magasinage : statut théorique et apports au positionnement de l’enseigne,</w:t>
+        <w:t xml:space="preserve">Feldmann C. et Hamm U. (2015), Consumers’ perceptions and preferences for local food: a review,</w:t>
       </w:r>
       <w:r>
         <w:t xml:space="preserve"> </w:t>
@@ -5443,16 +5562,16 @@
           <w:i/>
           <w:iCs/>
         </w:rPr>
-        <w:t xml:space="preserve">Revue Française de Gestion</w:t>
-      </w:r>
-      <w:r>
-        <w:t xml:space="preserve">, 30(148): 29-43.</w:t>
+        <w:t xml:space="preserve">Food Quality and Preference</w:t>
+      </w:r>
+      <w:r>
+        <w:t xml:space="preserve">, 40: 152-164.</w:t>
       </w:r>
     </w:p>
     <w:p>
       <w:pPr/>
       <w:r>
-        <w:t xml:space="preserve">Giampietri E., Finco A. et Del Giudice T. (2016), Exploring consumers’ behaviour towards short food supply chains,</w:t>
+        <w:t xml:space="preserve">Filser M. et Plichon V. (2004), La valeur du comportement de magasinage : statut théorique et apports au positionnement de l’enseigne,</w:t>
       </w:r>
       <w:r>
         <w:t xml:space="preserve"> </w:t>
@@ -5462,16 +5581,16 @@
           <w:i/>
           <w:iCs/>
         </w:rPr>
-        <w:t xml:space="preserve">British Food Journal</w:t>
-      </w:r>
-      <w:r>
-        <w:t xml:space="preserve">, 118(3): 618-631.</w:t>
+        <w:t xml:space="preserve">Revue Française de Gestion</w:t>
+      </w:r>
+      <w:r>
+        <w:t xml:space="preserve">, 30(148): 29-43.</w:t>
       </w:r>
     </w:p>
     <w:p>
       <w:pPr/>
       <w:r>
-        <w:t xml:space="preserve">Giampietri E., Verneau F., Del Giudice T. et al. (2018), A theory of planned behaviour perspective for investigating the role of trust in consumer purchasing decision related to short food supply chains,</w:t>
+        <w:t xml:space="preserve">Giampietri E., Finco A. et Del Giudice T. (2016), Exploring consumers’ behaviour towards short food supply chains,</w:t>
       </w:r>
       <w:r>
         <w:t xml:space="preserve"> </w:t>
@@ -5481,16 +5600,16 @@
           <w:i/>
           <w:iCs/>
         </w:rPr>
-        <w:t xml:space="preserve">Food Quality and Preference</w:t>
-      </w:r>
-      <w:r>
-        <w:t xml:space="preserve">, 64: 160-166.</w:t>
+        <w:t xml:space="preserve">British Food Journal</w:t>
+      </w:r>
+      <w:r>
+        <w:t xml:space="preserve">, 118(3): 618-631.</w:t>
       </w:r>
     </w:p>
     <w:p>
       <w:pPr/>
       <w:r>
-        <w:t xml:space="preserve">Goodman D. et DuPuis E.M. (2002), Knowing food and growing food: beyond the production-consumption debate in the sociology of agriculture,</w:t>
+        <w:t xml:space="preserve">Giampietri E., Verneau F., Del Giudice T. et al. (2018), A theory of planned behaviour perspective for investigating the role of trust in consumer purchasing decision related to short food supply chains,</w:t>
       </w:r>
       <w:r>
         <w:t xml:space="preserve"> </w:t>
@@ -5500,16 +5619,16 @@
           <w:i/>
           <w:iCs/>
         </w:rPr>
-        <w:t xml:space="preserve">Sociologia Ruralis</w:t>
-      </w:r>
-      <w:r>
-        <w:t xml:space="preserve">, 42(1): 5-22.</w:t>
+        <w:t xml:space="preserve">Food Quality and Preference</w:t>
+      </w:r>
+      <w:r>
+        <w:t xml:space="preserve">, 64: 160-166.</w:t>
       </w:r>
     </w:p>
     <w:p>
       <w:pPr/>
       <w:r>
-        <w:t xml:space="preserve">Hai Tran V. et Sirieix L. (2020), Shopping and cross-shopping practices in Hanoi Vietnam: an emerging urban market context,</w:t>
+        <w:t xml:space="preserve">Goodman D. et DuPuis E.M. (2002), Knowing food and growing food: beyond the production-consumption debate in the sociology of agriculture,</w:t>
       </w:r>
       <w:r>
         <w:t xml:space="preserve"> </w:t>
@@ -5519,16 +5638,16 @@
           <w:i/>
           <w:iCs/>
         </w:rPr>
-        <w:t xml:space="preserve">Journal of Retailing and Consumer Services</w:t>
-      </w:r>
-      <w:r>
-        <w:t xml:space="preserve">, 56: 102178.</w:t>
+        <w:t xml:space="preserve">Sociologia Ruralis</w:t>
+      </w:r>
+      <w:r>
+        <w:t xml:space="preserve">, 42(1): 5-22.</w:t>
       </w:r>
     </w:p>
     <w:p>
       <w:pPr/>
       <w:r>
-        <w:t xml:space="preserve">Harris P., Dall’Olmo Riley F. et Hand C. (2018), Understanding multichannel shopper journey configuration: an application of goal theory,</w:t>
+        <w:t xml:space="preserve">Hai Tran V. et Sirieix L. (2020), Shopping and cross-shopping practices in Hanoi Vietnam: an emerging urban market context,</w:t>
       </w:r>
       <w:r>
         <w:t xml:space="preserve"> </w:t>
@@ -5541,13 +5660,13 @@
         <w:t xml:space="preserve">Journal of Retailing and Consumer Services</w:t>
       </w:r>
       <w:r>
-        <w:t xml:space="preserve">, 44: 108-117.</w:t>
+        <w:t xml:space="preserve">, 56: 102178.</w:t>
       </w:r>
     </w:p>
     <w:p>
       <w:pPr/>
       <w:r>
-        <w:t xml:space="preserve">Harris P., Dall’Olmo Riley F. et Hand C. (2021), Multichannel shopping: the effect of decision making style on shopper journey configuration and satisfaction,</w:t>
+        <w:t xml:space="preserve">Harris P., Dall’Olmo Riley F. et Hand C. (2018), Understanding multichannel shopper journey configuration: an application of goal theory,</w:t>
       </w:r>
       <w:r>
         <w:t xml:space="preserve"> </w:t>
@@ -5560,13 +5679,13 @@
         <w:t xml:space="preserve">Journal of Retailing and Consumer Services</w:t>
       </w:r>
       <w:r>
-        <w:t xml:space="preserve">, 58: 102286.</w:t>
+        <w:t xml:space="preserve">, 44: 108-117.</w:t>
       </w:r>
     </w:p>
     <w:p>
       <w:pPr/>
       <w:r>
-        <w:t xml:space="preserve">Herzig J. et Zander K. (2025), Determinants of consumer behavior in short food supply chains: a systematic literature review,</w:t>
+        <w:t xml:space="preserve">Harris P., Dall’Olmo Riley F. et Hand C. (2021), Multichannel shopping: the effect of decision making style on shopper journey configuration and satisfaction,</w:t>
       </w:r>
       <w:r>
         <w:t xml:space="preserve"> </w:t>
@@ -5576,16 +5695,16 @@
           <w:i/>
           <w:iCs/>
         </w:rPr>
-        <w:t xml:space="preserve">Agricultural and Food Economics</w:t>
-      </w:r>
-      <w:r>
-        <w:t xml:space="preserve">, 13(1): 1-40.</w:t>
+        <w:t xml:space="preserve">Journal of Retailing and Consumer Services</w:t>
+      </w:r>
+      <w:r>
+        <w:t xml:space="preserve">, 58: 102286.</w:t>
       </w:r>
     </w:p>
     <w:p>
       <w:pPr/>
       <w:r>
-        <w:t xml:space="preserve">Hino H. (2014), Shopping at different food retail formats: understanding cross-shopping behavior through retail format selective use patterns,</w:t>
+        <w:t xml:space="preserve">Herzig J. et Zander K. (2025), Determinants of consumer behavior in short food supply chains: a systematic literature review,</w:t>
       </w:r>
       <w:r>
         <w:t xml:space="preserve"> </w:t>
@@ -5595,10 +5714,48 @@
           <w:i/>
           <w:iCs/>
         </w:rPr>
+        <w:t xml:space="preserve">Agricultural and Food Economics</w:t>
+      </w:r>
+      <w:r>
+        <w:t xml:space="preserve">, 13(1): 1-40.</w:t>
+      </w:r>
+    </w:p>
+    <w:p>
+      <w:pPr/>
+      <w:r>
+        <w:t xml:space="preserve">Hino H. (2014), Shopping at different food retail formats: understanding cross-shopping behavior through retail format selective use patterns,</w:t>
+      </w:r>
+      <w:r>
+        <w:t xml:space="preserve"> </w:t>
+      </w:r>
+      <w:r>
+        <w:rPr>
+          <w:i/>
+          <w:iCs/>
+        </w:rPr>
         <w:t xml:space="preserve">European Journal of Marketing</w:t>
       </w:r>
       <w:r>
         <w:t xml:space="preserve">, 48(3-4): 674-698.</w:t>
+      </w:r>
+    </w:p>
+    <w:p>
+      <w:pPr/>
+      <w:r>
+        <w:t xml:space="preserve">Kahn B.E. et Schmittlein D.C. (1989), Shopping trip behavior: an empirical investigation,</w:t>
+      </w:r>
+      <w:r>
+        <w:t xml:space="preserve"> </w:t>
+      </w:r>
+      <w:r>
+        <w:rPr>
+          <w:i/>
+          <w:iCs/>
+        </w:rPr>
+        <w:t xml:space="preserve">Marketing Letters</w:t>
+      </w:r>
+      <w:r>
+        <w:t xml:space="preserve">, 1(1): 55-69.</w:t>
       </w:r>
     </w:p>
     <w:p>

--- a/outputs/submitted/manuscrit_DM.docx
+++ b/outputs/submitted/manuscrit_DM.docx
@@ -190,7 +190,7 @@
         <w:t xml:space="preserve"> </w:t>
       </w:r>
       <w:r>
-        <w:t xml:space="preserve">du consommateur — le cross-shopping alimentaire — et segmente les ménages sur leurs pratiques d’achat déclarées (allocation de budget, fréquence, récence), et non sur leurs seules attitudes, éclairant ainsi l’écart entre intention et comportement.</w:t>
+        <w:t xml:space="preserve">du consommateur — le cross-shopping alimentaire — et segmente les ménages sur leurs pratiques d’achat déclarées (allocation de budget, fréquence, récence), et non sur leurs seules attitudes, mettant ainsi au jour l’écart entre l’essai et l’usage adopté — en écho à l’écart attitude-comportement documenté par la littérature.</w:t>
       </w:r>
     </w:p>
     <w:p>
@@ -206,7 +206,7 @@
         <w:t xml:space="preserve"> </w:t>
       </w:r>
       <w:r>
-        <w:t xml:space="preserve">vente directe, circuits courts, approvisionnement alimentaire, portefeuille de canaux, cross-shopping, segmentation, écart intention-comportement.</w:t>
+        <w:t xml:space="preserve">vente directe, circuits courts, approvisionnement alimentaire, portefeuille de canaux, cross-shopping, segmentation, écart essai-adoption.</w:t>
       </w:r>
     </w:p>
     <w:bookmarkEnd w:id="10"/>
@@ -246,7 +246,7 @@
         <w:t xml:space="preserve"> </w:t>
       </w:r>
       <w:r>
-        <w:t xml:space="preserve">direct selling, short food supply chains, food provisioning, channel portfolio, cross-shopping, segmentation, intention-behaviour gap.</w:t>
+        <w:t xml:space="preserve">direct selling, short food supply chains, food provisioning, channel portfolio, cross-shopping, segmentation, trial-adoption gap.</w:t>
       </w:r>
     </w:p>
     <w:p>
@@ -1107,7 +1107,7 @@
     <w:p>
       <w:pPr/>
       <w:r>
-        <w:t xml:space="preserve">Ce positionnement (Tableau 1) conduit à trois attentes, que l’analyse met à l’épreuve. D’abord, la vente directe occuperait rarement la place de canal principal : diffusion potentiellement large, mais part de budget faible (complémentarité, non substitution). Ensuite, parce qu’elle remplit une fonction d’appoint mobilisable pour des buts ponctuels variés, sa pratique serait faiblement déterminée par le profil sociodémographique : elle traverserait les catégories plutôt qu’elle ne distinguerait un groupe social. Enfin, conformément à l’écart attitude-comportement, l’adhésion déclarée serait nettement plus forte que le poids budgétaire effectif — beaucoup l’essaieraient, peu l’adopteraient.</w:t>
+        <w:t xml:space="preserve">Ce positionnement (Tableau 1) conduit à trois attentes, que l’analyse met à l’épreuve. D’abord, la vente directe occuperait rarement la place de canal principal : diffusion potentiellement large, mais part de budget faible (complémentarité, non substitution). Ensuite, parce qu’elle remplit une fonction d’appoint mobilisable pour des buts ponctuels variés, sa pratique serait faiblement déterminée par le profil sociodémographique : elle traverserait les catégories plutôt qu’elle ne distinguerait un groupe social. Enfin, en écho à l’écart attitude-comportement de la littérature, la diffusion (l’essai) serait bien plus large que le poids budgétaire : faute de mesure d’intention, c’est un écart entre essai et adoption que l’analyse met à l’épreuve — beaucoup l’essaieraient, peu l’adopteraient.</w:t>
       </w:r>
     </w:p>
     <w:p>
@@ -2553,7 +2553,7 @@
         <w:t xml:space="preserve">complément ciblé</w:t>
       </w:r>
       <w:r>
-        <w:t xml:space="preserve">, mobilisé occasionnellement. C’est une manifestation nette de l’écart entre les dispositions déclarées et les comportements d’achat : l’adhésion de principe est massive, la part de budget marginale. La vente directe est, en somme, largement essayée mais rarement intensive.</w:t>
+        <w:t xml:space="preserve">. Ce contraste, observé dans les seuls comportements d’achat, fait écho — sans que nous en mesurions le versant attitudinal — à l’écart entre attitudes et comportements que documente la littérature (Vermeir et Verbeke, 2006) : l’essai est massif, la part de budget marginale.</w:t>
       </w:r>
     </w:p>
     <w:bookmarkEnd w:id="26"/>
@@ -2590,65 +2590,7 @@
         <w:t xml:space="preserve">récence d’achat</w:t>
       </w:r>
       <w:r>
-        <w:t xml:space="preserve">. Au-delà de la question générale de fréquentation, l’enquête demande, pour chaque forme de vente directe, si le ménage y a acheté au cours du mois écoulé, en distinguant quatre situations : un</w:t>
-      </w:r>
-      <w:r>
-        <w:t xml:space="preserve"> </w:t>
-      </w:r>
-      <w:r>
-        <w:rPr>
-          <w:b/>
-          <w:bCs/>
-        </w:rPr>
-        <w:t xml:space="preserve">achat récent</w:t>
-      </w:r>
-      <w:r>
-        <w:t xml:space="preserve"> </w:t>
-      </w:r>
-      <w:r>
-        <w:t xml:space="preserve">(le mois écoulé), un</w:t>
-      </w:r>
-      <w:r>
-        <w:t xml:space="preserve"> </w:t>
-      </w:r>
-      <w:r>
-        <w:rPr>
-          <w:b/>
-          <w:bCs/>
-        </w:rPr>
-        <w:t xml:space="preserve">achat plus ancien mais toujours pratiqué</w:t>
-      </w:r>
-      <w:r>
-        <w:t xml:space="preserve">, un</w:t>
-      </w:r>
-      <w:r>
-        <w:t xml:space="preserve"> </w:t>
-      </w:r>
-      <w:r>
-        <w:rPr>
-          <w:b/>
-          <w:bCs/>
-        </w:rPr>
-        <w:t xml:space="preserve">achat abandonné</w:t>
-      </w:r>
-      <w:r>
-        <w:t xml:space="preserve"> </w:t>
-      </w:r>
-      <w:r>
-        <w:t xml:space="preserve">(« j’en achetais, mais ce n’est plus le cas ») et l’</w:t>
-      </w:r>
-      <w:r>
-        <w:rPr>
-          <w:b/>
-          <w:bCs/>
-        </w:rPr>
-        <w:t xml:space="preserve">absence d’achat</w:t>
-      </w:r>
-      <w:r>
-        <w:t xml:space="preserve"> </w:t>
-      </w:r>
-      <w:r>
-        <w:t xml:space="preserve">par cette forme. Pour situer ces formes, nous les comparons à trois circuits conventionnels spécialisés — le boulanger, le boucher, le primeur — soumis aux mêmes questions (Tableau 4, Figure 3). Ces comparateurs portent sur une population distincte (les 893 clients d’artisans, contre 509 acheteurs directs) : la mise en regard éclaire l’ordre de grandeur des situations, sans prétendre à une équivalence stricte entre populations.</w:t>
+        <w:t xml:space="preserve">. Au-delà de la question générale de fréquentation, l’enquête demande, pour chaque forme de vente directe, si le ménage y a acheté au cours du mois écoulé, en distinguant quatre situations : achat récent, achat plus ancien mais maintenu, achat abandonné, et absence d’achat (Tableau 4). Pour situer ces formes, nous les comparons à trois circuits conventionnels spécialisés — boulanger, boucher, primeur — soumis aux mêmes questions (Figure 3). Ces comparateurs portent sur une population distincte (893 clients d’artisans contre 509 acheteurs directs) : la mise en regard reste indicative.</w:t>
       </w:r>
     </w:p>
     <w:p>
@@ -2686,7 +2628,7 @@
         <w:t xml:space="preserve"> </w:t>
       </w:r>
       <w:r>
-        <w:t xml:space="preserve">attendue — le terrain de septembre, mois de saison, joue plutôt en faveur des formes directes — et non d’un décrochage : l’</w:t>
+        <w:t xml:space="preserve">attendue, non d’un décrochage : l’</w:t>
       </w:r>
       <w:r>
         <w:rPr>
@@ -2699,7 +2641,52 @@
         <w:t xml:space="preserve"> </w:t>
       </w:r>
       <w:r>
-        <w:t xml:space="preserve">(« j’en achetais, ce n’est plus le cas ») reste modéré, de 15 à 19 % selon les formes (Tableau 4). C’est donc surtout la régularité, non la fidélité définitive, que la fréquentation déclarée surestime : beaucoup achètent par intermittence plutôt qu’ils n’ont cessé.</w:t>
+        <w:t xml:space="preserve">(« j’en achetais, ce n’est plus le cas ») reste modéré, de 15 à 19 % selon les formes (Tableau 4). Cet écart tient aussi à la</w:t>
+      </w:r>
+      <w:r>
+        <w:t xml:space="preserve"> </w:t>
+      </w:r>
+      <w:r>
+        <w:rPr>
+          <w:b/>
+          <w:bCs/>
+        </w:rPr>
+        <w:t xml:space="preserve">façon de mesurer</w:t>
+      </w:r>
+      <w:r>
+        <w:t xml:space="preserve"> </w:t>
+      </w:r>
+      <w:r>
+        <w:t xml:space="preserve">: une question générale (« achetez-vous en vente directe ? ») appelle une réponse plus inclusive qu’une question</w:t>
+      </w:r>
+      <w:r>
+        <w:t xml:space="preserve"> </w:t>
+      </w:r>
+      <w:r>
+        <w:rPr>
+          <w:b/>
+          <w:bCs/>
+        </w:rPr>
+        <w:t xml:space="preserve">datée</w:t>
+      </w:r>
+      <w:r>
+        <w:t xml:space="preserve"> </w:t>
+      </w:r>
+      <w:r>
+        <w:t xml:space="preserve">(« en avez-vous acheté le mois écoulé ? »), le jugement de fréquence déclaré dépendant du mode d’interrogation (Menon, Raghubir et Schwarz, 1995). Mais cet abandon modéré et le faible poids budgétaire (1,5 %) montrent que la fréquentation déclarée surestime la</w:t>
+      </w:r>
+      <w:r>
+        <w:t xml:space="preserve"> </w:t>
+      </w:r>
+      <w:r>
+        <w:rPr>
+          <w:b/>
+          <w:bCs/>
+        </w:rPr>
+        <w:t xml:space="preserve">régularité</w:t>
+      </w:r>
+      <w:r>
+        <w:t xml:space="preserve">, non la fidélité : beaucoup l’essaient, peu l’adoptent.</w:t>
       </w:r>
     </w:p>
     <w:p>
@@ -4777,7 +4764,7 @@
         <w:t xml:space="preserve"> </w:t>
       </w:r>
       <w:r>
-        <w:t xml:space="preserve">: abonnements et paniers récurrents à engagement souple, points de retrait sur les trajets domicile-travail plutôt qu’au seul lieu de production, élargissement des gammes pour couvrir une plus grande part du panier, horaires compatibles avec les actifs, animation de la relation client. À l’échelle d’un réseau de vente, une logique</w:t>
+        <w:t xml:space="preserve">: abonnements et paniers récurrents à engagement souple, points de retrait sur les trajets domicile-travail, gammes élargies au-delà des seuls fruits et légumes, horaires compatibles avec les actifs, animation de la relation client. À l’échelle d’un réseau de vente, une logique</w:t>
       </w:r>
       <w:r>
         <w:t xml:space="preserve"> </w:t>
@@ -5813,6 +5800,25 @@
       </w:r>
       <w:r>
         <w:t xml:space="preserve">, 92(3): 268-286.</w:t>
+      </w:r>
+    </w:p>
+    <w:p>
+      <w:pPr/>
+      <w:r>
+        <w:t xml:space="preserve">Menon G., Raghubir P. et Schwarz N. (1995), Behavioral frequency judgments: an accessibility-diagnosticity framework,</w:t>
+      </w:r>
+      <w:r>
+        <w:t xml:space="preserve"> </w:t>
+      </w:r>
+      <w:r>
+        <w:rPr>
+          <w:i/>
+          <w:iCs/>
+        </w:rPr>
+        <w:t xml:space="preserve">Journal of Consumer Research</w:t>
+      </w:r>
+      <w:r>
+        <w:t xml:space="preserve">, 22(2): 212-228.</w:t>
       </w:r>
     </w:p>
     <w:p>

--- a/outputs/submitted/manuscrit_DM.docx
+++ b/outputs/submitted/manuscrit_DM.docx
@@ -100,97 +100,7 @@
         <w:pStyle w:val="FirstParagraph"/>
       </w:pPr>
       <w:r>
-        <w:rPr>
-          <w:b/>
-          <w:bCs/>
-        </w:rPr>
-        <w:t xml:space="preserve">Objectifs.</w:t>
-      </w:r>
-      <w:r>
-        <w:t xml:space="preserve"> </w:t>
-      </w:r>
-      <w:r>
-        <w:t xml:space="preserve">Cet article analyse la place qu’occupe la vente directe (achat au producteur, à la ferme, en AMAP, en magasin de producteurs ou sur les marchés) dans le portefeuille de canaux d’approvisionnement alimentaire des ménages français, et la façon dont elle se combine avec les autres canaux.</w:t>
-      </w:r>
-    </w:p>
-    <w:p>
-      <w:pPr/>
-      <w:r>
-        <w:rPr>
-          <w:b/>
-          <w:bCs/>
-        </w:rPr>
-        <w:t xml:space="preserve">Méthodologie.</w:t>
-      </w:r>
-      <w:r>
-        <w:t xml:space="preserve"> </w:t>
-      </w:r>
-      <w:r>
-        <w:t xml:space="preserve">Une enquête par questionnaire auprès d’un échantillon représentatif national de 1 025 ménages mesure, pour treize canaux d’achat, la fréquence de recours et la part de budget. Une typologie des stratégies d’approvisionnement est construite par analyse des correspondances multiples et classification, complétée par une régression logistique des déterminants du recours à la vente directe.</w:t>
-      </w:r>
-    </w:p>
-    <w:p>
-      <w:pPr/>
-      <w:r>
-        <w:rPr>
-          <w:b/>
-          <w:bCs/>
-        </w:rPr>
-        <w:t xml:space="preserve">Résultats.</w:t>
-      </w:r>
-      <w:r>
-        <w:t xml:space="preserve"> </w:t>
-      </w:r>
-      <w:r>
-        <w:t xml:space="preserve">La vente directe présente un paradoxe : elle touche 65 % des ménages mais ne pèse que 1,5 % du budget alimentaire national (8,5 % chez ses seuls acheteurs réguliers). Elle est largement essayée mais peu retenue — 46 % des ménages qui déclarent l’utiliser n’ont rien acheté au cours du mois écoulé, et l’abandon atteint 65 % pour les AMAP. Cinq stratégies d’approvisionnement se distinguent, des « captifs de la grande distribution » aux « multi-canal intensifs ». Le recours à la vente directe est enfin faiblement déterminé par le profil sociodémographique — il traverse les catégories sociales — le seul gradient net étant le diplôme (plus que la catégorie socioprofessionnelle).</w:t>
-      </w:r>
-    </w:p>
-    <w:p>
-      <w:pPr/>
-      <w:r>
-        <w:rPr>
-          <w:b/>
-          <w:bCs/>
-        </w:rPr>
-        <w:t xml:space="preserve">Implications managériales.</w:t>
-      </w:r>
-      <w:r>
-        <w:t xml:space="preserve"> </w:t>
-      </w:r>
-      <w:r>
-        <w:t xml:space="preserve">Le levier de croissance n’est pas la conquête de nouveaux publics — déjà largement atteinte — mais la conversion de l’essai en habitude : fidélisation, régularité et diversité de l’offre, levée des freins pratiques, communication sur le local et la qualité plutôt que sur le prix.</w:t>
-      </w:r>
-    </w:p>
-    <w:p>
-      <w:pPr/>
-      <w:r>
-        <w:rPr>
-          <w:b/>
-          <w:bCs/>
-        </w:rPr>
-        <w:t xml:space="preserve">Originalité.</w:t>
-      </w:r>
-      <w:r>
-        <w:t xml:space="preserve"> </w:t>
-      </w:r>
-      <w:r>
-        <w:t xml:space="preserve">L’article lit la vente directe à travers le</w:t>
-      </w:r>
-      <w:r>
-        <w:t xml:space="preserve"> </w:t>
-      </w:r>
-      <w:r>
-        <w:rPr>
-          <w:b/>
-          <w:bCs/>
-        </w:rPr>
-        <w:t xml:space="preserve">portefeuille de canaux</w:t>
-      </w:r>
-      <w:r>
-        <w:t xml:space="preserve"> </w:t>
-      </w:r>
-      <w:r>
-        <w:t xml:space="preserve">du consommateur — le cross-shopping alimentaire — et segmente les ménages sur leurs pratiques d’achat déclarées (allocation de budget, fréquence, récence), et non sur leurs seules attitudes, mettant ainsi au jour l’écart entre l’essai et l’usage adopté — en écho à l’écart attitude-comportement documenté par la littérature.</w:t>
+        <w:t xml:space="preserve">La vente directe — au producteur, à la ferme, en AMAP, en magasin de producteurs ou sur les marchés — est le plus souvent étudiée isolément. Cet article examine plutôt la place qu’elle occupe dans le portefeuille de canaux des ménages français et sa combinaison avec les autres circuits. Une enquête auprès d’un échantillon représentatif national de 1 025 ménages mesure, pour treize canaux, la fréquence de recours et la part de budget ; une typologie des stratégies d’approvisionnement est construite par analyse des correspondances multiples et classification, complétée par une régression logistique des déterminants du recours à la vente directe. Les résultats révèlent un paradoxe : la vente directe touche 65 % des ménages mais ne pèse que 1,5 % du budget alimentaire national, 8,5 % chez ses seuls acheteurs réguliers. Largement essayée, elle est peu retenue — 46 % de ceux qui déclarent l’utiliser n’ont rien acheté le mois écoulé. Cinq stratégies se distinguent, des « captifs de la grande distribution » aux « multi-canal intensifs », et la pratique est faiblement déterminée par le profil sociodémographique, le seul gradient net étant le diplôme. Le levier de croissance n’est pas la conquête de nouveaux publics, déjà largement acquise, mais la conversion de l’essai en habitude : fidélisation, régularité de l’offre, communication sur le local plutôt que sur le prix. L’originalité tient à cette lecture par le portefeuille de canaux et à une segmentation fondée sur les pratiques d’achat déclarées plutôt que sur les attitudes.</w:t>
       </w:r>
     </w:p>
     <w:p>

--- a/outputs/submitted/manuscrit_DM.docx
+++ b/outputs/submitted/manuscrit_DM.docx
@@ -100,7 +100,7 @@
         <w:pStyle w:val="FirstParagraph"/>
       </w:pPr>
       <w:r>
-        <w:t xml:space="preserve">La vente directe — au producteur, à la ferme, en AMAP, en magasin de producteurs ou sur les marchés — est le plus souvent étudiée isolément. Cet article examine plutôt la place qu’elle occupe dans le portefeuille de canaux des ménages français et sa combinaison avec les autres circuits. Une enquête auprès d’un échantillon représentatif national de 1 025 ménages mesure, pour treize canaux, la fréquence de recours et la part de budget ; une typologie des stratégies d’approvisionnement est construite par analyse des correspondances multiples et classification, complétée par une régression logistique des déterminants du recours à la vente directe. Les résultats révèlent un paradoxe : la vente directe touche 65 % des ménages mais ne pèse que 1,5 % du budget alimentaire national, 8,5 % chez ses seuls acheteurs réguliers. Largement essayée, elle est peu retenue — 46 % de ceux qui déclarent l’utiliser n’ont rien acheté le mois écoulé. Cinq stratégies se distinguent, des « captifs de la grande distribution » aux « multi-canal intensifs », et la pratique est faiblement déterminée par le profil sociodémographique, le seul gradient net étant le diplôme. Le levier de croissance n’est pas la conquête de nouveaux publics, déjà largement acquise, mais la conversion de l’essai en habitude : fidélisation, régularité de l’offre, communication sur le local plutôt que sur le prix. L’originalité tient à cette lecture par le portefeuille de canaux et à une segmentation fondée sur les pratiques d’achat déclarées plutôt que sur les attitudes.</w:t>
+        <w:t xml:space="preserve">La vente directe (au producteur, à la ferme, en AMAP, en magasin de producteurs ou sur les marchés) est le plus souvent étudiée isolément, à travers ses formes d’organisation ou les motivations de ses acheteurs. Cet article examine plutôt la place qu’elle occupe dans le portefeuille de canaux des ménages français et sa combinaison avec les autres circuits. Une enquête auprès d’un échantillon représentatif national de 1 025 ménages mesure, pour treize canaux, la fréquence de recours et la part de budget. Les résultats révèlent un paradoxe : la vente directe touche 65 % des ménages mais ne pèse que 1,5 % de leur budget alimentaire, 8,5 % chez ses seuls acheteurs réguliers. Largement essayée, elle est pourtant peu adoptée. Cinq stratégies d’approvisionnement se distinguent, des « captifs de la grande distribution » aux « multi-canal intensifs ». Le recours à la vente directe est par ailleurs faiblement déterminé par le profil sociodémographique, il traverse les catégories sociales, le seul gradient net étant le diplôme (plus que la catégorie socioprofessionnelle). Le levier de croissance n’est donc pas la conquête de nouveaux publics, déjà largement acquise, mais la conversion de l’essai en habitude. L’originalité de l’article tient à une lecture des pratiques d’achat en vente directe à travers le portefeuille de canaux du consommateur (cross-shopping) et à une segmentation fondée sur l’allocation de budget réelle plutôt que sur les attitudes déclarées.</w:t>
       </w:r>
     </w:p>
     <w:p>
@@ -140,7 +140,31 @@
         <w:pStyle w:val="FirstParagraph"/>
       </w:pPr>
       <w:r>
-        <w:t xml:space="preserve">Direct-from-farmer purchasing (on farms, in producer shops, community-supported agriculture schemes or at markets) is usually studied through its organisational forms or its buyers’ motivations. Drawing on a survey of a nationally representative sample of 1,025 French households, this article instead examines the place of direct purchasing within the household’s channel portfolio. Direct purchasing reaches 65 % of households but accounts for only 1.5 % of the national food budget (8.5 % among its regular buyers). Five provisioning strategies are identified, and the practice proves weakly determined by socio-demographics. The managerial challenge is therefore to turn trial into habit rather than to recruit new buyers. The paper contributes a channel-portfolio (cross-shopping) reading of short food supply chains and a segmentation based on actual budget allocation rather than stated attitudes.</w:t>
+        <w:t xml:space="preserve">Direct-from-farmer purchasing (from the producer, on the farm, through community-supported agriculture (CSA), in producer shops or at markets) is most often studied in isolation, through its organisational forms or its buyers’ motivations. This article instead examines the place it occupies within the channel portfolio of French households and how it combines with other outlets. A survey of a nationally representative sample of 1,025 households measures, across thirteen channels, frequency of use and budget share. The results reveal a paradox: direct purchasing reaches 65% of households but accounts, on average, for only 1.5% of their food budget — 8.5% among its regular buyers alone. Widely tried, it is nonetheless seldom adopted. Five provisioning strategies emerge, from</w:t>
+      </w:r>
+      <w:r>
+        <w:t xml:space="preserve"> </w:t>
+      </w:r>
+      <w:r>
+        <w:t xml:space="preserve">“mass-retail captives”</w:t>
+      </w:r>
+      <w:r>
+        <w:t xml:space="preserve"> </w:t>
+      </w:r>
+      <w:r>
+        <w:t xml:space="preserve">to</w:t>
+      </w:r>
+      <w:r>
+        <w:t xml:space="preserve"> </w:t>
+      </w:r>
+      <w:r>
+        <w:t xml:space="preserve">“intensive multichannel”</w:t>
+      </w:r>
+      <w:r>
+        <w:t xml:space="preserve"> </w:t>
+      </w:r>
+      <w:r>
+        <w:t xml:space="preserve">households. Direct purchasing is otherwise weakly determined by socio-demographic profile — it cuts across social categories — the only clear gradient being education rather than occupational category. The growth lever is therefore not to recruit new buyers, already largely achieved, but to turn trial into habit. The article’s originality lies in reading direct-purchasing practices through the consumer’s channel portfolio (cross-shopping) and in a segmentation grounded in actual budget allocation rather than stated attitudes.</w:t>
       </w:r>
     </w:p>
     <w:p>
